--- a/docs/Bao-cao-ban-giao-May-VSTEP.docx
+++ b/docs/Bao-cao-ban-giao-May-VSTEP.docx
@@ -113,7 +113,7 @@
                 <w:color w:val="C93B72"/>
                 <w:sz w:val="18"/>
               </w:rPr>
-              <w:t>Ngày chốt</w:t>
+              <w:t>Ngày cập nhật</w:t>
             </w:r>
           </w:p>
         </w:tc>
@@ -139,7 +139,7 @@
                 <w:color w:val="211D20"/>
                 <w:sz w:val="18"/>
               </w:rPr>
-              <w:t>12/09/2026</w:t>
+              <w:t>13/09/2026</w:t>
             </w:r>
           </w:p>
         </w:tc>
@@ -193,7 +193,7 @@
                 <w:color w:val="211D20"/>
                 <w:sz w:val="18"/>
               </w:rPr>
-              <w:t>Kiểm định production Reading và Listening 12/09/2026</w:t>
+              <w:t>Release candidate Reading và Listening 13/09/2026</w:t>
             </w:r>
           </w:p>
         </w:tc>
@@ -443,7 +443,7 @@
           <w:color w:val="211D20"/>
           <w:sz w:val="22"/>
         </w:rPr>
-        <w:t>Bản code hiện đủ để Gùa pilot hằng ngày trên URL HTTPS hoặc local, Supabase thật đã kết nối và toàn bộ pipeline kiểm tra đang đạt. Reading và Listening có phản hồi theo dạng câu cùng độ chắc chắn; transcript chỉ mở sau khi nộp. Lịch sử và đề đang làm được khóa theo đúng phiên bản học liệu. Bộ kiểm thử production gồm 53 unit test và 40 E2E trên Chromium, Firefox và WebKit. Migration gia cố quyền ghi cloud đã qua preflight nhưng còn chờ áp dụng trên production. Các điều kiện còn thiếu để nghiệm thu vận hành là đăng nhập và đồng bộ trên bản host, micro và thiết bị thật, thử đồng bộ hai thiết bị cùng thẩm định học liệu bởi giáo viên VSTEP.</w:t>
+        <w:t>Bản code hiện đủ để Gùa pilot hằng ngày trên URL HTTPS hoặc local. Reading và Listening có phản hồi theo dạng câu cùng độ chắc chắn; transcript chỉ mở sau khi nộp. Lịch sử tương thích được nâng cấp sang snapshot; lịch ôn tách theo phiên bản; đề đang làm khóa cả học liệu và cấu trúc phần thi. Bộ kiểm thử production gồm 57 unit test và 40 E2E trên Chromium, Firefox và WebKit. Migration gia cố quyền ghi cloud đã áp dụng và hậu kiểm thành công trên Supabase production. Các điều kiện còn thiếu để nghiệm thu vận hành là đăng nhập và đồng bộ trên bản host, micro và thiết bị thật, thử đồng bộ hai thiết bị, cổng phát hành chờ CI cùng thẩm định học liệu bởi giáo viên VSTEP.</w:t>
       </w:r>
     </w:p>
     <w:p>
@@ -630,17 +630,23 @@
           <w:color w:val="211D20"/>
           <w:sz w:val="20"/>
         </w:rPr>
-        <w:t>Mây hiện là một ứng dụng luyện VSTEP cá nhân có kế hoạch học theo ngày, thư viện luyện bốn kỹ năng, hai chế độ thi có giờ, từ vựng, ôn lỗi sai, lịch sử tiến bộ, ghi âm, sao lưu và đồng bộ Supabase thủ công. Reading và Listening đã có phản hồi theo dạng câu và độ chắc chắn; phần thi có giờ cảnh báo câu bỏ trống và chỉ mở transcript Listening sau khi hoàn thành. Mỗi lượt học và đề đang làm lưu bản chụp học liệu có phiên bản, nên kết quả cũ không đổi khi ngân hàng câu hỏi được chỉnh sửa. Giao diện đã được kiểm thử tự động ở viewport máy tính và điện thoại, dùng tone hồng pastel, tối ưu cho tiếng Việt và cá nhân hóa cho Gùa. Bản build, GitHub Actions và smoke test trên URL HTTPS pilot đã đạt; luồng Reading và Listening trọng yếu cũng đạt trên Chromium, Firefox và WebKit. Chưa có nghiệm thu trên iOS hoặc Android thật.</w:t>
-      </w:r>
-    </w:p>
-    <w:p>
+        <w:t xml:space="preserve">Mây hiện là một ứng dụng luyện VSTEP cá nhân có kế hoạch học theo ngày, thư viện luyện bốn kỹ năng, hai chế độ thi có giờ, từ vựng, ôn lỗi sai, lịch sử tiến bộ, ghi âm, sao lưu và đồng bộ Supabase thủ công. Reading và Listening đã có phản hồi theo dạng câu và độ chắc chắn; phần thi có giờ cảnh báo câu bỏ trống và chỉ mở transcript Listening sau khi hoàn thành. Mỗi lượt học và đề đang làm lưu bản chụp học liệu có phiên bản, nên kết quả cũ không đổi khi ngân hàng câu hỏi được chỉnh sửa. Giao diện đã được kiểm thử tự động ở viewport máy tính và điện thoại, dùng tone hồng pastel, tối ưu cho tiếng Việt và cá nhân hóa cho Gùa. Baseline bàn giao </w:t>
+      </w:r>
+      <w:r>
+        <w:rPr>
+          <w:rFonts w:ascii="Consolas" w:hAnsi="Consolas" w:eastAsia="Consolas"/>
+          <w:color w:val="4A3B42"/>
+          <w:sz w:val="19"/>
+        </w:rPr>
+        <w:t>2ccbea8</w:t>
+      </w:r>
       <w:r>
         <w:rPr>
           <w:rFonts w:ascii="Arial" w:hAnsi="Arial" w:eastAsia="Arial"/>
           <w:color w:val="211D20"/>
           <w:sz w:val="20"/>
         </w:rPr>
-        <w:t>Sản phẩm đủ để Gùa pilot hằng ngày trên bản HTTPS hoặc local nhằm thu thập phản hồi thực tế. Chưa nên mô tả đây là hệ luyện thi VSTEP toàn diện đã được kiểm định hoặc đã nghiệm thu vận hành. Nội dung đang là nội dung tự biên soạn, mới có một đề đủ cấu trúc, bài Nghe dùng giọng tổng hợp và bài Viết hoặc Nói chưa có chấm điểm từ giáo viên hoặc AI. Bản host chưa được kiểm thử đăng nhập và đồng bộ bằng tài khoản thật, micro hoặc thiết bị thật của người học.</w:t>
+        <w:t xml:space="preserve"> đã qua GitHub Actions và smoke HTTPS; release candidate mới đã đạt toàn bộ cổng local với 57 unit và 40 E2E trên Chromium, Firefox và WebKit. Chưa có nghiệm thu trên iOS hoặc Android thật.</w:t>
       </w:r>
     </w:p>
     <w:p>
@@ -650,7 +656,17 @@
           <w:color w:val="211D20"/>
           <w:sz w:val="20"/>
         </w:rPr>
-        <w:t>Các hạng mục kỹ thuật P0 về lịch sử học liệu, kiểm tra payload cloud, timeout mạng, backup khi lỗi và smoke test sau triển khai đã hoàn thành trong mã nguồn. Migration gia cố quyền ghi Supabase đã qua kiểm thử và preflight dữ liệu thật nhưng còn chờ chạy trên production. Nghiệm thu thiết bị thật, thẩm định học liệu, đánh giá đầu vào và phản hồi Viết hoặc Nói vẫn đang mở và được liệt kê tại Mục 12.</w:t>
+        <w:t>Sản phẩm đủ để Gùa pilot hằng ngày trên bản HTTPS hoặc local nhằm thu thập phản hồi thực tế. Chưa nên mô tả đây là hệ luyện thi VSTEP toàn diện đã được kiểm định hoặc đã nghiệm thu vận hành. Nội dung đang là nội dung tự biên soạn, mới có một đề đủ cấu trúc, bài Nghe dùng giọng tổng hợp và bài Viết hoặc Nói chưa có chấm điểm từ giáo viên hoặc AI. Bản host chưa được kiểm thử đăng nhập và đồng bộ bằng tài khoản thật, micro hoặc thiết bị thật của người học.</w:t>
+      </w:r>
+    </w:p>
+    <w:p>
+      <w:r>
+        <w:rPr>
+          <w:rFonts w:ascii="Arial" w:hAnsi="Arial" w:eastAsia="Arial"/>
+          <w:color w:val="211D20"/>
+          <w:sz w:val="20"/>
+        </w:rPr>
+        <w:t>Các hạng mục kỹ thuật P0 về lịch sử học liệu, kiểm tra payload cloud, timeout mạng, backup khi lỗi và smoke test sau triển khai đã hoàn thành trong mã nguồn. Migration gia cố quyền ghi Supabase đã áp dụng và hậu kiểm thành công trên production ngày 13/09/2026. Nghiệm thu thiết bị thật, cổng bắt buộc chờ CI trước deploy, thẩm định học liệu, đánh giá đầu vào và phản hồi Viết hoặc Nói vẫn đang mở và được liệt kê tại Mục 12.</w:t>
       </w:r>
     </w:p>
     <w:p>
@@ -3614,7 +3630,7 @@
           <w:color w:val="211D20"/>
           <w:sz w:val="20"/>
         </w:rPr>
-        <w:t xml:space="preserve">; dữ liệu cũ không có snapshot vẫn đọc được bằng nội dung phiên bản 1 để giữ tương thích. </w:t>
+        <w:t xml:space="preserve">; dữ liệu cũ tương thích được nâng cấp sang snapshot phiên bản 1 khi đọc hoặc nhập. Phiên thi mới giữ cả snapshot bài lẫn cấu trúc từng phần; lịch ôn lỗi dùng khóa theo bài và version. </w:t>
       </w:r>
       <w:r>
         <w:rPr>
@@ -3882,7 +3898,71 @@
           <w:color w:val="211D20"/>
           <w:sz w:val="20"/>
         </w:rPr>
-        <w:t xml:space="preserve"> cùng rollback đã sẵn sàng và đạt kiểm thử PGlite; chưa chạy trên dự án production tại thời điểm chốt báo cáo.</w:t>
+        <w:t xml:space="preserve"> đã chạy trong transaction trên production ngày 13/09/2026. Hậu kiểm trả </w:t>
+      </w:r>
+      <w:r>
+        <w:rPr>
+          <w:rFonts w:ascii="Consolas" w:hAnsi="Consolas" w:eastAsia="Consolas"/>
+          <w:color w:val="4A3B42"/>
+          <w:sz w:val="19"/>
+        </w:rPr>
+        <w:t>migration_applied=true</w:t>
+      </w:r>
+      <w:r>
+        <w:rPr>
+          <w:rFonts w:ascii="Arial" w:hAnsi="Arial" w:eastAsia="Arial"/>
+          <w:color w:val="211D20"/>
+          <w:sz w:val="20"/>
+        </w:rPr>
+        <w:t xml:space="preserve">, </w:t>
+      </w:r>
+      <w:r>
+        <w:rPr>
+          <w:rFonts w:ascii="Consolas" w:hAnsi="Consolas" w:eastAsia="Consolas"/>
+          <w:color w:val="4A3B42"/>
+          <w:sz w:val="19"/>
+        </w:rPr>
+        <w:t>direct_update_allowed=false</w:t>
+      </w:r>
+      <w:r>
+        <w:rPr>
+          <w:rFonts w:ascii="Arial" w:hAnsi="Arial" w:eastAsia="Arial"/>
+          <w:color w:val="211D20"/>
+          <w:sz w:val="20"/>
+        </w:rPr>
+        <w:t xml:space="preserve">, </w:t>
+      </w:r>
+      <w:r>
+        <w:rPr>
+          <w:rFonts w:ascii="Consolas" w:hAnsi="Consolas" w:eastAsia="Consolas"/>
+          <w:color w:val="4A3B42"/>
+          <w:sz w:val="19"/>
+        </w:rPr>
+        <w:t>write_policies=0</w:t>
+      </w:r>
+      <w:r>
+        <w:rPr>
+          <w:rFonts w:ascii="Arial" w:hAnsi="Arial" w:eastAsia="Arial"/>
+          <w:color w:val="211D20"/>
+          <w:sz w:val="20"/>
+        </w:rPr>
+        <w:t xml:space="preserve">, </w:t>
+      </w:r>
+      <w:r>
+        <w:rPr>
+          <w:rFonts w:ascii="Consolas" w:hAnsi="Consolas" w:eastAsia="Consolas"/>
+          <w:color w:val="4A3B42"/>
+          <w:sz w:val="19"/>
+        </w:rPr>
+        <w:t>rpc_security_definer=true</w:t>
+      </w:r>
+      <w:r>
+        <w:rPr>
+          <w:rFonts w:ascii="Arial" w:hAnsi="Arial" w:eastAsia="Arial"/>
+          <w:color w:val="211D20"/>
+          <w:sz w:val="20"/>
+        </w:rPr>
+        <w:t xml:space="preserve"> và giữ nguyên một snapshot.</w:t>
       </w:r>
     </w:p>
     <w:p>
@@ -4516,7 +4596,7 @@
                 <w:color w:val="211D20"/>
                 <w:sz w:val="16"/>
               </w:rPr>
-              <w:t>53/53 đạt</w:t>
+              <w:t>57/57 đạt</w:t>
             </w:r>
           </w:p>
         </w:tc>
@@ -4932,7 +5012,7 @@
                 <w:color w:val="211D20"/>
                 <w:sz w:val="16"/>
               </w:rPr>
-              <w:t>Đạt</w:t>
+              <w:t>Đạt ở baseline</w:t>
             </w:r>
           </w:p>
         </w:tc>
@@ -4966,7 +5046,7 @@
                 <w:color w:val="4A3B42"/>
                 <w:sz w:val="15"/>
               </w:rPr>
-              <w:t>34687798626</w:t>
+              <w:t>34688471036</w:t>
             </w:r>
             <w:r>
               <w:rPr>
@@ -4982,7 +5062,7 @@
                 <w:color w:val="4A3B42"/>
                 <w:sz w:val="15"/>
               </w:rPr>
-              <w:t>f43fc23</w:t>
+              <w:t>2ccbea8</w:t>
             </w:r>
             <w:r>
               <w:rPr>
@@ -4990,7 +5070,7 @@
                 <w:color w:val="211D20"/>
                 <w:sz w:val="16"/>
               </w:rPr>
-              <w:t>; đã chạy Chromium, Firefox và WebKit</w:t>
+              <w:t>; release candidate chờ CI sau khi push</w:t>
             </w:r>
           </w:p>
         </w:tc>
@@ -7422,7 +7502,7 @@
           <w:color w:val="211D20"/>
           <w:sz w:val="20"/>
         </w:rPr>
-        <w:t>Áp dụng migration gia cố Supabase.</w:t>
+        <w:t>Hoàn tất nghiệm thu bản HTTPS.</w:t>
       </w:r>
       <w:r>
         <w:rPr>
@@ -7430,7 +7510,7 @@
           <w:color w:val="211D20"/>
           <w:sz w:val="20"/>
         </w:rPr>
-        <w:t xml:space="preserve"> Chạy migration 002 đã preflight, sau đó kiểm tra đọc snapshot, lưu revision mới và từ chối ghi trực tiếp.</w:t>
+        <w:t xml:space="preserve"> Vercel pilot, biến môi trường, headers, 404, font và smoke tự động đã kiểm tra. Còn đăng nhập và đồng bộ bằng tài khoản thật, micro và kiểm tra bundle không chứa secret ngoài publishable key.</w:t>
       </w:r>
     </w:p>
     <w:p>
@@ -7453,7 +7533,7 @@
           <w:color w:val="211D20"/>
           <w:sz w:val="20"/>
         </w:rPr>
-        <w:t>Hoàn tất nghiệm thu bản HTTPS.</w:t>
+        <w:t>Nghiệm thu trên thiết bị của Gùa.</w:t>
       </w:r>
       <w:r>
         <w:rPr>
@@ -7461,7 +7541,7 @@
           <w:color w:val="211D20"/>
           <w:sz w:val="20"/>
         </w:rPr>
-        <w:t xml:space="preserve"> Vercel pilot, biến môi trường, headers, 404, font và smoke tự động đã kiểm tra. Còn đăng nhập và đồng bộ bằng tài khoản thật, micro và kiểm tra bundle không chứa secret ngoài publishable key.</w:t>
+        <w:t xml:space="preserve"> Thử iPhone hoặc Safari hay Android hoặc Chrome thực tế, máy tính chính, tai nghe, micro, speech synthesis, reload giữa bài và màn hình tắt. Tiêu chí đạt là hoàn thành một bài Nói, một bài Nghe, một mini exam và tải lại không mất dữ liệu.</w:t>
       </w:r>
     </w:p>
     <w:p>
@@ -7484,7 +7564,7 @@
           <w:color w:val="211D20"/>
           <w:sz w:val="20"/>
         </w:rPr>
-        <w:t>Nghiệm thu trên thiết bị của Gùa.</w:t>
+        <w:t>Kiểm thử đồng bộ hai thiết bị.</w:t>
       </w:r>
       <w:r>
         <w:rPr>
@@ -7492,7 +7572,7 @@
           <w:color w:val="211D20"/>
           <w:sz w:val="20"/>
         </w:rPr>
-        <w:t xml:space="preserve"> Thử iPhone hoặc Safari hay Android hoặc Chrome thực tế, máy tính chính, tai nghe, micro, speech synthesis, reload giữa bài và màn hình tắt. Tiêu chí đạt là hoàn thành một bài Nói, một bài Nghe, một mini exam và tải lại không mất dữ liệu.</w:t>
+        <w:t xml:space="preserve"> Lưu từ thiết bị A, tải ở B, học thêm ở B, lưu lại và tải về A. Cố tình tạo conflict để xác nhận thông báo và quy trình backup dễ hiểu.</w:t>
       </w:r>
     </w:p>
     <w:p>
@@ -7507,37 +7587,6 @@
           <w:sz w:val="20"/>
         </w:rPr>
         <w:t xml:space="preserve">4. </w:t>
-      </w:r>
-      <w:r>
-        <w:rPr>
-          <w:rFonts w:ascii="Arial" w:hAnsi="Arial" w:eastAsia="Arial"/>
-          <w:b/>
-          <w:color w:val="211D20"/>
-          <w:sz w:val="20"/>
-        </w:rPr>
-        <w:t>Kiểm thử đồng bộ hai thiết bị.</w:t>
-      </w:r>
-      <w:r>
-        <w:rPr>
-          <w:rFonts w:ascii="Arial" w:hAnsi="Arial" w:eastAsia="Arial"/>
-          <w:color w:val="211D20"/>
-          <w:sz w:val="20"/>
-        </w:rPr>
-        <w:t xml:space="preserve"> Lưu từ thiết bị A, tải ở B, học thêm ở B, lưu lại và tải về A. Cố tình tạo conflict để xác nhận thông báo và quy trình backup dễ hiểu.</w:t>
-      </w:r>
-    </w:p>
-    <w:p>
-      <w:pPr>
-        <w:spacing w:after="80"/>
-        <w:ind w:left="351" w:hanging="238"/>
-      </w:pPr>
-      <w:r>
-        <w:rPr>
-          <w:rFonts w:ascii="Arial" w:hAnsi="Arial" w:eastAsia="Arial"/>
-          <w:color w:val="211D20"/>
-          <w:sz w:val="20"/>
-        </w:rPr>
-        <w:t xml:space="preserve">5. </w:t>
       </w:r>
       <w:r>
         <w:rPr>
@@ -9165,7 +9214,7 @@
           <w:color w:val="211D20"/>
           <w:sz w:val="20"/>
         </w:rPr>
-        <w:t>[ ] Migration gia cố 002 đã preflight nhưng chưa áp dụng trên production.</w:t>
+        <w:t>[x] Migration gia cố 002 đã áp dụng và hậu kiểm trên production.</w:t>
       </w:r>
     </w:p>
     <w:p>

--- a/docs/Bao-cao-ban-giao-May-VSTEP.docx
+++ b/docs/Bao-cao-ban-giao-May-VSTEP.docx
@@ -193,7 +193,7 @@
                 <w:color w:val="211D20"/>
                 <w:sz w:val="18"/>
               </w:rPr>
-              <w:t>Release candidate Reading và Listening 13/09/2026</w:t>
+              <w:t>Release Reading và Listening 6cdbbfe</w:t>
             </w:r>
           </w:p>
         </w:tc>
@@ -630,7 +630,7 @@
           <w:color w:val="211D20"/>
           <w:sz w:val="20"/>
         </w:rPr>
-        <w:t xml:space="preserve">Mây hiện là một ứng dụng luyện VSTEP cá nhân có kế hoạch học theo ngày, thư viện luyện bốn kỹ năng, hai chế độ thi có giờ, từ vựng, ôn lỗi sai, lịch sử tiến bộ, ghi âm, sao lưu và đồng bộ Supabase thủ công. Reading và Listening đã có phản hồi theo dạng câu và độ chắc chắn; phần thi có giờ cảnh báo câu bỏ trống và chỉ mở transcript Listening sau khi hoàn thành. Mỗi lượt học và đề đang làm lưu bản chụp học liệu có phiên bản, nên kết quả cũ không đổi khi ngân hàng câu hỏi được chỉnh sửa. Giao diện đã được kiểm thử tự động ở viewport máy tính và điện thoại, dùng tone hồng pastel, tối ưu cho tiếng Việt và cá nhân hóa cho Gùa. Baseline bàn giao </w:t>
+        <w:t xml:space="preserve">Mây hiện là một ứng dụng luyện VSTEP cá nhân có kế hoạch học theo ngày, thư viện luyện bốn kỹ năng, hai chế độ thi có giờ, từ vựng, ôn lỗi sai, lịch sử tiến bộ, ghi âm, sao lưu và đồng bộ Supabase thủ công. Reading và Listening đã có phản hồi theo dạng câu và độ chắc chắn; phần thi có giờ cảnh báo câu bỏ trống và chỉ mở transcript Listening sau khi hoàn thành. Mỗi lượt học và đề đang làm lưu bản chụp học liệu có phiên bản, nên kết quả cũ không đổi khi ngân hàng câu hỏi được chỉnh sửa. Giao diện đã được kiểm thử tự động ở viewport máy tính và điện thoại, dùng tone hồng pastel, tối ưu cho tiếng Việt và cá nhân hóa cho Gùa. Release </w:t>
       </w:r>
       <w:r>
         <w:rPr>
@@ -638,7 +638,7 @@
           <w:color w:val="4A3B42"/>
           <w:sz w:val="19"/>
         </w:rPr>
-        <w:t>2ccbea8</w:t>
+        <w:t>6cdbbfe</w:t>
       </w:r>
       <w:r>
         <w:rPr>
@@ -646,7 +646,7 @@
           <w:color w:val="211D20"/>
           <w:sz w:val="20"/>
         </w:rPr>
-        <w:t xml:space="preserve"> đã qua GitHub Actions và smoke HTTPS; release candidate mới đã đạt toàn bộ cổng local với 57 unit và 40 E2E trên Chromium, Firefox và WebKit. Chưa có nghiệm thu trên iOS hoặc Android thật.</w:t>
+        <w:t xml:space="preserve"> đã qua GitHub Actions và smoke HTTPS với 57 unit và 40 E2E trên Chromium, Firefox và WebKit. Chưa có nghiệm thu trên iOS hoặc Android thật.</w:t>
       </w:r>
     </w:p>
     <w:p>
@@ -4955,7 +4955,7 @@
                 <w:color w:val="211D20"/>
                 <w:sz w:val="16"/>
               </w:rPr>
-              <w:t xml:space="preserve"> ngày 12/09/2026</w:t>
+              <w:t xml:space="preserve"> ngày 13/09/2026</w:t>
             </w:r>
           </w:p>
         </w:tc>
@@ -5012,7 +5012,7 @@
                 <w:color w:val="211D20"/>
                 <w:sz w:val="16"/>
               </w:rPr>
-              <w:t>Đạt ở baseline</w:t>
+              <w:t>Đạt</w:t>
             </w:r>
           </w:p>
         </w:tc>
@@ -5046,7 +5046,7 @@
                 <w:color w:val="4A3B42"/>
                 <w:sz w:val="15"/>
               </w:rPr>
-              <w:t>34688471036</w:t>
+              <w:t>34733331145</w:t>
             </w:r>
             <w:r>
               <w:rPr>
@@ -5054,7 +5054,7 @@
                 <w:color w:val="211D20"/>
                 <w:sz w:val="16"/>
               </w:rPr>
-              <w:t xml:space="preserve"> cho commit </w:t>
+              <w:t xml:space="preserve"> cho release </w:t>
             </w:r>
             <w:r>
               <w:rPr>
@@ -5062,7 +5062,7 @@
                 <w:color w:val="4A3B42"/>
                 <w:sz w:val="15"/>
               </w:rPr>
-              <w:t>2ccbea8</w:t>
+              <w:t>6cdbbfe</w:t>
             </w:r>
             <w:r>
               <w:rPr>
@@ -5070,7 +5070,23 @@
                 <w:color w:val="211D20"/>
                 <w:sz w:val="16"/>
               </w:rPr>
-              <w:t>; release candidate chờ CI sau khi push</w:t>
+              <w:t xml:space="preserve">; smoke production run </w:t>
+            </w:r>
+            <w:r>
+              <w:rPr>
+                <w:rFonts w:ascii="Consolas" w:hAnsi="Consolas" w:eastAsia="Consolas"/>
+                <w:color w:val="4A3B42"/>
+                <w:sz w:val="15"/>
+              </w:rPr>
+              <w:t>34733348658</w:t>
+            </w:r>
+            <w:r>
+              <w:rPr>
+                <w:rFonts w:ascii="Arial" w:hAnsi="Arial" w:eastAsia="Arial"/>
+                <w:color w:val="211D20"/>
+                <w:sz w:val="16"/>
+              </w:rPr>
+              <w:t xml:space="preserve"> cũng đạt</w:t>
             </w:r>
           </w:p>
         </w:tc>
@@ -10184,6 +10200,61 @@
           </w:p>
         </w:tc>
       </w:tr>
+      <w:tr>
+        <w:trPr>
+          <w:cantSplit/>
+        </w:trPr>
+        <w:tc>
+          <w:tcPr>
+            <w:tcW w:type="dxa" w:w="3013"/>
+            <w:vAlign w:val="center"/>
+            <w:tcMar>
+              <w:top w:w="85" w:type="dxa"/>
+              <w:start w:w="120" w:type="dxa"/>
+              <w:bottom w:w="85" w:type="dxa"/>
+              <w:end w:w="120" w:type="dxa"/>
+            </w:tcMar>
+          </w:tcPr>
+          <w:p>
+            <w:pPr>
+              <w:spacing w:after="0" w:line="264" w:lineRule="auto"/>
+            </w:pPr>
+            <w:r>
+              <w:rPr>
+                <w:rFonts w:ascii="Consolas" w:hAnsi="Consolas" w:eastAsia="Consolas"/>
+                <w:color w:val="4A3B42"/>
+                <w:sz w:val="15"/>
+              </w:rPr>
+              <w:t>6cdbbfe</w:t>
+            </w:r>
+          </w:p>
+        </w:tc>
+        <w:tc>
+          <w:tcPr>
+            <w:tcW w:type="dxa" w:w="6707"/>
+            <w:vAlign w:val="center"/>
+            <w:tcMar>
+              <w:top w:w="85" w:type="dxa"/>
+              <w:start w:w="120" w:type="dxa"/>
+              <w:bottom w:w="85" w:type="dxa"/>
+              <w:end w:w="120" w:type="dxa"/>
+            </w:tcMar>
+          </w:tcPr>
+          <w:p>
+            <w:pPr>
+              <w:spacing w:after="0" w:line="264" w:lineRule="auto"/>
+            </w:pPr>
+            <w:r>
+              <w:rPr>
+                <w:rFonts w:ascii="Arial" w:hAnsi="Arial" w:eastAsia="Arial"/>
+                <w:color w:val="211D20"/>
+                <w:sz w:val="16"/>
+              </w:rPr>
+              <w:t>Khép versioning legacy, cấu trúc đề, validation snapshot và smoke đối chiếu SHA</w:t>
+            </w:r>
+          </w:p>
+        </w:tc>
+      </w:tr>
     </w:tbl>
     <w:p>
       <w:pPr>

--- a/docs/Bao-cao-ban-giao-May-VSTEP.docx
+++ b/docs/Bao-cao-ban-giao-May-VSTEP.docx
@@ -139,7 +139,7 @@
                 <w:color w:val="211D20"/>
                 <w:sz w:val="18"/>
               </w:rPr>
-              <w:t>13/09/2026</w:t>
+              <w:t>14/09/2026</w:t>
             </w:r>
           </w:p>
         </w:tc>
@@ -443,7 +443,7 @@
           <w:color w:val="211D20"/>
           <w:sz w:val="22"/>
         </w:rPr>
-        <w:t>Bản code hiện đủ để Gùa pilot hằng ngày trên URL HTTPS hoặc local. Reading và Listening có phản hồi theo dạng câu cùng độ chắc chắn; transcript chỉ mở sau khi nộp. Lịch sử tương thích được nâng cấp sang snapshot; lịch ôn tách theo phiên bản; đề đang làm khóa cả học liệu và cấu trúc phần thi. Bộ kiểm thử production gồm 57 unit test và 40 E2E trên Chromium, Firefox và WebKit. Migration gia cố quyền ghi cloud đã áp dụng và hậu kiểm thành công trên Supabase production. Các điều kiện còn thiếu để nghiệm thu vận hành là đăng nhập và đồng bộ trên bản host, micro và thiết bị thật, thử đồng bộ hai thiết bị, cổng phát hành chờ CI cùng thẩm định học liệu bởi giáo viên VSTEP.</w:t>
+        <w:t>Bản code hiện đủ để Gùa pilot hằng ngày trên URL HTTPS hoặc local. Reading và Listening có phản hồi theo dạng câu cùng độ chắc chắn; transcript chỉ mở sau khi nộp. Viết và Nói có bộ tiêu chí tự kiểm tra của Mây kèm gói in được để gửi người chấm; đây không phải thang chấm của hội đồng thi. Phòng thi có hai đề đủ cấu trúc độc lập nên đo lại được sau một giai đoạn học. App mở lại được khi mất mạng, và mỗi bài học hiện rõ chưa qua thẩm định của giáo viên. Bộ kiểm thử production gồm 127 unit test và 52 E2E trên Chromium, Firefox và WebKit, build 86 route và axe trên 14 màn. Migration gia cố quyền ghi cloud đã áp dụng và hậu kiểm thành công trên Supabase production. Các điều kiện còn thiếu để nghiệm thu vận hành là đăng nhập và đồng bộ trên bản host, micro và thiết bị thật, thử đồng bộ hai thiết bị, cổng phát hành chờ CI cùng thẩm định học liệu bởi giáo viên VSTEP.</w:t>
       </w:r>
     </w:p>
     <w:p>
@@ -630,7 +630,7 @@
           <w:color w:val="211D20"/>
           <w:sz w:val="20"/>
         </w:rPr>
-        <w:t xml:space="preserve">Mây hiện là một ứng dụng luyện VSTEP cá nhân có kế hoạch học theo ngày, thư viện luyện bốn kỹ năng, hai chế độ thi có giờ, từ vựng, ôn lỗi sai, lịch sử tiến bộ, ghi âm, sao lưu và đồng bộ Supabase thủ công. Reading và Listening đã có phản hồi theo dạng câu và độ chắc chắn; phần thi có giờ cảnh báo câu bỏ trống và chỉ mở transcript Listening sau khi hoàn thành. Mỗi lượt học và đề đang làm lưu bản chụp học liệu có phiên bản, nên kết quả cũ không đổi khi ngân hàng câu hỏi được chỉnh sửa. Giao diện đã được kiểm thử tự động ở viewport máy tính và điện thoại, dùng tone hồng pastel, tối ưu cho tiếng Việt và cá nhân hóa cho Gùa. Release </w:t>
+        <w:t xml:space="preserve">Mây hiện là một ứng dụng luyện VSTEP cá nhân có kế hoạch học theo ngày, thư viện luyện bốn kỹ năng, một buổi thi rút gọn và hai đề đủ cấu trúc độc lập, từ vựng, ôn lỗi sai, lịch sử tiến bộ, ghi âm, sao lưu và đồng bộ Supabase thủ công. Reading và Listening đã có phản hồi theo dạng câu và độ chắc chắn; phần thi có giờ cảnh báo câu bỏ trống và chỉ mở transcript Listening sau khi hoàn thành. Mỗi lượt học và đề đang làm lưu bản chụp học liệu có phiên bản, nên kết quả cũ không đổi khi ngân hàng câu hỏi được chỉnh sửa. Giao diện đã được kiểm thử tự động ở viewport máy tính và điện thoại, dùng tone hồng pastel, tối ưu cho tiếng Việt và cá nhân hóa cho Gùa. Release </w:t>
       </w:r>
       <w:r>
         <w:rPr>
@@ -646,7 +646,23 @@
           <w:color w:val="211D20"/>
           <w:sz w:val="20"/>
         </w:rPr>
-        <w:t xml:space="preserve"> đã qua GitHub Actions và smoke HTTPS với 57 unit và 40 E2E trên Chromium, Firefox và WebKit. Chưa có nghiệm thu trên iOS hoặc Android thật.</w:t>
+        <w:t xml:space="preserve"> đã qua GitHub Actions và smoke HTTPS với 57 unit và 40 E2E trên Chromium, Firefox và WebKit; release </w:t>
+      </w:r>
+      <w:r>
+        <w:rPr>
+          <w:rFonts w:ascii="Consolas" w:hAnsi="Consolas" w:eastAsia="Consolas"/>
+          <w:color w:val="4A3B42"/>
+          <w:sz w:val="19"/>
+        </w:rPr>
+        <w:t>32422fa</w:t>
+      </w:r>
+      <w:r>
+        <w:rPr>
+          <w:rFonts w:ascii="Arial" w:hAnsi="Arial" w:eastAsia="Arial"/>
+          <w:color w:val="211D20"/>
+          <w:sz w:val="20"/>
+        </w:rPr>
+        <w:t xml:space="preserve"> đạt 81 unit và 44 E2E. Nhánh chính sau sáu đợt của kế hoạch 14/09 đạt 127 unit và 52 E2E trên cùng ba engine. Chưa có nghiệm thu trên iOS hoặc Android thật.</w:t>
       </w:r>
     </w:p>
     <w:p>
@@ -1894,7 +1910,7 @@
           <w:color w:val="211D20"/>
           <w:sz w:val="20"/>
         </w:rPr>
-        <w:t>14 bài luyện ngắn gồm 4 bài Đọc, 4 bài Nghe, 3 bài Viết và 3 bài Nói.</w:t>
+        <w:t>30 bài luyện ngắn gồm 12 bài Đọc, 12 bài Nghe, 3 bài Viết và 3 bài Nói.</w:t>
       </w:r>
     </w:p>
     <w:p>
@@ -1920,7 +1936,7 @@
           <w:color w:val="211D20"/>
           <w:sz w:val="20"/>
         </w:rPr>
-        <w:t>Bài Viết có đề, giới hạn thời gian gợi ý, đếm từ, nháp tự lưu, checklist tự đánh giá và bài mẫu.</w:t>
+        <w:t>Bài Viết có đề, giới hạn thời gian gợi ý, đếm từ, nháp tự lưu, bộ tiêu chí tự kiểm tra ba mức (của Mây, không phải thang chấm hội đồng thi), bài mẫu để đối chiếu và gói in được để gửi người chấm.</w:t>
       </w:r>
     </w:p>
     <w:p>
@@ -1995,7 +2011,7 @@
           <w:color w:val="211D20"/>
           <w:sz w:val="20"/>
         </w:rPr>
-        <w:t>Chế độ đủ cấu trúc 172 phút:</w:t>
+        <w:t>Chế độ đủ cấu trúc 172 phút, hai đề độc lập:</w:t>
       </w:r>
       <w:r>
         <w:rPr>
@@ -2003,7 +2019,24 @@
           <w:color w:val="211D20"/>
           <w:sz w:val="20"/>
         </w:rPr>
-        <w:t xml:space="preserve"> Nghe 40 phút với 35 câu, Đọc 60 phút với 40 câu, Viết 60 phút với email và essay, Nói 12 phút với ba phần.</w:t>
+        <w:t xml:space="preserve"> Nghe 40 phút với 35 câu, Đọc 60 phút với 40 câu, Viết 60 phút với hai bài, Nói 12 phút với ba phần. Đề 01 mở rộng bốn bài Đọc của thư viện (câu hỏi là của riêng đề) và dùng lại phần Viết/Nói của thư viện; </w:t>
+      </w:r>
+      <w:r>
+        <w:rPr>
+          <w:rFonts w:ascii="Arial" w:hAnsi="Arial" w:eastAsia="Arial"/>
+          <w:b/>
+          <w:color w:val="211D20"/>
+          <w:sz w:val="20"/>
+        </w:rPr>
+        <w:t>đề 02 không dùng chung mã bài, mã câu, ngữ liệu hay đề bài nào</w:t>
+      </w:r>
+      <w:r>
+        <w:rPr>
+          <w:rFonts w:ascii="Arial" w:hAnsi="Arial" w:eastAsia="Arial"/>
+          <w:color w:val="211D20"/>
+          <w:sz w:val="20"/>
+        </w:rPr>
+        <w:t xml:space="preserve"> với đề 01 và thư viện, nên dùng được để đo lại sau một giai đoạn học.</w:t>
       </w:r>
     </w:p>
     <w:p>
@@ -2094,7 +2127,7 @@
           <w:color w:val="211D20"/>
           <w:sz w:val="20"/>
         </w:rPr>
-        <w:t>20 từ có IPA, nghĩa tiếng Việt, ví dụ và chủ đề.</w:t>
+        <w:t>20 từ có IPA, nghĩa tiếng Việt, ví dụ và chủ đề, cộng các thẻ người học tự thêm từ chính câu "từ vựng trong ngữ cảnh" đã làm sai (10 thẻ đã viết sẵn nghĩa tiếng Việt và IPA).</w:t>
       </w:r>
     </w:p>
     <w:p>
@@ -2147,6 +2180,75 @@
           <w:sz w:val="20"/>
         </w:rPr>
         <w:t>Người học phải chọn lại đáp án trước khi xem kết quả và giải thích.</w:t>
+      </w:r>
+    </w:p>
+    <w:p>
+      <w:pPr>
+        <w:pStyle w:val="Heading2"/>
+      </w:pPr>
+      <w:r>
+        <w:rPr>
+          <w:rFonts w:ascii="Arial" w:hAnsi="Arial" w:eastAsia="Arial"/>
+          <w:color w:val="000000"/>
+          <w:sz w:val="25"/>
+        </w:rPr>
+        <w:t>4.6b Hoạt động ngoại tuyến, nguồn gốc học liệu và báo lỗi</w:t>
+      </w:r>
+    </w:p>
+    <w:p>
+      <w:pPr>
+        <w:pStyle w:val="ListBullet"/>
+      </w:pPr>
+      <w:r>
+        <w:rPr>
+          <w:rFonts w:ascii="Arial" w:hAnsi="Arial" w:eastAsia="Arial"/>
+          <w:color w:val="211D20"/>
+          <w:sz w:val="20"/>
+        </w:rPr>
+        <w:t>Service worker viết tay cho phép mở lại app khi mất mạng; không lời gọi Supabase nào bị cache, và chỉ đăng ký ở bản production.</w:t>
+      </w:r>
+    </w:p>
+    <w:p>
+      <w:pPr>
+        <w:pStyle w:val="ListBullet"/>
+      </w:pPr>
+      <w:r>
+        <w:rPr>
+          <w:rFonts w:ascii="Arial" w:hAnsi="Arial" w:eastAsia="Arial"/>
+          <w:color w:val="211D20"/>
+          <w:sz w:val="20"/>
+        </w:rPr>
+        <w:t xml:space="preserve">Mỗi bài học hiện người soạn và trạng thái thẩm định. Hiện tại </w:t>
+      </w:r>
+      <w:r>
+        <w:rPr>
+          <w:rFonts w:ascii="Arial" w:hAnsi="Arial" w:eastAsia="Arial"/>
+          <w:b/>
+          <w:color w:val="211D20"/>
+          <w:sz w:val="20"/>
+        </w:rPr>
+        <w:t>chưa bài nào qua thẩm định của giáo viên</w:t>
+      </w:r>
+      <w:r>
+        <w:rPr>
+          <w:rFonts w:ascii="Arial" w:hAnsi="Arial" w:eastAsia="Arial"/>
+          <w:color w:val="211D20"/>
+          <w:sz w:val="20"/>
+        </w:rPr>
+        <w:t>; nhãn B1/B2 là định hướng biên soạn.</w:t>
+      </w:r>
+    </w:p>
+    <w:p>
+      <w:pPr>
+        <w:pStyle w:val="ListBullet"/>
+      </w:pPr>
+      <w:r>
+        <w:rPr>
+          <w:rFonts w:ascii="Arial" w:hAnsi="Arial" w:eastAsia="Arial"/>
+          <w:color w:val="211D20"/>
+          <w:sz w:val="20"/>
+        </w:rPr>
+        <w:t>Cài đặt có nút tải file báo lỗi gồm thông tin máy, số lượng dữ liệu và tối đa 10 lỗi gần nhất; file không chứa bài viết, bản nháp hay bản ghi âm.</w:t>
       </w:r>
     </w:p>
     <w:p>
@@ -4759,7 +4861,7 @@
                 <w:color w:val="211D20"/>
                 <w:sz w:val="16"/>
               </w:rPr>
-              <w:t>Đạt trên 13 màn</w:t>
+              <w:t>Đạt trên 14 màn</w:t>
             </w:r>
           </w:p>
         </w:tc>
@@ -4867,7 +4969,7 @@
                 <w:color w:val="211D20"/>
                 <w:sz w:val="16"/>
               </w:rPr>
-              <w:t>45 route tĩnh/SSG được sinh thành công, gồm web app manifest</w:t>
+              <w:t>86 route tĩnh/SSG được sinh thành công, gồm web app manifest</w:t>
             </w:r>
           </w:p>
         </w:tc>
@@ -10255,6 +10357,175 @@
           </w:p>
         </w:tc>
       </w:tr>
+      <w:tr>
+        <w:trPr>
+          <w:cantSplit/>
+        </w:trPr>
+        <w:tc>
+          <w:tcPr>
+            <w:tcW w:type="dxa" w:w="3013"/>
+            <w:vAlign w:val="center"/>
+            <w:tcMar>
+              <w:top w:w="85" w:type="dxa"/>
+              <w:start w:w="120" w:type="dxa"/>
+              <w:bottom w:w="85" w:type="dxa"/>
+              <w:end w:w="120" w:type="dxa"/>
+            </w:tcMar>
+            <w:shd w:fill="FAF7F8"/>
+          </w:tcPr>
+          <w:p>
+            <w:pPr>
+              <w:spacing w:after="0" w:line="264" w:lineRule="auto"/>
+            </w:pPr>
+            <w:r>
+              <w:rPr>
+                <w:rFonts w:ascii="Consolas" w:hAnsi="Consolas" w:eastAsia="Consolas"/>
+                <w:color w:val="4A3B42"/>
+                <w:sz w:val="15"/>
+              </w:rPr>
+              <w:t>cf12c02</w:t>
+            </w:r>
+          </w:p>
+        </w:tc>
+        <w:tc>
+          <w:tcPr>
+            <w:tcW w:type="dxa" w:w="6707"/>
+            <w:vAlign w:val="center"/>
+            <w:tcMar>
+              <w:top w:w="85" w:type="dxa"/>
+              <w:start w:w="120" w:type="dxa"/>
+              <w:bottom w:w="85" w:type="dxa"/>
+              <w:end w:w="120" w:type="dxa"/>
+            </w:tcMar>
+            <w:shd w:fill="FAF7F8"/>
+          </w:tcPr>
+          <w:p>
+            <w:pPr>
+              <w:spacing w:after="0" w:line="264" w:lineRule="auto"/>
+            </w:pPr>
+            <w:r>
+              <w:rPr>
+                <w:rFonts w:ascii="Arial" w:hAnsi="Arial" w:eastAsia="Arial"/>
+                <w:color w:val="211D20"/>
+                <w:sz w:val="16"/>
+              </w:rPr>
+              <w:t>Bỏ chu kỳ đoán được khỏi đáp án phần Đọc (F20)</w:t>
+            </w:r>
+          </w:p>
+        </w:tc>
+      </w:tr>
+      <w:tr>
+        <w:trPr>
+          <w:cantSplit/>
+        </w:trPr>
+        <w:tc>
+          <w:tcPr>
+            <w:tcW w:type="dxa" w:w="3013"/>
+            <w:vAlign w:val="center"/>
+            <w:tcMar>
+              <w:top w:w="85" w:type="dxa"/>
+              <w:start w:w="120" w:type="dxa"/>
+              <w:bottom w:w="85" w:type="dxa"/>
+              <w:end w:w="120" w:type="dxa"/>
+            </w:tcMar>
+          </w:tcPr>
+          <w:p>
+            <w:pPr>
+              <w:spacing w:after="0" w:line="264" w:lineRule="auto"/>
+            </w:pPr>
+            <w:r>
+              <w:rPr>
+                <w:rFonts w:ascii="Consolas" w:hAnsi="Consolas" w:eastAsia="Consolas"/>
+                <w:color w:val="4A3B42"/>
+                <w:sz w:val="15"/>
+              </w:rPr>
+              <w:t>4c3554a</w:t>
+            </w:r>
+          </w:p>
+        </w:tc>
+        <w:tc>
+          <w:tcPr>
+            <w:tcW w:type="dxa" w:w="6707"/>
+            <w:vAlign w:val="center"/>
+            <w:tcMar>
+              <w:top w:w="85" w:type="dxa"/>
+              <w:start w:w="120" w:type="dxa"/>
+              <w:bottom w:w="85" w:type="dxa"/>
+              <w:end w:w="120" w:type="dxa"/>
+            </w:tcMar>
+          </w:tcPr>
+          <w:p>
+            <w:pPr>
+              <w:spacing w:after="0" w:line="264" w:lineRule="auto"/>
+            </w:pPr>
+            <w:r>
+              <w:rPr>
+                <w:rFonts w:ascii="Arial" w:hAnsi="Arial" w:eastAsia="Arial"/>
+                <w:color w:val="211D20"/>
+                <w:sz w:val="16"/>
+              </w:rPr>
+              <w:t>Đóng F14–F19: đề có câu hỏi riêng, số liệu kỹ năng, hiệu năng, phần Nói không micro</w:t>
+            </w:r>
+          </w:p>
+        </w:tc>
+      </w:tr>
+      <w:tr>
+        <w:trPr>
+          <w:cantSplit/>
+        </w:trPr>
+        <w:tc>
+          <w:tcPr>
+            <w:tcW w:type="dxa" w:w="3013"/>
+            <w:vAlign w:val="center"/>
+            <w:tcMar>
+              <w:top w:w="85" w:type="dxa"/>
+              <w:start w:w="120" w:type="dxa"/>
+              <w:bottom w:w="85" w:type="dxa"/>
+              <w:end w:w="120" w:type="dxa"/>
+            </w:tcMar>
+            <w:shd w:fill="FAF7F8"/>
+          </w:tcPr>
+          <w:p>
+            <w:pPr>
+              <w:spacing w:after="0" w:line="264" w:lineRule="auto"/>
+            </w:pPr>
+            <w:r>
+              <w:rPr>
+                <w:rFonts w:ascii="Consolas" w:hAnsi="Consolas" w:eastAsia="Consolas"/>
+                <w:color w:val="4A3B42"/>
+                <w:sz w:val="15"/>
+              </w:rPr>
+              <w:t>32422fa</w:t>
+            </w:r>
+          </w:p>
+        </w:tc>
+        <w:tc>
+          <w:tcPr>
+            <w:tcW w:type="dxa" w:w="6707"/>
+            <w:vAlign w:val="center"/>
+            <w:tcMar>
+              <w:top w:w="85" w:type="dxa"/>
+              <w:start w:w="120" w:type="dxa"/>
+              <w:bottom w:w="85" w:type="dxa"/>
+              <w:end w:w="120" w:type="dxa"/>
+            </w:tcMar>
+            <w:shd w:fill="FAF7F8"/>
+          </w:tcPr>
+          <w:p>
+            <w:pPr>
+              <w:spacing w:after="0" w:line="264" w:lineRule="auto"/>
+            </w:pPr>
+            <w:r>
+              <w:rPr>
+                <w:rFonts w:ascii="Arial" w:hAnsi="Arial" w:eastAsia="Arial"/>
+                <w:color w:val="211D20"/>
+                <w:sz w:val="16"/>
+              </w:rPr>
+              <w:t>Ma trận dạng câu cho ngân hàng câu hỏi (F13)</w:t>
+            </w:r>
+          </w:p>
+        </w:tc>
+      </w:tr>
     </w:tbl>
     <w:p>
       <w:pPr>

--- a/docs/Bao-cao-ban-giao-May-VSTEP.docx
+++ b/docs/Bao-cao-ban-giao-May-VSTEP.docx
@@ -443,7 +443,7 @@
           <w:color w:val="211D20"/>
           <w:sz w:val="22"/>
         </w:rPr>
-        <w:t>Bản code hiện đủ để Gùa pilot hằng ngày trên URL HTTPS hoặc local. Reading và Listening có phản hồi theo dạng câu cùng độ chắc chắn; transcript chỉ mở sau khi nộp. Viết và Nói có bộ tiêu chí tự kiểm tra của Mây kèm gói in được để gửi người chấm; đây không phải thang chấm của hội đồng thi. Phòng thi có hai đề đủ cấu trúc độc lập nên đo lại được sau một giai đoạn học. App mở lại được khi mất mạng, và mỗi bài học hiện rõ chưa qua thẩm định của giáo viên. Bộ kiểm thử production gồm 127 unit test và 52 E2E trên Chromium, Firefox và WebKit, build 86 route và axe trên 14 màn. Migration gia cố quyền ghi cloud đã áp dụng và hậu kiểm thành công trên Supabase production. Các điều kiện còn thiếu để nghiệm thu vận hành là đăng nhập và đồng bộ trên bản host, micro và thiết bị thật, thử đồng bộ hai thiết bị, cổng phát hành chờ CI cùng thẩm định học liệu bởi giáo viên VSTEP.</w:t>
+        <w:t>Bản code hiện đủ để Gùa pilot hằng ngày trên URL HTTPS hoặc local. Reading và Listening có phản hồi theo dạng câu cùng độ chắc chắn; transcript chỉ mở sau khi nộp. Viết và Nói có bộ tiêu chí tự kiểm tra của Mây kèm gói in được để gửi người chấm; đây không phải thang chấm của hội đồng thi. Phòng thi có hai đề đủ cấu trúc độc lập nên đo lại được sau một giai đoạn học. App mở lại được khi mất mạng, và mỗi bài học hiện rõ chưa qua thẩm định của giáo viên. Bộ kiểm thử production gồm 139 unit test và 53 E2E trên Chromium, Firefox và WebKit, build 98 route và axe trên 14 màn. Migration gia cố quyền ghi cloud đã áp dụng và hậu kiểm thành công trên Supabase production. Các điều kiện còn thiếu để nghiệm thu vận hành là đăng nhập và đồng bộ trên bản host, micro và thiết bị thật, thử đồng bộ hai thiết bị, cổng phát hành chờ CI cùng thẩm định học liệu bởi giáo viên VSTEP.</w:t>
       </w:r>
     </w:p>
     <w:p>
@@ -662,7 +662,7 @@
           <w:color w:val="211D20"/>
           <w:sz w:val="20"/>
         </w:rPr>
-        <w:t xml:space="preserve"> đạt 81 unit và 44 E2E. Nhánh chính sau sáu đợt của kế hoạch 14/09 đạt 127 unit và 52 E2E trên cùng ba engine. Chưa có nghiệm thu trên iOS hoặc Android thật.</w:t>
+        <w:t xml:space="preserve"> đạt 81 unit và 44 E2E. Nhánh chính sau sáu đợt của kế hoạch 14/09 và hai đợt đầu của kế hoạch tiếp theo đạt 139 unit và 53 E2E trên cùng ba engine. Chưa có nghiệm thu trên iOS hoặc Android thật.</w:t>
       </w:r>
     </w:p>
     <w:p>

--- a/docs/Bao-cao-ban-giao-May-VSTEP.docx
+++ b/docs/Bao-cao-ban-giao-May-VSTEP.docx
@@ -443,7 +443,7 @@
           <w:color w:val="211D20"/>
           <w:sz w:val="22"/>
         </w:rPr>
-        <w:t>Bản code hiện đủ để Gùa pilot hằng ngày trên URL HTTPS hoặc local. Reading và Listening có phản hồi theo dạng câu cùng độ chắc chắn; transcript chỉ mở sau khi nộp. Viết và Nói có bộ tiêu chí tự kiểm tra của Mây kèm gói in được để gửi người chấm; đây không phải thang chấm của hội đồng thi. Phòng thi có hai đề đủ cấu trúc độc lập nên đo lại được sau một giai đoạn học. App mở lại được khi mất mạng, và mỗi bài học hiện rõ chưa qua thẩm định của giáo viên. Bộ kiểm thử production gồm 139 unit test và 53 E2E trên Chromium, Firefox và WebKit, build 98 route và axe trên 14 màn. Migration gia cố quyền ghi cloud đã áp dụng và hậu kiểm thành công trên Supabase production. Các điều kiện còn thiếu để nghiệm thu vận hành là đăng nhập và đồng bộ trên bản host, micro và thiết bị thật, thử đồng bộ hai thiết bị, cổng phát hành chờ CI cùng thẩm định học liệu bởi giáo viên VSTEP.</w:t>
+        <w:t>Bản code hiện đủ để Gùa pilot hằng ngày trên URL HTTPS hoặc local. Reading và Listening có phản hồi theo dạng câu cùng độ chắc chắn; transcript chỉ mở sau khi nộp. Viết và Nói có bộ tiêu chí tự kiểm tra của Mây kèm gói in được để gửi người chấm; đây không phải thang chấm của hội đồng thi. Phòng thi có hai đề đủ cấu trúc độc lập nên đo lại được sau một giai đoạn học. App mở lại được khi mất mạng, và mỗi bài học hiện rõ chưa qua thẩm định của giáo viên. Bộ kiểm thử production gồm 146 unit test và 54 E2E trên Chromium, Firefox và WebKit, build 98 route và axe trên 14 màn. Migration gia cố quyền ghi cloud đã áp dụng và hậu kiểm thành công trên Supabase production. Các điều kiện còn thiếu để nghiệm thu vận hành là đăng nhập và đồng bộ trên bản host, micro và thiết bị thật, thử đồng bộ hai thiết bị, cổng phát hành chờ CI cùng thẩm định học liệu bởi giáo viên VSTEP.</w:t>
       </w:r>
     </w:p>
     <w:p>
@@ -662,7 +662,7 @@
           <w:color w:val="211D20"/>
           <w:sz w:val="20"/>
         </w:rPr>
-        <w:t xml:space="preserve"> đạt 81 unit và 44 E2E. Nhánh chính sau sáu đợt của kế hoạch 14/09 và hai đợt đầu của kế hoạch tiếp theo đạt 139 unit và 53 E2E trên cùng ba engine. Chưa có nghiệm thu trên iOS hoặc Android thật.</w:t>
+        <w:t xml:space="preserve"> đạt 81 unit và 44 E2E. Nhánh chính sau sáu đợt của kế hoạch 14/09 và hai đợt đầu của kế hoạch tiếp theo đạt 146 unit và 54 E2E trên cùng ba engine. Chưa có nghiệm thu trên iOS hoặc Android thật.</w:t>
       </w:r>
     </w:p>
     <w:p>
@@ -1236,7 +1236,7 @@
                 <w:color w:val="211D20"/>
                 <w:sz w:val="16"/>
               </w:rPr>
-              <w:t>20 thẻ từ có phiên âm, nghĩa, ví dụ, phát âm và lịch ôn theo mức nhớ</w:t>
+              <w:t>68 thẻ từ có phiên âm, nghĩa, ví dụ, phát âm và lịch ôn theo mức nhớ; 48 thẻ trích đúng một câu trong bài Đọc/Nghe và chỉ vào vườn khi bài đó đã học</w:t>
             </w:r>
           </w:p>
         </w:tc>

--- a/docs/Bao-cao-ban-giao-May-VSTEP.docx
+++ b/docs/Bao-cao-ban-giao-May-VSTEP.docx
@@ -443,7 +443,7 @@
           <w:color w:val="211D20"/>
           <w:sz w:val="22"/>
         </w:rPr>
-        <w:t>Bản code hiện đủ để Gùa pilot hằng ngày trên URL HTTPS hoặc local. Reading và Listening có phản hồi theo dạng câu cùng độ chắc chắn; transcript chỉ mở sau khi nộp. Viết và Nói có bộ tiêu chí tự kiểm tra của Mây kèm gói in được để gửi người chấm; đây không phải thang chấm của hội đồng thi. Phòng thi có hai đề đủ cấu trúc độc lập nên đo lại được sau một giai đoạn học. App mở lại được khi mất mạng, và mỗi bài học hiện rõ chưa qua thẩm định của giáo viên. Bộ kiểm thử production gồm 146 unit test và 54 E2E trên Chromium, Firefox và WebKit, build 98 route và axe trên 14 màn. Migration gia cố quyền ghi cloud đã áp dụng và hậu kiểm thành công trên Supabase production. Các điều kiện còn thiếu để nghiệm thu vận hành là đăng nhập và đồng bộ trên bản host, micro và thiết bị thật, thử đồng bộ hai thiết bị, cổng phát hành chờ CI cùng thẩm định học liệu bởi giáo viên VSTEP.</w:t>
+        <w:t>Bản code hiện đủ để Gùa pilot hằng ngày trên URL HTTPS hoặc local. Reading và Listening có phản hồi theo dạng câu cùng độ chắc chắn; transcript chỉ mở sau khi nộp. Viết và Nói có bộ tiêu chí tự kiểm tra của Mây kèm gói in được để gửi người chấm; đây không phải thang chấm của hội đồng thi. Phòng thi có hai đề đủ cấu trúc độc lập nên đo lại được sau một giai đoạn học. App mở lại được khi mất mạng, và mỗi bài học hiện rõ chưa qua thẩm định của giáo viên. Bộ kiểm thử production gồm 145 unit test và 54 E2E trên Chromium, Firefox và WebKit, build 98 route và axe trên 14 màn. Migration gia cố quyền ghi cloud đã áp dụng và hậu kiểm thành công trên Supabase production. Các điều kiện còn thiếu để nghiệm thu vận hành là đăng nhập và đồng bộ trên bản host, micro và thiết bị thật, thử đồng bộ hai thiết bị, cổng phát hành chờ CI cùng thẩm định học liệu bởi giáo viên VSTEP.</w:t>
       </w:r>
     </w:p>
     <w:p>
@@ -662,7 +662,7 @@
           <w:color w:val="211D20"/>
           <w:sz w:val="20"/>
         </w:rPr>
-        <w:t xml:space="preserve"> đạt 81 unit và 44 E2E. Nhánh chính sau sáu đợt của kế hoạch 14/09 và hai đợt đầu của kế hoạch tiếp theo đạt 146 unit và 54 E2E trên cùng ba engine. Chưa có nghiệm thu trên iOS hoặc Android thật.</w:t>
+        <w:t xml:space="preserve"> đạt 81 unit và 44 E2E. Nhánh chính sau sáu đợt của kế hoạch 14/09 và hai đợt đầu của kế hoạch tiếp theo đạt 145 unit và 54 E2E trên cùng ba engine. Chưa có nghiệm thu trên iOS hoặc Android thật.</w:t>
       </w:r>
     </w:p>
     <w:p>

--- a/docs/Bao-cao-ban-giao-May-VSTEP.docx
+++ b/docs/Bao-cao-ban-giao-May-VSTEP.docx
@@ -443,7 +443,7 @@
           <w:color w:val="211D20"/>
           <w:sz w:val="22"/>
         </w:rPr>
-        <w:t>Bản code hiện đủ để Gùa pilot hằng ngày trên URL HTTPS hoặc local. Reading và Listening có phản hồi theo dạng câu cùng độ chắc chắn; transcript chỉ mở sau khi nộp. Viết và Nói có bộ tiêu chí tự kiểm tra của Mây kèm gói in được để gửi người chấm; đây không phải thang chấm của hội đồng thi. Phòng thi có hai đề đủ cấu trúc độc lập nên đo lại được sau một giai đoạn học. App mở lại được khi mất mạng, và mỗi bài học hiện rõ chưa qua thẩm định của giáo viên. Bộ kiểm thử production gồm 145 unit test và 54 E2E trên Chromium, Firefox và WebKit, build 98 route và axe trên 14 màn. Migration gia cố quyền ghi cloud đã áp dụng và hậu kiểm thành công trên Supabase production. Các điều kiện còn thiếu để nghiệm thu vận hành là đăng nhập và đồng bộ trên bản host, micro và thiết bị thật, thử đồng bộ hai thiết bị, cổng phát hành chờ CI cùng thẩm định học liệu bởi giáo viên VSTEP.</w:t>
+        <w:t>Bản code hiện đủ để Gùa pilot hằng ngày trên URL HTTPS hoặc local. Reading và Listening có phản hồi theo dạng câu cùng độ chắc chắn; transcript chỉ mở sau khi nộp. Viết và Nói có bộ tiêu chí tự kiểm tra của Mây kèm gói in được để gửi người chấm; đây không phải thang chấm của hội đồng thi. Phòng thi có hai đề đủ cấu trúc độc lập nên đo lại được sau một giai đoạn học. App mở lại được khi mất mạng, và mỗi bài học hiện rõ chưa qua thẩm định của giáo viên. Bộ kiểm thử production gồm 146 unit test và 54 E2E trên Chromium, Firefox và WebKit, build 98 route và axe trên 14 màn. Migration gia cố quyền ghi cloud đã áp dụng và hậu kiểm thành công trên Supabase production. Các điều kiện còn thiếu để nghiệm thu vận hành là đăng nhập và đồng bộ trên bản host, micro và thiết bị thật, thử đồng bộ hai thiết bị, cổng phát hành chờ CI cùng thẩm định học liệu bởi giáo viên VSTEP.</w:t>
       </w:r>
     </w:p>
     <w:p>
@@ -662,7 +662,7 @@
           <w:color w:val="211D20"/>
           <w:sz w:val="20"/>
         </w:rPr>
-        <w:t xml:space="preserve"> đạt 81 unit và 44 E2E. Nhánh chính sau sáu đợt của kế hoạch 14/09 và hai đợt đầu của kế hoạch tiếp theo đạt 145 unit và 54 E2E trên cùng ba engine. Chưa có nghiệm thu trên iOS hoặc Android thật.</w:t>
+        <w:t xml:space="preserve"> đạt 81 unit và 44 E2E. Nhánh chính sau sáu đợt của kế hoạch 14/09 và hai đợt đầu của kế hoạch tiếp theo đạt 146 unit và 54 E2E trên cùng ba engine. Chưa có nghiệm thu trên iOS hoặc Android thật.</w:t>
       </w:r>
     </w:p>
     <w:p>

--- a/docs/Bao-cao-ban-giao-May-VSTEP.docx
+++ b/docs/Bao-cao-ban-giao-May-VSTEP.docx
@@ -443,7 +443,7 @@
           <w:color w:val="211D20"/>
           <w:sz w:val="22"/>
         </w:rPr>
-        <w:t>Bản code hiện đủ để Gùa pilot hằng ngày trên URL HTTPS hoặc local. Reading và Listening có phản hồi theo dạng câu cùng độ chắc chắn; transcript chỉ mở sau khi nộp. Viết và Nói có bộ tiêu chí tự kiểm tra của Mây kèm gói in được để gửi người chấm; đây không phải thang chấm của hội đồng thi. Phòng thi có hai đề đủ cấu trúc độc lập nên đo lại được sau một giai đoạn học. App mở lại được khi mất mạng, và mỗi bài học hiện rõ chưa qua thẩm định của giáo viên. Bộ kiểm thử production gồm 146 unit test và 54 E2E trên Chromium, Firefox và WebKit, build 98 route và axe trên 14 màn. Migration gia cố quyền ghi cloud đã áp dụng và hậu kiểm thành công trên Supabase production. Các điều kiện còn thiếu để nghiệm thu vận hành là đăng nhập và đồng bộ trên bản host, micro và thiết bị thật, thử đồng bộ hai thiết bị, cổng phát hành chờ CI cùng thẩm định học liệu bởi giáo viên VSTEP.</w:t>
+        <w:t>Bản code hiện đủ để Gùa pilot hằng ngày trên URL HTTPS hoặc local. Reading và Listening có phản hồi theo dạng câu cùng độ chắc chắn; transcript chỉ mở sau khi nộp. Viết và Nói có bộ tiêu chí tự kiểm tra của Mây kèm gói in được để gửi người chấm; đây không phải thang chấm của hội đồng thi. Phòng thi có hai đề đủ cấu trúc độc lập nên đo lại được sau một giai đoạn học. App mở lại được khi mất mạng, và mỗi bài học hiện rõ chưa qua thẩm định của giáo viên. Bộ kiểm thử production gồm 150 unit test và 54 E2E trên Chromium, Firefox và WebKit, build 98 route và axe trên 14 màn. Migration gia cố quyền ghi cloud đã áp dụng và hậu kiểm thành công trên Supabase production. Các điều kiện còn thiếu để nghiệm thu vận hành là đăng nhập và đồng bộ trên bản host, micro và thiết bị thật, thử đồng bộ hai thiết bị, cổng phát hành chờ CI cùng thẩm định học liệu bởi giáo viên VSTEP.</w:t>
       </w:r>
     </w:p>
     <w:p>
@@ -662,7 +662,7 @@
           <w:color w:val="211D20"/>
           <w:sz w:val="20"/>
         </w:rPr>
-        <w:t xml:space="preserve"> đạt 81 unit và 44 E2E. Nhánh chính sau sáu đợt của kế hoạch 14/09 và hai đợt đầu của kế hoạch tiếp theo đạt 146 unit và 54 E2E trên cùng ba engine. Chưa có nghiệm thu trên iOS hoặc Android thật.</w:t>
+        <w:t xml:space="preserve"> đạt 81 unit và 44 E2E. Nhánh chính sau sáu đợt của kế hoạch 14/09 và hai đợt đầu của kế hoạch tiếp theo đạt 150 unit và 54 E2E trên cùng ba engine. Chưa có nghiệm thu trên iOS hoặc Android thật.</w:t>
       </w:r>
     </w:p>
     <w:p>

--- a/docs/Bao-cao-ban-giao-May-VSTEP.docx
+++ b/docs/Bao-cao-ban-giao-May-VSTEP.docx
@@ -443,7 +443,7 @@
           <w:color w:val="211D20"/>
           <w:sz w:val="22"/>
         </w:rPr>
-        <w:t>Bản code hiện đủ để Gùa pilot hằng ngày trên URL HTTPS hoặc local. Reading và Listening có phản hồi theo dạng câu cùng độ chắc chắn; transcript chỉ mở sau khi nộp. Viết và Nói có bộ tiêu chí tự kiểm tra của Mây kèm gói in được để gửi người chấm; đây không phải thang chấm của hội đồng thi. Phòng thi có hai đề đủ cấu trúc độc lập nên đo lại được sau một giai đoạn học. App mở lại được khi mất mạng, và mỗi bài học hiện rõ chưa qua thẩm định của giáo viên. Bộ kiểm thử production gồm 150 unit test và 54 E2E trên Chromium, Firefox và WebKit, build 98 route và axe trên 14 màn. Migration gia cố quyền ghi cloud đã áp dụng và hậu kiểm thành công trên Supabase production. Các điều kiện còn thiếu để nghiệm thu vận hành là đăng nhập và đồng bộ trên bản host, micro và thiết bị thật, thử đồng bộ hai thiết bị, cổng phát hành chờ CI cùng thẩm định học liệu bởi giáo viên VSTEP.</w:t>
+        <w:t>Bản code hiện đủ để Gùa pilot hằng ngày trên URL HTTPS hoặc local. Reading và Listening có phản hồi theo dạng câu cùng độ chắc chắn; transcript chỉ mở sau khi nộp. Viết và Nói có bộ tiêu chí tự kiểm tra của Mây kèm gói in được để gửi người chấm; đây không phải thang chấm của hội đồng thi. Phòng thi có hai đề đủ cấu trúc độc lập nên đo lại được sau một giai đoạn học. App mở lại được khi mất mạng, và mỗi bài học hiện rõ chưa qua thẩm định của giáo viên. Bộ kiểm thử production gồm 153 unit test và 54 E2E trên Chromium, Firefox và WebKit, build 98 route và axe trên 14 màn. Migration gia cố quyền ghi cloud đã áp dụng và hậu kiểm thành công trên Supabase production. Các điều kiện còn thiếu để nghiệm thu vận hành là đăng nhập và đồng bộ trên bản host, micro và thiết bị thật, thử đồng bộ hai thiết bị, cổng phát hành chờ CI cùng thẩm định học liệu bởi giáo viên VSTEP.</w:t>
       </w:r>
     </w:p>
     <w:p>
@@ -662,7 +662,7 @@
           <w:color w:val="211D20"/>
           <w:sz w:val="20"/>
         </w:rPr>
-        <w:t xml:space="preserve"> đạt 81 unit và 44 E2E. Nhánh chính sau sáu đợt của kế hoạch 14/09 và hai đợt đầu của kế hoạch tiếp theo đạt 150 unit và 54 E2E trên cùng ba engine. Chưa có nghiệm thu trên iOS hoặc Android thật.</w:t>
+        <w:t xml:space="preserve"> đạt 81 unit và 44 E2E. Nhánh chính sau sáu đợt của kế hoạch 14/09 và hai đợt đầu của kế hoạch tiếp theo đạt 153 unit và 54 E2E trên cùng ba engine. Chưa có nghiệm thu trên iOS hoặc Android thật.</w:t>
       </w:r>
     </w:p>
     <w:p>

--- a/docs/Bao-cao-ban-giao-May-VSTEP.docx
+++ b/docs/Bao-cao-ban-giao-May-VSTEP.docx
@@ -443,7 +443,7 @@
           <w:color w:val="211D20"/>
           <w:sz w:val="22"/>
         </w:rPr>
-        <w:t>Bản code hiện đủ để Gùa pilot hằng ngày trên URL HTTPS hoặc local. Reading và Listening có phản hồi theo dạng câu cùng độ chắc chắn; transcript chỉ mở sau khi nộp. Viết và Nói có bộ tiêu chí tự kiểm tra của Mây kèm gói in được để gửi người chấm; đây không phải thang chấm của hội đồng thi. Phòng thi có hai đề đủ cấu trúc độc lập nên đo lại được sau một giai đoạn học. App mở lại được khi mất mạng, và mỗi bài học hiện rõ chưa qua thẩm định của giáo viên. Bộ kiểm thử production gồm 153 unit test và 54 E2E trên Chromium, Firefox và WebKit, build 98 route và axe trên 14 màn. Migration gia cố quyền ghi cloud đã áp dụng và hậu kiểm thành công trên Supabase production. Các điều kiện còn thiếu để nghiệm thu vận hành là đăng nhập và đồng bộ trên bản host, micro và thiết bị thật, thử đồng bộ hai thiết bị, cổng phát hành chờ CI cùng thẩm định học liệu bởi giáo viên VSTEP.</w:t>
+        <w:t>Bản code hiện đủ để Gùa pilot hằng ngày trên URL HTTPS hoặc local. Reading và Listening có phản hồi theo dạng câu cùng độ chắc chắn; transcript chỉ mở sau khi nộp. Viết và Nói có bộ tiêu chí tự kiểm tra của Mây kèm gói in được để gửi người chấm; đây không phải thang chấm của hội đồng thi. Phòng thi có hai đề đủ cấu trúc độc lập nên đo lại được sau một giai đoạn học. App mở lại được khi mất mạng, và mỗi bài học hiện rõ chưa qua thẩm định của giáo viên. Bộ kiểm thử production gồm 154 unit test và 54 E2E trên Chromium, Firefox và WebKit, build 98 route và axe trên 14 màn. Migration gia cố quyền ghi cloud đã áp dụng và hậu kiểm thành công trên Supabase production. Các điều kiện còn thiếu để nghiệm thu vận hành là đăng nhập và đồng bộ trên bản host, micro và thiết bị thật, thử đồng bộ hai thiết bị, cổng phát hành chờ CI cùng thẩm định học liệu bởi giáo viên VSTEP.</w:t>
       </w:r>
     </w:p>
     <w:p>
@@ -662,7 +662,7 @@
           <w:color w:val="211D20"/>
           <w:sz w:val="20"/>
         </w:rPr>
-        <w:t xml:space="preserve"> đạt 81 unit và 44 E2E. Nhánh chính sau sáu đợt của kế hoạch 14/09 và hai đợt đầu của kế hoạch tiếp theo đạt 153 unit và 54 E2E trên cùng ba engine. Chưa có nghiệm thu trên iOS hoặc Android thật.</w:t>
+        <w:t xml:space="preserve"> đạt 81 unit và 44 E2E. Nhánh chính sau sáu đợt của kế hoạch 14/09 và hai đợt đầu của kế hoạch tiếp theo đạt 154 unit và 54 E2E trên cùng ba engine. Chưa có nghiệm thu trên iOS hoặc Android thật.</w:t>
       </w:r>
     </w:p>
     <w:p>

--- a/docs/Bao-cao-ban-giao-May-VSTEP.docx
+++ b/docs/Bao-cao-ban-giao-May-VSTEP.docx
@@ -443,7 +443,7 @@
           <w:color w:val="211D20"/>
           <w:sz w:val="22"/>
         </w:rPr>
-        <w:t>Bản code hiện đủ để Gùa pilot hằng ngày trên URL HTTPS hoặc local. Reading và Listening có phản hồi theo dạng câu cùng độ chắc chắn; transcript chỉ mở sau khi nộp. Viết và Nói có bộ tiêu chí tự kiểm tra của Mây kèm gói in được để gửi người chấm; đây không phải thang chấm của hội đồng thi. Phòng thi có hai đề đủ cấu trúc độc lập nên đo lại được sau một giai đoạn học. App mở lại được khi mất mạng, và mỗi bài học hiện rõ chưa qua thẩm định của giáo viên. Bộ kiểm thử production gồm 154 unit test và 54 E2E trên Chromium, Firefox và WebKit, build 98 route và axe trên 14 màn. Migration gia cố quyền ghi cloud đã áp dụng và hậu kiểm thành công trên Supabase production. Các điều kiện còn thiếu để nghiệm thu vận hành là đăng nhập và đồng bộ trên bản host, micro và thiết bị thật, thử đồng bộ hai thiết bị, cổng phát hành chờ CI cùng thẩm định học liệu bởi giáo viên VSTEP.</w:t>
+        <w:t>Bản code hiện đủ để Gùa pilot hằng ngày trên URL HTTPS hoặc local. Reading và Listening có phản hồi theo dạng câu cùng độ chắc chắn; transcript chỉ mở sau khi nộp. Viết và Nói có bộ tiêu chí tự kiểm tra của Mây kèm gói in được để gửi người chấm; đây không phải thang chấm của hội đồng thi. Phòng thi có hai đề đủ cấu trúc độc lập nên đo lại được sau một giai đoạn học. App mở lại được khi mất mạng, và mỗi bài học hiện rõ chưa qua thẩm định của giáo viên. Bộ kiểm thử production gồm 154 unit test và 55 E2E trên Chromium, Firefox và WebKit, build 98 route và axe trên 14 màn. Migration gia cố quyền ghi cloud đã áp dụng và hậu kiểm thành công trên Supabase production. Các điều kiện còn thiếu để nghiệm thu vận hành là đăng nhập và đồng bộ trên bản host, micro và thiết bị thật, thử đồng bộ hai thiết bị, cổng phát hành chờ CI cùng thẩm định học liệu bởi giáo viên VSTEP.</w:t>
       </w:r>
     </w:p>
     <w:p>
@@ -662,7 +662,7 @@
           <w:color w:val="211D20"/>
           <w:sz w:val="20"/>
         </w:rPr>
-        <w:t xml:space="preserve"> đạt 81 unit và 44 E2E. Nhánh chính sau sáu đợt của kế hoạch 14/09 và hai đợt đầu của kế hoạch tiếp theo đạt 154 unit và 54 E2E trên cùng ba engine. Chưa có nghiệm thu trên iOS hoặc Android thật.</w:t>
+        <w:t xml:space="preserve"> đạt 81 unit và 44 E2E. Nhánh chính sau sáu đợt của kế hoạch 14/09 và hai đợt đầu của kế hoạch tiếp theo đạt 154 unit và 55 E2E trên cùng ba engine. Chưa có nghiệm thu trên iOS hoặc Android thật.</w:t>
       </w:r>
     </w:p>
     <w:p>

--- a/docs/Bao-cao-ban-giao-May-VSTEP.docx
+++ b/docs/Bao-cao-ban-giao-May-VSTEP.docx
@@ -443,7 +443,7 @@
           <w:color w:val="211D20"/>
           <w:sz w:val="22"/>
         </w:rPr>
-        <w:t>Bản code hiện đủ để Gùa pilot hằng ngày trên URL HTTPS hoặc local. Reading và Listening có phản hồi theo dạng câu cùng độ chắc chắn; transcript chỉ mở sau khi nộp. Viết và Nói có bộ tiêu chí tự kiểm tra của Mây kèm gói in được để gửi người chấm; đây không phải thang chấm của hội đồng thi. Phòng thi có hai đề đủ cấu trúc độc lập nên đo lại được sau một giai đoạn học. App mở lại được khi mất mạng, và mỗi bài học hiện rõ chưa qua thẩm định của giáo viên. Bộ kiểm thử production gồm 154 unit test và 55 E2E trên Chromium, Firefox và WebKit, build 98 route và axe trên 14 màn. Migration gia cố quyền ghi cloud đã áp dụng và hậu kiểm thành công trên Supabase production. Các điều kiện còn thiếu để nghiệm thu vận hành là đăng nhập và đồng bộ trên bản host, micro và thiết bị thật, thử đồng bộ hai thiết bị, cổng phát hành chờ CI cùng thẩm định học liệu bởi giáo viên VSTEP.</w:t>
+        <w:t>Bản code hiện đủ để Gùa pilot hằng ngày trên URL HTTPS hoặc local. Reading và Listening có phản hồi theo dạng câu cùng độ chắc chắn; transcript chỉ mở sau khi nộp. Viết và Nói có bộ tiêu chí tự kiểm tra của Mây kèm gói in được để gửi người chấm; đây không phải thang chấm của hội đồng thi. Phòng thi có hai đề đủ cấu trúc độc lập nên đo lại được sau một giai đoạn học. App mở lại được khi mất mạng, và mỗi bài học hiện rõ chưa qua thẩm định của giáo viên. Bộ kiểm thử production gồm 159 unit test và 55 E2E trên Chromium, Firefox và WebKit, build 98 route và axe trên 14 màn. Migration gia cố quyền ghi cloud đã áp dụng và hậu kiểm thành công trên Supabase production. Các điều kiện còn thiếu để nghiệm thu vận hành là đăng nhập và đồng bộ trên bản host, micro và thiết bị thật, thử đồng bộ hai thiết bị, cổng phát hành chờ CI cùng thẩm định học liệu bởi giáo viên VSTEP.</w:t>
       </w:r>
     </w:p>
     <w:p>
@@ -662,7 +662,7 @@
           <w:color w:val="211D20"/>
           <w:sz w:val="20"/>
         </w:rPr>
-        <w:t xml:space="preserve"> đạt 81 unit và 44 E2E. Nhánh chính sau sáu đợt của kế hoạch 14/09 và hai đợt đầu của kế hoạch tiếp theo đạt 154 unit và 55 E2E trên cùng ba engine. Chưa có nghiệm thu trên iOS hoặc Android thật.</w:t>
+        <w:t xml:space="preserve"> đạt 81 unit và 44 E2E. Nhánh chính sau sáu đợt của kế hoạch 14/09 và hai đợt đầu của kế hoạch tiếp theo đạt 159 unit và 55 E2E trên cùng ba engine. Chưa có nghiệm thu trên iOS hoặc Android thật.</w:t>
       </w:r>
     </w:p>
     <w:p>

--- a/docs/Bao-cao-ban-giao-May-VSTEP.docx
+++ b/docs/Bao-cao-ban-giao-May-VSTEP.docx
@@ -443,7 +443,7 @@
           <w:color w:val="211D20"/>
           <w:sz w:val="22"/>
         </w:rPr>
-        <w:t>Bản code hiện đủ để Gùa pilot hằng ngày trên URL HTTPS hoặc local. Reading và Listening có phản hồi theo dạng câu cùng độ chắc chắn; transcript chỉ mở sau khi nộp. Viết và Nói có bộ tiêu chí tự kiểm tra của Mây kèm gói in được để gửi người chấm; đây không phải thang chấm của hội đồng thi. Phòng thi có hai đề đủ cấu trúc độc lập nên đo lại được sau một giai đoạn học. App mở lại được khi mất mạng, và mỗi bài học hiện rõ chưa qua thẩm định của giáo viên. Bộ kiểm thử production gồm 159 unit test và 55 E2E trên Chromium, Firefox và WebKit, build 98 route và axe trên 14 màn. Migration gia cố quyền ghi cloud đã áp dụng và hậu kiểm thành công trên Supabase production. Các điều kiện còn thiếu để nghiệm thu vận hành là đăng nhập và đồng bộ trên bản host, micro và thiết bị thật, thử đồng bộ hai thiết bị, cổng phát hành chờ CI cùng thẩm định học liệu bởi giáo viên VSTEP.</w:t>
+        <w:t>Bản code hiện đủ để Gùa pilot hằng ngày trên URL HTTPS hoặc local. Reading và Listening có phản hồi theo dạng câu cùng độ chắc chắn; transcript chỉ mở sau khi nộp. Viết và Nói có bộ tiêu chí tự kiểm tra của Mây kèm gói in được để gửi người chấm; đây không phải thang chấm của hội đồng thi. Phòng thi có hai đề đủ cấu trúc độc lập nên đo lại được sau một giai đoạn học. App mở lại được khi mất mạng, và mỗi bài học hiện rõ chưa qua thẩm định của giáo viên. Bộ kiểm thử production gồm 159 unit test và 56 E2E trên Chromium, Firefox và WebKit, build 98 route và axe trên 14 màn. Migration gia cố quyền ghi cloud đã áp dụng và hậu kiểm thành công trên Supabase production. Các điều kiện còn thiếu để nghiệm thu vận hành là đăng nhập và đồng bộ trên bản host, micro và thiết bị thật, thử đồng bộ hai thiết bị, cổng phát hành chờ CI cùng thẩm định học liệu bởi giáo viên VSTEP.</w:t>
       </w:r>
     </w:p>
     <w:p>
@@ -662,7 +662,7 @@
           <w:color w:val="211D20"/>
           <w:sz w:val="20"/>
         </w:rPr>
-        <w:t xml:space="preserve"> đạt 81 unit và 44 E2E. Nhánh chính sau sáu đợt của kế hoạch 14/09 và hai đợt đầu của kế hoạch tiếp theo đạt 159 unit và 55 E2E trên cùng ba engine. Chưa có nghiệm thu trên iOS hoặc Android thật.</w:t>
+        <w:t xml:space="preserve"> đạt 81 unit và 44 E2E. Nhánh chính sau sáu đợt của kế hoạch 14/09 và hai đợt đầu của kế hoạch tiếp theo đạt 159 unit và 56 E2E trên cùng ba engine. Chưa có nghiệm thu trên iOS hoặc Android thật.</w:t>
       </w:r>
     </w:p>
     <w:p>

--- a/docs/Bao-cao-ban-giao-May-VSTEP.docx
+++ b/docs/Bao-cao-ban-giao-May-VSTEP.docx
@@ -443,7 +443,7 @@
           <w:color w:val="211D20"/>
           <w:sz w:val="22"/>
         </w:rPr>
-        <w:t>Bản code hiện đủ để Gùa pilot hằng ngày trên URL HTTPS hoặc local. Reading và Listening có phản hồi theo dạng câu cùng độ chắc chắn; transcript chỉ mở sau khi nộp. Viết và Nói có bộ tiêu chí tự kiểm tra của Mây kèm gói in được để gửi người chấm; đây không phải thang chấm của hội đồng thi. Phòng thi có hai đề đủ cấu trúc độc lập nên đo lại được sau một giai đoạn học. App mở lại được khi mất mạng, và mỗi bài học hiện rõ chưa qua thẩm định của giáo viên. Bộ kiểm thử production gồm 159 unit test và 56 E2E trên Chromium, Firefox và WebKit, build 98 route và axe trên 14 màn. Migration gia cố quyền ghi cloud đã áp dụng và hậu kiểm thành công trên Supabase production. Các điều kiện còn thiếu để nghiệm thu vận hành là đăng nhập và đồng bộ trên bản host, micro và thiết bị thật, thử đồng bộ hai thiết bị, cổng phát hành chờ CI cùng thẩm định học liệu bởi giáo viên VSTEP.</w:t>
+        <w:t>Bản code hiện đủ để Gùa pilot hằng ngày trên URL HTTPS hoặc local. Reading và Listening có phản hồi theo dạng câu cùng độ chắc chắn; transcript chỉ mở sau khi nộp. Viết và Nói có bộ tiêu chí tự kiểm tra của Mây kèm gói in được để gửi người chấm; đây không phải thang chấm của hội đồng thi. Phòng thi có hai đề đủ cấu trúc độc lập nên đo lại được sau một giai đoạn học. App mở lại được khi mất mạng, và mỗi bài học hiện rõ chưa qua thẩm định của giáo viên. Bộ kiểm thử production gồm 160 unit test và 56 E2E trên Chromium, Firefox và WebKit, build 98 route và axe trên 14 màn. Migration gia cố quyền ghi cloud đã áp dụng và hậu kiểm thành công trên Supabase production. Các điều kiện còn thiếu để nghiệm thu vận hành là đăng nhập và đồng bộ trên bản host, micro và thiết bị thật, thử đồng bộ hai thiết bị, cổng phát hành chờ CI cùng thẩm định học liệu bởi giáo viên VSTEP.</w:t>
       </w:r>
     </w:p>
     <w:p>
@@ -662,7 +662,7 @@
           <w:color w:val="211D20"/>
           <w:sz w:val="20"/>
         </w:rPr>
-        <w:t xml:space="preserve"> đạt 81 unit và 44 E2E. Nhánh chính sau sáu đợt của kế hoạch 14/09 và hai đợt đầu của kế hoạch tiếp theo đạt 159 unit và 56 E2E trên cùng ba engine. Chưa có nghiệm thu trên iOS hoặc Android thật.</w:t>
+        <w:t xml:space="preserve"> đạt 81 unit và 44 E2E. Nhánh chính sau sáu đợt của kế hoạch 14/09 và hai đợt đầu của kế hoạch tiếp theo đạt 160 unit và 56 E2E trên cùng ba engine. Chưa có nghiệm thu trên iOS hoặc Android thật.</w:t>
       </w:r>
     </w:p>
     <w:p>
@@ -1210,7 +1210,7 @@
                 <w:color w:val="211D20"/>
                 <w:sz w:val="16"/>
               </w:rPr>
-              <w:t>Học từ rồi quên</w:t>
+              <w:t>Không biết câu trả lời Nói tốt nghe ra sao</w:t>
             </w:r>
           </w:p>
         </w:tc>
@@ -1236,7 +1236,7 @@
                 <w:color w:val="211D20"/>
                 <w:sz w:val="16"/>
               </w:rPr>
-              <w:t>68 thẻ từ có phiên âm, nghĩa, ví dụ, phát âm và lịch ôn theo mức nhớ; 48 thẻ trích đúng một câu trong bài Đọc/Nghe và chỉ vào vườn khi bài đó đã học</w:t>
+              <w:t>9 đề Nói đều có câu trả lời mẫu tự biên soạn, viết theo lối nói, đặt cạnh bộ tiêu chí tự kiểm tra</w:t>
             </w:r>
           </w:p>
         </w:tc>
@@ -1292,6 +1292,87 @@
                 <w:color w:val="211D20"/>
                 <w:sz w:val="16"/>
               </w:rPr>
+              <w:t>Học từ rồi quên</w:t>
+            </w:r>
+          </w:p>
+        </w:tc>
+        <w:tc>
+          <w:tcPr>
+            <w:tcW w:type="dxa" w:w="5540"/>
+            <w:vAlign w:val="center"/>
+            <w:tcMar>
+              <w:top w:w="85" w:type="dxa"/>
+              <w:start w:w="120" w:type="dxa"/>
+              <w:bottom w:w="85" w:type="dxa"/>
+              <w:end w:w="120" w:type="dxa"/>
+            </w:tcMar>
+          </w:tcPr>
+          <w:p>
+            <w:pPr>
+              <w:spacing w:after="0" w:line="264" w:lineRule="auto"/>
+            </w:pPr>
+            <w:r>
+              <w:rPr>
+                <w:rFonts w:ascii="Arial" w:hAnsi="Arial" w:eastAsia="Arial"/>
+                <w:color w:val="211D20"/>
+                <w:sz w:val="16"/>
+              </w:rPr>
+              <w:t>68 thẻ từ có phiên âm, nghĩa, ví dụ, phát âm và lịch ôn theo mức nhớ; 48 thẻ trích đúng một câu trong bài Đọc/Nghe và chỉ vào vườn khi bài đó đã học</w:t>
+            </w:r>
+          </w:p>
+        </w:tc>
+        <w:tc>
+          <w:tcPr>
+            <w:tcW w:type="dxa" w:w="1944"/>
+            <w:vAlign w:val="center"/>
+            <w:tcMar>
+              <w:top w:w="85" w:type="dxa"/>
+              <w:start w:w="120" w:type="dxa"/>
+              <w:bottom w:w="85" w:type="dxa"/>
+              <w:end w:w="120" w:type="dxa"/>
+            </w:tcMar>
+          </w:tcPr>
+          <w:p>
+            <w:pPr>
+              <w:spacing w:after="0" w:line="264" w:lineRule="auto"/>
+            </w:pPr>
+            <w:r>
+              <w:rPr>
+                <w:rFonts w:ascii="Arial" w:hAnsi="Arial" w:eastAsia="Arial"/>
+                <w:color w:val="211D20"/>
+                <w:sz w:val="16"/>
+              </w:rPr>
+              <w:t>Hoàn thành ở quy mô ban đầu</w:t>
+            </w:r>
+          </w:p>
+        </w:tc>
+      </w:tr>
+      <w:tr>
+        <w:trPr>
+          <w:cantSplit/>
+        </w:trPr>
+        <w:tc>
+          <w:tcPr>
+            <w:tcW w:type="dxa" w:w="2236"/>
+            <w:vAlign w:val="center"/>
+            <w:tcMar>
+              <w:top w:w="85" w:type="dxa"/>
+              <w:start w:w="120" w:type="dxa"/>
+              <w:bottom w:w="85" w:type="dxa"/>
+              <w:end w:w="120" w:type="dxa"/>
+            </w:tcMar>
+            <w:shd w:fill="FAF7F8"/>
+          </w:tcPr>
+          <w:p>
+            <w:pPr>
+              <w:spacing w:after="0" w:line="264" w:lineRule="auto"/>
+            </w:pPr>
+            <w:r>
+              <w:rPr>
+                <w:rFonts w:ascii="Arial" w:hAnsi="Arial" w:eastAsia="Arial"/>
+                <w:color w:val="211D20"/>
+                <w:sz w:val="16"/>
+              </w:rPr>
               <w:t>Ngại luyện Viết và Nói</w:t>
             </w:r>
           </w:p>
@@ -1306,6 +1387,7 @@
               <w:bottom w:w="85" w:type="dxa"/>
               <w:end w:w="120" w:type="dxa"/>
             </w:tcMar>
+            <w:shd w:fill="FAF7F8"/>
           </w:tcPr>
           <w:p>
             <w:pPr>
@@ -1331,6 +1413,7 @@
               <w:bottom w:w="85" w:type="dxa"/>
               <w:end w:w="120" w:type="dxa"/>
             </w:tcMar>
+            <w:shd w:fill="FAF7F8"/>
           </w:tcPr>
           <w:p>
             <w:pPr>
@@ -1361,7 +1444,6 @@
               <w:bottom w:w="85" w:type="dxa"/>
               <w:end w:w="120" w:type="dxa"/>
             </w:tcMar>
-            <w:shd w:fill="FAF7F8"/>
           </w:tcPr>
           <w:p>
             <w:pPr>
@@ -1387,7 +1469,6 @@
               <w:bottom w:w="85" w:type="dxa"/>
               <w:end w:w="120" w:type="dxa"/>
             </w:tcMar>
-            <w:shd w:fill="FAF7F8"/>
           </w:tcPr>
           <w:p>
             <w:pPr>
@@ -1413,7 +1494,6 @@
               <w:bottom w:w="85" w:type="dxa"/>
               <w:end w:w="120" w:type="dxa"/>
             </w:tcMar>
-            <w:shd w:fill="FAF7F8"/>
           </w:tcPr>
           <w:p>
             <w:pPr>
@@ -1444,6 +1524,7 @@
               <w:bottom w:w="85" w:type="dxa"/>
               <w:end w:w="120" w:type="dxa"/>
             </w:tcMar>
+            <w:shd w:fill="FAF7F8"/>
           </w:tcPr>
           <w:p>
             <w:pPr>
@@ -1469,6 +1550,7 @@
               <w:bottom w:w="85" w:type="dxa"/>
               <w:end w:w="120" w:type="dxa"/>
             </w:tcMar>
+            <w:shd w:fill="FAF7F8"/>
           </w:tcPr>
           <w:p>
             <w:pPr>
@@ -1494,6 +1576,7 @@
               <w:bottom w:w="85" w:type="dxa"/>
               <w:end w:w="120" w:type="dxa"/>
             </w:tcMar>
+            <w:shd w:fill="FAF7F8"/>
           </w:tcPr>
           <w:p>
             <w:pPr>
@@ -1524,7 +1607,6 @@
               <w:bottom w:w="85" w:type="dxa"/>
               <w:end w:w="120" w:type="dxa"/>
             </w:tcMar>
-            <w:shd w:fill="FAF7F8"/>
           </w:tcPr>
           <w:p>
             <w:pPr>
@@ -1550,7 +1632,6 @@
               <w:bottom w:w="85" w:type="dxa"/>
               <w:end w:w="120" w:type="dxa"/>
             </w:tcMar>
-            <w:shd w:fill="FAF7F8"/>
           </w:tcPr>
           <w:p>
             <w:pPr>
@@ -1576,7 +1657,6 @@
               <w:bottom w:w="85" w:type="dxa"/>
               <w:end w:w="120" w:type="dxa"/>
             </w:tcMar>
-            <w:shd w:fill="FAF7F8"/>
           </w:tcPr>
           <w:p>
             <w:pPr>
@@ -1607,6 +1687,7 @@
               <w:bottom w:w="85" w:type="dxa"/>
               <w:end w:w="120" w:type="dxa"/>
             </w:tcMar>
+            <w:shd w:fill="FAF7F8"/>
           </w:tcPr>
           <w:p>
             <w:pPr>
@@ -1632,6 +1713,7 @@
               <w:bottom w:w="85" w:type="dxa"/>
               <w:end w:w="120" w:type="dxa"/>
             </w:tcMar>
+            <w:shd w:fill="FAF7F8"/>
           </w:tcPr>
           <w:p>
             <w:pPr>
@@ -1657,6 +1739,7 @@
               <w:bottom w:w="85" w:type="dxa"/>
               <w:end w:w="120" w:type="dxa"/>
             </w:tcMar>
+            <w:shd w:fill="FAF7F8"/>
           </w:tcPr>
           <w:p>
             <w:pPr>

--- a/docs/Bao-cao-ban-giao-May-VSTEP.docx
+++ b/docs/Bao-cao-ban-giao-May-VSTEP.docx
@@ -443,7 +443,7 @@
           <w:color w:val="211D20"/>
           <w:sz w:val="22"/>
         </w:rPr>
-        <w:t>Bản code hiện đủ để Gùa pilot hằng ngày trên URL HTTPS hoặc local. Reading và Listening có phản hồi theo dạng câu cùng độ chắc chắn; transcript chỉ mở sau khi nộp. Viết và Nói có bộ tiêu chí tự kiểm tra của Mây kèm gói in được để gửi người chấm; đây không phải thang chấm của hội đồng thi. Phòng thi có hai đề đủ cấu trúc độc lập nên đo lại được sau một giai đoạn học. App mở lại được khi mất mạng, và mỗi bài học hiện rõ chưa qua thẩm định của giáo viên. Bộ kiểm thử production gồm 160 unit test và 56 E2E trên Chromium, Firefox và WebKit, build 98 route và axe trên 14 màn. Migration gia cố quyền ghi cloud đã áp dụng và hậu kiểm thành công trên Supabase production. Các điều kiện còn thiếu để nghiệm thu vận hành là đăng nhập và đồng bộ trên bản host, micro và thiết bị thật, thử đồng bộ hai thiết bị, cổng phát hành chờ CI cùng thẩm định học liệu bởi giáo viên VSTEP.</w:t>
+        <w:t>Bản code hiện đủ để Gùa pilot hằng ngày trên URL HTTPS hoặc local. Reading và Listening có phản hồi theo dạng câu cùng độ chắc chắn; transcript chỉ mở sau khi nộp. Viết và Nói có bộ tiêu chí tự kiểm tra của Mây kèm gói in được để gửi người chấm; đây không phải thang chấm của hội đồng thi. Phòng thi có hai đề đủ cấu trúc độc lập nên đo lại được sau một giai đoạn học. App mở lại được khi mất mạng, và mỗi bài học hiện rõ chưa qua thẩm định của giáo viên. Bộ kiểm thử production gồm 160 unit test và 57 E2E trên Chromium, Firefox và WebKit, build 98 route và axe trên 14 màn. Migration gia cố quyền ghi cloud đã áp dụng và hậu kiểm thành công trên Supabase production. Các điều kiện còn thiếu để nghiệm thu vận hành là đăng nhập và đồng bộ trên bản host, micro và thiết bị thật, thử đồng bộ hai thiết bị, cổng phát hành chờ CI cùng thẩm định học liệu bởi giáo viên VSTEP.</w:t>
       </w:r>
     </w:p>
     <w:p>
@@ -662,7 +662,7 @@
           <w:color w:val="211D20"/>
           <w:sz w:val="20"/>
         </w:rPr>
-        <w:t xml:space="preserve"> đạt 81 unit và 44 E2E. Nhánh chính sau sáu đợt của kế hoạch 14/09 và hai đợt đầu của kế hoạch tiếp theo đạt 160 unit và 56 E2E trên cùng ba engine. Chưa có nghiệm thu trên iOS hoặc Android thật.</w:t>
+        <w:t xml:space="preserve"> đạt 81 unit và 44 E2E. Nhánh chính sau sáu đợt của kế hoạch 14/09 và hai đợt đầu của kế hoạch tiếp theo đạt 160 unit và 57 E2E trên cùng ba engine. Chưa có nghiệm thu trên iOS hoặc Android thật.</w:t>
       </w:r>
     </w:p>
     <w:p>

--- a/docs/Bao-cao-ban-giao-May-VSTEP.docx
+++ b/docs/Bao-cao-ban-giao-May-VSTEP.docx
@@ -443,7 +443,7 @@
           <w:color w:val="211D20"/>
           <w:sz w:val="22"/>
         </w:rPr>
-        <w:t>Bản code hiện đủ để Gùa pilot hằng ngày trên URL HTTPS hoặc local. Reading và Listening có phản hồi theo dạng câu cùng độ chắc chắn; transcript chỉ mở sau khi nộp. Viết và Nói có bộ tiêu chí tự kiểm tra của Mây kèm gói in được để gửi người chấm; đây không phải thang chấm của hội đồng thi. Phòng thi có hai đề đủ cấu trúc độc lập nên đo lại được sau một giai đoạn học. App mở lại được khi mất mạng, và mỗi bài học hiện rõ chưa qua thẩm định của giáo viên. Bộ kiểm thử production gồm 160 unit test và 57 E2E trên Chromium, Firefox và WebKit, build 98 route và axe trên 14 màn. Migration gia cố quyền ghi cloud đã áp dụng và hậu kiểm thành công trên Supabase production. Các điều kiện còn thiếu để nghiệm thu vận hành là đăng nhập và đồng bộ trên bản host, micro và thiết bị thật, thử đồng bộ hai thiết bị, cổng phát hành chờ CI cùng thẩm định học liệu bởi giáo viên VSTEP.</w:t>
+        <w:t>Bản code hiện đủ để Gùa pilot hằng ngày trên URL HTTPS hoặc local. Reading và Listening có phản hồi theo dạng câu cùng độ chắc chắn; transcript chỉ mở sau khi nộp. Viết và Nói có bộ tiêu chí tự kiểm tra của Mây kèm gói in được để gửi người chấm; đây không phải thang chấm của hội đồng thi. Phòng thi có hai đề đủ cấu trúc độc lập nên đo lại được sau một giai đoạn học. App mở lại được khi mất mạng, và mỗi bài học hiện rõ chưa qua thẩm định của giáo viên. Bộ kiểm thử production gồm 169 unit test và 59 E2E trên Chromium, Firefox và WebKit, build 106 route và axe trên 16 màn. Migration gia cố quyền ghi cloud đã áp dụng và hậu kiểm thành công trên Supabase production. Các điều kiện còn thiếu để nghiệm thu vận hành là đăng nhập và đồng bộ trên bản host, micro và thiết bị thật, thử đồng bộ hai thiết bị, cổng phát hành chờ CI cùng thẩm định học liệu bởi giáo viên VSTEP.</w:t>
       </w:r>
     </w:p>
     <w:p>
@@ -662,7 +662,7 @@
           <w:color w:val="211D20"/>
           <w:sz w:val="20"/>
         </w:rPr>
-        <w:t xml:space="preserve"> đạt 81 unit và 44 E2E. Nhánh chính sau sáu đợt của kế hoạch 14/09 và hai đợt đầu của kế hoạch tiếp theo đạt 160 unit và 57 E2E trên cùng ba engine. Chưa có nghiệm thu trên iOS hoặc Android thật.</w:t>
+        <w:t xml:space="preserve"> đạt 81 unit và 44 E2E. Nhánh chính sau sáu đợt của kế hoạch 14/09 và hai đợt đầu của kế hoạch tiếp theo đạt 169 unit và 59 E2E trên cùng ba engine. Chưa có nghiệm thu trên iOS hoặc Android thật.</w:t>
       </w:r>
     </w:p>
     <w:p>
@@ -672,7 +672,99 @@
           <w:color w:val="211D20"/>
           <w:sz w:val="20"/>
         </w:rPr>
-        <w:t>Sản phẩm đủ để Gùa pilot hằng ngày trên bản HTTPS hoặc local nhằm thu thập phản hồi thực tế. Chưa nên mô tả đây là hệ luyện thi VSTEP toàn diện đã được kiểm định hoặc đã nghiệm thu vận hành. Nội dung đang là nội dung tự biên soạn, mới có một đề đủ cấu trúc, bài Nghe dùng giọng tổng hợp và bài Viết hoặc Nói chưa có chấm điểm từ giáo viên hoặc AI. Bản host chưa được kiểm thử đăng nhập và đồng bộ bằng tài khoản thật, micro hoặc thiết bị thật của người học.</w:t>
+        <w:t>Sản phẩm đủ để Gùa pilot hằng ngày trên bản HTTPS hoặc local nhằm thu thập phản hồi thực tế. Chưa nên mô tả đây là hệ luyện thi VSTEP toàn diện đã được kiểm định hoặc đã nghiệm thu vận hành. Nội dung đang là nội dung tự biên soạn, đã có hai đề đủ cấu trúc, bài Nghe dùng giọng tổng hợp và bài Viết hoặc Nói chưa có chấm điểm từ giáo viên hoặc AI. Bản host chưa được kiểm thử đăng nhập và đồng bộ bằng tài khoản thật, micro hoặc thiết bị thật của người học.</w:t>
+      </w:r>
+    </w:p>
+    <w:p>
+      <w:r>
+        <w:rPr>
+          <w:rFonts w:ascii="Arial" w:hAnsi="Arial" w:eastAsia="Arial"/>
+          <w:color w:val="211D20"/>
+          <w:sz w:val="20"/>
+        </w:rPr>
+        <w:t xml:space="preserve">Ba việc vẫn cần người quyết định nhưng nay mỗi việc chỉ còn một thao tác. </w:t>
+      </w:r>
+      <w:r>
+        <w:rPr>
+          <w:rFonts w:ascii="Consolas" w:hAnsi="Consolas" w:eastAsia="Consolas"/>
+          <w:color w:val="4A3B42"/>
+          <w:sz w:val="19"/>
+        </w:rPr>
+        <w:t>/review-pack/bank</w:t>
+      </w:r>
+      <w:r>
+        <w:rPr>
+          <w:rFonts w:ascii="Arial" w:hAnsi="Arial" w:eastAsia="Arial"/>
+          <w:color w:val="211D20"/>
+          <w:sz w:val="20"/>
+        </w:rPr>
+        <w:t xml:space="preserve"> in ra sáu tập hồ sơ học liệu để nhờ giáo viên duyệt: ngữ liệu, câu hỏi, đáp án đang dùng có đánh dấu, câu trích dẫn làm căn cứ và bảng trống cho người chấm; kết quả duyệt chỉ vào được </w:t>
+      </w:r>
+      <w:r>
+        <w:rPr>
+          <w:rFonts w:ascii="Consolas" w:hAnsi="Consolas" w:eastAsia="Consolas"/>
+          <w:color w:val="4A3B42"/>
+          <w:sz w:val="19"/>
+        </w:rPr>
+        <w:t>provenance.ts</w:t>
+      </w:r>
+      <w:r>
+        <w:rPr>
+          <w:rFonts w:ascii="Arial" w:hAnsi="Arial" w:eastAsia="Arial"/>
+          <w:color w:val="211D20"/>
+          <w:sz w:val="20"/>
+        </w:rPr>
+        <w:t xml:space="preserve"> bằng tay, với tên và ngày thật. Cài đặt có nút </w:t>
+      </w:r>
+      <w:r>
+        <w:rPr>
+          <w:rFonts w:ascii="Arial" w:hAnsi="Arial" w:eastAsia="Arial"/>
+          <w:b/>
+          <w:color w:val="211D20"/>
+          <w:sz w:val="20"/>
+        </w:rPr>
+        <w:t>Gửi báo lỗi</w:t>
+      </w:r>
+      <w:r>
+        <w:rPr>
+          <w:rFonts w:ascii="Arial" w:hAnsi="Arial" w:eastAsia="Arial"/>
+          <w:color w:val="211D20"/>
+          <w:sz w:val="20"/>
+        </w:rPr>
+        <w:t xml:space="preserve"> đưa bản mô tả dạng chữ vào khay chia sẻ hoặc clipboard của điện thoại, mang đúng những gì bản JSON được phép mang. </w:t>
+      </w:r>
+      <w:r>
+        <w:rPr>
+          <w:rFonts w:ascii="Consolas" w:hAnsi="Consolas" w:eastAsia="Consolas"/>
+          <w:color w:val="4A3B42"/>
+          <w:sz w:val="19"/>
+        </w:rPr>
+        <w:t>scripts/vercel-ignore-build.mjs</w:t>
+      </w:r>
+      <w:r>
+        <w:rPr>
+          <w:rFonts w:ascii="Arial" w:hAnsi="Arial" w:eastAsia="Arial"/>
+          <w:color w:val="211D20"/>
+          <w:sz w:val="20"/>
+        </w:rPr>
+        <w:t xml:space="preserve"> chặn build production khi CI của đúng SHA chưa xanh và chặn cả khi không chắc, nhưng còn chờ hai ô cấu hình trên Vercel. </w:t>
+      </w:r>
+      <w:hyperlink r:id="rId13">
+        <w:r>
+          <w:rPr>
+            <w:color w:val="C93B72"/>
+            <w:u w:val="single"/>
+          </w:rPr>
+          <w:t>UAT-DIEN-THOAI.md</w:t>
+        </w:r>
+      </w:hyperlink>
+      <w:r>
+        <w:rPr>
+          <w:rFonts w:ascii="Arial" w:hAnsi="Arial" w:eastAsia="Arial"/>
+          <w:color w:val="211D20"/>
+          <w:sz w:val="20"/>
+        </w:rPr>
+        <w:t xml:space="preserve"> là danh sách 20 mục để nghiệm thu trên máy Gùa, chưa ai chạy.</w:t>
       </w:r>
     </w:p>
     <w:p>
@@ -4944,7 +5036,7 @@
                 <w:color w:val="211D20"/>
                 <w:sz w:val="16"/>
               </w:rPr>
-              <w:t>Đạt trên 14 màn</w:t>
+              <w:t>Đạt trên 16 màn</w:t>
             </w:r>
           </w:p>
         </w:tc>

--- a/docs/Bao-cao-ban-giao-May-VSTEP.docx
+++ b/docs/Bao-cao-ban-giao-May-VSTEP.docx
@@ -443,7 +443,7 @@
           <w:color w:val="211D20"/>
           <w:sz w:val="22"/>
         </w:rPr>
-        <w:t>Bản code hiện đủ để Gùa pilot hằng ngày trên URL HTTPS hoặc local. Reading và Listening có phản hồi theo dạng câu cùng độ chắc chắn; transcript chỉ mở sau khi nộp. Viết và Nói có bộ tiêu chí tự kiểm tra của Mây kèm gói in được để gửi người chấm; đây không phải thang chấm của hội đồng thi. Phòng thi có hai đề đủ cấu trúc độc lập nên đo lại được sau một giai đoạn học. App mở lại được khi mất mạng, và mỗi bài học hiện rõ chưa qua thẩm định của giáo viên. Bộ kiểm thử production gồm 169 unit test và 59 E2E trên Chromium, Firefox và WebKit, build 106 route và axe trên 16 màn. Migration gia cố quyền ghi cloud đã áp dụng và hậu kiểm thành công trên Supabase production. Các điều kiện còn thiếu để nghiệm thu vận hành là đăng nhập và đồng bộ trên bản host, micro và thiết bị thật, thử đồng bộ hai thiết bị, cổng phát hành chờ CI cùng thẩm định học liệu bởi giáo viên VSTEP.</w:t>
+        <w:t>Bản code hiện đủ để Gùa pilot hằng ngày trên URL HTTPS hoặc local. Reading và Listening có phản hồi theo dạng câu cùng độ chắc chắn; transcript chỉ mở sau khi nộp. Viết và Nói có bộ tiêu chí tự kiểm tra của Mây kèm gói in được để gửi người chấm; đây không phải thang chấm của hội đồng thi. Phòng thi có hai đề đủ cấu trúc độc lập nên đo lại được sau một giai đoạn học. App mở lại được khi mất mạng, và mỗi bài học hiện rõ chưa qua thẩm định của giáo viên. Bộ kiểm thử production gồm 170 unit test và 61 E2E trên Chromium, Firefox và WebKit, build 106 route và axe trên 16 màn. Migration gia cố quyền ghi cloud đã áp dụng và hậu kiểm thành công trên Supabase production. Các điều kiện còn thiếu để nghiệm thu vận hành là đăng nhập và đồng bộ trên bản host, micro và thiết bị thật, thử đồng bộ hai thiết bị, cổng phát hành chờ CI cùng thẩm định học liệu bởi giáo viên VSTEP.</w:t>
       </w:r>
     </w:p>
     <w:p>
@@ -662,7 +662,7 @@
           <w:color w:val="211D20"/>
           <w:sz w:val="20"/>
         </w:rPr>
-        <w:t xml:space="preserve"> đạt 81 unit và 44 E2E. Nhánh chính sau sáu đợt của kế hoạch 14/09 và hai đợt đầu của kế hoạch tiếp theo đạt 169 unit và 59 E2E trên cùng ba engine. Chưa có nghiệm thu trên iOS hoặc Android thật.</w:t>
+        <w:t xml:space="preserve"> đạt 81 unit và 44 E2E. Nhánh chính sau sáu đợt của kế hoạch 14/09 và hai đợt đầu của kế hoạch tiếp theo đạt 170 unit và 61 E2E trên cùng ba engine. Chưa có nghiệm thu trên iOS hoặc Android thật.</w:t>
       </w:r>
     </w:p>
     <w:p>

--- a/docs/Bao-cao-ban-giao-May-VSTEP.docx
+++ b/docs/Bao-cao-ban-giao-May-VSTEP.docx
@@ -443,7 +443,7 @@
           <w:color w:val="211D20"/>
           <w:sz w:val="22"/>
         </w:rPr>
-        <w:t>Bản code hiện đủ để Gùa pilot hằng ngày trên URL HTTPS hoặc local. Reading và Listening có phản hồi theo dạng câu cùng độ chắc chắn; transcript chỉ mở sau khi nộp. Viết và Nói có bộ tiêu chí tự kiểm tra của Mây kèm gói in được để gửi người chấm; đây không phải thang chấm của hội đồng thi. Phòng thi có hai đề đủ cấu trúc độc lập nên đo lại được sau một giai đoạn học. App mở lại được khi mất mạng, và mỗi bài học hiện rõ chưa qua thẩm định của giáo viên. Bộ kiểm thử production gồm 170 unit test và 61 E2E trên Chromium, Firefox và WebKit, build 106 route và axe trên 16 màn. Migration gia cố quyền ghi cloud đã áp dụng và hậu kiểm thành công trên Supabase production. Các điều kiện còn thiếu để nghiệm thu vận hành là đăng nhập và đồng bộ trên bản host, micro và thiết bị thật, thử đồng bộ hai thiết bị, cổng phát hành chờ CI cùng thẩm định học liệu bởi giáo viên VSTEP.</w:t>
+        <w:t>Bản code hiện đủ để Gùa pilot hằng ngày trên URL HTTPS hoặc local. Reading và Listening có phản hồi theo dạng câu cùng độ chắc chắn; transcript chỉ mở sau khi nộp. Viết và Nói có bộ tiêu chí tự kiểm tra của Mây kèm gói in được để gửi người chấm; đây không phải thang chấm của hội đồng thi. Phòng thi có hai đề đủ cấu trúc độc lập nên đo lại được sau một giai đoạn học. App mở lại được khi mất mạng, và mỗi bài học hiện rõ chưa qua thẩm định của giáo viên. Bộ kiểm thử production gồm 175 unit test và 61 E2E trên Chromium, Firefox và WebKit, build 106 route và axe trên 16 màn. Migration gia cố quyền ghi cloud đã áp dụng và hậu kiểm thành công trên Supabase production. Các điều kiện còn thiếu để nghiệm thu vận hành là đăng nhập và đồng bộ trên bản host, micro và thiết bị thật, thử đồng bộ hai thiết bị, cổng phát hành chờ CI cùng thẩm định học liệu bởi giáo viên VSTEP.</w:t>
       </w:r>
     </w:p>
     <w:p>
@@ -662,7 +662,7 @@
           <w:color w:val="211D20"/>
           <w:sz w:val="20"/>
         </w:rPr>
-        <w:t xml:space="preserve"> đạt 81 unit và 44 E2E. Nhánh chính sau sáu đợt của kế hoạch 14/09 và hai đợt đầu của kế hoạch tiếp theo đạt 170 unit và 61 E2E trên cùng ba engine. Chưa có nghiệm thu trên iOS hoặc Android thật.</w:t>
+        <w:t xml:space="preserve"> đạt 81 unit và 44 E2E. Nhánh chính sau sáu đợt của kế hoạch 14/09 và hai đợt đầu của kế hoạch tiếp theo đạt 175 unit và 61 E2E trên cùng ba engine. Chưa có nghiệm thu trên iOS hoặc Android thật.</w:t>
       </w:r>
     </w:p>
     <w:p>

--- a/docs/Bao-cao-ban-giao-May-VSTEP.docx
+++ b/docs/Bao-cao-ban-giao-May-VSTEP.docx
@@ -2927,7 +2927,7 @@
                 <w:color w:val="211D20"/>
                 <w:sz w:val="16"/>
               </w:rPr>
-              <w:t>Next.js 16.3.4 App Router</w:t>
+              <w:t>Next.js 16.4.0 App Router</w:t>
             </w:r>
           </w:p>
         </w:tc>

--- a/docs/Bao-cao-ban-giao-May-VSTEP.docx
+++ b/docs/Bao-cao-ban-giao-May-VSTEP.docx
@@ -443,7 +443,7 @@
           <w:color w:val="211D20"/>
           <w:sz w:val="22"/>
         </w:rPr>
-        <w:t>Bản code hiện đủ để Gùa pilot hằng ngày trên URL HTTPS hoặc local. Reading và Listening có phản hồi theo dạng câu cùng độ chắc chắn; transcript chỉ mở sau khi nộp. Viết và Nói có bộ tiêu chí tự kiểm tra của Mây kèm gói in được để gửi người chấm; đây không phải thang chấm của hội đồng thi. Phòng thi có hai đề đủ cấu trúc độc lập nên đo lại được sau một giai đoạn học. App mở lại được khi mất mạng, và mỗi bài học hiện rõ chưa qua thẩm định của giáo viên. Bộ kiểm thử production gồm 175 unit test và 61 E2E trên Chromium, Firefox và WebKit, build 106 route và axe trên 16 màn. Migration gia cố quyền ghi cloud đã áp dụng và hậu kiểm thành công trên Supabase production. Các điều kiện còn thiếu để nghiệm thu vận hành là đăng nhập và đồng bộ trên bản host, micro và thiết bị thật, thử đồng bộ hai thiết bị, cổng phát hành chờ CI cùng thẩm định học liệu bởi giáo viên VSTEP.</w:t>
+        <w:t>Bản code hiện đủ để Gùa pilot hằng ngày trên URL HTTPS hoặc local. Reading và Listening có phản hồi theo dạng câu cùng độ chắc chắn; transcript chỉ mở sau khi nộp. Viết và Nói có bộ tiêu chí tự kiểm tra của Mây kèm gói in được để gửi người chấm; đây không phải thang chấm của hội đồng thi. Phòng thi có hai đề đủ cấu trúc độc lập nên đo lại được sau một giai đoạn học. App mở lại được khi mất mạng, và mỗi bài học hiện rõ chưa qua thẩm định của giáo viên. Bộ kiểm thử production gồm 175 unit test và 62 E2E trên Chromium, Firefox và WebKit, build 106 route và axe trên 16 màn. Migration gia cố quyền ghi cloud đã áp dụng và hậu kiểm thành công trên Supabase production. Các điều kiện còn thiếu để nghiệm thu vận hành là đăng nhập và đồng bộ trên bản host, micro và thiết bị thật, thử đồng bộ hai thiết bị, cổng phát hành chờ CI cùng thẩm định học liệu bởi giáo viên VSTEP.</w:t>
       </w:r>
     </w:p>
     <w:p>
@@ -662,7 +662,7 @@
           <w:color w:val="211D20"/>
           <w:sz w:val="20"/>
         </w:rPr>
-        <w:t xml:space="preserve"> đạt 81 unit và 44 E2E. Nhánh chính sau sáu đợt của kế hoạch 14/09 và hai đợt đầu của kế hoạch tiếp theo đạt 175 unit và 61 E2E trên cùng ba engine. Chưa có nghiệm thu trên iOS hoặc Android thật.</w:t>
+        <w:t xml:space="preserve"> đạt 81 unit và 44 E2E. Nhánh chính sau sáu đợt của kế hoạch 14/09 và hai đợt đầu của kế hoạch tiếp theo đạt 175 unit và 62 E2E trên cùng ba engine. Chưa có nghiệm thu trên iOS hoặc Android thật.</w:t>
       </w:r>
     </w:p>
     <w:p>

--- a/docs/Bao-cao-ban-giao-May-VSTEP.docx
+++ b/docs/Bao-cao-ban-giao-May-VSTEP.docx
@@ -443,7 +443,7 @@
           <w:color w:val="211D20"/>
           <w:sz w:val="22"/>
         </w:rPr>
-        <w:t>Bản code hiện đủ để Gùa pilot hằng ngày trên URL HTTPS hoặc local. Reading và Listening có phản hồi theo dạng câu cùng độ chắc chắn; transcript chỉ mở sau khi nộp. Viết và Nói có bộ tiêu chí tự kiểm tra của Mây kèm gói in được để gửi người chấm; đây không phải thang chấm của hội đồng thi. Phòng thi có hai đề đủ cấu trúc độc lập nên đo lại được sau một giai đoạn học. App mở lại được khi mất mạng, và mỗi bài học hiện rõ chưa qua thẩm định của giáo viên. Bộ kiểm thử production gồm 175 unit test và 62 E2E trên Chromium, Firefox và WebKit, build 106 route và axe trên 16 màn. Migration gia cố quyền ghi cloud đã áp dụng và hậu kiểm thành công trên Supabase production. Các điều kiện còn thiếu để nghiệm thu vận hành là đăng nhập và đồng bộ trên bản host, micro và thiết bị thật, thử đồng bộ hai thiết bị, cổng phát hành chờ CI cùng thẩm định học liệu bởi giáo viên VSTEP.</w:t>
+        <w:t>Bản code hiện đủ để Gùa pilot hằng ngày trên URL HTTPS hoặc local. Reading và Listening có phản hồi theo dạng câu cùng độ chắc chắn; transcript chỉ mở sau khi nộp. Viết và Nói có bộ tiêu chí tự kiểm tra của Mây kèm gói in được để gửi người chấm; đây không phải thang chấm của hội đồng thi. Phòng thi có hai đề đủ cấu trúc độc lập nên đo lại được sau một giai đoạn học. App mở lại được khi mất mạng, và mỗi bài học hiện rõ chưa qua thẩm định của giáo viên. Bộ kiểm thử production gồm 175 unit test và 63 E2E trên Chromium, Firefox và WebKit, build 106 route và axe trên 16 màn. Migration gia cố quyền ghi cloud đã áp dụng và hậu kiểm thành công trên Supabase production. Các điều kiện còn thiếu để nghiệm thu vận hành là đăng nhập và đồng bộ trên bản host, micro và thiết bị thật, thử đồng bộ hai thiết bị, cổng phát hành chờ CI cùng thẩm định học liệu bởi giáo viên VSTEP.</w:t>
       </w:r>
     </w:p>
     <w:p>
@@ -662,7 +662,7 @@
           <w:color w:val="211D20"/>
           <w:sz w:val="20"/>
         </w:rPr>
-        <w:t xml:space="preserve"> đạt 81 unit và 44 E2E. Nhánh chính sau sáu đợt của kế hoạch 14/09 và hai đợt đầu của kế hoạch tiếp theo đạt 175 unit và 62 E2E trên cùng ba engine. Chưa có nghiệm thu trên iOS hoặc Android thật.</w:t>
+        <w:t xml:space="preserve"> đạt 81 unit và 44 E2E. Nhánh chính sau sáu đợt của kế hoạch 14/09 và hai đợt đầu của kế hoạch tiếp theo đạt 175 unit và 63 E2E trên cùng ba engine. Chưa có nghiệm thu trên iOS hoặc Android thật.</w:t>
       </w:r>
     </w:p>
     <w:p>

--- a/docs/Bao-cao-ban-giao-May-VSTEP.docx
+++ b/docs/Bao-cao-ban-giao-May-VSTEP.docx
@@ -443,7 +443,7 @@
           <w:color w:val="211D20"/>
           <w:sz w:val="22"/>
         </w:rPr>
-        <w:t>Bản code hiện đủ để Gùa pilot hằng ngày trên URL HTTPS hoặc local. Reading và Listening có phản hồi theo dạng câu cùng độ chắc chắn; transcript chỉ mở sau khi nộp. Viết và Nói có bộ tiêu chí tự kiểm tra của Mây kèm gói in được để gửi người chấm; đây không phải thang chấm của hội đồng thi. Phòng thi có hai đề đủ cấu trúc độc lập nên đo lại được sau một giai đoạn học. App mở lại được khi mất mạng, và mỗi bài học hiện rõ chưa qua thẩm định của giáo viên. Bộ kiểm thử production gồm 175 unit test và 63 E2E trên Chromium, Firefox và WebKit, build 106 route và axe trên 16 màn. Migration gia cố quyền ghi cloud đã áp dụng và hậu kiểm thành công trên Supabase production. Các điều kiện còn thiếu để nghiệm thu vận hành là đăng nhập và đồng bộ trên bản host, micro và thiết bị thật, thử đồng bộ hai thiết bị, cổng phát hành chờ CI cùng thẩm định học liệu bởi giáo viên VSTEP.</w:t>
+        <w:t>Bản code hiện đủ để Gùa pilot hằng ngày trên URL HTTPS hoặc local. Reading và Listening có phản hồi theo dạng câu cùng độ chắc chắn; transcript chỉ mở sau khi nộp. Viết và Nói có bộ tiêu chí tự kiểm tra của Mây kèm gói in được để gửi người chấm; đây không phải thang chấm của hội đồng thi. Phòng thi có hai đề đủ cấu trúc độc lập nên đo lại được sau một giai đoạn học. App mở lại được khi mất mạng, và mỗi bài học hiện rõ chưa qua thẩm định của giáo viên. Bộ kiểm thử production gồm 180 unit test và 65 E2E trên Chromium, Firefox và WebKit, build 106 route và axe trên 16 màn. Migration gia cố quyền ghi cloud đã áp dụng và hậu kiểm thành công trên Supabase production. Các điều kiện còn thiếu để nghiệm thu vận hành là đăng nhập và đồng bộ trên bản host, micro và thiết bị thật, thử đồng bộ hai thiết bị, cổng phát hành chờ CI cùng thẩm định học liệu bởi giáo viên VSTEP.</w:t>
       </w:r>
     </w:p>
     <w:p>
@@ -662,7 +662,7 @@
           <w:color w:val="211D20"/>
           <w:sz w:val="20"/>
         </w:rPr>
-        <w:t xml:space="preserve"> đạt 81 unit và 44 E2E. Nhánh chính sau sáu đợt của kế hoạch 14/09 và hai đợt đầu của kế hoạch tiếp theo đạt 175 unit và 63 E2E trên cùng ba engine. Chưa có nghiệm thu trên iOS hoặc Android thật.</w:t>
+        <w:t xml:space="preserve"> đạt 81 unit và 44 E2E. Nhánh chính sau sáu đợt của kế hoạch 14/09 và hai đợt đầu của kế hoạch tiếp theo đạt 180 unit và 65 E2E trên cùng ba engine. Chưa có nghiệm thu trên iOS hoặc Android thật.</w:t>
       </w:r>
     </w:p>
     <w:p>

--- a/docs/Bao-cao-ban-giao-May-VSTEP.docx
+++ b/docs/Bao-cao-ban-giao-May-VSTEP.docx
@@ -443,7 +443,7 @@
           <w:color w:val="211D20"/>
           <w:sz w:val="22"/>
         </w:rPr>
-        <w:t>Bản code hiện đủ để Gùa pilot hằng ngày trên URL HTTPS hoặc local. Reading và Listening có phản hồi theo dạng câu cùng độ chắc chắn; transcript chỉ mở sau khi nộp. Viết và Nói có bộ tiêu chí tự kiểm tra của Mây kèm gói in được để gửi người chấm; đây không phải thang chấm của hội đồng thi. Phòng thi có hai đề đủ cấu trúc độc lập nên đo lại được sau một giai đoạn học. App mở lại được khi mất mạng, và mỗi bài học hiện rõ chưa qua thẩm định của giáo viên. Bộ kiểm thử production gồm 180 unit test và 65 E2E trên Chromium, Firefox và WebKit, build 106 route và axe trên 16 màn. Migration gia cố quyền ghi cloud đã áp dụng và hậu kiểm thành công trên Supabase production. Các điều kiện còn thiếu để nghiệm thu vận hành là đăng nhập và đồng bộ trên bản host, micro và thiết bị thật, thử đồng bộ hai thiết bị, cổng phát hành chờ CI cùng thẩm định học liệu bởi giáo viên VSTEP.</w:t>
+        <w:t>Bản code hiện đủ để Gùa pilot hằng ngày trên URL HTTPS hoặc local. Reading và Listening có phản hồi theo dạng câu cùng độ chắc chắn; transcript chỉ mở sau khi nộp. Viết và Nói có bộ tiêu chí tự kiểm tra của Mây kèm gói in được để gửi người chấm; đây không phải thang chấm của hội đồng thi. Phòng thi có hai đề đủ cấu trúc độc lập nên đo lại được sau một giai đoạn học. App mở lại được khi mất mạng, và mỗi bài học hiện rõ chưa qua thẩm định của giáo viên. Bộ kiểm thử production gồm 180 unit test và 66 E2E trên Chromium, Firefox và WebKit, build 106 route và axe trên 16 màn. Migration gia cố quyền ghi cloud đã áp dụng và hậu kiểm thành công trên Supabase production. Các điều kiện còn thiếu để nghiệm thu vận hành là đăng nhập và đồng bộ trên bản host, micro và thiết bị thật, thử đồng bộ hai thiết bị, cổng phát hành chờ CI cùng thẩm định học liệu bởi giáo viên VSTEP.</w:t>
       </w:r>
     </w:p>
     <w:p>
@@ -662,7 +662,7 @@
           <w:color w:val="211D20"/>
           <w:sz w:val="20"/>
         </w:rPr>
-        <w:t xml:space="preserve"> đạt 81 unit và 44 E2E. Nhánh chính sau sáu đợt của kế hoạch 14/09 và hai đợt đầu của kế hoạch tiếp theo đạt 180 unit và 65 E2E trên cùng ba engine. Chưa có nghiệm thu trên iOS hoặc Android thật.</w:t>
+        <w:t xml:space="preserve"> đạt 81 unit và 44 E2E. Nhánh chính sau sáu đợt của kế hoạch 14/09 và hai đợt đầu của kế hoạch tiếp theo đạt 180 unit và 66 E2E trên cùng ba engine. Chưa có nghiệm thu trên iOS hoặc Android thật.</w:t>
       </w:r>
     </w:p>
     <w:p>

--- a/docs/Bao-cao-ban-giao-May-VSTEP.docx
+++ b/docs/Bao-cao-ban-giao-May-VSTEP.docx
@@ -443,7 +443,7 @@
           <w:color w:val="211D20"/>
           <w:sz w:val="22"/>
         </w:rPr>
-        <w:t>Bản code hiện đủ để Gùa pilot hằng ngày trên URL HTTPS hoặc local. Reading và Listening có phản hồi theo dạng câu cùng độ chắc chắn; transcript chỉ mở sau khi nộp. Viết và Nói có bộ tiêu chí tự kiểm tra của Mây kèm gói in được để gửi người chấm; đây không phải thang chấm của hội đồng thi. Phòng thi có hai đề đủ cấu trúc độc lập nên đo lại được sau một giai đoạn học. App mở lại được khi mất mạng, và mỗi bài học hiện rõ chưa qua thẩm định của giáo viên. Bộ kiểm thử production gồm 180 unit test và 66 E2E trên Chromium, Firefox và WebKit, build 106 route và axe trên 16 màn. Migration gia cố quyền ghi cloud đã áp dụng và hậu kiểm thành công trên Supabase production. Các điều kiện còn thiếu để nghiệm thu vận hành là đăng nhập và đồng bộ trên bản host, micro và thiết bị thật, thử đồng bộ hai thiết bị, cổng phát hành chờ CI cùng thẩm định học liệu bởi giáo viên VSTEP.</w:t>
+        <w:t>Bản code hiện đủ để Gùa pilot hằng ngày trên URL HTTPS hoặc local. Reading và Listening có phản hồi theo dạng câu cùng độ chắc chắn; transcript chỉ mở sau khi nộp. Viết và Nói có bộ tiêu chí tự kiểm tra của Mây kèm gói in được để gửi người chấm; đây không phải thang chấm của hội đồng thi. Phòng thi có hai đề đủ cấu trúc độc lập nên đo lại được sau một giai đoạn học. App mở lại được khi mất mạng, và mỗi bài học hiện rõ chưa qua thẩm định của giáo viên. Bộ kiểm thử production gồm 183 unit test và 67 E2E trên Chromium, Firefox và WebKit, build 106 route và axe trên 16 màn. Migration gia cố quyền ghi cloud đã áp dụng và hậu kiểm thành công trên Supabase production. Các điều kiện còn thiếu để nghiệm thu vận hành là đăng nhập và đồng bộ trên bản host, micro và thiết bị thật, thử đồng bộ hai thiết bị, cổng phát hành chờ CI cùng thẩm định học liệu bởi giáo viên VSTEP.</w:t>
       </w:r>
     </w:p>
     <w:p>
@@ -662,7 +662,7 @@
           <w:color w:val="211D20"/>
           <w:sz w:val="20"/>
         </w:rPr>
-        <w:t xml:space="preserve"> đạt 81 unit và 44 E2E. Nhánh chính sau sáu đợt của kế hoạch 14/09 và hai đợt đầu của kế hoạch tiếp theo đạt 180 unit và 66 E2E trên cùng ba engine. Chưa có nghiệm thu trên iOS hoặc Android thật.</w:t>
+        <w:t xml:space="preserve"> đạt 81 unit và 44 E2E. Nhánh chính sau sáu đợt của kế hoạch 14/09 và hai đợt đầu của kế hoạch tiếp theo đạt 183 unit và 67 E2E trên cùng ba engine. Chưa có nghiệm thu trên iOS hoặc Android thật.</w:t>
       </w:r>
     </w:p>
     <w:p>

--- a/docs/Bao-cao-ban-giao-May-VSTEP.docx
+++ b/docs/Bao-cao-ban-giao-May-VSTEP.docx
@@ -139,7 +139,7 @@
                 <w:color w:val="211D20"/>
                 <w:sz w:val="18"/>
               </w:rPr>
-              <w:t>14/09/2026</w:t>
+              <w:t>07/10/2026</w:t>
             </w:r>
           </w:p>
         </w:tc>
@@ -193,7 +193,7 @@
                 <w:color w:val="211D20"/>
                 <w:sz w:val="18"/>
               </w:rPr>
-              <w:t>Release Reading và Listening 6cdbbfe</w:t>
+              <w:t>Bản sáu đề nhập 07/10/2026</w:t>
             </w:r>
           </w:p>
         </w:tc>
@@ -443,7 +443,7 @@
           <w:color w:val="211D20"/>
           <w:sz w:val="22"/>
         </w:rPr>
-        <w:t>Bản code hiện đủ để Gùa pilot hằng ngày trên URL HTTPS hoặc local. Reading và Listening có phản hồi theo dạng câu cùng độ chắc chắn; transcript chỉ mở sau khi nộp. Viết và Nói có bộ tiêu chí tự kiểm tra của Mây kèm gói in được để gửi người chấm; đây không phải thang chấm của hội đồng thi. Phòng thi có hai đề đủ cấu trúc độc lập nên đo lại được sau một giai đoạn học. App mở lại được khi mất mạng, và mỗi bài học hiện rõ chưa qua thẩm định của giáo viên. Bộ kiểm thử production gồm 183 unit test và 67 E2E trên Chromium, Firefox và WebKit, build 106 route và axe trên 16 màn. Migration gia cố quyền ghi cloud đã áp dụng và hậu kiểm thành công trên Supabase production. Các điều kiện còn thiếu để nghiệm thu vận hành là đăng nhập và đồng bộ trên bản host, micro và thiết bị thật, thử đồng bộ hai thiết bị, cổng phát hành chờ CI cùng thẩm định học liệu bởi giáo viên VSTEP.</w:t>
+        <w:t>Bản code có sáu đề nhập đủ bốn kỹ năng và hai đề tự biên soạn. Năm đề nhập có 375 khóa đáp án Nghe/Đọc; đề 131 thiếu đáp án và transcript nên chỉ luyện, không chấm. 126 MP3 được đóng gói cùng ứng dụng. Viết và Nói lưu bài nhưng chưa được chấm tự động; bản ghi micro cần tải riêng. Bộ kiểm thử local trước khi phát hành gồm 190 unit test và 71 E2E trên Chromium, Firefox và WebKit, build 112 route và axe trên 19 màn. Migration gia cố quyền ghi cloud đã áp dụng trên Supabase production. Bản HTTPS cần đối chiếu đúng SHA và smoke sau merge; đồng bộ hai thiết bị, micro thật, quyền công bố bộ đề và thẩm định học liệu vẫn cần xác nhận.</w:t>
       </w:r>
     </w:p>
     <w:p>
@@ -630,7 +630,7 @@
           <w:color w:val="211D20"/>
           <w:sz w:val="20"/>
         </w:rPr>
-        <w:t xml:space="preserve">Mây hiện là một ứng dụng luyện VSTEP cá nhân có kế hoạch học theo ngày, thư viện luyện bốn kỹ năng, một buổi thi rút gọn và hai đề đủ cấu trúc độc lập, từ vựng, ôn lỗi sai, lịch sử tiến bộ, ghi âm, sao lưu và đồng bộ Supabase thủ công. Reading và Listening đã có phản hồi theo dạng câu và độ chắc chắn; phần thi có giờ cảnh báo câu bỏ trống và chỉ mở transcript Listening sau khi hoàn thành. Mỗi lượt học và đề đang làm lưu bản chụp học liệu có phiên bản, nên kết quả cũ không đổi khi ngân hàng câu hỏi được chỉnh sửa. Giao diện đã được kiểm thử tự động ở viewport máy tính và điện thoại, dùng tone hồng pastel, tối ưu cho tiếng Việt và cá nhân hóa cho Gùa. Release </w:t>
+        <w:t xml:space="preserve">Mây hiện là một ứng dụng luyện VSTEP cá nhân có kế hoạch học theo ngày, thư viện luyện bốn kỹ năng, một buổi thi rút gọn, hai đề tự biên soạn và sáu đề nhập từ dữ liệu chủ dự án cung cấp, từ vựng, ôn lỗi sai, lịch sử tiến bộ, ghi âm, sao lưu và đồng bộ Supabase thủ công. Reading và Listening của học liệu tự biên soạn có phản hồi theo dạng câu và độ chắc chắn; kho đề nhập hiển thị đáp án có sẵn trong nguồn sau khi nộp. Năm đề 132–135 và Review 13/09 có đáp án; đề 131 thiếu khóa đáp án và transcript nên không chấm. Các đề nhập lưu đáp án, bài viết và trạng thái trong bản sao Mây; audio ghi âm vẫn lưu riêng. Giao diện đã được kiểm thử tự động ở viewport máy tính và điện thoại, dùng tone hồng pastel, tối ưu cho tiếng Việt và cá nhân hóa cho Gùa. Release </w:t>
       </w:r>
       <w:r>
         <w:rPr>
@@ -662,7 +662,7 @@
           <w:color w:val="211D20"/>
           <w:sz w:val="20"/>
         </w:rPr>
-        <w:t xml:space="preserve"> đạt 81 unit và 44 E2E. Nhánh chính sau sáu đợt của kế hoạch 14/09 và hai đợt đầu của kế hoạch tiếp theo đạt 183 unit và 67 E2E trên cùng ba engine. Chưa có nghiệm thu trên iOS hoặc Android thật.</w:t>
+        <w:t xml:space="preserve"> đạt 81 unit và 44 E2E. Bản làm việc hiện tại đạt 190 unit và 71 E2E trên cùng ba engine sau khi hoàn tất kiểm thử. Chưa có nghiệm thu trên iOS hoặc Android thật.</w:t>
       </w:r>
     </w:p>
     <w:p>
@@ -672,7 +672,7 @@
           <w:color w:val="211D20"/>
           <w:sz w:val="20"/>
         </w:rPr>
-        <w:t>Sản phẩm đủ để Gùa pilot hằng ngày trên bản HTTPS hoặc local nhằm thu thập phản hồi thực tế. Chưa nên mô tả đây là hệ luyện thi VSTEP toàn diện đã được kiểm định hoặc đã nghiệm thu vận hành. Nội dung đang là nội dung tự biên soạn, đã có hai đề đủ cấu trúc, bài Nghe dùng giọng tổng hợp và bài Viết hoặc Nói chưa có chấm điểm từ giáo viên hoặc AI. Bản host chưa được kiểm thử đăng nhập và đồng bộ bằng tài khoản thật, micro hoặc thiết bị thật của người học.</w:t>
+        <w:t>Sản phẩm đủ để Gùa pilot hằng ngày trên bản HTTPS hoặc local nhằm thu thập phản hồi thực tế. Chưa nên mô tả đây là hệ luyện thi VSTEP toàn diện đã được kiểm định hoặc đã nghiệm thu vận hành. Hai đề của Mây tự biên soạn dùng giọng tổng hợp; sáu đề nhập có MP3 gốc của bộ dữ liệu. Cả hai nguồn học liệu chưa được giáo viên của Mây thẩm định. Bài Viết hoặc Nói chưa có điểm từ giáo viên hoặc AI. Bản host chưa được kiểm thử đăng nhập và đồng bộ bằng tài khoản thật, micro hoặc thiết bị thật của người học.</w:t>
       </w:r>
     </w:p>
     <w:p>
@@ -2085,7 +2085,7 @@
           <w:color w:val="211D20"/>
           <w:sz w:val="20"/>
         </w:rPr>
-        <w:t>30 bài luyện ngắn gồm 12 bài Đọc, 12 bài Nghe, 3 bài Viết và 3 bài Nói.</w:t>
+        <w:t>42 bài luyện ngắn gồm 12 bài Đọc, 12 bài Nghe, 9 bài Viết và 9 bài Nói.</w:t>
       </w:r>
     </w:p>
     <w:p>
@@ -2289,7 +2289,7 @@
           <w:color w:val="000000"/>
           <w:sz w:val="25"/>
         </w:rPr>
-        <w:t>4.6 Từ vựng và sổ lỗi sai</w:t>
+        <w:t>4.5b Kho sáu đề nhập</w:t>
       </w:r>
     </w:p>
     <w:p>
@@ -2298,11 +2298,19 @@
       </w:pPr>
       <w:r>
         <w:rPr>
+          <w:rFonts w:ascii="Consolas" w:hAnsi="Consolas" w:eastAsia="Consolas"/>
+          <w:color w:val="4A3B42"/>
+          <w:sz w:val="19"/>
+        </w:rPr>
+        <w:t>/papers</w:t>
+      </w:r>
+      <w:r>
+        <w:rPr>
           <w:rFonts w:ascii="Arial" w:hAnsi="Arial" w:eastAsia="Arial"/>
           <w:color w:val="211D20"/>
           <w:sz w:val="20"/>
         </w:rPr>
-        <w:t>20 từ có IPA, nghĩa tiếng Việt, ví dụ và chủ đề, cộng các thẻ người học tự thêm từ chính câu "từ vựng trong ngữ cảnh" đã làm sai (10 thẻ đã viết sẵn nghĩa tiếng Việt và IPA).</w:t>
+        <w:t xml:space="preserve"> có sáu đề 131–135 và Review 13/09. Mỗi đề gồm 35 câu Nghe, 40 câu Đọc, hai bài Viết, ba phần Nói và 172 phút; 126 file MP3 đi kèm gồm 84 bài Nghe và 42 bài mẫu.</w:t>
       </w:r>
     </w:p>
     <w:p>
@@ -2315,7 +2323,7 @@
           <w:color w:val="211D20"/>
           <w:sz w:val="20"/>
         </w:rPr>
-        <w:t>Phát âm bằng giọng tổng hợp của thiết bị.</w:t>
+        <w:t>Năm đề 132–135 và Review 13/09 có đủ 375 khóa đáp án cùng lời giải. Đề 131 thiếu 75 khóa đáp án và transcript trong nguồn; giao diện cho làm bài nhưng không tạo điểm Nghe/Đọc.</w:t>
       </w:r>
     </w:p>
     <w:p>
@@ -2328,7 +2336,20 @@
           <w:color w:val="211D20"/>
           <w:sz w:val="20"/>
         </w:rPr>
-        <w:t>Lịch ôn thay đổi theo bốn mức: chưa nhớ, khó, nhớ rồi và rất chắc.</w:t>
+        <w:t>Dữ liệu lượt làm lưu cùng bản sao JSON và Supabase, theo version và dấu băm nguồn; bản ghi micro ở IndexedDB, phải tải riêng. Bản dịch chỉ mở sau khi nộp; kết quả không quy đổi sang bậc VSTEP.</w:t>
+      </w:r>
+    </w:p>
+    <w:p>
+      <w:pPr>
+        <w:pStyle w:val="Heading2"/>
+      </w:pPr>
+      <w:r>
+        <w:rPr>
+          <w:rFonts w:ascii="Arial" w:hAnsi="Arial" w:eastAsia="Arial"/>
+          <w:color w:val="000000"/>
+          <w:sz w:val="25"/>
+        </w:rPr>
+        <w:t>4.6 Từ vựng và sổ lỗi sai</w:t>
       </w:r>
     </w:p>
     <w:p>
@@ -2341,7 +2362,7 @@
           <w:color w:val="211D20"/>
           <w:sz w:val="20"/>
         </w:rPr>
-        <w:t>Câu sai từ bài luyện và đề thi được gom một lần vào sổ lỗi.</w:t>
+        <w:t>68 thẻ có IPA, nghĩa tiếng Việt, ví dụ và chủ đề, cộng các thẻ người học tự thêm từ chính câu "từ vựng trong ngữ cảnh" đã làm sai.</w:t>
       </w:r>
     </w:p>
     <w:p>
@@ -2354,6 +2375,45 @@
           <w:color w:val="211D20"/>
           <w:sz w:val="20"/>
         </w:rPr>
+        <w:t>Phát âm bằng giọng tổng hợp của thiết bị.</w:t>
+      </w:r>
+    </w:p>
+    <w:p>
+      <w:pPr>
+        <w:pStyle w:val="ListBullet"/>
+      </w:pPr>
+      <w:r>
+        <w:rPr>
+          <w:rFonts w:ascii="Arial" w:hAnsi="Arial" w:eastAsia="Arial"/>
+          <w:color w:val="211D20"/>
+          <w:sz w:val="20"/>
+        </w:rPr>
+        <w:t>Lịch ôn thay đổi theo bốn mức: chưa nhớ, khó, nhớ rồi và rất chắc.</w:t>
+      </w:r>
+    </w:p>
+    <w:p>
+      <w:pPr>
+        <w:pStyle w:val="ListBullet"/>
+      </w:pPr>
+      <w:r>
+        <w:rPr>
+          <w:rFonts w:ascii="Arial" w:hAnsi="Arial" w:eastAsia="Arial"/>
+          <w:color w:val="211D20"/>
+          <w:sz w:val="20"/>
+        </w:rPr>
+        <w:t>Câu sai từ bài luyện và đề thi được gom một lần vào sổ lỗi.</w:t>
+      </w:r>
+    </w:p>
+    <w:p>
+      <w:pPr>
+        <w:pStyle w:val="ListBullet"/>
+      </w:pPr>
+      <w:r>
+        <w:rPr>
+          <w:rFonts w:ascii="Arial" w:hAnsi="Arial" w:eastAsia="Arial"/>
+          <w:color w:val="211D20"/>
+          <w:sz w:val="20"/>
+        </w:rPr>
         <w:t>Người học phải chọn lại đáp án trước khi xem kết quả và giải thích.</w:t>
       </w:r>
     </w:p>
@@ -2488,6 +2548,19 @@
           <w:color w:val="211D20"/>
           <w:sz w:val="20"/>
         </w:rPr>
+        <w:t>Lượt làm sáu đề nhập hiện riêng trong Tiến bộ, mở lại được đáp án, bài Viết và phần Nói đã làm.</w:t>
+      </w:r>
+    </w:p>
+    <w:p>
+      <w:pPr>
+        <w:pStyle w:val="ListBullet"/>
+      </w:pPr>
+      <w:r>
+        <w:rPr>
+          <w:rFonts w:ascii="Arial" w:hAnsi="Arial" w:eastAsia="Arial"/>
+          <w:color w:val="211D20"/>
+          <w:sz w:val="20"/>
+        </w:rPr>
         <w:t>Lượt học mới lưu bản chụp tiêu đề, câu hỏi, đáp án và giải thích của đúng phiên bản học liệu đã làm; sổ lỗi và lịch sử ưu tiên bản chụp này thay vì nội dung hiện tại.</w:t>
       </w:r>
     </w:p>
@@ -2514,7 +2587,7 @@
           <w:color w:val="211D20"/>
           <w:sz w:val="20"/>
         </w:rPr>
-        <w:t>Xuất toàn bộ state học tập ra JSON.</w:t>
+        <w:t>Xuất toàn bộ state học tập, gồm lượt làm đề nhập, ra JSON.</w:t>
       </w:r>
     </w:p>
     <w:p>
@@ -2741,7 +2814,7 @@
           <w:color w:val="211D20"/>
           <w:sz w:val="20"/>
         </w:rPr>
-        <w:t>Có web app manifest, màu theme và metadata cho màn hình chính; chưa có service worker nên không cam kết offline đầy đủ.</w:t>
+        <w:t>Có web app manifest, màu theme, metadata và service worker. Trang cố định cùng bài trong kế hoạch hôm nay được lưu cho lúc mất mạng; audio của đề nhập không được tải sẵn.</w:t>
       </w:r>
     </w:p>
     <w:p>
@@ -3891,7 +3964,7 @@
           <w:color w:val="211D20"/>
           <w:sz w:val="20"/>
         </w:rPr>
-        <w:t xml:space="preserve">State phiên bản 1 gồm hồ sơ, lượt học, lịch ôn từ, lịch ôn lỗi, nháp, tâm trạng theo ngày, phiên thi đang chạy và thời điểm cập nhật. Lượt học và phiên thi mới kèm snapshot học liệu có </w:t>
+        <w:t xml:space="preserve">State phiên bản 1 gồm hồ sơ, lượt học, lịch ôn từ, lịch ôn lỗi, nháp, tâm trạng theo ngày, phiên thi đang chạy, </w:t>
       </w:r>
       <w:r>
         <w:rPr>
@@ -3899,7 +3972,7 @@
           <w:color w:val="4A3B42"/>
           <w:sz w:val="19"/>
         </w:rPr>
-        <w:t>version</w:t>
+        <w:t>paperRuns</w:t>
       </w:r>
       <w:r>
         <w:rPr>
@@ -3907,7 +3980,39 @@
           <w:color w:val="211D20"/>
           <w:sz w:val="20"/>
         </w:rPr>
-        <w:t xml:space="preserve">; dữ liệu cũ tương thích được nâng cấp sang snapshot phiên bản 1 khi đọc hoặc nhập. Phiên thi mới giữ cả snapshot bài lẫn cấu trúc từng phần; lịch ôn lỗi dùng khóa theo bài và version. </w:t>
+        <w:t xml:space="preserve"> của kho đề nhập và thời điểm cập nhật. Lượt học và phiên thi mới kèm snapshot học liệu có </w:t>
+      </w:r>
+      <w:r>
+        <w:rPr>
+          <w:rFonts w:ascii="Consolas" w:hAnsi="Consolas" w:eastAsia="Consolas"/>
+          <w:color w:val="4A3B42"/>
+          <w:sz w:val="19"/>
+        </w:rPr>
+        <w:t>version</w:t>
+      </w:r>
+      <w:r>
+        <w:rPr>
+          <w:rFonts w:ascii="Arial" w:hAnsi="Arial" w:eastAsia="Arial"/>
+          <w:color w:val="211D20"/>
+          <w:sz w:val="20"/>
+        </w:rPr>
+        <w:t xml:space="preserve">; dữ liệu cũ tương thích được nâng cấp sang snapshot phiên bản 1 khi đọc hoặc nhập. </w:t>
+      </w:r>
+      <w:r>
+        <w:rPr>
+          <w:rFonts w:ascii="Consolas" w:hAnsi="Consolas" w:eastAsia="Consolas"/>
+          <w:color w:val="4A3B42"/>
+          <w:sz w:val="19"/>
+        </w:rPr>
+        <w:t>paperRuns</w:t>
+      </w:r>
+      <w:r>
+        <w:rPr>
+          <w:rFonts w:ascii="Arial" w:hAnsi="Arial" w:eastAsia="Arial"/>
+          <w:color w:val="211D20"/>
+          <w:sz w:val="20"/>
+        </w:rPr>
+        <w:t xml:space="preserve"> là trường tùy chọn để backup cũ vẫn đọc được; mỗi lượt giữ mã đề, version, dấu băm nguồn, đáp án và bài tự luận, còn nội dung đề nằm trong JSON tĩnh. </w:t>
       </w:r>
       <w:r>
         <w:rPr>
@@ -4542,7 +4647,33 @@
           <w:color w:val="211D20"/>
           <w:sz w:val="20"/>
         </w:rPr>
-        <w:t>Trạng thái kiểm tra local sau vòng cải tiến theo báo cáo:</w:t>
+        <w:t>Bản chuẩn bị phát hành ngày 07/10/2026: ESLint, TypeScript, 190/190 Vitest, build 112 route và audit production dependency đều đạt. Playwright có 71 ca trên bản production local: 67 Chromium, 2 Firefox, 2 WebKit. Lượt đầy đủ gần nhất đạt 70/71; ca offline còn lại chỉ dùng tiêu đề cũ, đã sửa kỳ vọng và chạy lại riêng đạt. Axe kiểm tra 19 màn, gồm kho đề và Review 13/09. GitHub CI và HTTPS smoke phải được xác nhận theo đúng commit khi phát hành; kết quả local không thay thế bằng chứng đó.</w:t>
+      </w:r>
+    </w:p>
+    <w:p>
+      <w:r>
+        <w:rPr>
+          <w:rFonts w:ascii="Arial" w:hAnsi="Arial" w:eastAsia="Arial"/>
+          <w:color w:val="211D20"/>
+          <w:sz w:val="20"/>
+        </w:rPr>
+        <w:t xml:space="preserve">Bảng dưới đây ghi bằng chứng lịch sử cho release </w:t>
+      </w:r>
+      <w:r>
+        <w:rPr>
+          <w:rFonts w:ascii="Consolas" w:hAnsi="Consolas" w:eastAsia="Consolas"/>
+          <w:color w:val="4A3B42"/>
+          <w:sz w:val="19"/>
+        </w:rPr>
+        <w:t>6cdbbfe</w:t>
+      </w:r>
+      <w:r>
+        <w:rPr>
+          <w:rFonts w:ascii="Arial" w:hAnsi="Arial" w:eastAsia="Arial"/>
+          <w:color w:val="211D20"/>
+          <w:sz w:val="20"/>
+        </w:rPr>
+        <w:t xml:space="preserve"> ngày 13/09/2026; số liệu của bản làm việc hiện tại ở đầu tài liệu và QUALITY.md:</w:t>
       </w:r>
     </w:p>
     <w:tbl>
@@ -5998,7 +6129,7 @@
                 <w:color w:val="211D20"/>
                 <w:sz w:val="16"/>
               </w:rPr>
-              <w:t>Mới có một đề đủ cấu trúc</w:t>
+              <w:t>Có hai đề Mây và sáu đề nhập</w:t>
             </w:r>
           </w:p>
         </w:tc>
@@ -6023,7 +6154,7 @@
                 <w:color w:val="211D20"/>
                 <w:sz w:val="16"/>
               </w:rPr>
-              <w:t>Dùng lâu dài sẽ gặp lại ngữ liệu và đề Viết/Nói</w:t>
+              <w:t>Năm đề nhập có đáp án; nội dung và quyền sử dụng cần thẩm định</w:t>
             </w:r>
           </w:p>
         </w:tc>
@@ -6080,7 +6211,7 @@
                 <w:color w:val="211D20"/>
                 <w:sz w:val="16"/>
               </w:rPr>
-              <w:t>Chưa làm</w:t>
+              <w:t>Có MP3 ở sáu đề nhập</w:t>
             </w:r>
           </w:p>
         </w:tc>
@@ -6106,7 +6237,7 @@
                 <w:color w:val="211D20"/>
                 <w:sz w:val="16"/>
               </w:rPr>
-              <w:t>Speech synthesis khác điều kiện thi và chất lượng phụ thuộc thiết bị</w:t>
+              <w:t>Hai đề Mây vẫn dùng speech synthesis của thiết bị</w:t>
             </w:r>
           </w:p>
         </w:tc>
@@ -6487,7 +6618,7 @@
                 <w:color w:val="211D20"/>
                 <w:sz w:val="16"/>
               </w:rPr>
-              <w:t>Chưa làm</w:t>
+              <w:t>Một phần</w:t>
             </w:r>
           </w:p>
         </w:tc>
@@ -6512,7 +6643,7 @@
                 <w:color w:val="211D20"/>
                 <w:sz w:val="16"/>
               </w:rPr>
-              <w:t>Không có service worker; chỉ dữ liệu đã tải có thể còn trong cache trình duyệt</w:t>
+              <w:t>Service worker giữ trang cố định và bài hôm nay; audio đề nhập không tải sẵn</w:t>
             </w:r>
           </w:p>
         </w:tc>
@@ -8486,6 +8617,206 @@
                 <w:color w:val="4A3B42"/>
                 <w:sz w:val="15"/>
               </w:rPr>
+              <w:t>src/app/papers</w:t>
+            </w:r>
+            <w:r>
+              <w:rPr>
+                <w:rFonts w:ascii="Arial" w:hAnsi="Arial" w:eastAsia="Arial"/>
+                <w:color w:val="211D20"/>
+                <w:sz w:val="16"/>
+              </w:rPr>
+              <w:t xml:space="preserve">, </w:t>
+            </w:r>
+            <w:r>
+              <w:rPr>
+                <w:rFonts w:ascii="Consolas" w:hAnsi="Consolas" w:eastAsia="Consolas"/>
+                <w:color w:val="4A3B42"/>
+                <w:sz w:val="15"/>
+              </w:rPr>
+              <w:t>src/components/paper-runner.tsx</w:t>
+            </w:r>
+          </w:p>
+        </w:tc>
+        <w:tc>
+          <w:tcPr>
+            <w:tcW w:type="dxa" w:w="6707"/>
+            <w:vAlign w:val="center"/>
+            <w:tcMar>
+              <w:top w:w="85" w:type="dxa"/>
+              <w:start w:w="120" w:type="dxa"/>
+              <w:bottom w:w="85" w:type="dxa"/>
+              <w:end w:w="120" w:type="dxa"/>
+            </w:tcMar>
+          </w:tcPr>
+          <w:p>
+            <w:pPr>
+              <w:spacing w:after="0" w:line="264" w:lineRule="auto"/>
+            </w:pPr>
+            <w:r>
+              <w:rPr>
+                <w:rFonts w:ascii="Arial" w:hAnsi="Arial" w:eastAsia="Arial"/>
+                <w:color w:val="211D20"/>
+                <w:sz w:val="16"/>
+              </w:rPr>
+              <w:t>Kho đề nhập và luồng làm sáu đề</w:t>
+            </w:r>
+          </w:p>
+        </w:tc>
+      </w:tr>
+      <w:tr>
+        <w:trPr>
+          <w:cantSplit/>
+        </w:trPr>
+        <w:tc>
+          <w:tcPr>
+            <w:tcW w:type="dxa" w:w="3013"/>
+            <w:vAlign w:val="center"/>
+            <w:tcMar>
+              <w:top w:w="85" w:type="dxa"/>
+              <w:start w:w="120" w:type="dxa"/>
+              <w:bottom w:w="85" w:type="dxa"/>
+              <w:end w:w="120" w:type="dxa"/>
+            </w:tcMar>
+            <w:shd w:fill="FAF7F8"/>
+          </w:tcPr>
+          <w:p>
+            <w:pPr>
+              <w:spacing w:after="0" w:line="264" w:lineRule="auto"/>
+            </w:pPr>
+            <w:r>
+              <w:rPr>
+                <w:rFonts w:ascii="Consolas" w:hAnsi="Consolas" w:eastAsia="Consolas"/>
+                <w:color w:val="4A3B42"/>
+                <w:sz w:val="15"/>
+              </w:rPr>
+              <w:t>src/lib/papers.ts</w:t>
+            </w:r>
+            <w:r>
+              <w:rPr>
+                <w:rFonts w:ascii="Arial" w:hAnsi="Arial" w:eastAsia="Arial"/>
+                <w:color w:val="211D20"/>
+                <w:sz w:val="16"/>
+              </w:rPr>
+              <w:t xml:space="preserve">, </w:t>
+            </w:r>
+            <w:r>
+              <w:rPr>
+                <w:rFonts w:ascii="Consolas" w:hAnsi="Consolas" w:eastAsia="Consolas"/>
+                <w:color w:val="4A3B42"/>
+                <w:sz w:val="15"/>
+              </w:rPr>
+              <w:t>public/papers</w:t>
+            </w:r>
+          </w:p>
+        </w:tc>
+        <w:tc>
+          <w:tcPr>
+            <w:tcW w:type="dxa" w:w="6707"/>
+            <w:vAlign w:val="center"/>
+            <w:tcMar>
+              <w:top w:w="85" w:type="dxa"/>
+              <w:start w:w="120" w:type="dxa"/>
+              <w:bottom w:w="85" w:type="dxa"/>
+              <w:end w:w="120" w:type="dxa"/>
+            </w:tcMar>
+            <w:shd w:fill="FAF7F8"/>
+          </w:tcPr>
+          <w:p>
+            <w:pPr>
+              <w:spacing w:after="0" w:line="264" w:lineRule="auto"/>
+            </w:pPr>
+            <w:r>
+              <w:rPr>
+                <w:rFonts w:ascii="Arial" w:hAnsi="Arial" w:eastAsia="Arial"/>
+                <w:color w:val="211D20"/>
+                <w:sz w:val="16"/>
+              </w:rPr>
+              <w:t>Kiểu dữ liệu, JSON đề và 126 file MP3</w:t>
+            </w:r>
+          </w:p>
+        </w:tc>
+      </w:tr>
+      <w:tr>
+        <w:trPr>
+          <w:cantSplit/>
+        </w:trPr>
+        <w:tc>
+          <w:tcPr>
+            <w:tcW w:type="dxa" w:w="3013"/>
+            <w:vAlign w:val="center"/>
+            <w:tcMar>
+              <w:top w:w="85" w:type="dxa"/>
+              <w:start w:w="120" w:type="dxa"/>
+              <w:bottom w:w="85" w:type="dxa"/>
+              <w:end w:w="120" w:type="dxa"/>
+            </w:tcMar>
+          </w:tcPr>
+          <w:p>
+            <w:pPr>
+              <w:spacing w:after="0" w:line="264" w:lineRule="auto"/>
+            </w:pPr>
+            <w:r>
+              <w:rPr>
+                <w:rFonts w:ascii="Consolas" w:hAnsi="Consolas" w:eastAsia="Consolas"/>
+                <w:color w:val="4A3B42"/>
+                <w:sz w:val="15"/>
+              </w:rPr>
+              <w:t>scripts/import-papers.mjs</w:t>
+            </w:r>
+          </w:p>
+        </w:tc>
+        <w:tc>
+          <w:tcPr>
+            <w:tcW w:type="dxa" w:w="6707"/>
+            <w:vAlign w:val="center"/>
+            <w:tcMar>
+              <w:top w:w="85" w:type="dxa"/>
+              <w:start w:w="120" w:type="dxa"/>
+              <w:bottom w:w="85" w:type="dxa"/>
+              <w:end w:w="120" w:type="dxa"/>
+            </w:tcMar>
+          </w:tcPr>
+          <w:p>
+            <w:pPr>
+              <w:spacing w:after="0" w:line="264" w:lineRule="auto"/>
+            </w:pPr>
+            <w:r>
+              <w:rPr>
+                <w:rFonts w:ascii="Arial" w:hAnsi="Arial" w:eastAsia="Arial"/>
+                <w:color w:val="211D20"/>
+                <w:sz w:val="16"/>
+              </w:rPr>
+              <w:t>Nhập lại bộ đề từ dữ liệu nguồn ngoài repository</w:t>
+            </w:r>
+          </w:p>
+        </w:tc>
+      </w:tr>
+      <w:tr>
+        <w:trPr>
+          <w:cantSplit/>
+        </w:trPr>
+        <w:tc>
+          <w:tcPr>
+            <w:tcW w:type="dxa" w:w="3013"/>
+            <w:vAlign w:val="center"/>
+            <w:tcMar>
+              <w:top w:w="85" w:type="dxa"/>
+              <w:start w:w="120" w:type="dxa"/>
+              <w:bottom w:w="85" w:type="dxa"/>
+              <w:end w:w="120" w:type="dxa"/>
+            </w:tcMar>
+            <w:shd w:fill="FAF7F8"/>
+          </w:tcPr>
+          <w:p>
+            <w:pPr>
+              <w:spacing w:after="0" w:line="264" w:lineRule="auto"/>
+            </w:pPr>
+            <w:r>
+              <w:rPr>
+                <w:rFonts w:ascii="Consolas" w:hAnsi="Consolas" w:eastAsia="Consolas"/>
+                <w:color w:val="4A3B42"/>
+                <w:sz w:val="15"/>
+              </w:rPr>
               <w:t>src/components/audio-tools.tsx</w:t>
             </w:r>
           </w:p>
@@ -8500,6 +8831,7 @@
               <w:bottom w:w="85" w:type="dxa"/>
               <w:end w:w="120" w:type="dxa"/>
             </w:tcMar>
+            <w:shd w:fill="FAF7F8"/>
           </w:tcPr>
           <w:p>
             <w:pPr>
@@ -8530,7 +8862,6 @@
               <w:bottom w:w="85" w:type="dxa"/>
               <w:end w:w="120" w:type="dxa"/>
             </w:tcMar>
-            <w:shd w:fill="FAF7F8"/>
           </w:tcPr>
           <w:p>
             <w:pPr>
@@ -8556,7 +8887,6 @@
               <w:bottom w:w="85" w:type="dxa"/>
               <w:end w:w="120" w:type="dxa"/>
             </w:tcMar>
-            <w:shd w:fill="FAF7F8"/>
           </w:tcPr>
           <w:p>
             <w:pPr>
@@ -8587,6 +8917,7 @@
               <w:bottom w:w="85" w:type="dxa"/>
               <w:end w:w="120" w:type="dxa"/>
             </w:tcMar>
+            <w:shd w:fill="FAF7F8"/>
           </w:tcPr>
           <w:p>
             <w:pPr>
@@ -8612,6 +8943,7 @@
               <w:bottom w:w="85" w:type="dxa"/>
               <w:end w:w="120" w:type="dxa"/>
             </w:tcMar>
+            <w:shd w:fill="FAF7F8"/>
           </w:tcPr>
           <w:p>
             <w:pPr>
@@ -8642,7 +8974,6 @@
               <w:bottom w:w="85" w:type="dxa"/>
               <w:end w:w="120" w:type="dxa"/>
             </w:tcMar>
-            <w:shd w:fill="FAF7F8"/>
           </w:tcPr>
           <w:p>
             <w:pPr>
@@ -8668,7 +8999,6 @@
               <w:bottom w:w="85" w:type="dxa"/>
               <w:end w:w="120" w:type="dxa"/>
             </w:tcMar>
-            <w:shd w:fill="FAF7F8"/>
           </w:tcPr>
           <w:p>
             <w:pPr>
@@ -8680,7 +9010,7 @@
                 <w:color w:val="211D20"/>
                 <w:sz w:val="16"/>
               </w:rPr>
-              <w:t>14 bài ngắn, 20 từ và nguồn tham khảo</w:t>
+              <w:t>Học liệu ngắn và nguồn tham khảo</w:t>
             </w:r>
           </w:p>
         </w:tc>
@@ -8699,6 +9029,7 @@
               <w:bottom w:w="85" w:type="dxa"/>
               <w:end w:w="120" w:type="dxa"/>
             </w:tcMar>
+            <w:shd w:fill="FAF7F8"/>
           </w:tcPr>
           <w:p>
             <w:pPr>
@@ -8724,6 +9055,7 @@
               <w:bottom w:w="85" w:type="dxa"/>
               <w:end w:w="120" w:type="dxa"/>
             </w:tcMar>
+            <w:shd w:fill="FAF7F8"/>
           </w:tcPr>
           <w:p>
             <w:pPr>
@@ -8754,7 +9086,6 @@
               <w:bottom w:w="85" w:type="dxa"/>
               <w:end w:w="120" w:type="dxa"/>
             </w:tcMar>
-            <w:shd w:fill="FAF7F8"/>
           </w:tcPr>
           <w:p>
             <w:pPr>
@@ -8780,7 +9111,6 @@
               <w:bottom w:w="85" w:type="dxa"/>
               <w:end w:w="120" w:type="dxa"/>
             </w:tcMar>
-            <w:shd w:fill="FAF7F8"/>
           </w:tcPr>
           <w:p>
             <w:pPr>
@@ -8811,6 +9141,7 @@
               <w:bottom w:w="85" w:type="dxa"/>
               <w:end w:w="120" w:type="dxa"/>
             </w:tcMar>
+            <w:shd w:fill="FAF7F8"/>
           </w:tcPr>
           <w:p>
             <w:pPr>
@@ -8836,6 +9167,7 @@
               <w:bottom w:w="85" w:type="dxa"/>
               <w:end w:w="120" w:type="dxa"/>
             </w:tcMar>
+            <w:shd w:fill="FAF7F8"/>
           </w:tcPr>
           <w:p>
             <w:pPr>
@@ -8866,7 +9198,6 @@
               <w:bottom w:w="85" w:type="dxa"/>
               <w:end w:w="120" w:type="dxa"/>
             </w:tcMar>
-            <w:shd w:fill="FAF7F8"/>
           </w:tcPr>
           <w:p>
             <w:pPr>
@@ -8892,7 +9223,6 @@
               <w:bottom w:w="85" w:type="dxa"/>
               <w:end w:w="120" w:type="dxa"/>
             </w:tcMar>
-            <w:shd w:fill="FAF7F8"/>
           </w:tcPr>
           <w:p>
             <w:pPr>
@@ -8923,6 +9253,7 @@
               <w:bottom w:w="85" w:type="dxa"/>
               <w:end w:w="120" w:type="dxa"/>
             </w:tcMar>
+            <w:shd w:fill="FAF7F8"/>
           </w:tcPr>
           <w:p>
             <w:pPr>
@@ -8948,6 +9279,7 @@
               <w:bottom w:w="85" w:type="dxa"/>
               <w:end w:w="120" w:type="dxa"/>
             </w:tcMar>
+            <w:shd w:fill="FAF7F8"/>
           </w:tcPr>
           <w:p>
             <w:pPr>
@@ -8978,7 +9310,6 @@
               <w:bottom w:w="85" w:type="dxa"/>
               <w:end w:w="120" w:type="dxa"/>
             </w:tcMar>
-            <w:shd w:fill="FAF7F8"/>
           </w:tcPr>
           <w:p>
             <w:pPr>
@@ -9004,7 +9335,6 @@
               <w:bottom w:w="85" w:type="dxa"/>
               <w:end w:w="120" w:type="dxa"/>
             </w:tcMar>
-            <w:shd w:fill="FAF7F8"/>
           </w:tcPr>
           <w:p>
             <w:pPr>
@@ -9035,6 +9365,7 @@
               <w:bottom w:w="85" w:type="dxa"/>
               <w:end w:w="120" w:type="dxa"/>
             </w:tcMar>
+            <w:shd w:fill="FAF7F8"/>
           </w:tcPr>
           <w:p>
             <w:pPr>
@@ -9060,6 +9391,7 @@
               <w:bottom w:w="85" w:type="dxa"/>
               <w:end w:w="120" w:type="dxa"/>
             </w:tcMar>
+            <w:shd w:fill="FAF7F8"/>
           </w:tcPr>
           <w:p>
             <w:pPr>
@@ -9090,7 +9422,6 @@
               <w:bottom w:w="85" w:type="dxa"/>
               <w:end w:w="120" w:type="dxa"/>
             </w:tcMar>
-            <w:shd w:fill="FAF7F8"/>
           </w:tcPr>
           <w:p>
             <w:pPr>
@@ -9116,7 +9447,6 @@
               <w:bottom w:w="85" w:type="dxa"/>
               <w:end w:w="120" w:type="dxa"/>
             </w:tcMar>
-            <w:shd w:fill="FAF7F8"/>
           </w:tcPr>
           <w:p>
             <w:pPr>
@@ -9147,6 +9477,7 @@
               <w:bottom w:w="85" w:type="dxa"/>
               <w:end w:w="120" w:type="dxa"/>
             </w:tcMar>
+            <w:shd w:fill="FAF7F8"/>
           </w:tcPr>
           <w:p>
             <w:pPr>
@@ -9172,6 +9503,7 @@
               <w:bottom w:w="85" w:type="dxa"/>
               <w:end w:w="120" w:type="dxa"/>
             </w:tcMar>
+            <w:shd w:fill="FAF7F8"/>
           </w:tcPr>
           <w:p>
             <w:pPr>
@@ -9202,7 +9534,6 @@
               <w:bottom w:w="85" w:type="dxa"/>
               <w:end w:w="120" w:type="dxa"/>
             </w:tcMar>
-            <w:shd w:fill="FAF7F8"/>
           </w:tcPr>
           <w:p>
             <w:pPr>
@@ -9228,7 +9559,6 @@
               <w:bottom w:w="85" w:type="dxa"/>
               <w:end w:w="120" w:type="dxa"/>
             </w:tcMar>
-            <w:shd w:fill="FAF7F8"/>
           </w:tcPr>
           <w:p>
             <w:pPr>

--- a/docs/Bao-cao-ban-giao-May-VSTEP.docx
+++ b/docs/Bao-cao-ban-giao-May-VSTEP.docx
@@ -443,7 +443,7 @@
           <w:color w:val="211D20"/>
           <w:sz w:val="22"/>
         </w:rPr>
-        <w:t>Bản code có sáu đề nhập đủ bốn kỹ năng và hai đề tự biên soạn. Năm đề nhập có 375 khóa đáp án Nghe/Đọc; đề 131 thiếu đáp án và transcript nên chỉ luyện, không chấm. 126 MP3 được đóng gói cùng ứng dụng. Viết và Nói lưu bài nhưng chưa được chấm tự động; bản ghi micro cần tải riêng. Bộ kiểm thử local trước khi phát hành gồm 190 unit test và 71 E2E trên Chromium, Firefox và WebKit, build 112 route và axe trên 19 màn. Migration gia cố quyền ghi cloud đã áp dụng trên Supabase production. Bản HTTPS cần đối chiếu đúng SHA và smoke sau merge; đồng bộ hai thiết bị, micro thật, quyền công bố bộ đề và thẩm định học liệu vẫn cần xác nhận.</w:t>
+        <w:t>Bản code có sáu đề nhập đủ bốn kỹ năng và hai đề tự biên soạn. Năm đề nhập có 375 khóa đáp án Nghe/Đọc; đề 131 thiếu đáp án và transcript nên chỉ luyện, không chấm. 126 MP3 được đóng gói cùng ứng dụng. Viết và Nói lưu bài nhưng chưa được chấm tự động; bản ghi micro cần tải riêng. Bộ kiểm thử local trước khi phát hành gồm 190 unit test và 71 E2E trên Chromium, Firefox và WebKit, build 112 route và axe trên 19 màn. Migration gia cố quyền ghi cloud đã áp dụng trên Supabase production. PR #38 và smoke HTTPS đã đạt cho commit ứng dụng ff8faef; đồng bộ hai thiết bị, micro thật, quyền công bố bộ đề và thẩm định học liệu vẫn cần xác nhận.</w:t>
       </w:r>
     </w:p>
     <w:p>
@@ -731,23 +731,7 @@
           <w:color w:val="211D20"/>
           <w:sz w:val="20"/>
         </w:rPr>
-        <w:t xml:space="preserve"> đưa bản mô tả dạng chữ vào khay chia sẻ hoặc clipboard của điện thoại, mang đúng những gì bản JSON được phép mang. </w:t>
-      </w:r>
-      <w:r>
-        <w:rPr>
-          <w:rFonts w:ascii="Consolas" w:hAnsi="Consolas" w:eastAsia="Consolas"/>
-          <w:color w:val="4A3B42"/>
-          <w:sz w:val="19"/>
-        </w:rPr>
-        <w:t>scripts/vercel-ignore-build.mjs</w:t>
-      </w:r>
-      <w:r>
-        <w:rPr>
-          <w:rFonts w:ascii="Arial" w:hAnsi="Arial" w:eastAsia="Arial"/>
-          <w:color w:val="211D20"/>
-          <w:sz w:val="20"/>
-        </w:rPr>
-        <w:t xml:space="preserve"> chặn build production khi CI của đúng SHA chưa xanh và chặn cả khi không chắc, nhưng còn chờ hai ô cấu hình trên Vercel. </w:t>
+        <w:t xml:space="preserve"> đưa bản mô tả dạng chữ vào khay chia sẻ hoặc clipboard của điện thoại, mang đúng những gì bản JSON được phép mang. Chủ website đã chọn không bật cổng chờ CI của Vercel; quy trình phát hành yêu cầu CI xanh trước merge và smoke sau deploy. </w:t>
       </w:r>
       <w:hyperlink r:id="rId13">
         <w:r>
@@ -774,7 +758,7 @@
           <w:color w:val="211D20"/>
           <w:sz w:val="20"/>
         </w:rPr>
-        <w:t>Các hạng mục kỹ thuật P0 về lịch sử học liệu, kiểm tra payload cloud, timeout mạng, backup khi lỗi và smoke test sau triển khai đã hoàn thành trong mã nguồn. Migration gia cố quyền ghi Supabase đã áp dụng và hậu kiểm thành công trên production ngày 13/09/2026. Nghiệm thu thiết bị thật, cổng bắt buộc chờ CI trước deploy, thẩm định học liệu, đánh giá đầu vào và phản hồi Viết hoặc Nói vẫn đang mở và được liệt kê tại Mục 12.</w:t>
+        <w:t>Các hạng mục kỹ thuật P0 về lịch sử học liệu, kiểm tra payload cloud, timeout mạng, backup khi lỗi và smoke test sau triển khai đã hoàn thành trong mã nguồn. Migration gia cố quyền ghi Supabase đã áp dụng và hậu kiểm thành công trên production ngày 13/09/2026. Nghiệm thu thiết bị thật, thẩm định học liệu, đánh giá đầu vào và phản hồi Viết hoặc Nói vẫn đang mở và được liệt kê tại Mục 12.</w:t>
       </w:r>
     </w:p>
     <w:p>
@@ -4647,7 +4631,40 @@
           <w:color w:val="211D20"/>
           <w:sz w:val="20"/>
         </w:rPr>
-        <w:t>Bản chuẩn bị phát hành ngày 07/10/2026: ESLint, TypeScript, 190/190 Vitest, build 112 route và audit production dependency đều đạt. Playwright có 71 ca trên bản production local: 67 Chromium, 2 Firefox, 2 WebKit. Lượt đầy đủ gần nhất đạt 70/71; ca offline còn lại chỉ dùng tiêu đề cũ, đã sửa kỳ vọng và chạy lại riêng đạt. Axe kiểm tra 19 màn, gồm kho đề và Review 13/09. GitHub CI và HTTPS smoke phải được xác nhận theo đúng commit khi phát hành; kết quả local không thay thế bằng chứng đó.</w:t>
+        <w:t xml:space="preserve">Bản sáu đề ngày 07/10/2026: ESLint, TypeScript, 190/190 Vitest, build 112 route và audit production dependency đều đạt. Playwright có 71 ca trên bản production local: 67 Chromium, 2 Firefox, 2 WebKit. Lượt đầy đủ gần nhất đạt 70/71; ca offline còn lại chỉ dùng tiêu đề cũ, đã sửa kỳ vọng và chạy lại riêng đạt. Axe kiểm tra 19 màn, gồm kho đề và Review 13/09. Hai lượt CI của nhánh/PR #38 đạt; Vercel phục vụ SHA </w:t>
+      </w:r>
+      <w:r>
+        <w:rPr>
+          <w:rFonts w:ascii="Consolas" w:hAnsi="Consolas" w:eastAsia="Consolas"/>
+          <w:color w:val="4A3B42"/>
+          <w:sz w:val="19"/>
+        </w:rPr>
+        <w:t>ff8faef</w:t>
+      </w:r>
+      <w:r>
+        <w:rPr>
+          <w:rFonts w:ascii="Arial" w:hAnsi="Arial" w:eastAsia="Arial"/>
+          <w:color w:val="211D20"/>
+          <w:sz w:val="20"/>
+        </w:rPr>
+        <w:t xml:space="preserve"> và </w:t>
+      </w:r>
+      <w:hyperlink r:id="rId14">
+        <w:r>
+          <w:rPr>
+            <w:color w:val="C93B72"/>
+            <w:u w:val="single"/>
+          </w:rPr>
+          <w:t>smoke production</w:t>
+        </w:r>
+      </w:hyperlink>
+      <w:r>
+        <w:rPr>
+          <w:rFonts w:ascii="Arial" w:hAnsi="Arial" w:eastAsia="Arial"/>
+          <w:color w:val="211D20"/>
+          <w:sz w:val="20"/>
+        </w:rPr>
+        <w:t xml:space="preserve"> đạt cho chính deployment đó.</w:t>
       </w:r>
     </w:p>
     <w:p>

--- a/docs/Bao-cao-ban-giao-May-VSTEP.docx
+++ b/docs/Bao-cao-ban-giao-May-VSTEP.docx
@@ -443,7 +443,7 @@
           <w:color w:val="211D20"/>
           <w:sz w:val="22"/>
         </w:rPr>
-        <w:t>Bản code có sáu đề nhập đủ bốn kỹ năng và hai đề tự biên soạn. Năm đề nhập có 375 khóa đáp án Nghe/Đọc; đề 131 thiếu đáp án và transcript nên chỉ luyện, không chấm. 126 MP3 được đóng gói cùng ứng dụng. Viết và Nói lưu bài nhưng chưa được chấm tự động; bản ghi micro cần tải riêng. Bộ kiểm thử local trước khi phát hành gồm 190 unit test và 71 E2E trên Chromium, Firefox và WebKit, build 112 route và axe trên 19 màn. Migration gia cố quyền ghi cloud đã áp dụng trên Supabase production. PR #38 và smoke HTTPS đã đạt cho commit ứng dụng ff8faef; đồng bộ hai thiết bị, micro thật, quyền công bố bộ đề và thẩm định học liệu vẫn cần xác nhận.</w:t>
+        <w:t>Bản code có sáu đề nhập đủ bốn kỹ năng và hai đề tự biên soạn. Năm đề nhập có 375 khóa đáp án Nghe/Đọc; đề 131 thiếu đáp án và transcript nên chỉ luyện, không chấm. 126 MP3 được đóng gói cùng ứng dụng. Viết và Nói lưu bài nhưng chưa được chấm tự động; bản ghi micro cần tải riêng. Bộ kiểm thử local trước khi phát hành gồm 190 unit test và 71 E2E trên Chromium, Firefox và WebKit, build 112 route và axe trên 19 màn. Migration gia cố quyền ghi cloud đã áp dụng trên Supabase production. PR #38 và smoke HTTPS đã đạt cho commit ứng dụng ff8faef; đồng bộ hai thiết bị, micro thật và thẩm định học liệu vẫn cần xác nhận; sáu đề nhập chỉ dùng học cá nhân của chủ dự án.</w:t>
       </w:r>
     </w:p>
     <w:p>
@@ -6171,7 +6171,7 @@
                 <w:color w:val="211D20"/>
                 <w:sz w:val="16"/>
               </w:rPr>
-              <w:t>Năm đề nhập có đáp án; nội dung và quyền sử dụng cần thẩm định</w:t>
+              <w:t>Năm đề nhập có đáp án; nội dung cần thẩm định; dùng học cá nhân</w:t>
             </w:r>
           </w:p>
         </w:tc>

--- a/docs/Bao-cao-ban-giao-May-VSTEP.docx
+++ b/docs/Bao-cao-ban-giao-May-VSTEP.docx
@@ -443,7 +443,7 @@
           <w:color w:val="211D20"/>
           <w:sz w:val="22"/>
         </w:rPr>
-        <w:t>Bản code có sáu đề nhập đủ bốn kỹ năng và hai đề tự biên soạn. Năm đề nhập có 375 khóa đáp án Nghe/Đọc; đề 131 thiếu đáp án và transcript nên chỉ luyện, không chấm. 126 MP3 được đóng gói cùng ứng dụng. Viết và Nói lưu bài nhưng chưa được chấm tự động; bản ghi micro cần tải riêng. Bộ kiểm thử local trước khi phát hành gồm 190 unit test và 71 E2E trên Chromium, Firefox và WebKit, build 112 route và axe trên 19 màn. Migration gia cố quyền ghi cloud đã áp dụng trên Supabase production. PR #38 và smoke HTTPS đã đạt cho commit ứng dụng ff8faef; đồng bộ hai thiết bị, micro thật và thẩm định học liệu vẫn cần xác nhận; sáu đề nhập chỉ dùng học cá nhân của chủ dự án.</w:t>
+        <w:t>Bản code có sáu đề nhập đủ bốn kỹ năng và hai đề tự biên soạn. Năm đề nhập có 375 khóa đáp án Nghe/Đọc; đề 131 thiếu đáp án và transcript nên chỉ luyện, không chấm. 126 MP3 được đóng gói cùng ứng dụng. Viết và Nói lưu bài nhưng chưa được chấm tự động; bản ghi micro cần tải riêng. Bộ kiểm thử local trước khi phát hành gồm 192 unit test và 75 E2E trên Chromium, Firefox và WebKit, build 112 route và axe trên 19 màn. Migration gia cố quyền ghi cloud đã áp dụng trên Supabase production. PR #38 và smoke HTTPS đã đạt cho commit ứng dụng ff8faef; đồng bộ hai thiết bị, micro thật và thẩm định học liệu vẫn cần xác nhận; sáu đề nhập chỉ dùng học cá nhân của chủ dự án.</w:t>
       </w:r>
     </w:p>
     <w:p>
@@ -662,7 +662,7 @@
           <w:color w:val="211D20"/>
           <w:sz w:val="20"/>
         </w:rPr>
-        <w:t xml:space="preserve"> đạt 81 unit và 44 E2E. Bản làm việc hiện tại đạt 190 unit và 71 E2E trên cùng ba engine sau khi hoàn tất kiểm thử. Chưa có nghiệm thu trên iOS hoặc Android thật.</w:t>
+        <w:t xml:space="preserve"> đạt 81 unit và 44 E2E. Bản làm việc hiện tại đạt 192 unit và 75 E2E trên cùng ba engine sau khi hoàn tất kiểm thử. Chưa có nghiệm thu trên iOS hoặc Android thật.</w:t>
       </w:r>
     </w:p>
     <w:p>
@@ -4631,7 +4631,7 @@
           <w:color w:val="211D20"/>
           <w:sz w:val="20"/>
         </w:rPr>
-        <w:t xml:space="preserve">Bản sáu đề ngày 07/10/2026: ESLint, TypeScript, 190/190 Vitest, build 112 route và audit production dependency đều đạt. Playwright có 71 ca trên bản production local: 67 Chromium, 2 Firefox, 2 WebKit. Lượt đầy đủ gần nhất đạt 70/71; ca offline còn lại chỉ dùng tiêu đề cũ, đã sửa kỳ vọng và chạy lại riêng đạt. Axe kiểm tra 19 màn, gồm kho đề và Review 13/09. Hai lượt CI của nhánh/PR #38 đạt; Vercel phục vụ SHA </w:t>
+        <w:t xml:space="preserve">Bản sáu đề ngày 07/10/2026: ESLint, TypeScript, 192/192 Vitest, build 112 route và audit production dependency đều đạt. Playwright có 75 ca trên bản production local: 71 Chromium, 2 Firefox, 2 WebKit. Sau khi thêm phòng thi mô phỏng, lượt Chromium đầy đủ đạt 71/71; Firefox và WebKit chưa chạy lại cho thay đổi này. Axe kiểm tra 19 màn, gồm kho đề và Review 13/09. Hai lượt CI của nhánh/PR #38 đạt; Vercel phục vụ SHA </w:t>
       </w:r>
       <w:r>
         <w:rPr>

--- a/docs/Bao-cao-ban-giao-May-VSTEP.docx
+++ b/docs/Bao-cao-ban-giao-May-VSTEP.docx
@@ -443,7 +443,7 @@
           <w:color w:val="211D20"/>
           <w:sz w:val="22"/>
         </w:rPr>
-        <w:t>Bản code có sáu đề nhập đủ bốn kỹ năng và hai đề tự biên soạn. Năm đề nhập có 375 khóa đáp án Nghe/Đọc; đề 131 thiếu đáp án và transcript nên chỉ luyện, không chấm. 126 MP3 được đóng gói cùng ứng dụng. Viết và Nói lưu bài nhưng chưa được chấm tự động; bản ghi micro cần tải riêng. Bộ kiểm thử local trước khi phát hành gồm 192 unit test và 75 E2E trên Chromium, Firefox và WebKit, build 112 route và axe trên 19 màn. Migration gia cố quyền ghi cloud đã áp dụng trên Supabase production. PR #38 và smoke HTTPS đã đạt cho commit ứng dụng ff8faef; đồng bộ hai thiết bị, micro thật và thẩm định học liệu vẫn cần xác nhận; sáu đề nhập chỉ dùng học cá nhân của chủ dự án.</w:t>
+        <w:t>Bản code có sáu đề nhập đủ bốn kỹ năng và hai đề tự biên soạn. Năm đề nhập có 375 khóa đáp án Nghe/Đọc; đề 131 thiếu đáp án và transcript nên chỉ luyện, không chấm. 126 MP3 được đóng gói cùng ứng dụng. Viết và Nói lưu bài nhưng chưa được chấm tự động; bản ghi micro cần tải riêng. Bộ kiểm thử local trước khi phát hành gồm 194 unit test và 76 E2E trên Chromium, Firefox và WebKit, build 112 route và axe trên 19 màn. Migration gia cố quyền ghi cloud đã áp dụng trên Supabase production. PR #38 và smoke HTTPS đã đạt cho commit ứng dụng ff8faef; đồng bộ hai thiết bị, micro thật và thẩm định học liệu vẫn cần xác nhận; sáu đề nhập chỉ dùng học cá nhân của chủ dự án.</w:t>
       </w:r>
     </w:p>
     <w:p>
@@ -662,7 +662,7 @@
           <w:color w:val="211D20"/>
           <w:sz w:val="20"/>
         </w:rPr>
-        <w:t xml:space="preserve"> đạt 81 unit và 44 E2E. Bản làm việc hiện tại đạt 192 unit và 75 E2E trên cùng ba engine sau khi hoàn tất kiểm thử. Chưa có nghiệm thu trên iOS hoặc Android thật.</w:t>
+        <w:t xml:space="preserve"> đạt 81 unit và 44 E2E. Bản làm việc hiện tại đạt 194 unit và 76 E2E trên cùng ba engine sau khi hoàn tất kiểm thử. Chưa có nghiệm thu trên iOS hoặc Android thật.</w:t>
       </w:r>
     </w:p>
     <w:p>
@@ -4631,7 +4631,7 @@
           <w:color w:val="211D20"/>
           <w:sz w:val="20"/>
         </w:rPr>
-        <w:t xml:space="preserve">Bản sáu đề ngày 07/10/2026: ESLint, TypeScript, 192/192 Vitest, build 112 route và audit production dependency đều đạt. Playwright có 75 ca trên bản production local: 71 Chromium, 2 Firefox, 2 WebKit. Sau khi thêm phòng thi mô phỏng, lượt Chromium đầy đủ đạt 71/71; Firefox và WebKit chưa chạy lại cho thay đổi này. Axe kiểm tra 19 màn, gồm kho đề và Review 13/09. Hai lượt CI của nhánh/PR #38 đạt; Vercel phục vụ SHA </w:t>
+        <w:t xml:space="preserve">Bản sáu đề ngày 07/10/2026: ESLint, TypeScript, 194/194 Vitest, build 112 route và audit production dependency đều đạt. Playwright có 76 ca trên bản production local: 72 Chromium, 2 Firefox, 2 WebKit. Sau khi thêm phòng thi mô phỏng và công cụ luyện đề, lượt Chromium đầy đủ đạt 72/72; Firefox và WebKit chưa chạy lại cho thay đổi này. Axe kiểm tra 19 màn, gồm kho đề và Review 13/09. Hai lượt CI của nhánh/PR #38 đạt; Vercel phục vụ SHA </w:t>
       </w:r>
       <w:r>
         <w:rPr>

--- a/docs/Bao-cao-ban-giao-May-VSTEP.docx
+++ b/docs/Bao-cao-ban-giao-May-VSTEP.docx
@@ -443,7 +443,7 @@
           <w:color w:val="211D20"/>
           <w:sz w:val="22"/>
         </w:rPr>
-        <w:t>Bản code có sáu đề nhập đủ bốn kỹ năng và hai đề tự biên soạn. Năm đề nhập có 375 khóa đáp án Nghe/Đọc; đề 131 thiếu đáp án và transcript nên chỉ luyện, không chấm. 126 MP3 được đóng gói cùng ứng dụng. Viết và Nói lưu bài nhưng chưa được chấm tự động; bản ghi micro cần tải riêng. Bộ kiểm thử local trước khi phát hành gồm 194 unit test và 76 E2E trên Chromium, Firefox và WebKit, build 112 route và axe trên 19 màn. Migration gia cố quyền ghi cloud đã áp dụng trên Supabase production. PR #38 và smoke HTTPS đã đạt cho commit ứng dụng ff8faef; đồng bộ hai thiết bị, micro thật và thẩm định học liệu vẫn cần xác nhận; sáu đề nhập chỉ dùng học cá nhân của chủ dự án.</w:t>
+        <w:t>Bản code có sáu đề nhập đủ bốn kỹ năng và hai đề tự biên soạn. Năm đề nhập có 375 khóa đáp án Nghe/Đọc; đề 131 thiếu đáp án và transcript nên chỉ luyện, không chấm. 126 MP3 được đóng gói cùng ứng dụng. Viết và Nói lưu bài nhưng chưa được chấm tự động; bản ghi micro cần tải riêng. Bộ kiểm thử local trước khi phát hành gồm 196 unit test và 79 E2E trên Chromium, Firefox và WebKit, build 112 route và axe trên 19 màn. Migration gia cố quyền ghi cloud đã áp dụng trên Supabase production. PR #38 và smoke HTTPS đã đạt cho commit ứng dụng ff8faef; đồng bộ hai thiết bị, micro thật và thẩm định học liệu vẫn cần xác nhận; sáu đề nhập chỉ dùng học cá nhân của chủ dự án.</w:t>
       </w:r>
     </w:p>
     <w:p>
@@ -662,7 +662,7 @@
           <w:color w:val="211D20"/>
           <w:sz w:val="20"/>
         </w:rPr>
-        <w:t xml:space="preserve"> đạt 81 unit và 44 E2E. Bản làm việc hiện tại đạt 194 unit và 76 E2E trên cùng ba engine sau khi hoàn tất kiểm thử. Chưa có nghiệm thu trên iOS hoặc Android thật.</w:t>
+        <w:t xml:space="preserve"> đạt 81 unit và 44 E2E. Bản làm việc hiện tại đạt 196 unit và 79 E2E trên cùng ba engine sau khi hoàn tất kiểm thử. Chưa có nghiệm thu trên iOS hoặc Android thật.</w:t>
       </w:r>
     </w:p>
     <w:p>
@@ -4631,7 +4631,7 @@
           <w:color w:val="211D20"/>
           <w:sz w:val="20"/>
         </w:rPr>
-        <w:t xml:space="preserve">Bản sáu đề ngày 07/10/2026: ESLint, TypeScript, 194/194 Vitest, build 112 route và audit production dependency đều đạt. Playwright có 76 ca trên bản production local: 72 Chromium, 2 Firefox, 2 WebKit. Sau khi thêm phòng thi mô phỏng và công cụ luyện đề, lượt Chromium đầy đủ đạt 72/72; Firefox và WebKit chưa chạy lại cho thay đổi này. Axe kiểm tra 19 màn, gồm kho đề và Review 13/09. Hai lượt CI của nhánh/PR #38 đạt; Vercel phục vụ SHA </w:t>
+        <w:t xml:space="preserve">Bản sáu đề ngày 07/10/2026: ESLint, TypeScript, 196/196 Vitest, build 112 route và audit production dependency đều đạt. Playwright có 79 ca trên bản production local: 75 Chromium, 2 Firefox, 2 WebKit. Sau khi thêm phòng thi mô phỏng và công cụ luyện đề, lượt Chromium đầy đủ đạt 75/75; Firefox và WebKit chưa chạy lại cho thay đổi này. Axe kiểm tra 19 màn, gồm kho đề và Review 13/09. Hai lượt CI của nhánh/PR #38 đạt; Vercel phục vụ SHA </w:t>
       </w:r>
       <w:r>
         <w:rPr>

--- a/docs/Bao-cao-ban-giao-May-VSTEP.docx
+++ b/docs/Bao-cao-ban-giao-May-VSTEP.docx
@@ -443,7 +443,7 @@
           <w:color w:val="211D20"/>
           <w:sz w:val="22"/>
         </w:rPr>
-        <w:t>Bản code có sáu đề nhập đủ bốn kỹ năng và hai đề tự biên soạn. Năm đề nhập có 375 khóa đáp án Nghe/Đọc; đề 131 thiếu đáp án và transcript nên chỉ luyện, không chấm. 126 MP3 được đóng gói cùng ứng dụng. Viết và Nói lưu bài nhưng chưa được chấm tự động; bản ghi micro cần tải riêng. Bộ kiểm thử local trước khi phát hành gồm 196 unit test và 79 E2E trên Chromium, Firefox và WebKit, build 112 route và axe trên 19 màn. Migration gia cố quyền ghi cloud đã áp dụng trên Supabase production. PR #38 và smoke HTTPS đã đạt cho commit ứng dụng ff8faef; đồng bộ hai thiết bị, micro thật và thẩm định học liệu vẫn cần xác nhận; sáu đề nhập chỉ dùng học cá nhân của chủ dự án.</w:t>
+        <w:t>Bản code có sáu đề nhập đủ bốn kỹ năng và hai đề tự biên soạn. Năm đề nhập có 375 khóa đáp án Nghe/Đọc; đề 131 thiếu đáp án và transcript nên chỉ luyện, không chấm. 126 MP3 được đóng gói cùng ứng dụng. Viết và Nói lưu bài nhưng chưa được chấm tự động; bản ghi micro cần tải riêng. Bộ kiểm thử local trước khi phát hành gồm 196 unit test và 83 E2E trên Chromium, Firefox và WebKit, build 112 route và axe trên 19 màn. Migration gia cố quyền ghi cloud đã áp dụng trên Supabase production. PR #38 và smoke HTTPS đã đạt cho commit ứng dụng ff8faef; đồng bộ hai thiết bị, micro thật và thẩm định học liệu vẫn cần xác nhận; sáu đề nhập chỉ dùng học cá nhân của chủ dự án.</w:t>
       </w:r>
     </w:p>
     <w:p>
@@ -662,7 +662,7 @@
           <w:color w:val="211D20"/>
           <w:sz w:val="20"/>
         </w:rPr>
-        <w:t xml:space="preserve"> đạt 81 unit và 44 E2E. Bản làm việc hiện tại đạt 196 unit và 79 E2E trên cùng ba engine sau khi hoàn tất kiểm thử. Chưa có nghiệm thu trên iOS hoặc Android thật.</w:t>
+        <w:t xml:space="preserve"> đạt 81 unit và 44 E2E. Bản làm việc hiện tại đạt 196 unit và 83 E2E trên cùng ba engine sau khi hoàn tất kiểm thử. Chưa có nghiệm thu trên iOS hoặc Android thật.</w:t>
       </w:r>
     </w:p>
     <w:p>
@@ -4631,7 +4631,7 @@
           <w:color w:val="211D20"/>
           <w:sz w:val="20"/>
         </w:rPr>
-        <w:t xml:space="preserve">Bản sáu đề ngày 07/10/2026: ESLint, TypeScript, 196/196 Vitest, build 112 route và audit production dependency đều đạt. Playwright có 79 ca trên bản production local: 75 Chromium, 2 Firefox, 2 WebKit. Sau khi thêm phòng thi mô phỏng và công cụ luyện đề, lượt Chromium đầy đủ đạt 75/75; Firefox và WebKit chưa chạy lại cho thay đổi này. Axe kiểm tra 19 màn, gồm kho đề và Review 13/09. Hai lượt CI của nhánh/PR #38 đạt; Vercel phục vụ SHA </w:t>
+        <w:t xml:space="preserve">Bản sáu đề ngày 07/10/2026: ESLint, TypeScript, 196/196 Vitest, build 112 route và audit production dependency đều đạt. Playwright có 83 ca trên bản production local: 79 Chromium, 2 Firefox, 2 WebKit. Sau khi thêm phòng thi mô phỏng và công cụ luyện đề, lượt Chromium đầy đủ đạt 79/79; Firefox và WebKit chưa chạy lại cho thay đổi này. Axe kiểm tra 19 màn, gồm kho đề và Review 13/09. Hai lượt CI của nhánh/PR #38 đạt; Vercel phục vụ SHA </w:t>
       </w:r>
       <w:r>
         <w:rPr>

--- a/docs/Bao-cao-ban-giao-May-VSTEP.docx
+++ b/docs/Bao-cao-ban-giao-May-VSTEP.docx
@@ -193,7 +193,7 @@
                 <w:color w:val="211D20"/>
                 <w:sz w:val="18"/>
               </w:rPr>
-              <w:t>Bản sáu đề nhập 07/10/2026</w:t>
+              <w:t>Bản năm đề nhập 07/10/2026</w:t>
             </w:r>
           </w:p>
         </w:tc>
@@ -443,7 +443,7 @@
           <w:color w:val="211D20"/>
           <w:sz w:val="22"/>
         </w:rPr>
-        <w:t>Bản code có sáu đề nhập đủ bốn kỹ năng và hai đề tự biên soạn. Năm đề nhập có 375 khóa đáp án Nghe/Đọc; đề 131 thiếu đáp án và transcript nên chỉ luyện, không chấm. 126 MP3 được đóng gói cùng ứng dụng. Viết và Nói lưu bài nhưng chưa được chấm tự động; bản ghi micro cần tải riêng. Bộ kiểm thử local trước khi phát hành gồm 196 unit test và 83 E2E trên Chromium, Firefox và WebKit, build 112 route và axe trên 19 màn. Migration gia cố quyền ghi cloud đã áp dụng trên Supabase production. PR #38 và smoke HTTPS đã đạt cho commit ứng dụng ff8faef; đồng bộ hai thiết bị, micro thật và thẩm định học liệu vẫn cần xác nhận; sáu đề nhập chỉ dùng học cá nhân của chủ dự án.</w:t>
+        <w:t>Bản code có năm đề nhập đủ bốn kỹ năng và hai đề tự biên soạn. Cả năm đề nhập có 375 khóa đáp án Nghe/Đọc; đề 131 thiếu đáp án và transcript nên đã được gỡ. 105 MP3 được đóng gói cùng ứng dụng. Viết và Nói lưu bài nhưng chưa được chấm tự động; bản ghi micro cần tải riêng. Bộ kiểm thử local trước khi phát hành gồm 197 unit test và 82 E2E trên Chromium, Firefox và WebKit, build 111 route và axe trên 19 màn. Migration gia cố quyền ghi cloud đã áp dụng trên Supabase production. PR #38 và smoke HTTPS đã đạt cho commit ứng dụng ff8faef; đồng bộ hai thiết bị, micro thật và thẩm định học liệu vẫn cần xác nhận; sáu đề nhập chỉ dùng học cá nhân của chủ dự án.</w:t>
       </w:r>
     </w:p>
     <w:p>
@@ -630,7 +630,7 @@
           <w:color w:val="211D20"/>
           <w:sz w:val="20"/>
         </w:rPr>
-        <w:t xml:space="preserve">Mây hiện là một ứng dụng luyện VSTEP cá nhân có kế hoạch học theo ngày, thư viện luyện bốn kỹ năng, một buổi thi rút gọn, hai đề tự biên soạn và sáu đề nhập từ dữ liệu chủ dự án cung cấp, từ vựng, ôn lỗi sai, lịch sử tiến bộ, ghi âm, sao lưu và đồng bộ Supabase thủ công. Reading và Listening của học liệu tự biên soạn có phản hồi theo dạng câu và độ chắc chắn; kho đề nhập hiển thị đáp án có sẵn trong nguồn sau khi nộp. Năm đề 132–135 và Review 13/09 có đáp án; đề 131 thiếu khóa đáp án và transcript nên không chấm. Các đề nhập lưu đáp án, bài viết và trạng thái trong bản sao Mây; audio ghi âm vẫn lưu riêng. Giao diện đã được kiểm thử tự động ở viewport máy tính và điện thoại, dùng tone hồng pastel, tối ưu cho tiếng Việt và cá nhân hóa cho Gùa. Release </w:t>
+        <w:t xml:space="preserve">Mây hiện là một ứng dụng luyện VSTEP cá nhân có kế hoạch học theo ngày, thư viện luyện bốn kỹ năng, một buổi thi rút gọn, hai đề tự biên soạn và năm đề nhập từ dữ liệu chủ dự án cung cấp, từ vựng, ôn lỗi sai, lịch sử tiến bộ, ghi âm, sao lưu và đồng bộ Supabase thủ công. Reading và Listening của học liệu tự biên soạn có phản hồi theo dạng câu và độ chắc chắn; kho đề nhập hiển thị đáp án có sẵn trong nguồn sau khi nộp. Cả năm đề nhập đều có đáp án; đề 131 thiếu khóa đáp án và transcript nên đã được gỡ khỏi kho. Các đề nhập lưu đáp án, bài viết và trạng thái trong bản sao Mây; audio ghi âm vẫn lưu riêng. Giao diện đã được kiểm thử tự động ở viewport máy tính và điện thoại, dùng tone hồng pastel, tối ưu cho tiếng Việt và cá nhân hóa cho Gùa. Release </w:t>
       </w:r>
       <w:r>
         <w:rPr>
@@ -662,7 +662,7 @@
           <w:color w:val="211D20"/>
           <w:sz w:val="20"/>
         </w:rPr>
-        <w:t xml:space="preserve"> đạt 81 unit và 44 E2E. Bản làm việc hiện tại đạt 196 unit và 83 E2E trên cùng ba engine sau khi hoàn tất kiểm thử. Chưa có nghiệm thu trên iOS hoặc Android thật.</w:t>
+        <w:t xml:space="preserve"> đạt 81 unit và 44 E2E. Bản làm việc hiện tại đạt 197 unit và 82 E2E trên cùng ba engine sau khi hoàn tất kiểm thử. Chưa có nghiệm thu trên iOS hoặc Android thật.</w:t>
       </w:r>
     </w:p>
     <w:p>
@@ -2273,7 +2273,7 @@
           <w:color w:val="000000"/>
           <w:sz w:val="25"/>
         </w:rPr>
-        <w:t>4.5b Kho sáu đề nhập</w:t>
+        <w:t>4.5b Kho năm đề nhập</w:t>
       </w:r>
     </w:p>
     <w:p>
@@ -2294,7 +2294,7 @@
           <w:color w:val="211D20"/>
           <w:sz w:val="20"/>
         </w:rPr>
-        <w:t xml:space="preserve"> có sáu đề 131–135 và Review 13/09. Mỗi đề gồm 35 câu Nghe, 40 câu Đọc, hai bài Viết, ba phần Nói và 172 phút; 126 file MP3 đi kèm gồm 84 bài Nghe và 42 bài mẫu.</w:t>
+        <w:t xml:space="preserve"> có năm đề 132–135 và Review 13/09. Mỗi đề gồm 35 câu Nghe, 40 câu Đọc, hai bài Viết, ba phần Nói và 172 phút; 105 file MP3 đi kèm gồm 70 bài Nghe và 35 bài mẫu.</w:t>
       </w:r>
     </w:p>
     <w:p>
@@ -2307,7 +2307,23 @@
           <w:color w:val="211D20"/>
           <w:sz w:val="20"/>
         </w:rPr>
-        <w:t>Năm đề 132–135 và Review 13/09 có đủ 375 khóa đáp án cùng lời giải. Đề 131 thiếu 75 khóa đáp án và transcript trong nguồn; giao diện cho làm bài nhưng không tạo điểm Nghe/Đọc.</w:t>
+        <w:t xml:space="preserve">Cả năm đề có đủ 375 khóa đáp án cùng lời giải. Đề 131 từng có trong kho nhưng thiếu 75 khóa đáp án và transcript nên đã được gỡ ngày 07/10/2026. Mã </w:t>
+      </w:r>
+      <w:r>
+        <w:rPr>
+          <w:rFonts w:ascii="Consolas" w:hAnsi="Consolas" w:eastAsia="Consolas"/>
+          <w:color w:val="4A3B42"/>
+          <w:sz w:val="19"/>
+        </w:rPr>
+        <w:t>131</w:t>
+      </w:r>
+      <w:r>
+        <w:rPr>
+          <w:rFonts w:ascii="Arial" w:hAnsi="Arial" w:eastAsia="Arial"/>
+          <w:color w:val="211D20"/>
+          <w:sz w:val="20"/>
+        </w:rPr>
+        <w:t xml:space="preserve"> vẫn là mã hợp lệ trong schema để bản sao lưu cũ có lượt làm đề này vẫn khôi phục được; không màn hình nào liệt kê lượt đó.</w:t>
       </w:r>
     </w:p>
     <w:p>
@@ -2532,7 +2548,7 @@
           <w:color w:val="211D20"/>
           <w:sz w:val="20"/>
         </w:rPr>
-        <w:t>Lượt làm sáu đề nhập hiện riêng trong Tiến bộ, mở lại được đáp án, bài Viết và phần Nói đã làm.</w:t>
+        <w:t>Lượt làm năm đề nhập hiện riêng trong Tiến bộ, mở lại được đáp án, bài Viết và phần Nói đã làm.</w:t>
       </w:r>
     </w:p>
     <w:p>
@@ -4631,7 +4647,7 @@
           <w:color w:val="211D20"/>
           <w:sz w:val="20"/>
         </w:rPr>
-        <w:t xml:space="preserve">Bản sáu đề ngày 07/10/2026: ESLint, TypeScript, 196/196 Vitest, build 112 route và audit production dependency đều đạt. Playwright có 83 ca trên bản production local: 79 Chromium, 2 Firefox, 2 WebKit. Sau khi thêm phòng thi mô phỏng và công cụ luyện đề, lượt Chromium đầy đủ đạt 79/79; Firefox và WebKit chưa chạy lại cho thay đổi này. Axe kiểm tra 19 màn, gồm kho đề và Review 13/09. Hai lượt CI của nhánh/PR #38 đạt; Vercel phục vụ SHA </w:t>
+        <w:t xml:space="preserve">Bản sáu đề ngày 07/10/2026: ESLint, TypeScript, 197/197 Vitest, build 111 route và audit production dependency đều đạt. Playwright có 82 ca trên bản production local: 78 Chromium, 2 Firefox, 2 WebKit. Sau khi thêm phòng thi mô phỏng và công cụ luyện đề, lượt Chromium đầy đủ đạt 78/78; Firefox và WebKit chưa chạy lại cho thay đổi này. Axe kiểm tra 19 màn, gồm kho đề và Review 13/09. Hai lượt CI của nhánh/PR #38 đạt; Vercel phục vụ SHA </w:t>
       </w:r>
       <w:r>
         <w:rPr>
@@ -6146,7 +6162,7 @@
                 <w:color w:val="211D20"/>
                 <w:sz w:val="16"/>
               </w:rPr>
-              <w:t>Có hai đề Mây và sáu đề nhập</w:t>
+              <w:t>Có hai đề Mây và năm đề nhập</w:t>
             </w:r>
           </w:p>
         </w:tc>
@@ -6228,7 +6244,7 @@
                 <w:color w:val="211D20"/>
                 <w:sz w:val="16"/>
               </w:rPr>
-              <w:t>Có MP3 ở sáu đề nhập</w:t>
+              <w:t>Có MP3 ở năm đề nhập</w:t>
             </w:r>
           </w:p>
         </w:tc>
@@ -8675,7 +8691,7 @@
                 <w:color w:val="211D20"/>
                 <w:sz w:val="16"/>
               </w:rPr>
-              <w:t>Kho đề nhập và luồng làm sáu đề</w:t>
+              <w:t>Kho đề nhập và luồng làm năm đề</w:t>
             </w:r>
           </w:p>
         </w:tc>
@@ -8748,7 +8764,7 @@
                 <w:color w:val="211D20"/>
                 <w:sz w:val="16"/>
               </w:rPr>
-              <w:t>Kiểu dữ liệu, JSON đề và 126 file MP3</w:t>
+              <w:t>Kiểu dữ liệu, JSON đề và 105 file MP3</w:t>
             </w:r>
           </w:p>
         </w:tc>

--- a/docs/Bao-cao-ban-giao-May-VSTEP.docx
+++ b/docs/Bao-cao-ban-giao-May-VSTEP.docx
@@ -443,7 +443,7 @@
           <w:color w:val="211D20"/>
           <w:sz w:val="22"/>
         </w:rPr>
-        <w:t>Bản code có năm đề nhập đủ bốn kỹ năng và hai đề tự biên soạn. Cả năm đề nhập có 375 khóa đáp án Nghe/Đọc; đề 131 thiếu đáp án và transcript nên đã được gỡ. 105 MP3 được đóng gói cùng ứng dụng. Viết và Nói lưu bài nhưng chưa được chấm tự động; bản ghi micro cần tải riêng. Bộ kiểm thử local trước khi phát hành gồm 197 unit test và 82 E2E trên Chromium, Firefox và WebKit, build 111 route và axe trên 19 màn. Migration gia cố quyền ghi cloud đã áp dụng trên Supabase production. PR #38 và smoke HTTPS đã đạt cho commit ứng dụng ff8faef; đồng bộ hai thiết bị, micro thật và thẩm định học liệu vẫn cần xác nhận; sáu đề nhập chỉ dùng học cá nhân của chủ dự án.</w:t>
+        <w:t>Bản code có năm đề nhập đủ bốn kỹ năng và hai đề tự biên soạn. Cả năm đề nhập có 375 khóa đáp án Nghe/Đọc; đề 131 thiếu đáp án và transcript nên đã được gỡ. 105 MP3 được đóng gói cùng ứng dụng. Viết và Nói lưu bài nhưng chưa được chấm tự động; bản ghi micro cần tải riêng. Bộ kiểm thử local trước khi phát hành gồm 198 unit test và 86 E2E trên Chromium, Firefox và WebKit, build 111 route và axe trên 19 màn. Migration gia cố quyền ghi cloud đã áp dụng trên Supabase production. PR #38 và smoke HTTPS đã đạt cho commit ứng dụng ff8faef; đồng bộ hai thiết bị, micro thật và thẩm định học liệu vẫn cần xác nhận; sáu đề nhập chỉ dùng học cá nhân của chủ dự án.</w:t>
       </w:r>
     </w:p>
     <w:p>
@@ -662,7 +662,7 @@
           <w:color w:val="211D20"/>
           <w:sz w:val="20"/>
         </w:rPr>
-        <w:t xml:space="preserve"> đạt 81 unit và 44 E2E. Bản làm việc hiện tại đạt 197 unit và 82 E2E trên cùng ba engine sau khi hoàn tất kiểm thử. Chưa có nghiệm thu trên iOS hoặc Android thật.</w:t>
+        <w:t xml:space="preserve"> đạt 81 unit và 44 E2E. Bản làm việc hiện tại đạt 198 unit và 86 E2E trên cùng ba engine sau khi hoàn tất kiểm thử. Chưa có nghiệm thu trên iOS hoặc Android thật.</w:t>
       </w:r>
     </w:p>
     <w:p>
@@ -4647,7 +4647,7 @@
           <w:color w:val="211D20"/>
           <w:sz w:val="20"/>
         </w:rPr>
-        <w:t xml:space="preserve">Bản sáu đề ngày 07/10/2026: ESLint, TypeScript, 197/197 Vitest, build 111 route và audit production dependency đều đạt. Playwright có 82 ca trên bản production local: 78 Chromium, 2 Firefox, 2 WebKit. Sau khi thêm phòng thi mô phỏng và công cụ luyện đề, lượt Chromium đầy đủ đạt 78/78; Firefox và WebKit chưa chạy lại cho thay đổi này. Axe kiểm tra 19 màn, gồm kho đề và Review 13/09. Hai lượt CI của nhánh/PR #38 đạt; Vercel phục vụ SHA </w:t>
+        <w:t xml:space="preserve">Bản sáu đề ngày 07/10/2026: ESLint, TypeScript, 198/198 Vitest, build 111 route và audit production dependency đều đạt. Playwright có 86 ca trên bản production local: 82 Chromium, 2 Firefox, 2 WebKit. Sau khi thêm phòng thi mô phỏng và công cụ luyện đề, lượt Chromium đầy đủ đạt 82/82; Firefox và WebKit chưa chạy lại cho thay đổi này. Axe kiểm tra 19 màn, gồm kho đề và Review 13/09. Hai lượt CI của nhánh/PR #38 đạt; Vercel phục vụ SHA </w:t>
       </w:r>
       <w:r>
         <w:rPr>

--- a/docs/Bao-cao-ban-giao-May-VSTEP.docx
+++ b/docs/Bao-cao-ban-giao-May-VSTEP.docx
@@ -443,7 +443,7 @@
           <w:color w:val="211D20"/>
           <w:sz w:val="22"/>
         </w:rPr>
-        <w:t>Bản code có năm đề nhập đủ bốn kỹ năng và hai đề tự biên soạn. Cả năm đề nhập có 375 khóa đáp án Nghe/Đọc; đề 131 thiếu đáp án và transcript nên đã được gỡ. 105 MP3 được đóng gói cùng ứng dụng. Viết và Nói lưu bài nhưng chưa được chấm tự động; bản ghi micro cần tải riêng. Bộ kiểm thử local trước khi phát hành gồm 198 unit test và 86 E2E trên Chromium, Firefox và WebKit, build 111 route và axe trên 19 màn. Migration gia cố quyền ghi cloud đã áp dụng trên Supabase production. PR #38 và smoke HTTPS đã đạt cho commit ứng dụng ff8faef; đồng bộ hai thiết bị, micro thật và thẩm định học liệu vẫn cần xác nhận; sáu đề nhập chỉ dùng học cá nhân của chủ dự án.</w:t>
+        <w:t>Bản code có năm đề nhập đủ bốn kỹ năng và hai đề tự biên soạn. Cả năm đề nhập có 375 khóa đáp án Nghe/Đọc; đề 131 thiếu đáp án và transcript nên đã được gỡ. 105 MP3 được đóng gói cùng ứng dụng. Viết và Nói lưu bài nhưng chưa được chấm tự động; bản ghi micro cần tải riêng. Bộ kiểm thử local trước khi phát hành gồm 201 unit test và 89 E2E trên Chromium, Firefox và WebKit, build 111 route và axe trên 19 màn. Migration gia cố quyền ghi cloud đã áp dụng trên Supabase production. PR #38 và smoke HTTPS đã đạt cho commit ứng dụng ff8faef; đồng bộ hai thiết bị, micro thật và thẩm định học liệu vẫn cần xác nhận; sáu đề nhập chỉ dùng học cá nhân của chủ dự án.</w:t>
       </w:r>
     </w:p>
     <w:p>
@@ -662,7 +662,7 @@
           <w:color w:val="211D20"/>
           <w:sz w:val="20"/>
         </w:rPr>
-        <w:t xml:space="preserve"> đạt 81 unit và 44 E2E. Bản làm việc hiện tại đạt 198 unit và 86 E2E trên cùng ba engine sau khi hoàn tất kiểm thử. Chưa có nghiệm thu trên iOS hoặc Android thật.</w:t>
+        <w:t xml:space="preserve"> đạt 81 unit và 44 E2E. Bản làm việc hiện tại đạt 201 unit và 89 E2E trên cùng ba engine sau khi hoàn tất kiểm thử. Chưa có nghiệm thu trên iOS hoặc Android thật.</w:t>
       </w:r>
     </w:p>
     <w:p>
@@ -4647,7 +4647,7 @@
           <w:color w:val="211D20"/>
           <w:sz w:val="20"/>
         </w:rPr>
-        <w:t xml:space="preserve">Bản sáu đề ngày 07/10/2026: ESLint, TypeScript, 198/198 Vitest, build 111 route và audit production dependency đều đạt. Playwright có 86 ca trên bản production local: 82 Chromium, 2 Firefox, 2 WebKit. Sau khi thêm phòng thi mô phỏng và công cụ luyện đề, lượt Chromium đầy đủ đạt 82/82; Firefox và WebKit chưa chạy lại cho thay đổi này. Axe kiểm tra 19 màn, gồm kho đề và Review 13/09. Hai lượt CI của nhánh/PR #38 đạt; Vercel phục vụ SHA </w:t>
+        <w:t xml:space="preserve">Bản sáu đề ngày 07/10/2026: ESLint, TypeScript, 201/201 Vitest, build 111 route và audit production dependency đều đạt. Playwright có 89 ca trên bản production local: 85 Chromium, 2 Firefox, 2 WebKit. Sau khi thêm phòng thi mô phỏng và công cụ luyện đề, lượt Chromium đầy đủ đạt 85/85; Firefox và WebKit chưa chạy lại cho thay đổi này. Axe kiểm tra 19 màn, gồm kho đề và Review 13/09. Hai lượt CI của nhánh/PR #38 đạt; Vercel phục vụ SHA </w:t>
       </w:r>
       <w:r>
         <w:rPr>

--- a/docs/Bao-cao-ban-giao-May-VSTEP.docx
+++ b/docs/Bao-cao-ban-giao-May-VSTEP.docx
@@ -443,7 +443,7 @@
           <w:color w:val="211D20"/>
           <w:sz w:val="22"/>
         </w:rPr>
-        <w:t>Bản code có năm đề nhập đủ bốn kỹ năng và hai đề tự biên soạn. Cả năm đề nhập có 375 khóa đáp án Nghe/Đọc; đề 131 thiếu đáp án và transcript nên đã được gỡ. 105 MP3 được đóng gói cùng ứng dụng. Viết và Nói lưu bài nhưng chưa được chấm tự động; bản ghi micro cần tải riêng. Bộ kiểm thử local trước khi phát hành gồm 201 unit test và 89 E2E trên Chromium, Firefox và WebKit, build 111 route và axe trên 19 màn. Migration gia cố quyền ghi cloud đã áp dụng trên Supabase production. PR #38 và smoke HTTPS đã đạt cho commit ứng dụng ff8faef; đồng bộ hai thiết bị, micro thật và thẩm định học liệu vẫn cần xác nhận; sáu đề nhập chỉ dùng học cá nhân của chủ dự án.</w:t>
+        <w:t>Bản code có năm đề nhập đủ bốn kỹ năng và hai đề tự biên soạn. Cả năm đề nhập có 375 khóa đáp án Nghe/Đọc; đề 131 thiếu đáp án và transcript nên đã được gỡ. 105 MP3 được đóng gói cùng ứng dụng. Viết và Nói lưu bài nhưng chưa được chấm tự động; bản ghi micro cần tải riêng. Bộ kiểm thử local trước khi phát hành gồm 201 unit test và 91 E2E trên Chromium, Firefox và WebKit, build 111 route và axe trên 19 màn. Migration gia cố quyền ghi cloud đã áp dụng trên Supabase production. PR #38 và smoke HTTPS đã đạt cho commit ứng dụng ff8faef; đồng bộ hai thiết bị, micro thật và thẩm định học liệu vẫn cần xác nhận; sáu đề nhập chỉ dùng học cá nhân của chủ dự án.</w:t>
       </w:r>
     </w:p>
     <w:p>
@@ -662,7 +662,7 @@
           <w:color w:val="211D20"/>
           <w:sz w:val="20"/>
         </w:rPr>
-        <w:t xml:space="preserve"> đạt 81 unit và 44 E2E. Bản làm việc hiện tại đạt 201 unit và 89 E2E trên cùng ba engine sau khi hoàn tất kiểm thử. Chưa có nghiệm thu trên iOS hoặc Android thật.</w:t>
+        <w:t xml:space="preserve"> đạt 81 unit và 44 E2E. Bản làm việc hiện tại đạt 201 unit và 91 E2E trên cùng ba engine sau khi hoàn tất kiểm thử. Chưa có nghiệm thu trên iOS hoặc Android thật.</w:t>
       </w:r>
     </w:p>
     <w:p>
@@ -4647,7 +4647,7 @@
           <w:color w:val="211D20"/>
           <w:sz w:val="20"/>
         </w:rPr>
-        <w:t xml:space="preserve">Bản sáu đề ngày 07/10/2026: ESLint, TypeScript, 201/201 Vitest, build 111 route và audit production dependency đều đạt. Playwright có 89 ca trên bản production local: 85 Chromium, 2 Firefox, 2 WebKit. Sau khi thêm phòng thi mô phỏng và công cụ luyện đề, lượt Chromium đầy đủ đạt 85/85; Firefox và WebKit chưa chạy lại cho thay đổi này. Axe kiểm tra 19 màn, gồm kho đề và Review 13/09. Hai lượt CI của nhánh/PR #38 đạt; Vercel phục vụ SHA </w:t>
+        <w:t xml:space="preserve">Bản sáu đề ngày 07/10/2026: ESLint, TypeScript, 201/201 Vitest, build 111 route và audit production dependency đều đạt. Playwright có 91 ca trên bản production local: 87 Chromium, 2 Firefox, 2 WebKit. Sau khi thêm phòng thi mô phỏng và công cụ luyện đề, lượt Chromium đầy đủ đạt 87/87; Firefox và WebKit chưa chạy lại cho thay đổi này. Axe kiểm tra 19 màn, gồm kho đề và Review 13/09. Hai lượt CI của nhánh/PR #38 đạt; Vercel phục vụ SHA </w:t>
       </w:r>
       <w:r>
         <w:rPr>

--- a/docs/Bao-cao-ban-giao-May-VSTEP.docx
+++ b/docs/Bao-cao-ban-giao-May-VSTEP.docx
@@ -443,7 +443,7 @@
           <w:color w:val="211D20"/>
           <w:sz w:val="22"/>
         </w:rPr>
-        <w:t>Bản code có năm đề nhập đủ bốn kỹ năng và hai đề tự biên soạn. Cả năm đề nhập có 375 khóa đáp án Nghe/Đọc; đề 131 thiếu đáp án và transcript nên đã được gỡ. 105 MP3 được đóng gói cùng ứng dụng. Viết và Nói lưu bài nhưng chưa được chấm tự động; bản ghi micro cần tải riêng. Bộ kiểm thử local trước khi phát hành gồm 201 unit test và 91 E2E trên Chromium, Firefox và WebKit, build 111 route và axe trên 19 màn. Migration gia cố quyền ghi cloud đã áp dụng trên Supabase production. PR #38 và smoke HTTPS đã đạt cho commit ứng dụng ff8faef; đồng bộ hai thiết bị, micro thật và thẩm định học liệu vẫn cần xác nhận; sáu đề nhập chỉ dùng học cá nhân của chủ dự án.</w:t>
+        <w:t>Bản code có năm đề nhập đủ bốn kỹ năng và hai đề tự biên soạn. Cả năm đề nhập có 375 khóa đáp án Nghe/Đọc; đề 131 thiếu đáp án và transcript nên đã được gỡ. 105 MP3 được đóng gói cùng ứng dụng. Viết và Nói lưu bài nhưng chưa được chấm tự động; bản ghi micro cần tải riêng. Bộ kiểm thử local trước khi phát hành gồm 202 unit test và 93 E2E trên Chromium, Firefox và WebKit, build 111 route và axe trên 19 màn. Migration gia cố quyền ghi cloud đã áp dụng trên Supabase production. PR #38 và smoke HTTPS đã đạt cho commit ứng dụng ff8faef; đồng bộ hai thiết bị, micro thật và thẩm định học liệu vẫn cần xác nhận; sáu đề nhập chỉ dùng học cá nhân của chủ dự án.</w:t>
       </w:r>
     </w:p>
     <w:p>
@@ -662,7 +662,7 @@
           <w:color w:val="211D20"/>
           <w:sz w:val="20"/>
         </w:rPr>
-        <w:t xml:space="preserve"> đạt 81 unit và 44 E2E. Bản làm việc hiện tại đạt 201 unit và 91 E2E trên cùng ba engine sau khi hoàn tất kiểm thử. Chưa có nghiệm thu trên iOS hoặc Android thật.</w:t>
+        <w:t xml:space="preserve"> đạt 81 unit và 44 E2E. Bản làm việc hiện tại đạt 202 unit và 93 E2E trên cùng ba engine sau khi hoàn tất kiểm thử. Chưa có nghiệm thu trên iOS hoặc Android thật.</w:t>
       </w:r>
     </w:p>
     <w:p>
@@ -4647,7 +4647,7 @@
           <w:color w:val="211D20"/>
           <w:sz w:val="20"/>
         </w:rPr>
-        <w:t xml:space="preserve">Bản sáu đề ngày 07/10/2026: ESLint, TypeScript, 201/201 Vitest, build 111 route và audit production dependency đều đạt. Playwright có 91 ca trên bản production local: 87 Chromium, 2 Firefox, 2 WebKit. Sau khi thêm phòng thi mô phỏng và công cụ luyện đề, lượt Chromium đầy đủ đạt 87/87; Firefox và WebKit chưa chạy lại cho thay đổi này. Axe kiểm tra 19 màn, gồm kho đề và Review 13/09. Hai lượt CI của nhánh/PR #38 đạt; Vercel phục vụ SHA </w:t>
+        <w:t xml:space="preserve">Bản sáu đề ngày 07/10/2026: ESLint, TypeScript, 202/202 Vitest, build 111 route và audit production dependency đều đạt. Playwright có 93 ca trên bản production local: 89 Chromium, 2 Firefox, 2 WebKit. Sau khi thêm phòng thi mô phỏng và công cụ luyện đề, lượt Chromium đầy đủ đạt 89/89; Firefox và WebKit chưa chạy lại cho thay đổi này. Axe kiểm tra 19 màn, gồm kho đề và Review 13/09. Hai lượt CI của nhánh/PR #38 đạt; Vercel phục vụ SHA </w:t>
       </w:r>
       <w:r>
         <w:rPr>

--- a/docs/Bao-cao-ban-giao-May-VSTEP.docx
+++ b/docs/Bao-cao-ban-giao-May-VSTEP.docx
@@ -443,7 +443,7 @@
           <w:color w:val="211D20"/>
           <w:sz w:val="22"/>
         </w:rPr>
-        <w:t>Bản code có năm đề nhập đủ bốn kỹ năng và hai đề tự biên soạn. Cả năm đề nhập có 375 khóa đáp án Nghe/Đọc; đề 131 thiếu đáp án và transcript nên đã được gỡ. 105 MP3 được đóng gói cùng ứng dụng. Viết và Nói lưu bài nhưng chưa được chấm tự động; bản ghi micro cần tải riêng. Bộ kiểm thử local trước khi phát hành gồm 202 unit test và 93 E2E trên Chromium, Firefox và WebKit, build 111 route và axe trên 19 màn. Migration gia cố quyền ghi cloud đã áp dụng trên Supabase production. PR #38 và smoke HTTPS đã đạt cho commit ứng dụng ff8faef; đồng bộ hai thiết bị, micro thật và thẩm định học liệu vẫn cần xác nhận; sáu đề nhập chỉ dùng học cá nhân của chủ dự án.</w:t>
+        <w:t>Bản code có năm đề nhập đủ bốn kỹ năng và hai đề tự biên soạn. Cả năm đề nhập có 375 khóa đáp án Nghe/Đọc; đề 131 thiếu đáp án và transcript nên đã được gỡ. 105 MP3 được đóng gói cùng ứng dụng. Viết và Nói lưu bài nhưng chưa được chấm tự động; bản ghi micro cần tải riêng. Bộ kiểm thử local trước khi phát hành gồm 208 unit test và 94 E2E trên Chromium, Firefox và WebKit, build 111 route và axe trên 19 màn. Migration gia cố quyền ghi cloud đã áp dụng trên Supabase production. PR #38 và smoke HTTPS đã đạt cho commit ứng dụng ff8faef; đồng bộ hai thiết bị, micro thật và thẩm định học liệu vẫn cần xác nhận; sáu đề nhập chỉ dùng học cá nhân của chủ dự án.</w:t>
       </w:r>
     </w:p>
     <w:p>
@@ -662,7 +662,7 @@
           <w:color w:val="211D20"/>
           <w:sz w:val="20"/>
         </w:rPr>
-        <w:t xml:space="preserve"> đạt 81 unit và 44 E2E. Bản làm việc hiện tại đạt 202 unit và 93 E2E trên cùng ba engine sau khi hoàn tất kiểm thử. Chưa có nghiệm thu trên iOS hoặc Android thật.</w:t>
+        <w:t xml:space="preserve"> đạt 81 unit và 44 E2E. Bản làm việc hiện tại đạt 208 unit và 94 E2E trên cùng ba engine sau khi hoàn tất kiểm thử. Chưa có nghiệm thu trên iOS hoặc Android thật.</w:t>
       </w:r>
     </w:p>
     <w:p>
@@ -4647,7 +4647,7 @@
           <w:color w:val="211D20"/>
           <w:sz w:val="20"/>
         </w:rPr>
-        <w:t xml:space="preserve">Bản sáu đề ngày 07/10/2026: ESLint, TypeScript, 202/202 Vitest, build 111 route và audit production dependency đều đạt. Playwright có 93 ca trên bản production local: 89 Chromium, 2 Firefox, 2 WebKit. Sau khi thêm phòng thi mô phỏng và công cụ luyện đề, lượt Chromium đầy đủ đạt 89/89; Firefox và WebKit chưa chạy lại cho thay đổi này. Axe kiểm tra 19 màn, gồm kho đề và Review 13/09. Hai lượt CI của nhánh/PR #38 đạt; Vercel phục vụ SHA </w:t>
+        <w:t xml:space="preserve">Bản sáu đề ngày 07/10/2026: ESLint, TypeScript, 208/208 Vitest, build 111 route và audit production dependency đều đạt. Playwright có 94 ca trên bản production local: 90 Chromium, 2 Firefox, 2 WebKit. Sau khi thêm phòng thi mô phỏng và công cụ luyện đề, lượt Chromium đầy đủ đạt 90/90; Firefox và WebKit chưa chạy lại cho thay đổi này. Axe kiểm tra 19 màn, gồm kho đề và Review 13/09. Hai lượt CI của nhánh/PR #38 đạt; Vercel phục vụ SHA </w:t>
       </w:r>
       <w:r>
         <w:rPr>

--- a/docs/Bao-cao-ban-giao-May-VSTEP.docx
+++ b/docs/Bao-cao-ban-giao-May-VSTEP.docx
@@ -443,7 +443,7 @@
           <w:color w:val="211D20"/>
           <w:sz w:val="22"/>
         </w:rPr>
-        <w:t>Bản code có năm đề nhập đủ bốn kỹ năng và hai đề tự biên soạn. Cả năm đề nhập có 375 khóa đáp án Nghe/Đọc; đề 131 thiếu đáp án và transcript nên đã được gỡ. 105 MP3 được đóng gói cùng ứng dụng. Viết và Nói lưu bài nhưng chưa được chấm tự động; bản ghi micro cần tải riêng. Bộ kiểm thử local trước khi phát hành gồm 208 unit test và 94 E2E trên Chromium, Firefox và WebKit, build 111 route và axe trên 19 màn. Migration gia cố quyền ghi cloud đã áp dụng trên Supabase production. PR #38 và smoke HTTPS đã đạt cho commit ứng dụng ff8faef; đồng bộ hai thiết bị, micro thật và thẩm định học liệu vẫn cần xác nhận; sáu đề nhập chỉ dùng học cá nhân của chủ dự án.</w:t>
+        <w:t>Bản code có năm đề nhập đủ bốn kỹ năng và hai đề tự biên soạn. Cả năm đề nhập có 375 khóa đáp án Nghe/Đọc; đề 131 thiếu đáp án và transcript nên đã được gỡ. 105 MP3 được đóng gói cùng ứng dụng. Viết và Nói lưu bài nhưng chưa được chấm tự động; bản ghi micro cần tải riêng. Bộ kiểm thử local trước khi phát hành gồm 222 unit test và 110 E2E trên Chromium, Firefox và WebKit, build 112 route và axe trên 19 màn. Migration gia cố quyền ghi cloud đã áp dụng trên Supabase production. PR #38 và smoke HTTPS đã đạt cho commit ứng dụng ff8faef; đồng bộ hai thiết bị, micro thật và thẩm định học liệu vẫn cần xác nhận; sáu đề nhập chỉ dùng học cá nhân của chủ dự án.</w:t>
       </w:r>
     </w:p>
     <w:p>
@@ -662,7 +662,7 @@
           <w:color w:val="211D20"/>
           <w:sz w:val="20"/>
         </w:rPr>
-        <w:t xml:space="preserve"> đạt 81 unit và 44 E2E. Bản làm việc hiện tại đạt 208 unit và 94 E2E trên cùng ba engine sau khi hoàn tất kiểm thử. Chưa có nghiệm thu trên iOS hoặc Android thật.</w:t>
+        <w:t xml:space="preserve"> đạt 81 unit và 44 E2E. Bản làm việc hiện tại đạt 222 unit và 110 E2E trên cùng ba engine sau khi hoàn tất kiểm thử. Chưa có nghiệm thu trên iOS hoặc Android thật.</w:t>
       </w:r>
     </w:p>
     <w:p>
@@ -2496,6 +2496,137 @@
           <w:color w:val="000000"/>
           <w:sz w:val="25"/>
         </w:rPr>
+        <w:t>4.6c Sổ ghi chú</w:t>
+      </w:r>
+    </w:p>
+    <w:p>
+      <w:pPr>
+        <w:pStyle w:val="ListBullet"/>
+      </w:pPr>
+      <w:r>
+        <w:rPr>
+          <w:rFonts w:ascii="Arial" w:hAnsi="Arial" w:eastAsia="Arial"/>
+          <w:color w:val="211D20"/>
+          <w:sz w:val="20"/>
+        </w:rPr>
+        <w:t xml:space="preserve">Ghi bằng lời của mình dưới từng câu </w:t>
+      </w:r>
+      <w:r>
+        <w:rPr>
+          <w:rFonts w:ascii="Arial" w:hAnsi="Arial" w:eastAsia="Arial"/>
+          <w:b/>
+          <w:color w:val="211D20"/>
+          <w:sz w:val="20"/>
+        </w:rPr>
+        <w:t>sau khi đã biết đáp án</w:t>
+      </w:r>
+      <w:r>
+        <w:rPr>
+          <w:rFonts w:ascii="Arial" w:hAnsi="Arial" w:eastAsia="Arial"/>
+          <w:color w:val="211D20"/>
+          <w:sz w:val="20"/>
+        </w:rPr>
+        <w:t>: ở màn chữa đề kho đề (Nghe, Đọc, từng bài Viết, từng phần Nói), "Làm lại câu sai", kết quả bài học, kết quả buổi thi rút gọn và Sổ tay lỗi sai; thêm ô "Rút kinh nghiệm" cho cả đề hoặc cả bài. Ghi chú gắn với câu hỏi, nên hiện lại mỗi lần gặp lại câu đó; khi đang làm bài thì không hiện, để một ghi chú giải thích đáp án không lộ ở lần làm lại.</w:t>
+      </w:r>
+    </w:p>
+    <w:p>
+      <w:pPr>
+        <w:pStyle w:val="ListBullet"/>
+      </w:pPr>
+      <w:r>
+        <w:rPr>
+          <w:rFonts w:ascii="Arial" w:hAnsi="Arial" w:eastAsia="Arial"/>
+          <w:color w:val="211D20"/>
+          <w:sz w:val="20"/>
+        </w:rPr>
+        <w:t>Tự lưu sau 0,9 giây ngừng gõ và khi rời ô hoặc rời trang; năm gợi ý một chạm do Mây đặt; khi trình duyệt không ghi được thì ô báo đúng lỗi và hỏi trước khi bỏ chữ vừa viết.</w:t>
+      </w:r>
+    </w:p>
+    <w:p>
+      <w:pPr>
+        <w:pStyle w:val="ListBullet"/>
+      </w:pPr>
+      <w:r>
+        <w:rPr>
+          <w:rFonts w:ascii="Arial" w:hAnsi="Arial" w:eastAsia="Arial"/>
+          <w:color w:val="211D20"/>
+          <w:sz w:val="20"/>
+        </w:rPr>
+        <w:t xml:space="preserve">Trang </w:t>
+      </w:r>
+      <w:r>
+        <w:rPr>
+          <w:rFonts w:ascii="Consolas" w:hAnsi="Consolas" w:eastAsia="Consolas"/>
+          <w:color w:val="4A3B42"/>
+          <w:sz w:val="19"/>
+        </w:rPr>
+        <w:t>/notes</w:t>
+      </w:r>
+      <w:r>
+        <w:rPr>
+          <w:rFonts w:ascii="Arial" w:hAnsi="Arial" w:eastAsia="Arial"/>
+          <w:color w:val="211D20"/>
+          <w:sz w:val="20"/>
+        </w:rPr>
+        <w:t>: tìm mọi từ không cần gõ dấu, lọc theo kỹ năng, đề hoặc bài, ★ "Cần nhớ", sắp xếp, sửa tại chỗ, xóa có "Hoàn tác", mục "Đã xóa gần đây" khôi phục trong 30 ngày, mở đúng chỗ đã ghi, in danh sách đang lọc; nhận xét giáo viên đã chép ở "Gói gửi giáo viên" hiện thêm ở đó (chỉ đọc).</w:t>
+      </w:r>
+    </w:p>
+    <w:p>
+      <w:pPr>
+        <w:pStyle w:val="ListBullet"/>
+      </w:pPr>
+      <w:r>
+        <w:rPr>
+          <w:rFonts w:ascii="Arial" w:hAnsi="Arial" w:eastAsia="Arial"/>
+          <w:color w:val="211D20"/>
+          <w:sz w:val="20"/>
+        </w:rPr>
+        <w:t>Giới hạn kiểm ngay lúc ghi (</w:t>
+      </w:r>
+      <w:r>
+        <w:rPr>
+          <w:rFonts w:ascii="Consolas" w:hAnsi="Consolas" w:eastAsia="Consolas"/>
+          <w:color w:val="4A3B42"/>
+          <w:sz w:val="19"/>
+        </w:rPr>
+        <w:t>src/lib/notes.ts</w:t>
+      </w:r>
+      <w:r>
+        <w:rPr>
+          <w:rFonts w:ascii="Arial" w:hAnsi="Arial" w:eastAsia="Arial"/>
+          <w:color w:val="211D20"/>
+          <w:sz w:val="20"/>
+        </w:rPr>
+        <w:t xml:space="preserve">): 2000 ghi chú (tính cả mục đã xóa), 2000 ký tự mỗi ghi chú, 1,5 MB tổng. Ghi chú nằm trong cùng state và đi theo bản sao lưu và đồng bộ; file báo lỗi chỉ đếm số ghi chú. Kế hoạch đầy đủ và cách đo: </w:t>
+      </w:r>
+      <w:hyperlink r:id="rId14">
+        <w:r>
+          <w:rPr>
+            <w:color w:val="C93B72"/>
+            <w:u w:val="single"/>
+          </w:rPr>
+          <w:t>PLAN-GHI-CHU.md</w:t>
+        </w:r>
+      </w:hyperlink>
+      <w:r>
+        <w:rPr>
+          <w:rFonts w:ascii="Arial" w:hAnsi="Arial" w:eastAsia="Arial"/>
+          <w:color w:val="211D20"/>
+          <w:sz w:val="20"/>
+        </w:rPr>
+        <w:t>.</w:t>
+      </w:r>
+    </w:p>
+    <w:p>
+      <w:pPr>
+        <w:pStyle w:val="Heading2"/>
+      </w:pPr>
+      <w:r>
+        <w:rPr>
+          <w:rFonts w:ascii="Arial" w:hAnsi="Arial" w:eastAsia="Arial"/>
+          <w:color w:val="000000"/>
+          <w:sz w:val="25"/>
+        </w:rPr>
         <w:t>4.7 Tiến bộ và lịch sử</w:t>
       </w:r>
     </w:p>
@@ -3980,7 +4111,23 @@
           <w:color w:val="211D20"/>
           <w:sz w:val="20"/>
         </w:rPr>
-        <w:t xml:space="preserve"> của kho đề nhập và thời điểm cập nhật. Lượt học và phiên thi mới kèm snapshot học liệu có </w:t>
+        <w:t xml:space="preserve"> của kho đề nhập, </w:t>
+      </w:r>
+      <w:r>
+        <w:rPr>
+          <w:rFonts w:ascii="Consolas" w:hAnsi="Consolas" w:eastAsia="Consolas"/>
+          <w:color w:val="4A3B42"/>
+          <w:sz w:val="19"/>
+        </w:rPr>
+        <w:t>notes</w:t>
+      </w:r>
+      <w:r>
+        <w:rPr>
+          <w:rFonts w:ascii="Arial" w:hAnsi="Arial" w:eastAsia="Arial"/>
+          <w:color w:val="211D20"/>
+          <w:sz w:val="20"/>
+        </w:rPr>
+        <w:t xml:space="preserve"> (ghi chú của người học, tùy chọn) và thời điểm cập nhật. State, lượt học, phiên thi và lượt làm đề nhập là schema "lỏng": khóa chưa biết được giữ nguyên khi đọc và ghi lại, để một tab chạy bản cũ không xóa được dữ liệu của bản mới. Lượt học và phiên thi mới kèm snapshot học liệu có </w:t>
       </w:r>
       <w:r>
         <w:rPr>
@@ -4647,7 +4794,7 @@
           <w:color w:val="211D20"/>
           <w:sz w:val="20"/>
         </w:rPr>
-        <w:t xml:space="preserve">Bản sáu đề ngày 07/10/2026: ESLint, TypeScript, 208/208 Vitest, build 111 route và audit production dependency đều đạt. Playwright có 94 ca trên bản production local: 90 Chromium, 2 Firefox, 2 WebKit. Sau khi thêm phòng thi mô phỏng và công cụ luyện đề, lượt Chromium đầy đủ đạt 90/90; Firefox và WebKit chưa chạy lại cho thay đổi này. Axe kiểm tra 19 màn, gồm kho đề và Review 13/09. Hai lượt CI của nhánh/PR #38 đạt; Vercel phục vụ SHA </w:t>
+        <w:t xml:space="preserve">Bản sáu đề ngày 07/10/2026: ESLint, TypeScript, 222/222 Vitest, build 112 route và audit production dependency đều đạt. Playwright có 110 ca trên bản production local: 102 Chromium, 4 Firefox, 4 WebKit. Sau khi thêm phòng thi mô phỏng và công cụ luyện đề, lượt Chromium đầy đủ đạt 102/102; Firefox và WebKit chưa chạy lại cho thay đổi này. Axe kiểm tra 19 màn, gồm kho đề và Review 13/09. Hai lượt CI của nhánh/PR #38 đạt; Vercel phục vụ SHA </w:t>
       </w:r>
       <w:r>
         <w:rPr>
@@ -4665,7 +4812,7 @@
         </w:rPr>
         <w:t xml:space="preserve"> và </w:t>
       </w:r>
-      <w:hyperlink r:id="rId14">
+      <w:hyperlink r:id="rId15">
         <w:r>
           <w:rPr>
             <w:color w:val="C93B72"/>
@@ -6626,6 +6773,87 @@
                 <w:color w:val="211D20"/>
                 <w:sz w:val="16"/>
               </w:rPr>
+              <w:t>Ghi chú: gõ tiếng Việt trên thiết bị thật</w:t>
+            </w:r>
+          </w:p>
+        </w:tc>
+        <w:tc>
+          <w:tcPr>
+            <w:tcW w:type="dxa" w:w="5540"/>
+            <w:vAlign w:val="center"/>
+            <w:tcMar>
+              <w:top w:w="85" w:type="dxa"/>
+              <w:start w:w="120" w:type="dxa"/>
+              <w:bottom w:w="85" w:type="dxa"/>
+              <w:end w:w="120" w:type="dxa"/>
+            </w:tcMar>
+          </w:tcPr>
+          <w:p>
+            <w:pPr>
+              <w:spacing w:after="0" w:line="264" w:lineRule="auto"/>
+            </w:pPr>
+            <w:r>
+              <w:rPr>
+                <w:rFonts w:ascii="Arial" w:hAnsi="Arial" w:eastAsia="Arial"/>
+                <w:color w:val="211D20"/>
+                <w:sz w:val="16"/>
+              </w:rPr>
+              <w:t>Chưa thử</w:t>
+            </w:r>
+          </w:p>
+        </w:tc>
+        <w:tc>
+          <w:tcPr>
+            <w:tcW w:type="dxa" w:w="1944"/>
+            <w:vAlign w:val="center"/>
+            <w:tcMar>
+              <w:top w:w="85" w:type="dxa"/>
+              <w:start w:w="120" w:type="dxa"/>
+              <w:bottom w:w="85" w:type="dxa"/>
+              <w:end w:w="120" w:type="dxa"/>
+            </w:tcMar>
+          </w:tcPr>
+          <w:p>
+            <w:pPr>
+              <w:spacing w:after="0" w:line="264" w:lineRule="auto"/>
+            </w:pPr>
+            <w:r>
+              <w:rPr>
+                <w:rFonts w:ascii="Arial" w:hAnsi="Arial" w:eastAsia="Arial"/>
+                <w:color w:val="211D20"/>
+                <w:sz w:val="16"/>
+              </w:rPr>
+              <w:t>Bộ gõ điện thoại và máy tính chưa được thử; sửa cùng một ghi chú ở hai tab thì lần lưu sau thắng</w:t>
+            </w:r>
+          </w:p>
+        </w:tc>
+      </w:tr>
+      <w:tr>
+        <w:trPr>
+          <w:cantSplit/>
+        </w:trPr>
+        <w:tc>
+          <w:tcPr>
+            <w:tcW w:type="dxa" w:w="2236"/>
+            <w:vAlign w:val="center"/>
+            <w:tcMar>
+              <w:top w:w="85" w:type="dxa"/>
+              <w:start w:w="120" w:type="dxa"/>
+              <w:bottom w:w="85" w:type="dxa"/>
+              <w:end w:w="120" w:type="dxa"/>
+            </w:tcMar>
+            <w:shd w:fill="FAF7F8"/>
+          </w:tcPr>
+          <w:p>
+            <w:pPr>
+              <w:spacing w:after="0" w:line="264" w:lineRule="auto"/>
+            </w:pPr>
+            <w:r>
+              <w:rPr>
+                <w:rFonts w:ascii="Arial" w:hAnsi="Arial" w:eastAsia="Arial"/>
+                <w:color w:val="211D20"/>
+                <w:sz w:val="16"/>
+              </w:rPr>
               <w:t>PWA/offline đầy đủ</w:t>
             </w:r>
           </w:p>
@@ -6640,6 +6868,7 @@
               <w:bottom w:w="85" w:type="dxa"/>
               <w:end w:w="120" w:type="dxa"/>
             </w:tcMar>
+            <w:shd w:fill="FAF7F8"/>
           </w:tcPr>
           <w:p>
             <w:pPr>
@@ -6665,6 +6894,7 @@
               <w:bottom w:w="85" w:type="dxa"/>
               <w:end w:w="120" w:type="dxa"/>
             </w:tcMar>
+            <w:shd w:fill="FAF7F8"/>
           </w:tcPr>
           <w:p>
             <w:pPr>
@@ -6695,6 +6925,86 @@
               <w:bottom w:w="85" w:type="dxa"/>
               <w:end w:w="120" w:type="dxa"/>
             </w:tcMar>
+          </w:tcPr>
+          <w:p>
+            <w:pPr>
+              <w:spacing w:after="0" w:line="264" w:lineRule="auto"/>
+            </w:pPr>
+            <w:r>
+              <w:rPr>
+                <w:rFonts w:ascii="Arial" w:hAnsi="Arial" w:eastAsia="Arial"/>
+                <w:color w:val="211D20"/>
+                <w:sz w:val="16"/>
+              </w:rPr>
+              <w:t>Monitoring và báo lỗi production</w:t>
+            </w:r>
+          </w:p>
+        </w:tc>
+        <w:tc>
+          <w:tcPr>
+            <w:tcW w:type="dxa" w:w="5540"/>
+            <w:vAlign w:val="center"/>
+            <w:tcMar>
+              <w:top w:w="85" w:type="dxa"/>
+              <w:start w:w="120" w:type="dxa"/>
+              <w:bottom w:w="85" w:type="dxa"/>
+              <w:end w:w="120" w:type="dxa"/>
+            </w:tcMar>
+          </w:tcPr>
+          <w:p>
+            <w:pPr>
+              <w:spacing w:after="0" w:line="264" w:lineRule="auto"/>
+            </w:pPr>
+            <w:r>
+              <w:rPr>
+                <w:rFonts w:ascii="Arial" w:hAnsi="Arial" w:eastAsia="Arial"/>
+                <w:color w:val="211D20"/>
+                <w:sz w:val="16"/>
+              </w:rPr>
+              <w:t>Chưa làm</w:t>
+            </w:r>
+          </w:p>
+        </w:tc>
+        <w:tc>
+          <w:tcPr>
+            <w:tcW w:type="dxa" w:w="1944"/>
+            <w:vAlign w:val="center"/>
+            <w:tcMar>
+              <w:top w:w="85" w:type="dxa"/>
+              <w:start w:w="120" w:type="dxa"/>
+              <w:bottom w:w="85" w:type="dxa"/>
+              <w:end w:w="120" w:type="dxa"/>
+            </w:tcMar>
+          </w:tcPr>
+          <w:p>
+            <w:pPr>
+              <w:spacing w:after="0" w:line="264" w:lineRule="auto"/>
+            </w:pPr>
+            <w:r>
+              <w:rPr>
+                <w:rFonts w:ascii="Arial" w:hAnsi="Arial" w:eastAsia="Arial"/>
+                <w:color w:val="211D20"/>
+                <w:sz w:val="16"/>
+              </w:rPr>
+              <w:t>Chưa có dashboard lỗi hoặc cảnh báo vận hành</w:t>
+            </w:r>
+          </w:p>
+        </w:tc>
+      </w:tr>
+      <w:tr>
+        <w:trPr>
+          <w:cantSplit/>
+        </w:trPr>
+        <w:tc>
+          <w:tcPr>
+            <w:tcW w:type="dxa" w:w="2236"/>
+            <w:vAlign w:val="center"/>
+            <w:tcMar>
+              <w:top w:w="85" w:type="dxa"/>
+              <w:start w:w="120" w:type="dxa"/>
+              <w:bottom w:w="85" w:type="dxa"/>
+              <w:end w:w="120" w:type="dxa"/>
+            </w:tcMar>
             <w:shd w:fill="FAF7F8"/>
           </w:tcPr>
           <w:p>
@@ -6707,7 +7017,7 @@
                 <w:color w:val="211D20"/>
                 <w:sz w:val="16"/>
               </w:rPr>
-              <w:t>Monitoring và báo lỗi production</w:t>
+              <w:t>C1 toàn diện</w:t>
             </w:r>
           </w:p>
         </w:tc>
@@ -6759,7 +7069,7 @@
                 <w:color w:val="211D20"/>
                 <w:sz w:val="16"/>
               </w:rPr>
-              <w:t>Chưa có dashboard lỗi hoặc cảnh báo vận hành</w:t>
+              <w:t>Kho nội dung hiện tập trung B1-B2</w:t>
             </w:r>
           </w:p>
         </w:tc>
@@ -6789,87 +7099,6 @@
                 <w:color w:val="211D20"/>
                 <w:sz w:val="16"/>
               </w:rPr>
-              <w:t>C1 toàn diện</w:t>
-            </w:r>
-          </w:p>
-        </w:tc>
-        <w:tc>
-          <w:tcPr>
-            <w:tcW w:type="dxa" w:w="5540"/>
-            <w:vAlign w:val="center"/>
-            <w:tcMar>
-              <w:top w:w="85" w:type="dxa"/>
-              <w:start w:w="120" w:type="dxa"/>
-              <w:bottom w:w="85" w:type="dxa"/>
-              <w:end w:w="120" w:type="dxa"/>
-            </w:tcMar>
-          </w:tcPr>
-          <w:p>
-            <w:pPr>
-              <w:spacing w:after="0" w:line="264" w:lineRule="auto"/>
-            </w:pPr>
-            <w:r>
-              <w:rPr>
-                <w:rFonts w:ascii="Arial" w:hAnsi="Arial" w:eastAsia="Arial"/>
-                <w:color w:val="211D20"/>
-                <w:sz w:val="16"/>
-              </w:rPr>
-              <w:t>Chưa làm</w:t>
-            </w:r>
-          </w:p>
-        </w:tc>
-        <w:tc>
-          <w:tcPr>
-            <w:tcW w:type="dxa" w:w="1944"/>
-            <w:vAlign w:val="center"/>
-            <w:tcMar>
-              <w:top w:w="85" w:type="dxa"/>
-              <w:start w:w="120" w:type="dxa"/>
-              <w:bottom w:w="85" w:type="dxa"/>
-              <w:end w:w="120" w:type="dxa"/>
-            </w:tcMar>
-          </w:tcPr>
-          <w:p>
-            <w:pPr>
-              <w:spacing w:after="0" w:line="264" w:lineRule="auto"/>
-            </w:pPr>
-            <w:r>
-              <w:rPr>
-                <w:rFonts w:ascii="Arial" w:hAnsi="Arial" w:eastAsia="Arial"/>
-                <w:color w:val="211D20"/>
-                <w:sz w:val="16"/>
-              </w:rPr>
-              <w:t>Kho nội dung hiện tập trung B1-B2</w:t>
-            </w:r>
-          </w:p>
-        </w:tc>
-      </w:tr>
-      <w:tr>
-        <w:trPr>
-          <w:cantSplit/>
-        </w:trPr>
-        <w:tc>
-          <w:tcPr>
-            <w:tcW w:type="dxa" w:w="2236"/>
-            <w:vAlign w:val="center"/>
-            <w:tcMar>
-              <w:top w:w="85" w:type="dxa"/>
-              <w:start w:w="120" w:type="dxa"/>
-              <w:bottom w:w="85" w:type="dxa"/>
-              <w:end w:w="120" w:type="dxa"/>
-            </w:tcMar>
-            <w:shd w:fill="FAF7F8"/>
-          </w:tcPr>
-          <w:p>
-            <w:pPr>
-              <w:spacing w:after="0" w:line="264" w:lineRule="auto"/>
-            </w:pPr>
-            <w:r>
-              <w:rPr>
-                <w:rFonts w:ascii="Arial" w:hAnsi="Arial" w:eastAsia="Arial"/>
-                <w:color w:val="211D20"/>
-                <w:sz w:val="16"/>
-              </w:rPr>
               <w:t>Đa người dùng, quản trị, thanh toán</w:t>
             </w:r>
           </w:p>
@@ -6884,7 +7113,6 @@
               <w:bottom w:w="85" w:type="dxa"/>
               <w:end w:w="120" w:type="dxa"/>
             </w:tcMar>
-            <w:shd w:fill="FAF7F8"/>
           </w:tcPr>
           <w:p>
             <w:pPr>
@@ -6910,7 +7138,6 @@
               <w:bottom w:w="85" w:type="dxa"/>
               <w:end w:w="120" w:type="dxa"/>
             </w:tcMar>
-            <w:shd w:fill="FAF7F8"/>
           </w:tcPr>
           <w:p>
             <w:pPr>
@@ -8932,6 +9159,150 @@
                 <w:sz w:val="16"/>
               </w:rPr>
               <w:t>Từ vựng và sổ lỗi sai</w:t>
+            </w:r>
+          </w:p>
+        </w:tc>
+      </w:tr>
+      <w:tr>
+        <w:trPr>
+          <w:cantSplit/>
+        </w:trPr>
+        <w:tc>
+          <w:tcPr>
+            <w:tcW w:type="dxa" w:w="3013"/>
+            <w:vAlign w:val="center"/>
+            <w:tcMar>
+              <w:top w:w="85" w:type="dxa"/>
+              <w:start w:w="120" w:type="dxa"/>
+              <w:bottom w:w="85" w:type="dxa"/>
+              <w:end w:w="120" w:type="dxa"/>
+            </w:tcMar>
+            <w:shd w:fill="FAF7F8"/>
+          </w:tcPr>
+          <w:p>
+            <w:pPr>
+              <w:spacing w:after="0" w:line="264" w:lineRule="auto"/>
+            </w:pPr>
+            <w:r>
+              <w:rPr>
+                <w:rFonts w:ascii="Consolas" w:hAnsi="Consolas" w:eastAsia="Consolas"/>
+                <w:color w:val="4A3B42"/>
+                <w:sz w:val="15"/>
+              </w:rPr>
+              <w:t>src/components/notes.tsx</w:t>
+            </w:r>
+            <w:r>
+              <w:rPr>
+                <w:rFonts w:ascii="Arial" w:hAnsi="Arial" w:eastAsia="Arial"/>
+                <w:color w:val="211D20"/>
+                <w:sz w:val="16"/>
+              </w:rPr>
+              <w:t xml:space="preserve">, </w:t>
+            </w:r>
+            <w:r>
+              <w:rPr>
+                <w:rFonts w:ascii="Consolas" w:hAnsi="Consolas" w:eastAsia="Consolas"/>
+                <w:color w:val="4A3B42"/>
+                <w:sz w:val="15"/>
+              </w:rPr>
+              <w:t>note-box.tsx</w:t>
+            </w:r>
+          </w:p>
+        </w:tc>
+        <w:tc>
+          <w:tcPr>
+            <w:tcW w:type="dxa" w:w="6707"/>
+            <w:vAlign w:val="center"/>
+            <w:tcMar>
+              <w:top w:w="85" w:type="dxa"/>
+              <w:start w:w="120" w:type="dxa"/>
+              <w:bottom w:w="85" w:type="dxa"/>
+              <w:end w:w="120" w:type="dxa"/>
+            </w:tcMar>
+            <w:shd w:fill="FAF7F8"/>
+          </w:tcPr>
+          <w:p>
+            <w:pPr>
+              <w:spacing w:after="0" w:line="264" w:lineRule="auto"/>
+            </w:pPr>
+            <w:r>
+              <w:rPr>
+                <w:rFonts w:ascii="Arial" w:hAnsi="Arial" w:eastAsia="Arial"/>
+                <w:color w:val="211D20"/>
+                <w:sz w:val="16"/>
+              </w:rPr>
+              <w:t>Trang Sổ ghi chú và ô ghi chú dưới từng câu</w:t>
+            </w:r>
+          </w:p>
+        </w:tc>
+      </w:tr>
+      <w:tr>
+        <w:trPr>
+          <w:cantSplit/>
+        </w:trPr>
+        <w:tc>
+          <w:tcPr>
+            <w:tcW w:type="dxa" w:w="3013"/>
+            <w:vAlign w:val="center"/>
+            <w:tcMar>
+              <w:top w:w="85" w:type="dxa"/>
+              <w:start w:w="120" w:type="dxa"/>
+              <w:bottom w:w="85" w:type="dxa"/>
+              <w:end w:w="120" w:type="dxa"/>
+            </w:tcMar>
+          </w:tcPr>
+          <w:p>
+            <w:pPr>
+              <w:spacing w:after="0" w:line="264" w:lineRule="auto"/>
+            </w:pPr>
+            <w:r>
+              <w:rPr>
+                <w:rFonts w:ascii="Consolas" w:hAnsi="Consolas" w:eastAsia="Consolas"/>
+                <w:color w:val="4A3B42"/>
+                <w:sz w:val="15"/>
+              </w:rPr>
+              <w:t>src/lib/notes.ts</w:t>
+            </w:r>
+            <w:r>
+              <w:rPr>
+                <w:rFonts w:ascii="Arial" w:hAnsi="Arial" w:eastAsia="Arial"/>
+                <w:color w:val="211D20"/>
+                <w:sz w:val="16"/>
+              </w:rPr>
+              <w:t xml:space="preserve">, </w:t>
+            </w:r>
+            <w:r>
+              <w:rPr>
+                <w:rFonts w:ascii="Consolas" w:hAnsi="Consolas" w:eastAsia="Consolas"/>
+                <w:color w:val="4A3B42"/>
+                <w:sz w:val="15"/>
+              </w:rPr>
+              <w:t>note-anchors.ts</w:t>
+            </w:r>
+          </w:p>
+        </w:tc>
+        <w:tc>
+          <w:tcPr>
+            <w:tcW w:type="dxa" w:w="6707"/>
+            <w:vAlign w:val="center"/>
+            <w:tcMar>
+              <w:top w:w="85" w:type="dxa"/>
+              <w:start w:w="120" w:type="dxa"/>
+              <w:bottom w:w="85" w:type="dxa"/>
+              <w:end w:w="120" w:type="dxa"/>
+            </w:tcMar>
+          </w:tcPr>
+          <w:p>
+            <w:pPr>
+              <w:spacing w:after="0" w:line="264" w:lineRule="auto"/>
+            </w:pPr>
+            <w:r>
+              <w:rPr>
+                <w:rFonts w:ascii="Arial" w:hAnsi="Arial" w:eastAsia="Arial"/>
+                <w:color w:val="211D20"/>
+                <w:sz w:val="16"/>
+              </w:rPr>
+              <w:t>Giới hạn và thao tác ghi chú; tên "chỗ ghi" của từng câu</w:t>
             </w:r>
           </w:p>
         </w:tc>

--- a/docs/Bao-cao-ban-giao-May-VSTEP.docx
+++ b/docs/Bao-cao-ban-giao-May-VSTEP.docx
@@ -443,7 +443,7 @@
           <w:color w:val="211D20"/>
           <w:sz w:val="22"/>
         </w:rPr>
-        <w:t>Bản code có năm đề nhập đủ bốn kỹ năng và hai đề tự biên soạn. Cả năm đề nhập có 375 khóa đáp án Nghe/Đọc; đề 131 thiếu đáp án và transcript nên đã được gỡ. 105 MP3 được đóng gói cùng ứng dụng. Viết và Nói lưu bài nhưng chưa được chấm tự động; bản ghi micro cần tải riêng. Bộ kiểm thử local trước khi phát hành gồm 222 unit test và 110 E2E trên Chromium, Firefox và WebKit, build 112 route và axe trên 19 màn. Migration gia cố quyền ghi cloud đã áp dụng trên Supabase production. PR #38 và smoke HTTPS đã đạt cho commit ứng dụng ff8faef; đồng bộ hai thiết bị, micro thật và thẩm định học liệu vẫn cần xác nhận; sáu đề nhập chỉ dùng học cá nhân của chủ dự án.</w:t>
+        <w:t>Bản code có năm đề nhập đủ bốn kỹ năng và hai đề tự biên soạn. Cả năm đề nhập có 375 khóa đáp án Nghe/Đọc; đề 131 thiếu đáp án và transcript nên đã được gỡ. 105 MP3 được đóng gói cùng ứng dụng. Viết và Nói lưu bài nhưng chưa được chấm tự động; bản ghi micro cần tải riêng. Bộ kiểm thử local trước khi phát hành gồm 258 unit test và 121 E2E trên Chromium, Firefox và WebKit, build 112 route và axe trên 19 màn. Migration gia cố quyền ghi cloud đã áp dụng trên Supabase production. PR #38 và smoke HTTPS đã đạt cho commit ứng dụng ff8faef; đồng bộ hai thiết bị, micro thật và thẩm định học liệu vẫn cần xác nhận; sáu đề nhập chỉ dùng học cá nhân của chủ dự án.</w:t>
       </w:r>
     </w:p>
     <w:p>
@@ -662,7 +662,7 @@
           <w:color w:val="211D20"/>
           <w:sz w:val="20"/>
         </w:rPr>
-        <w:t xml:space="preserve"> đạt 81 unit và 44 E2E. Bản làm việc hiện tại đạt 222 unit và 110 E2E trên cùng ba engine sau khi hoàn tất kiểm thử. Chưa có nghiệm thu trên iOS hoặc Android thật.</w:t>
+        <w:t xml:space="preserve"> đạt 81 unit và 44 E2E. Bản làm việc hiện tại đạt 258 unit và 121 E2E trên cùng ba engine sau khi hoàn tất kiểm thử. Chưa có nghiệm thu trên iOS hoặc Android thật.</w:t>
       </w:r>
     </w:p>
     <w:p>
@@ -2496,108 +2496,17 @@
           <w:color w:val="000000"/>
           <w:sz w:val="25"/>
         </w:rPr>
-        <w:t>4.6c Sổ ghi chú</w:t>
+        <w:t>4.6c Nháp, tô câu và sổ ghi chú</w:t>
       </w:r>
     </w:p>
     <w:p>
-      <w:pPr>
-        <w:pStyle w:val="ListBullet"/>
-      </w:pPr>
       <w:r>
         <w:rPr>
           <w:rFonts w:ascii="Arial" w:hAnsi="Arial" w:eastAsia="Arial"/>
           <w:color w:val="211D20"/>
           <w:sz w:val="20"/>
         </w:rPr>
-        <w:t xml:space="preserve">Ghi bằng lời của mình dưới từng câu </w:t>
-      </w:r>
-      <w:r>
-        <w:rPr>
-          <w:rFonts w:ascii="Arial" w:hAnsi="Arial" w:eastAsia="Arial"/>
-          <w:b/>
-          <w:color w:val="211D20"/>
-          <w:sz w:val="20"/>
-        </w:rPr>
-        <w:t>sau khi đã biết đáp án</w:t>
-      </w:r>
-      <w:r>
-        <w:rPr>
-          <w:rFonts w:ascii="Arial" w:hAnsi="Arial" w:eastAsia="Arial"/>
-          <w:color w:val="211D20"/>
-          <w:sz w:val="20"/>
-        </w:rPr>
-        <w:t>: ở màn chữa đề kho đề (Nghe, Đọc, từng bài Viết, từng phần Nói), "Làm lại câu sai", kết quả bài học, kết quả buổi thi rút gọn và Sổ tay lỗi sai; thêm ô "Rút kinh nghiệm" cho cả đề hoặc cả bài. Ghi chú gắn với câu hỏi, nên hiện lại mỗi lần gặp lại câu đó; khi đang làm bài thì không hiện, để một ghi chú giải thích đáp án không lộ ở lần làm lại.</w:t>
-      </w:r>
-    </w:p>
-    <w:p>
-      <w:pPr>
-        <w:pStyle w:val="ListBullet"/>
-      </w:pPr>
-      <w:r>
-        <w:rPr>
-          <w:rFonts w:ascii="Arial" w:hAnsi="Arial" w:eastAsia="Arial"/>
-          <w:color w:val="211D20"/>
-          <w:sz w:val="20"/>
-        </w:rPr>
-        <w:t>Tự lưu sau 0,9 giây ngừng gõ và khi rời ô hoặc rời trang; năm gợi ý một chạm do Mây đặt; khi trình duyệt không ghi được thì ô báo đúng lỗi và hỏi trước khi bỏ chữ vừa viết.</w:t>
-      </w:r>
-    </w:p>
-    <w:p>
-      <w:pPr>
-        <w:pStyle w:val="ListBullet"/>
-      </w:pPr>
-      <w:r>
-        <w:rPr>
-          <w:rFonts w:ascii="Arial" w:hAnsi="Arial" w:eastAsia="Arial"/>
-          <w:color w:val="211D20"/>
-          <w:sz w:val="20"/>
-        </w:rPr>
-        <w:t xml:space="preserve">Trang </w:t>
-      </w:r>
-      <w:r>
-        <w:rPr>
-          <w:rFonts w:ascii="Consolas" w:hAnsi="Consolas" w:eastAsia="Consolas"/>
-          <w:color w:val="4A3B42"/>
-          <w:sz w:val="19"/>
-        </w:rPr>
-        <w:t>/notes</w:t>
-      </w:r>
-      <w:r>
-        <w:rPr>
-          <w:rFonts w:ascii="Arial" w:hAnsi="Arial" w:eastAsia="Arial"/>
-          <w:color w:val="211D20"/>
-          <w:sz w:val="20"/>
-        </w:rPr>
-        <w:t>: tìm mọi từ không cần gõ dấu, lọc theo kỹ năng, đề hoặc bài, ★ "Cần nhớ", sắp xếp, sửa tại chỗ, xóa có "Hoàn tác", mục "Đã xóa gần đây" khôi phục trong 30 ngày, mở đúng chỗ đã ghi, in danh sách đang lọc; nhận xét giáo viên đã chép ở "Gói gửi giáo viên" hiện thêm ở đó (chỉ đọc).</w:t>
-      </w:r>
-    </w:p>
-    <w:p>
-      <w:pPr>
-        <w:pStyle w:val="ListBullet"/>
-      </w:pPr>
-      <w:r>
-        <w:rPr>
-          <w:rFonts w:ascii="Arial" w:hAnsi="Arial" w:eastAsia="Arial"/>
-          <w:color w:val="211D20"/>
-          <w:sz w:val="20"/>
-        </w:rPr>
-        <w:t>Giới hạn kiểm ngay lúc ghi (</w:t>
-      </w:r>
-      <w:r>
-        <w:rPr>
-          <w:rFonts w:ascii="Consolas" w:hAnsi="Consolas" w:eastAsia="Consolas"/>
-          <w:color w:val="4A3B42"/>
-          <w:sz w:val="19"/>
-        </w:rPr>
-        <w:t>src/lib/notes.ts</w:t>
-      </w:r>
-      <w:r>
-        <w:rPr>
-          <w:rFonts w:ascii="Arial" w:hAnsi="Arial" w:eastAsia="Arial"/>
-          <w:color w:val="211D20"/>
-          <w:sz w:val="20"/>
-        </w:rPr>
-        <w:t xml:space="preserve">): 2000 ghi chú (tính cả mục đã xóa), 2000 ký tự mỗi ghi chú, 1,5 MB tổng. Ghi chú nằm trong cùng state và đi theo bản sao lưu và đồng bộ; file báo lỗi chỉ đếm số ghi chú. Kế hoạch đầy đủ và cách đo: </w:t>
+        <w:t xml:space="preserve">Ba công cụ thay giấy khi luyện; kế hoạch và cách đo nằm ở </w:t>
       </w:r>
       <w:hyperlink r:id="rId14">
         <w:r>
@@ -2615,6 +2524,193 @@
           <w:sz w:val="20"/>
         </w:rPr>
         <w:t>.</w:t>
+      </w:r>
+    </w:p>
+    <w:p>
+      <w:pPr>
+        <w:pStyle w:val="ListBullet"/>
+      </w:pPr>
+      <w:r>
+        <w:rPr>
+          <w:rFonts w:ascii="Arial" w:hAnsi="Arial" w:eastAsia="Arial"/>
+          <w:b/>
+          <w:color w:val="211D20"/>
+          <w:sz w:val="20"/>
+        </w:rPr>
+        <w:t>Nháp:</w:t>
+      </w:r>
+      <w:r>
+        <w:rPr>
+          <w:rFonts w:ascii="Arial" w:hAnsi="Arial" w:eastAsia="Arial"/>
+          <w:color w:val="211D20"/>
+          <w:sz w:val="20"/>
+        </w:rPr>
+        <w:t xml:space="preserve"> ô chữ ở từng phần của đề kho (phòng thi mô phỏng lẫn luyện thoải mái: Nghe, Đọc, dàn ý Viết, dàn ý Nói kể cả phút chuẩn bị), ở bài học và ở buổi thi rút gọn. Không tính điểm hay số từ, lưu theo từng phím như bài viết bên cạnh. Thuộc về </w:t>
+      </w:r>
+      <w:r>
+        <w:rPr>
+          <w:rFonts w:ascii="Arial" w:hAnsi="Arial" w:eastAsia="Arial"/>
+          <w:b/>
+          <w:color w:val="211D20"/>
+          <w:sz w:val="20"/>
+        </w:rPr>
+        <w:t>lượt làm</w:t>
+      </w:r>
+      <w:r>
+        <w:rPr>
+          <w:rFonts w:ascii="Arial" w:hAnsi="Arial" w:eastAsia="Arial"/>
+          <w:color w:val="211D20"/>
+          <w:sz w:val="20"/>
+        </w:rPr>
+        <w:t>: làm lại đề là trang trắng, xem lại lượt cũ thấy đúng trang của ngày đó, và một lượt bị bỏ khi vượt 100 lượt thì mang nháp đi theo.</w:t>
+      </w:r>
+    </w:p>
+    <w:p>
+      <w:pPr>
+        <w:pStyle w:val="ListBullet"/>
+      </w:pPr>
+      <w:r>
+        <w:rPr>
+          <w:rFonts w:ascii="Arial" w:hAnsi="Arial" w:eastAsia="Arial"/>
+          <w:b/>
+          <w:color w:val="211D20"/>
+          <w:sz w:val="20"/>
+        </w:rPr>
+        <w:t>Tô câu:</w:t>
+      </w:r>
+      <w:r>
+        <w:rPr>
+          <w:rFonts w:ascii="Arial" w:hAnsi="Arial" w:eastAsia="Arial"/>
+          <w:color w:val="211D20"/>
+          <w:sz w:val="20"/>
+        </w:rPr>
+        <w:t xml:space="preserve"> nút “Tô câu” trên bài đọc, bản chép lời (sau khi nộp) và đề bài; bấm hoặc chạm vào một câu để tô, bấm lần nữa để bỏ; dùng được bằng Tab và Enter. Một màu. Tô theo câu chứ không theo khoảng chữ, vì bôi chọn bằng bàn phím không làm được trên chữ thường và trên điện thoại rất khó. Câu được tách theo cùng quy tắc với giọng đọc (không cắt ở “Dr.”, số thập phân, “a.m.”). Tô tìm lại câu của mình bằng vài chữ đầu nếu bài đã đổi, và báo rõ câu nào không còn tìm thấy.</w:t>
+      </w:r>
+    </w:p>
+    <w:p>
+      <w:pPr>
+        <w:pStyle w:val="ListBullet"/>
+      </w:pPr>
+      <w:r>
+        <w:rPr>
+          <w:rFonts w:ascii="Arial" w:hAnsi="Arial" w:eastAsia="Arial"/>
+          <w:b/>
+          <w:color w:val="211D20"/>
+          <w:sz w:val="20"/>
+        </w:rPr>
+        <w:t>Ghi chú</w:t>
+      </w:r>
+      <w:r>
+        <w:rPr>
+          <w:rFonts w:ascii="Arial" w:hAnsi="Arial" w:eastAsia="Arial"/>
+          <w:color w:val="211D20"/>
+          <w:sz w:val="20"/>
+        </w:rPr>
+        <w:t xml:space="preserve"> bằng lời của mình dưới từng câu </w:t>
+      </w:r>
+      <w:r>
+        <w:rPr>
+          <w:rFonts w:ascii="Arial" w:hAnsi="Arial" w:eastAsia="Arial"/>
+          <w:b/>
+          <w:color w:val="211D20"/>
+          <w:sz w:val="20"/>
+        </w:rPr>
+        <w:t>sau khi đã biết đáp án</w:t>
+      </w:r>
+      <w:r>
+        <w:rPr>
+          <w:rFonts w:ascii="Arial" w:hAnsi="Arial" w:eastAsia="Arial"/>
+          <w:color w:val="211D20"/>
+          <w:sz w:val="20"/>
+        </w:rPr>
+        <w:t>: màn chữa đề kho đề (Nghe, Đọc, từng bài Viết, từng phần Nói), “Làm lại câu sai”, kết quả bài học, kết quả buổi thi rút gọn và Sổ tay lỗi sai; thêm ô “Rút kinh nghiệm” cho cả đề hoặc cả bài. Gắn với câu hỏi nên hiện lại mỗi lần gặp lại câu đó; khi đang làm bài thì không hiện, để một ghi chú giải thích đáp án không lộ ở lần làm lại. Từ một câu đã tô có thể viết ghi chú kèm đúng câu đó, và một trang nháp có thể giữ lại thành ghi chú.</w:t>
+      </w:r>
+    </w:p>
+    <w:p>
+      <w:pPr>
+        <w:pStyle w:val="ListBullet"/>
+      </w:pPr>
+      <w:r>
+        <w:rPr>
+          <w:rFonts w:ascii="Arial" w:hAnsi="Arial" w:eastAsia="Arial"/>
+          <w:color w:val="211D20"/>
+          <w:sz w:val="20"/>
+        </w:rPr>
+        <w:t>Tự lưu sau 0,9 giây ngừng gõ và khi rời ô hoặc rời trang; năm gợi ý một chạm do Mây đặt; khi trình duyệt không ghi được thì ô báo đúng lỗi và hỏi trước khi bỏ chữ vừa viết.</w:t>
+      </w:r>
+    </w:p>
+    <w:p>
+      <w:pPr>
+        <w:pStyle w:val="ListBullet"/>
+      </w:pPr>
+      <w:r>
+        <w:rPr>
+          <w:rFonts w:ascii="Arial" w:hAnsi="Arial" w:eastAsia="Arial"/>
+          <w:color w:val="211D20"/>
+          <w:sz w:val="20"/>
+        </w:rPr>
+        <w:t xml:space="preserve">Trang </w:t>
+      </w:r>
+      <w:r>
+        <w:rPr>
+          <w:rFonts w:ascii="Consolas" w:hAnsi="Consolas" w:eastAsia="Consolas"/>
+          <w:color w:val="4A3B42"/>
+          <w:sz w:val="19"/>
+        </w:rPr>
+        <w:t>/notes</w:t>
+      </w:r>
+      <w:r>
+        <w:rPr>
+          <w:rFonts w:ascii="Arial" w:hAnsi="Arial" w:eastAsia="Arial"/>
+          <w:color w:val="211D20"/>
+          <w:sz w:val="20"/>
+        </w:rPr>
+        <w:t>: tìm mọi từ không cần gõ dấu, lọc theo kỹ năng, đề hoặc bài, ★ “Cần nhớ”, sắp xếp, sửa tại chỗ, xóa có “Hoàn tác”, mục “Đã xóa gần đây” khôi phục trong 30 ngày, mở đúng chỗ đã ghi, in danh sách đang lọc, nhắc sao lưu khi có từ 10 ghi chú mới chưa nằm trong bản sao nào; nhận xét giáo viên đã chép ở “Gói gửi giáo viên” hiện thêm ở đó (chỉ đọc).</w:t>
+      </w:r>
+    </w:p>
+    <w:p>
+      <w:pPr>
+        <w:pStyle w:val="ListBullet"/>
+      </w:pPr>
+      <w:r>
+        <w:rPr>
+          <w:rFonts w:ascii="Arial" w:hAnsi="Arial" w:eastAsia="Arial"/>
+          <w:color w:val="211D20"/>
+          <w:sz w:val="20"/>
+        </w:rPr>
+        <w:t>Giới hạn kiểm ngay lúc ghi (</w:t>
+      </w:r>
+      <w:r>
+        <w:rPr>
+          <w:rFonts w:ascii="Consolas" w:hAnsi="Consolas" w:eastAsia="Consolas"/>
+          <w:color w:val="4A3B42"/>
+          <w:sz w:val="19"/>
+        </w:rPr>
+        <w:t>src/lib/notes.ts</w:t>
+      </w:r>
+      <w:r>
+        <w:rPr>
+          <w:rFonts w:ascii="Arial" w:hAnsi="Arial" w:eastAsia="Arial"/>
+          <w:color w:val="211D20"/>
+          <w:sz w:val="20"/>
+        </w:rPr>
+        <w:t xml:space="preserve">, </w:t>
+      </w:r>
+      <w:r>
+        <w:rPr>
+          <w:rFonts w:ascii="Consolas" w:hAnsi="Consolas" w:eastAsia="Consolas"/>
+          <w:color w:val="4A3B42"/>
+          <w:sz w:val="19"/>
+        </w:rPr>
+        <w:t>src/lib/work.ts</w:t>
+      </w:r>
+      <w:r>
+        <w:rPr>
+          <w:rFonts w:ascii="Arial" w:hAnsi="Arial" w:eastAsia="Arial"/>
+          <w:color w:val="211D20"/>
+          <w:sz w:val="20"/>
+        </w:rPr>
+        <w:t>): ghi chú tối đa 2000 (tính cả mục đã xóa), 2000 ký tự mỗi ghi chú, 1,5 MB; nháp tối đa 2000 ký tự mỗi phần và 40 phần mỗi lượt, mỗi bài tô tối đa 60 câu, và toàn bộ nháp cùng câu tô tối đa 0,5 MB. Tất cả nằm trong cùng state và đi theo bản sao lưu và đồng bộ; file báo lỗi chỉ đếm số ghi chú.</w:t>
       </w:r>
     </w:p>
     <w:p>
@@ -4794,7 +4890,7 @@
           <w:color w:val="211D20"/>
           <w:sz w:val="20"/>
         </w:rPr>
-        <w:t xml:space="preserve">Bản sáu đề ngày 07/10/2026: ESLint, TypeScript, 222/222 Vitest, build 112 route và audit production dependency đều đạt. Playwright có 110 ca trên bản production local: 102 Chromium, 4 Firefox, 4 WebKit. Sau khi thêm phòng thi mô phỏng và công cụ luyện đề, lượt Chromium đầy đủ đạt 102/102; Firefox và WebKit chưa chạy lại cho thay đổi này. Axe kiểm tra 19 màn, gồm kho đề và Review 13/09. Hai lượt CI của nhánh/PR #38 đạt; Vercel phục vụ SHA </w:t>
+        <w:t xml:space="preserve">Bản sáu đề ngày 07/10/2026: ESLint, TypeScript, 258/258 Vitest, build 112 route và audit production dependency đều đạt. Playwright có 121 ca trên bản production local: 113 Chromium, 4 Firefox, 4 WebKit. Sau khi thêm phòng thi mô phỏng và công cụ luyện đề, lượt Chromium đầy đủ đạt 113/113; Firefox và WebKit chưa chạy lại cho thay đổi này. Axe kiểm tra 19 màn, gồm kho đề và Review 13/09. Hai lượt CI của nhánh/PR #38 đạt; Vercel phục vụ SHA </w:t>
       </w:r>
       <w:r>
         <w:rPr>
@@ -6773,7 +6869,7 @@
                 <w:color w:val="211D20"/>
                 <w:sz w:val="16"/>
               </w:rPr>
-              <w:t>Ghi chú: gõ tiếng Việt trên thiết bị thật</w:t>
+              <w:t>Nháp, tô câu và ghi chú trên thiết bị thật</w:t>
             </w:r>
           </w:p>
         </w:tc>
@@ -6823,7 +6919,7 @@
                 <w:color w:val="211D20"/>
                 <w:sz w:val="16"/>
               </w:rPr>
-              <w:t>Bộ gõ điện thoại và máy tính chưa được thử; sửa cùng một ghi chú ở hai tab thì lần lưu sau thắng</w:t>
+              <w:t>Bộ gõ tiếng Việt, chạm để tô câu trên điện thoại chưa được thử; sửa cùng một ghi chú ở hai tab thì lần lưu sau thắng</w:t>
             </w:r>
           </w:p>
         </w:tc>
@@ -9261,6 +9357,78 @@
                 <w:color w:val="4A3B42"/>
                 <w:sz w:val="15"/>
               </w:rPr>
+              <w:t>src/components/scratch-pad.tsx</w:t>
+            </w:r>
+            <w:r>
+              <w:rPr>
+                <w:rFonts w:ascii="Arial" w:hAnsi="Arial" w:eastAsia="Arial"/>
+                <w:color w:val="211D20"/>
+                <w:sz w:val="16"/>
+              </w:rPr>
+              <w:t xml:space="preserve">, </w:t>
+            </w:r>
+            <w:r>
+              <w:rPr>
+                <w:rFonts w:ascii="Consolas" w:hAnsi="Consolas" w:eastAsia="Consolas"/>
+                <w:color w:val="4A3B42"/>
+                <w:sz w:val="15"/>
+              </w:rPr>
+              <w:t>marked-text.tsx</w:t>
+            </w:r>
+          </w:p>
+        </w:tc>
+        <w:tc>
+          <w:tcPr>
+            <w:tcW w:type="dxa" w:w="6707"/>
+            <w:vAlign w:val="center"/>
+            <w:tcMar>
+              <w:top w:w="85" w:type="dxa"/>
+              <w:start w:w="120" w:type="dxa"/>
+              <w:bottom w:w="85" w:type="dxa"/>
+              <w:end w:w="120" w:type="dxa"/>
+            </w:tcMar>
+          </w:tcPr>
+          <w:p>
+            <w:pPr>
+              <w:spacing w:after="0" w:line="264" w:lineRule="auto"/>
+            </w:pPr>
+            <w:r>
+              <w:rPr>
+                <w:rFonts w:ascii="Arial" w:hAnsi="Arial" w:eastAsia="Arial"/>
+                <w:color w:val="211D20"/>
+                <w:sz w:val="16"/>
+              </w:rPr>
+              <w:t>Trang nháp và nút Tô câu</w:t>
+            </w:r>
+          </w:p>
+        </w:tc>
+      </w:tr>
+      <w:tr>
+        <w:trPr>
+          <w:cantSplit/>
+        </w:trPr>
+        <w:tc>
+          <w:tcPr>
+            <w:tcW w:type="dxa" w:w="3013"/>
+            <w:vAlign w:val="center"/>
+            <w:tcMar>
+              <w:top w:w="85" w:type="dxa"/>
+              <w:start w:w="120" w:type="dxa"/>
+              <w:bottom w:w="85" w:type="dxa"/>
+              <w:end w:w="120" w:type="dxa"/>
+            </w:tcMar>
+            <w:shd w:fill="FAF7F8"/>
+          </w:tcPr>
+          <w:p>
+            <w:pPr>
+              <w:spacing w:after="0" w:line="264" w:lineRule="auto"/>
+            </w:pPr>
+            <w:r>
+              <w:rPr>
+                <w:rFonts w:ascii="Consolas" w:hAnsi="Consolas" w:eastAsia="Consolas"/>
+                <w:color w:val="4A3B42"/>
+                <w:sz w:val="15"/>
+              </w:rPr>
               <w:t>src/lib/notes.ts</w:t>
             </w:r>
             <w:r>
@@ -9291,6 +9459,7 @@
               <w:bottom w:w="85" w:type="dxa"/>
               <w:end w:w="120" w:type="dxa"/>
             </w:tcMar>
+            <w:shd w:fill="FAF7F8"/>
           </w:tcPr>
           <w:p>
             <w:pPr>
@@ -9303,6 +9472,93 @@
                 <w:sz w:val="16"/>
               </w:rPr>
               <w:t>Giới hạn và thao tác ghi chú; tên "chỗ ghi" của từng câu</w:t>
+            </w:r>
+          </w:p>
+        </w:tc>
+      </w:tr>
+      <w:tr>
+        <w:trPr>
+          <w:cantSplit/>
+        </w:trPr>
+        <w:tc>
+          <w:tcPr>
+            <w:tcW w:type="dxa" w:w="3013"/>
+            <w:vAlign w:val="center"/>
+            <w:tcMar>
+              <w:top w:w="85" w:type="dxa"/>
+              <w:start w:w="120" w:type="dxa"/>
+              <w:bottom w:w="85" w:type="dxa"/>
+              <w:end w:w="120" w:type="dxa"/>
+            </w:tcMar>
+          </w:tcPr>
+          <w:p>
+            <w:pPr>
+              <w:spacing w:after="0" w:line="264" w:lineRule="auto"/>
+            </w:pPr>
+            <w:r>
+              <w:rPr>
+                <w:rFonts w:ascii="Consolas" w:hAnsi="Consolas" w:eastAsia="Consolas"/>
+                <w:color w:val="4A3B42"/>
+                <w:sz w:val="15"/>
+              </w:rPr>
+              <w:t>src/lib/work.ts</w:t>
+            </w:r>
+            <w:r>
+              <w:rPr>
+                <w:rFonts w:ascii="Arial" w:hAnsi="Arial" w:eastAsia="Arial"/>
+                <w:color w:val="211D20"/>
+                <w:sz w:val="16"/>
+              </w:rPr>
+              <w:t xml:space="preserve">, </w:t>
+            </w:r>
+            <w:r>
+              <w:rPr>
+                <w:rFonts w:ascii="Consolas" w:hAnsi="Consolas" w:eastAsia="Consolas"/>
+                <w:color w:val="4A3B42"/>
+                <w:sz w:val="15"/>
+              </w:rPr>
+              <w:t>marks.ts</w:t>
+            </w:r>
+            <w:r>
+              <w:rPr>
+                <w:rFonts w:ascii="Arial" w:hAnsi="Arial" w:eastAsia="Arial"/>
+                <w:color w:val="211D20"/>
+                <w:sz w:val="16"/>
+              </w:rPr>
+              <w:t xml:space="preserve">, </w:t>
+            </w:r>
+            <w:r>
+              <w:rPr>
+                <w:rFonts w:ascii="Consolas" w:hAnsi="Consolas" w:eastAsia="Consolas"/>
+                <w:color w:val="4A3B42"/>
+                <w:sz w:val="15"/>
+              </w:rPr>
+              <w:t>backup-mark.ts</w:t>
+            </w:r>
+          </w:p>
+        </w:tc>
+        <w:tc>
+          <w:tcPr>
+            <w:tcW w:type="dxa" w:w="6707"/>
+            <w:vAlign w:val="center"/>
+            <w:tcMar>
+              <w:top w:w="85" w:type="dxa"/>
+              <w:start w:w="120" w:type="dxa"/>
+              <w:bottom w:w="85" w:type="dxa"/>
+              <w:end w:w="120" w:type="dxa"/>
+            </w:tcMar>
+          </w:tcPr>
+          <w:p>
+            <w:pPr>
+              <w:spacing w:after="0" w:line="264" w:lineRule="auto"/>
+            </w:pPr>
+            <w:r>
+              <w:rPr>
+                <w:rFonts w:ascii="Arial" w:hAnsi="Arial" w:eastAsia="Arial"/>
+                <w:color w:val="211D20"/>
+                <w:sz w:val="16"/>
+              </w:rPr>
+              <w:t>Nháp và câu tô của từng lượt; tách câu; nhắc sao lưu</w:t>
             </w:r>
           </w:p>
         </w:tc>

--- a/docs/Bao-cao-ban-giao-May-VSTEP.docx
+++ b/docs/Bao-cao-ban-giao-May-VSTEP.docx
@@ -443,7 +443,7 @@
           <w:color w:val="211D20"/>
           <w:sz w:val="22"/>
         </w:rPr>
-        <w:t>Bản code có năm đề nhập đủ bốn kỹ năng và hai đề tự biên soạn. Cả năm đề nhập có 375 khóa đáp án Nghe/Đọc; đề 131 thiếu đáp án và transcript nên đã được gỡ. 105 MP3 được đóng gói cùng ứng dụng. Viết và Nói lưu bài nhưng chưa được chấm tự động; bản ghi micro cần tải riêng. Bộ kiểm thử local trước khi phát hành gồm 208 unit test và 94 E2E trên Chromium, Firefox và WebKit, build 111 route và axe trên 19 màn. Migration gia cố quyền ghi cloud đã áp dụng trên Supabase production. PR #38 và smoke HTTPS đã đạt cho commit ứng dụng ff8faef; đồng bộ hai thiết bị, micro thật và thẩm định học liệu vẫn cần xác nhận; sáu đề nhập chỉ dùng học cá nhân của chủ dự án.</w:t>
+        <w:t>Bản code có năm đề nhập đủ bốn kỹ năng và hai đề tự biên soạn. Cả năm đề nhập có 375 khóa đáp án Nghe/Đọc; đề 131 thiếu đáp án và transcript nên đã được gỡ. 105 MP3 được đóng gói cùng ứng dụng. Viết và Nói lưu bài nhưng chưa được chấm tự động; bản ghi micro cần tải riêng. Bộ kiểm thử local trước khi phát hành gồm 258 unit test và 121 E2E trên Chromium, Firefox và WebKit, build 112 route và axe trên 19 màn. Migration gia cố quyền ghi cloud đã áp dụng trên Supabase production. PR #38 và smoke HTTPS đã đạt cho commit ứng dụng ff8faef; đồng bộ hai thiết bị, micro thật và thẩm định học liệu vẫn cần xác nhận; sáu đề nhập chỉ dùng học cá nhân của chủ dự án.</w:t>
       </w:r>
     </w:p>
     <w:p>
@@ -662,7 +662,7 @@
           <w:color w:val="211D20"/>
           <w:sz w:val="20"/>
         </w:rPr>
-        <w:t xml:space="preserve"> đạt 81 unit và 44 E2E. Bản làm việc hiện tại đạt 208 unit và 94 E2E trên cùng ba engine sau khi hoàn tất kiểm thử. Chưa có nghiệm thu trên iOS hoặc Android thật.</w:t>
+        <w:t xml:space="preserve"> đạt 81 unit và 44 E2E. Bản làm việc hiện tại đạt 258 unit và 121 E2E trên cùng ba engine sau khi hoàn tất kiểm thử. Chưa có nghiệm thu trên iOS hoặc Android thật.</w:t>
       </w:r>
     </w:p>
     <w:p>
@@ -2496,6 +2496,233 @@
           <w:color w:val="000000"/>
           <w:sz w:val="25"/>
         </w:rPr>
+        <w:t>4.6c Nháp, tô câu và sổ ghi chú</w:t>
+      </w:r>
+    </w:p>
+    <w:p>
+      <w:r>
+        <w:rPr>
+          <w:rFonts w:ascii="Arial" w:hAnsi="Arial" w:eastAsia="Arial"/>
+          <w:color w:val="211D20"/>
+          <w:sz w:val="20"/>
+        </w:rPr>
+        <w:t xml:space="preserve">Ba công cụ thay giấy khi luyện; kế hoạch và cách đo nằm ở </w:t>
+      </w:r>
+      <w:hyperlink r:id="rId14">
+        <w:r>
+          <w:rPr>
+            <w:color w:val="C93B72"/>
+            <w:u w:val="single"/>
+          </w:rPr>
+          <w:t>PLAN-GHI-CHU.md</w:t>
+        </w:r>
+      </w:hyperlink>
+      <w:r>
+        <w:rPr>
+          <w:rFonts w:ascii="Arial" w:hAnsi="Arial" w:eastAsia="Arial"/>
+          <w:color w:val="211D20"/>
+          <w:sz w:val="20"/>
+        </w:rPr>
+        <w:t>.</w:t>
+      </w:r>
+    </w:p>
+    <w:p>
+      <w:pPr>
+        <w:pStyle w:val="ListBullet"/>
+      </w:pPr>
+      <w:r>
+        <w:rPr>
+          <w:rFonts w:ascii="Arial" w:hAnsi="Arial" w:eastAsia="Arial"/>
+          <w:b/>
+          <w:color w:val="211D20"/>
+          <w:sz w:val="20"/>
+        </w:rPr>
+        <w:t>Nháp:</w:t>
+      </w:r>
+      <w:r>
+        <w:rPr>
+          <w:rFonts w:ascii="Arial" w:hAnsi="Arial" w:eastAsia="Arial"/>
+          <w:color w:val="211D20"/>
+          <w:sz w:val="20"/>
+        </w:rPr>
+        <w:t xml:space="preserve"> ô chữ ở từng phần của đề kho (phòng thi mô phỏng lẫn luyện thoải mái: Nghe, Đọc, dàn ý Viết, dàn ý Nói kể cả phút chuẩn bị), ở bài học và ở buổi thi rút gọn. Không tính điểm hay số từ, lưu theo từng phím như bài viết bên cạnh. Thuộc về </w:t>
+      </w:r>
+      <w:r>
+        <w:rPr>
+          <w:rFonts w:ascii="Arial" w:hAnsi="Arial" w:eastAsia="Arial"/>
+          <w:b/>
+          <w:color w:val="211D20"/>
+          <w:sz w:val="20"/>
+        </w:rPr>
+        <w:t>lượt làm</w:t>
+      </w:r>
+      <w:r>
+        <w:rPr>
+          <w:rFonts w:ascii="Arial" w:hAnsi="Arial" w:eastAsia="Arial"/>
+          <w:color w:val="211D20"/>
+          <w:sz w:val="20"/>
+        </w:rPr>
+        <w:t>: làm lại đề là trang trắng, xem lại lượt cũ thấy đúng trang của ngày đó, và một lượt bị bỏ khi vượt 100 lượt thì mang nháp đi theo.</w:t>
+      </w:r>
+    </w:p>
+    <w:p>
+      <w:pPr>
+        <w:pStyle w:val="ListBullet"/>
+      </w:pPr>
+      <w:r>
+        <w:rPr>
+          <w:rFonts w:ascii="Arial" w:hAnsi="Arial" w:eastAsia="Arial"/>
+          <w:b/>
+          <w:color w:val="211D20"/>
+          <w:sz w:val="20"/>
+        </w:rPr>
+        <w:t>Tô câu:</w:t>
+      </w:r>
+      <w:r>
+        <w:rPr>
+          <w:rFonts w:ascii="Arial" w:hAnsi="Arial" w:eastAsia="Arial"/>
+          <w:color w:val="211D20"/>
+          <w:sz w:val="20"/>
+        </w:rPr>
+        <w:t xml:space="preserve"> nút “Tô câu” trên bài đọc, bản chép lời (sau khi nộp) và đề bài; bấm hoặc chạm vào một câu để tô, bấm lần nữa để bỏ; dùng được bằng Tab và Enter. Một màu. Tô theo câu chứ không theo khoảng chữ, vì bôi chọn bằng bàn phím không làm được trên chữ thường và trên điện thoại rất khó. Câu được tách theo cùng quy tắc với giọng đọc (không cắt ở “Dr.”, số thập phân, “a.m.”). Tô tìm lại câu của mình bằng vài chữ đầu nếu bài đã đổi, và báo rõ câu nào không còn tìm thấy.</w:t>
+      </w:r>
+    </w:p>
+    <w:p>
+      <w:pPr>
+        <w:pStyle w:val="ListBullet"/>
+      </w:pPr>
+      <w:r>
+        <w:rPr>
+          <w:rFonts w:ascii="Arial" w:hAnsi="Arial" w:eastAsia="Arial"/>
+          <w:b/>
+          <w:color w:val="211D20"/>
+          <w:sz w:val="20"/>
+        </w:rPr>
+        <w:t>Ghi chú</w:t>
+      </w:r>
+      <w:r>
+        <w:rPr>
+          <w:rFonts w:ascii="Arial" w:hAnsi="Arial" w:eastAsia="Arial"/>
+          <w:color w:val="211D20"/>
+          <w:sz w:val="20"/>
+        </w:rPr>
+        <w:t xml:space="preserve"> bằng lời của mình dưới từng câu </w:t>
+      </w:r>
+      <w:r>
+        <w:rPr>
+          <w:rFonts w:ascii="Arial" w:hAnsi="Arial" w:eastAsia="Arial"/>
+          <w:b/>
+          <w:color w:val="211D20"/>
+          <w:sz w:val="20"/>
+        </w:rPr>
+        <w:t>sau khi đã biết đáp án</w:t>
+      </w:r>
+      <w:r>
+        <w:rPr>
+          <w:rFonts w:ascii="Arial" w:hAnsi="Arial" w:eastAsia="Arial"/>
+          <w:color w:val="211D20"/>
+          <w:sz w:val="20"/>
+        </w:rPr>
+        <w:t>: màn chữa đề kho đề (Nghe, Đọc, từng bài Viết, từng phần Nói), “Làm lại câu sai”, kết quả bài học, kết quả buổi thi rút gọn và Sổ tay lỗi sai; thêm ô “Rút kinh nghiệm” cho cả đề hoặc cả bài. Gắn với câu hỏi nên hiện lại mỗi lần gặp lại câu đó; khi đang làm bài thì không hiện, để một ghi chú giải thích đáp án không lộ ở lần làm lại. Từ một câu đã tô có thể viết ghi chú kèm đúng câu đó, và một trang nháp có thể giữ lại thành ghi chú.</w:t>
+      </w:r>
+    </w:p>
+    <w:p>
+      <w:pPr>
+        <w:pStyle w:val="ListBullet"/>
+      </w:pPr>
+      <w:r>
+        <w:rPr>
+          <w:rFonts w:ascii="Arial" w:hAnsi="Arial" w:eastAsia="Arial"/>
+          <w:color w:val="211D20"/>
+          <w:sz w:val="20"/>
+        </w:rPr>
+        <w:t>Tự lưu sau 0,9 giây ngừng gõ và khi rời ô hoặc rời trang; năm gợi ý một chạm do Mây đặt; khi trình duyệt không ghi được thì ô báo đúng lỗi và hỏi trước khi bỏ chữ vừa viết.</w:t>
+      </w:r>
+    </w:p>
+    <w:p>
+      <w:pPr>
+        <w:pStyle w:val="ListBullet"/>
+      </w:pPr>
+      <w:r>
+        <w:rPr>
+          <w:rFonts w:ascii="Arial" w:hAnsi="Arial" w:eastAsia="Arial"/>
+          <w:color w:val="211D20"/>
+          <w:sz w:val="20"/>
+        </w:rPr>
+        <w:t xml:space="preserve">Trang </w:t>
+      </w:r>
+      <w:r>
+        <w:rPr>
+          <w:rFonts w:ascii="Consolas" w:hAnsi="Consolas" w:eastAsia="Consolas"/>
+          <w:color w:val="4A3B42"/>
+          <w:sz w:val="19"/>
+        </w:rPr>
+        <w:t>/notes</w:t>
+      </w:r>
+      <w:r>
+        <w:rPr>
+          <w:rFonts w:ascii="Arial" w:hAnsi="Arial" w:eastAsia="Arial"/>
+          <w:color w:val="211D20"/>
+          <w:sz w:val="20"/>
+        </w:rPr>
+        <w:t>: tìm mọi từ không cần gõ dấu, lọc theo kỹ năng, đề hoặc bài, ★ “Cần nhớ”, sắp xếp, sửa tại chỗ, xóa có “Hoàn tác”, mục “Đã xóa gần đây” khôi phục trong 30 ngày, mở đúng chỗ đã ghi, in danh sách đang lọc, nhắc sao lưu khi có từ 10 ghi chú mới chưa nằm trong bản sao nào; nhận xét giáo viên đã chép ở “Gói gửi giáo viên” hiện thêm ở đó (chỉ đọc).</w:t>
+      </w:r>
+    </w:p>
+    <w:p>
+      <w:pPr>
+        <w:pStyle w:val="ListBullet"/>
+      </w:pPr>
+      <w:r>
+        <w:rPr>
+          <w:rFonts w:ascii="Arial" w:hAnsi="Arial" w:eastAsia="Arial"/>
+          <w:color w:val="211D20"/>
+          <w:sz w:val="20"/>
+        </w:rPr>
+        <w:t>Giới hạn kiểm ngay lúc ghi (</w:t>
+      </w:r>
+      <w:r>
+        <w:rPr>
+          <w:rFonts w:ascii="Consolas" w:hAnsi="Consolas" w:eastAsia="Consolas"/>
+          <w:color w:val="4A3B42"/>
+          <w:sz w:val="19"/>
+        </w:rPr>
+        <w:t>src/lib/notes.ts</w:t>
+      </w:r>
+      <w:r>
+        <w:rPr>
+          <w:rFonts w:ascii="Arial" w:hAnsi="Arial" w:eastAsia="Arial"/>
+          <w:color w:val="211D20"/>
+          <w:sz w:val="20"/>
+        </w:rPr>
+        <w:t xml:space="preserve">, </w:t>
+      </w:r>
+      <w:r>
+        <w:rPr>
+          <w:rFonts w:ascii="Consolas" w:hAnsi="Consolas" w:eastAsia="Consolas"/>
+          <w:color w:val="4A3B42"/>
+          <w:sz w:val="19"/>
+        </w:rPr>
+        <w:t>src/lib/work.ts</w:t>
+      </w:r>
+      <w:r>
+        <w:rPr>
+          <w:rFonts w:ascii="Arial" w:hAnsi="Arial" w:eastAsia="Arial"/>
+          <w:color w:val="211D20"/>
+          <w:sz w:val="20"/>
+        </w:rPr>
+        <w:t>): ghi chú tối đa 2000 (tính cả mục đã xóa), 2000 ký tự mỗi ghi chú, 1,5 MB; nháp tối đa 2000 ký tự mỗi phần và 40 phần mỗi lượt, mỗi bài tô tối đa 60 câu, và toàn bộ nháp cùng câu tô tối đa 0,5 MB. Tất cả nằm trong cùng state và đi theo bản sao lưu và đồng bộ; file báo lỗi chỉ đếm số ghi chú.</w:t>
+      </w:r>
+    </w:p>
+    <w:p>
+      <w:pPr>
+        <w:pStyle w:val="Heading2"/>
+      </w:pPr>
+      <w:r>
+        <w:rPr>
+          <w:rFonts w:ascii="Arial" w:hAnsi="Arial" w:eastAsia="Arial"/>
+          <w:color w:val="000000"/>
+          <w:sz w:val="25"/>
+        </w:rPr>
         <w:t>4.7 Tiến bộ và lịch sử</w:t>
       </w:r>
     </w:p>
@@ -3980,7 +4207,23 @@
           <w:color w:val="211D20"/>
           <w:sz w:val="20"/>
         </w:rPr>
-        <w:t xml:space="preserve"> của kho đề nhập và thời điểm cập nhật. Lượt học và phiên thi mới kèm snapshot học liệu có </w:t>
+        <w:t xml:space="preserve"> của kho đề nhập, </w:t>
+      </w:r>
+      <w:r>
+        <w:rPr>
+          <w:rFonts w:ascii="Consolas" w:hAnsi="Consolas" w:eastAsia="Consolas"/>
+          <w:color w:val="4A3B42"/>
+          <w:sz w:val="19"/>
+        </w:rPr>
+        <w:t>notes</w:t>
+      </w:r>
+      <w:r>
+        <w:rPr>
+          <w:rFonts w:ascii="Arial" w:hAnsi="Arial" w:eastAsia="Arial"/>
+          <w:color w:val="211D20"/>
+          <w:sz w:val="20"/>
+        </w:rPr>
+        <w:t xml:space="preserve"> (ghi chú của người học, tùy chọn) và thời điểm cập nhật. State, lượt học, phiên thi và lượt làm đề nhập là schema "lỏng": khóa chưa biết được giữ nguyên khi đọc và ghi lại, để một tab chạy bản cũ không xóa được dữ liệu của bản mới. Lượt học và phiên thi mới kèm snapshot học liệu có </w:t>
       </w:r>
       <w:r>
         <w:rPr>
@@ -4647,7 +4890,7 @@
           <w:color w:val="211D20"/>
           <w:sz w:val="20"/>
         </w:rPr>
-        <w:t xml:space="preserve">Bản sáu đề ngày 07/10/2026: ESLint, TypeScript, 208/208 Vitest, build 111 route và audit production dependency đều đạt. Playwright có 94 ca trên bản production local: 90 Chromium, 2 Firefox, 2 WebKit. Sau khi thêm phòng thi mô phỏng và công cụ luyện đề, lượt Chromium đầy đủ đạt 90/90; Firefox và WebKit chưa chạy lại cho thay đổi này. Axe kiểm tra 19 màn, gồm kho đề và Review 13/09. Hai lượt CI của nhánh/PR #38 đạt; Vercel phục vụ SHA </w:t>
+        <w:t xml:space="preserve">Bản sáu đề ngày 07/10/2026: ESLint, TypeScript, 258/258 Vitest, build 112 route và audit production dependency đều đạt. Playwright có 121 ca trên bản production local: 113 Chromium, 4 Firefox, 4 WebKit. Sau khi thêm phòng thi mô phỏng và công cụ luyện đề, lượt Chromium đầy đủ đạt 113/113; Firefox và WebKit chưa chạy lại cho thay đổi này. Axe kiểm tra 19 màn, gồm kho đề và Review 13/09. Hai lượt CI của nhánh/PR #38 đạt; Vercel phục vụ SHA </w:t>
       </w:r>
       <w:r>
         <w:rPr>
@@ -4665,7 +4908,7 @@
         </w:rPr>
         <w:t xml:space="preserve"> và </w:t>
       </w:r>
-      <w:hyperlink r:id="rId14">
+      <w:hyperlink r:id="rId15">
         <w:r>
           <w:rPr>
             <w:color w:val="C93B72"/>
@@ -6626,6 +6869,87 @@
                 <w:color w:val="211D20"/>
                 <w:sz w:val="16"/>
               </w:rPr>
+              <w:t>Nháp, tô câu và ghi chú trên thiết bị thật</w:t>
+            </w:r>
+          </w:p>
+        </w:tc>
+        <w:tc>
+          <w:tcPr>
+            <w:tcW w:type="dxa" w:w="5540"/>
+            <w:vAlign w:val="center"/>
+            <w:tcMar>
+              <w:top w:w="85" w:type="dxa"/>
+              <w:start w:w="120" w:type="dxa"/>
+              <w:bottom w:w="85" w:type="dxa"/>
+              <w:end w:w="120" w:type="dxa"/>
+            </w:tcMar>
+          </w:tcPr>
+          <w:p>
+            <w:pPr>
+              <w:spacing w:after="0" w:line="264" w:lineRule="auto"/>
+            </w:pPr>
+            <w:r>
+              <w:rPr>
+                <w:rFonts w:ascii="Arial" w:hAnsi="Arial" w:eastAsia="Arial"/>
+                <w:color w:val="211D20"/>
+                <w:sz w:val="16"/>
+              </w:rPr>
+              <w:t>Chưa thử</w:t>
+            </w:r>
+          </w:p>
+        </w:tc>
+        <w:tc>
+          <w:tcPr>
+            <w:tcW w:type="dxa" w:w="1944"/>
+            <w:vAlign w:val="center"/>
+            <w:tcMar>
+              <w:top w:w="85" w:type="dxa"/>
+              <w:start w:w="120" w:type="dxa"/>
+              <w:bottom w:w="85" w:type="dxa"/>
+              <w:end w:w="120" w:type="dxa"/>
+            </w:tcMar>
+          </w:tcPr>
+          <w:p>
+            <w:pPr>
+              <w:spacing w:after="0" w:line="264" w:lineRule="auto"/>
+            </w:pPr>
+            <w:r>
+              <w:rPr>
+                <w:rFonts w:ascii="Arial" w:hAnsi="Arial" w:eastAsia="Arial"/>
+                <w:color w:val="211D20"/>
+                <w:sz w:val="16"/>
+              </w:rPr>
+              <w:t>Bộ gõ tiếng Việt, chạm để tô câu trên điện thoại chưa được thử; sửa cùng một ghi chú ở hai tab thì lần lưu sau thắng</w:t>
+            </w:r>
+          </w:p>
+        </w:tc>
+      </w:tr>
+      <w:tr>
+        <w:trPr>
+          <w:cantSplit/>
+        </w:trPr>
+        <w:tc>
+          <w:tcPr>
+            <w:tcW w:type="dxa" w:w="2236"/>
+            <w:vAlign w:val="center"/>
+            <w:tcMar>
+              <w:top w:w="85" w:type="dxa"/>
+              <w:start w:w="120" w:type="dxa"/>
+              <w:bottom w:w="85" w:type="dxa"/>
+              <w:end w:w="120" w:type="dxa"/>
+            </w:tcMar>
+            <w:shd w:fill="FAF7F8"/>
+          </w:tcPr>
+          <w:p>
+            <w:pPr>
+              <w:spacing w:after="0" w:line="264" w:lineRule="auto"/>
+            </w:pPr>
+            <w:r>
+              <w:rPr>
+                <w:rFonts w:ascii="Arial" w:hAnsi="Arial" w:eastAsia="Arial"/>
+                <w:color w:val="211D20"/>
+                <w:sz w:val="16"/>
+              </w:rPr>
               <w:t>PWA/offline đầy đủ</w:t>
             </w:r>
           </w:p>
@@ -6640,6 +6964,7 @@
               <w:bottom w:w="85" w:type="dxa"/>
               <w:end w:w="120" w:type="dxa"/>
             </w:tcMar>
+            <w:shd w:fill="FAF7F8"/>
           </w:tcPr>
           <w:p>
             <w:pPr>
@@ -6665,6 +6990,7 @@
               <w:bottom w:w="85" w:type="dxa"/>
               <w:end w:w="120" w:type="dxa"/>
             </w:tcMar>
+            <w:shd w:fill="FAF7F8"/>
           </w:tcPr>
           <w:p>
             <w:pPr>
@@ -6695,6 +7021,86 @@
               <w:bottom w:w="85" w:type="dxa"/>
               <w:end w:w="120" w:type="dxa"/>
             </w:tcMar>
+          </w:tcPr>
+          <w:p>
+            <w:pPr>
+              <w:spacing w:after="0" w:line="264" w:lineRule="auto"/>
+            </w:pPr>
+            <w:r>
+              <w:rPr>
+                <w:rFonts w:ascii="Arial" w:hAnsi="Arial" w:eastAsia="Arial"/>
+                <w:color w:val="211D20"/>
+                <w:sz w:val="16"/>
+              </w:rPr>
+              <w:t>Monitoring và báo lỗi production</w:t>
+            </w:r>
+          </w:p>
+        </w:tc>
+        <w:tc>
+          <w:tcPr>
+            <w:tcW w:type="dxa" w:w="5540"/>
+            <w:vAlign w:val="center"/>
+            <w:tcMar>
+              <w:top w:w="85" w:type="dxa"/>
+              <w:start w:w="120" w:type="dxa"/>
+              <w:bottom w:w="85" w:type="dxa"/>
+              <w:end w:w="120" w:type="dxa"/>
+            </w:tcMar>
+          </w:tcPr>
+          <w:p>
+            <w:pPr>
+              <w:spacing w:after="0" w:line="264" w:lineRule="auto"/>
+            </w:pPr>
+            <w:r>
+              <w:rPr>
+                <w:rFonts w:ascii="Arial" w:hAnsi="Arial" w:eastAsia="Arial"/>
+                <w:color w:val="211D20"/>
+                <w:sz w:val="16"/>
+              </w:rPr>
+              <w:t>Chưa làm</w:t>
+            </w:r>
+          </w:p>
+        </w:tc>
+        <w:tc>
+          <w:tcPr>
+            <w:tcW w:type="dxa" w:w="1944"/>
+            <w:vAlign w:val="center"/>
+            <w:tcMar>
+              <w:top w:w="85" w:type="dxa"/>
+              <w:start w:w="120" w:type="dxa"/>
+              <w:bottom w:w="85" w:type="dxa"/>
+              <w:end w:w="120" w:type="dxa"/>
+            </w:tcMar>
+          </w:tcPr>
+          <w:p>
+            <w:pPr>
+              <w:spacing w:after="0" w:line="264" w:lineRule="auto"/>
+            </w:pPr>
+            <w:r>
+              <w:rPr>
+                <w:rFonts w:ascii="Arial" w:hAnsi="Arial" w:eastAsia="Arial"/>
+                <w:color w:val="211D20"/>
+                <w:sz w:val="16"/>
+              </w:rPr>
+              <w:t>Chưa có dashboard lỗi hoặc cảnh báo vận hành</w:t>
+            </w:r>
+          </w:p>
+        </w:tc>
+      </w:tr>
+      <w:tr>
+        <w:trPr>
+          <w:cantSplit/>
+        </w:trPr>
+        <w:tc>
+          <w:tcPr>
+            <w:tcW w:type="dxa" w:w="2236"/>
+            <w:vAlign w:val="center"/>
+            <w:tcMar>
+              <w:top w:w="85" w:type="dxa"/>
+              <w:start w:w="120" w:type="dxa"/>
+              <w:bottom w:w="85" w:type="dxa"/>
+              <w:end w:w="120" w:type="dxa"/>
+            </w:tcMar>
             <w:shd w:fill="FAF7F8"/>
           </w:tcPr>
           <w:p>
@@ -6707,7 +7113,7 @@
                 <w:color w:val="211D20"/>
                 <w:sz w:val="16"/>
               </w:rPr>
-              <w:t>Monitoring và báo lỗi production</w:t>
+              <w:t>C1 toàn diện</w:t>
             </w:r>
           </w:p>
         </w:tc>
@@ -6759,7 +7165,7 @@
                 <w:color w:val="211D20"/>
                 <w:sz w:val="16"/>
               </w:rPr>
-              <w:t>Chưa có dashboard lỗi hoặc cảnh báo vận hành</w:t>
+              <w:t>Kho nội dung hiện tập trung B1-B2</w:t>
             </w:r>
           </w:p>
         </w:tc>
@@ -6789,87 +7195,6 @@
                 <w:color w:val="211D20"/>
                 <w:sz w:val="16"/>
               </w:rPr>
-              <w:t>C1 toàn diện</w:t>
-            </w:r>
-          </w:p>
-        </w:tc>
-        <w:tc>
-          <w:tcPr>
-            <w:tcW w:type="dxa" w:w="5540"/>
-            <w:vAlign w:val="center"/>
-            <w:tcMar>
-              <w:top w:w="85" w:type="dxa"/>
-              <w:start w:w="120" w:type="dxa"/>
-              <w:bottom w:w="85" w:type="dxa"/>
-              <w:end w:w="120" w:type="dxa"/>
-            </w:tcMar>
-          </w:tcPr>
-          <w:p>
-            <w:pPr>
-              <w:spacing w:after="0" w:line="264" w:lineRule="auto"/>
-            </w:pPr>
-            <w:r>
-              <w:rPr>
-                <w:rFonts w:ascii="Arial" w:hAnsi="Arial" w:eastAsia="Arial"/>
-                <w:color w:val="211D20"/>
-                <w:sz w:val="16"/>
-              </w:rPr>
-              <w:t>Chưa làm</w:t>
-            </w:r>
-          </w:p>
-        </w:tc>
-        <w:tc>
-          <w:tcPr>
-            <w:tcW w:type="dxa" w:w="1944"/>
-            <w:vAlign w:val="center"/>
-            <w:tcMar>
-              <w:top w:w="85" w:type="dxa"/>
-              <w:start w:w="120" w:type="dxa"/>
-              <w:bottom w:w="85" w:type="dxa"/>
-              <w:end w:w="120" w:type="dxa"/>
-            </w:tcMar>
-          </w:tcPr>
-          <w:p>
-            <w:pPr>
-              <w:spacing w:after="0" w:line="264" w:lineRule="auto"/>
-            </w:pPr>
-            <w:r>
-              <w:rPr>
-                <w:rFonts w:ascii="Arial" w:hAnsi="Arial" w:eastAsia="Arial"/>
-                <w:color w:val="211D20"/>
-                <w:sz w:val="16"/>
-              </w:rPr>
-              <w:t>Kho nội dung hiện tập trung B1-B2</w:t>
-            </w:r>
-          </w:p>
-        </w:tc>
-      </w:tr>
-      <w:tr>
-        <w:trPr>
-          <w:cantSplit/>
-        </w:trPr>
-        <w:tc>
-          <w:tcPr>
-            <w:tcW w:type="dxa" w:w="2236"/>
-            <w:vAlign w:val="center"/>
-            <w:tcMar>
-              <w:top w:w="85" w:type="dxa"/>
-              <w:start w:w="120" w:type="dxa"/>
-              <w:bottom w:w="85" w:type="dxa"/>
-              <w:end w:w="120" w:type="dxa"/>
-            </w:tcMar>
-            <w:shd w:fill="FAF7F8"/>
-          </w:tcPr>
-          <w:p>
-            <w:pPr>
-              <w:spacing w:after="0" w:line="264" w:lineRule="auto"/>
-            </w:pPr>
-            <w:r>
-              <w:rPr>
-                <w:rFonts w:ascii="Arial" w:hAnsi="Arial" w:eastAsia="Arial"/>
-                <w:color w:val="211D20"/>
-                <w:sz w:val="16"/>
-              </w:rPr>
               <w:t>Đa người dùng, quản trị, thanh toán</w:t>
             </w:r>
           </w:p>
@@ -6884,7 +7209,6 @@
               <w:bottom w:w="85" w:type="dxa"/>
               <w:end w:w="120" w:type="dxa"/>
             </w:tcMar>
-            <w:shd w:fill="FAF7F8"/>
           </w:tcPr>
           <w:p>
             <w:pPr>
@@ -6910,7 +7234,6 @@
               <w:bottom w:w="85" w:type="dxa"/>
               <w:end w:w="120" w:type="dxa"/>
             </w:tcMar>
-            <w:shd w:fill="FAF7F8"/>
           </w:tcPr>
           <w:p>
             <w:pPr>
@@ -8932,6 +9255,310 @@
                 <w:sz w:val="16"/>
               </w:rPr>
               <w:t>Từ vựng và sổ lỗi sai</w:t>
+            </w:r>
+          </w:p>
+        </w:tc>
+      </w:tr>
+      <w:tr>
+        <w:trPr>
+          <w:cantSplit/>
+        </w:trPr>
+        <w:tc>
+          <w:tcPr>
+            <w:tcW w:type="dxa" w:w="3013"/>
+            <w:vAlign w:val="center"/>
+            <w:tcMar>
+              <w:top w:w="85" w:type="dxa"/>
+              <w:start w:w="120" w:type="dxa"/>
+              <w:bottom w:w="85" w:type="dxa"/>
+              <w:end w:w="120" w:type="dxa"/>
+            </w:tcMar>
+            <w:shd w:fill="FAF7F8"/>
+          </w:tcPr>
+          <w:p>
+            <w:pPr>
+              <w:spacing w:after="0" w:line="264" w:lineRule="auto"/>
+            </w:pPr>
+            <w:r>
+              <w:rPr>
+                <w:rFonts w:ascii="Consolas" w:hAnsi="Consolas" w:eastAsia="Consolas"/>
+                <w:color w:val="4A3B42"/>
+                <w:sz w:val="15"/>
+              </w:rPr>
+              <w:t>src/components/notes.tsx</w:t>
+            </w:r>
+            <w:r>
+              <w:rPr>
+                <w:rFonts w:ascii="Arial" w:hAnsi="Arial" w:eastAsia="Arial"/>
+                <w:color w:val="211D20"/>
+                <w:sz w:val="16"/>
+              </w:rPr>
+              <w:t xml:space="preserve">, </w:t>
+            </w:r>
+            <w:r>
+              <w:rPr>
+                <w:rFonts w:ascii="Consolas" w:hAnsi="Consolas" w:eastAsia="Consolas"/>
+                <w:color w:val="4A3B42"/>
+                <w:sz w:val="15"/>
+              </w:rPr>
+              <w:t>note-box.tsx</w:t>
+            </w:r>
+          </w:p>
+        </w:tc>
+        <w:tc>
+          <w:tcPr>
+            <w:tcW w:type="dxa" w:w="6707"/>
+            <w:vAlign w:val="center"/>
+            <w:tcMar>
+              <w:top w:w="85" w:type="dxa"/>
+              <w:start w:w="120" w:type="dxa"/>
+              <w:bottom w:w="85" w:type="dxa"/>
+              <w:end w:w="120" w:type="dxa"/>
+            </w:tcMar>
+            <w:shd w:fill="FAF7F8"/>
+          </w:tcPr>
+          <w:p>
+            <w:pPr>
+              <w:spacing w:after="0" w:line="264" w:lineRule="auto"/>
+            </w:pPr>
+            <w:r>
+              <w:rPr>
+                <w:rFonts w:ascii="Arial" w:hAnsi="Arial" w:eastAsia="Arial"/>
+                <w:color w:val="211D20"/>
+                <w:sz w:val="16"/>
+              </w:rPr>
+              <w:t>Trang Sổ ghi chú và ô ghi chú dưới từng câu</w:t>
+            </w:r>
+          </w:p>
+        </w:tc>
+      </w:tr>
+      <w:tr>
+        <w:trPr>
+          <w:cantSplit/>
+        </w:trPr>
+        <w:tc>
+          <w:tcPr>
+            <w:tcW w:type="dxa" w:w="3013"/>
+            <w:vAlign w:val="center"/>
+            <w:tcMar>
+              <w:top w:w="85" w:type="dxa"/>
+              <w:start w:w="120" w:type="dxa"/>
+              <w:bottom w:w="85" w:type="dxa"/>
+              <w:end w:w="120" w:type="dxa"/>
+            </w:tcMar>
+          </w:tcPr>
+          <w:p>
+            <w:pPr>
+              <w:spacing w:after="0" w:line="264" w:lineRule="auto"/>
+            </w:pPr>
+            <w:r>
+              <w:rPr>
+                <w:rFonts w:ascii="Consolas" w:hAnsi="Consolas" w:eastAsia="Consolas"/>
+                <w:color w:val="4A3B42"/>
+                <w:sz w:val="15"/>
+              </w:rPr>
+              <w:t>src/components/scratch-pad.tsx</w:t>
+            </w:r>
+            <w:r>
+              <w:rPr>
+                <w:rFonts w:ascii="Arial" w:hAnsi="Arial" w:eastAsia="Arial"/>
+                <w:color w:val="211D20"/>
+                <w:sz w:val="16"/>
+              </w:rPr>
+              <w:t xml:space="preserve">, </w:t>
+            </w:r>
+            <w:r>
+              <w:rPr>
+                <w:rFonts w:ascii="Consolas" w:hAnsi="Consolas" w:eastAsia="Consolas"/>
+                <w:color w:val="4A3B42"/>
+                <w:sz w:val="15"/>
+              </w:rPr>
+              <w:t>marked-text.tsx</w:t>
+            </w:r>
+          </w:p>
+        </w:tc>
+        <w:tc>
+          <w:tcPr>
+            <w:tcW w:type="dxa" w:w="6707"/>
+            <w:vAlign w:val="center"/>
+            <w:tcMar>
+              <w:top w:w="85" w:type="dxa"/>
+              <w:start w:w="120" w:type="dxa"/>
+              <w:bottom w:w="85" w:type="dxa"/>
+              <w:end w:w="120" w:type="dxa"/>
+            </w:tcMar>
+          </w:tcPr>
+          <w:p>
+            <w:pPr>
+              <w:spacing w:after="0" w:line="264" w:lineRule="auto"/>
+            </w:pPr>
+            <w:r>
+              <w:rPr>
+                <w:rFonts w:ascii="Arial" w:hAnsi="Arial" w:eastAsia="Arial"/>
+                <w:color w:val="211D20"/>
+                <w:sz w:val="16"/>
+              </w:rPr>
+              <w:t>Trang nháp và nút Tô câu</w:t>
+            </w:r>
+          </w:p>
+        </w:tc>
+      </w:tr>
+      <w:tr>
+        <w:trPr>
+          <w:cantSplit/>
+        </w:trPr>
+        <w:tc>
+          <w:tcPr>
+            <w:tcW w:type="dxa" w:w="3013"/>
+            <w:vAlign w:val="center"/>
+            <w:tcMar>
+              <w:top w:w="85" w:type="dxa"/>
+              <w:start w:w="120" w:type="dxa"/>
+              <w:bottom w:w="85" w:type="dxa"/>
+              <w:end w:w="120" w:type="dxa"/>
+            </w:tcMar>
+            <w:shd w:fill="FAF7F8"/>
+          </w:tcPr>
+          <w:p>
+            <w:pPr>
+              <w:spacing w:after="0" w:line="264" w:lineRule="auto"/>
+            </w:pPr>
+            <w:r>
+              <w:rPr>
+                <w:rFonts w:ascii="Consolas" w:hAnsi="Consolas" w:eastAsia="Consolas"/>
+                <w:color w:val="4A3B42"/>
+                <w:sz w:val="15"/>
+              </w:rPr>
+              <w:t>src/lib/notes.ts</w:t>
+            </w:r>
+            <w:r>
+              <w:rPr>
+                <w:rFonts w:ascii="Arial" w:hAnsi="Arial" w:eastAsia="Arial"/>
+                <w:color w:val="211D20"/>
+                <w:sz w:val="16"/>
+              </w:rPr>
+              <w:t xml:space="preserve">, </w:t>
+            </w:r>
+            <w:r>
+              <w:rPr>
+                <w:rFonts w:ascii="Consolas" w:hAnsi="Consolas" w:eastAsia="Consolas"/>
+                <w:color w:val="4A3B42"/>
+                <w:sz w:val="15"/>
+              </w:rPr>
+              <w:t>note-anchors.ts</w:t>
+            </w:r>
+          </w:p>
+        </w:tc>
+        <w:tc>
+          <w:tcPr>
+            <w:tcW w:type="dxa" w:w="6707"/>
+            <w:vAlign w:val="center"/>
+            <w:tcMar>
+              <w:top w:w="85" w:type="dxa"/>
+              <w:start w:w="120" w:type="dxa"/>
+              <w:bottom w:w="85" w:type="dxa"/>
+              <w:end w:w="120" w:type="dxa"/>
+            </w:tcMar>
+            <w:shd w:fill="FAF7F8"/>
+          </w:tcPr>
+          <w:p>
+            <w:pPr>
+              <w:spacing w:after="0" w:line="264" w:lineRule="auto"/>
+            </w:pPr>
+            <w:r>
+              <w:rPr>
+                <w:rFonts w:ascii="Arial" w:hAnsi="Arial" w:eastAsia="Arial"/>
+                <w:color w:val="211D20"/>
+                <w:sz w:val="16"/>
+              </w:rPr>
+              <w:t>Giới hạn và thao tác ghi chú; tên "chỗ ghi" của từng câu</w:t>
+            </w:r>
+          </w:p>
+        </w:tc>
+      </w:tr>
+      <w:tr>
+        <w:trPr>
+          <w:cantSplit/>
+        </w:trPr>
+        <w:tc>
+          <w:tcPr>
+            <w:tcW w:type="dxa" w:w="3013"/>
+            <w:vAlign w:val="center"/>
+            <w:tcMar>
+              <w:top w:w="85" w:type="dxa"/>
+              <w:start w:w="120" w:type="dxa"/>
+              <w:bottom w:w="85" w:type="dxa"/>
+              <w:end w:w="120" w:type="dxa"/>
+            </w:tcMar>
+          </w:tcPr>
+          <w:p>
+            <w:pPr>
+              <w:spacing w:after="0" w:line="264" w:lineRule="auto"/>
+            </w:pPr>
+            <w:r>
+              <w:rPr>
+                <w:rFonts w:ascii="Consolas" w:hAnsi="Consolas" w:eastAsia="Consolas"/>
+                <w:color w:val="4A3B42"/>
+                <w:sz w:val="15"/>
+              </w:rPr>
+              <w:t>src/lib/work.ts</w:t>
+            </w:r>
+            <w:r>
+              <w:rPr>
+                <w:rFonts w:ascii="Arial" w:hAnsi="Arial" w:eastAsia="Arial"/>
+                <w:color w:val="211D20"/>
+                <w:sz w:val="16"/>
+              </w:rPr>
+              <w:t xml:space="preserve">, </w:t>
+            </w:r>
+            <w:r>
+              <w:rPr>
+                <w:rFonts w:ascii="Consolas" w:hAnsi="Consolas" w:eastAsia="Consolas"/>
+                <w:color w:val="4A3B42"/>
+                <w:sz w:val="15"/>
+              </w:rPr>
+              <w:t>marks.ts</w:t>
+            </w:r>
+            <w:r>
+              <w:rPr>
+                <w:rFonts w:ascii="Arial" w:hAnsi="Arial" w:eastAsia="Arial"/>
+                <w:color w:val="211D20"/>
+                <w:sz w:val="16"/>
+              </w:rPr>
+              <w:t xml:space="preserve">, </w:t>
+            </w:r>
+            <w:r>
+              <w:rPr>
+                <w:rFonts w:ascii="Consolas" w:hAnsi="Consolas" w:eastAsia="Consolas"/>
+                <w:color w:val="4A3B42"/>
+                <w:sz w:val="15"/>
+              </w:rPr>
+              <w:t>backup-mark.ts</w:t>
+            </w:r>
+          </w:p>
+        </w:tc>
+        <w:tc>
+          <w:tcPr>
+            <w:tcW w:type="dxa" w:w="6707"/>
+            <w:vAlign w:val="center"/>
+            <w:tcMar>
+              <w:top w:w="85" w:type="dxa"/>
+              <w:start w:w="120" w:type="dxa"/>
+              <w:bottom w:w="85" w:type="dxa"/>
+              <w:end w:w="120" w:type="dxa"/>
+            </w:tcMar>
+          </w:tcPr>
+          <w:p>
+            <w:pPr>
+              <w:spacing w:after="0" w:line="264" w:lineRule="auto"/>
+            </w:pPr>
+            <w:r>
+              <w:rPr>
+                <w:rFonts w:ascii="Arial" w:hAnsi="Arial" w:eastAsia="Arial"/>
+                <w:color w:val="211D20"/>
+                <w:sz w:val="16"/>
+              </w:rPr>
+              <w:t>Nháp và câu tô của từng lượt; tách câu; nhắc sao lưu</w:t>
             </w:r>
           </w:p>
         </w:tc>

--- a/docs/Bao-cao-ban-giao-May-VSTEP.docx
+++ b/docs/Bao-cao-ban-giao-May-VSTEP.docx
@@ -6869,7 +6869,7 @@
                 <w:color w:val="211D20"/>
                 <w:sz w:val="16"/>
               </w:rPr>
-              <w:t>Nháp, tô câu và ghi chú trên thiết bị thật</w:t>
+              <w:t>Nháp, tô câu và ghi chú với bộ gõ thật</w:t>
             </w:r>
           </w:p>
         </w:tc>
@@ -6919,7 +6919,7 @@
                 <w:color w:val="211D20"/>
                 <w:sz w:val="16"/>
               </w:rPr>
-              <w:t>Bộ gõ tiếng Việt, chạm để tô câu trên điện thoại chưa được thử; sửa cùng một ghi chú ở hai tab thì lần lưu sau thắng</w:t>
+              <w:t>Gõ tiếng Việt bằng bộ gõ thật trên máy tính (Unikey, EVKey) chưa được thử; điện thoại không phải trọng tâm; sửa cùng một ghi chú ở hai tab thì lần lưu sau thắng</w:t>
             </w:r>
           </w:p>
         </w:tc>
@@ -10261,6 +10261,28 @@
       <w:r>
         <w:rPr>
           <w:rFonts w:ascii="Arial" w:hAnsi="Arial" w:eastAsia="Arial"/>
+          <w:b/>
+          <w:color w:val="211D20"/>
+          <w:sz w:val="20"/>
+        </w:rPr>
+        <w:t>Desktop trước.</w:t>
+      </w:r>
+      <w:r>
+        <w:rPr>
+          <w:rFonts w:ascii="Arial" w:hAnsi="Arial" w:eastAsia="Arial"/>
+          <w:color w:val="211D20"/>
+          <w:sz w:val="20"/>
+        </w:rPr>
+        <w:t xml:space="preserve"> Gùa luyện đề trên máy tính, nên thiết kế, kiểm thử và sửa lỗi ưu tiên trình duyệt máy tính; điện thoại chỉ cần không vỡ bố cục và không làm gì hơn (quyết định của chủ dự án ngày 08/10/2026).</w:t>
+      </w:r>
+    </w:p>
+    <w:p>
+      <w:pPr>
+        <w:pStyle w:val="ListBullet"/>
+      </w:pPr>
+      <w:r>
+        <w:rPr>
+          <w:rFonts w:ascii="Arial" w:hAnsi="Arial" w:eastAsia="Arial"/>
           <w:color w:val="211D20"/>
           <w:sz w:val="20"/>
         </w:rPr>

--- a/docs/Bao-cao-ban-giao-May-VSTEP.docx
+++ b/docs/Bao-cao-ban-giao-May-VSTEP.docx
@@ -443,7 +443,7 @@
           <w:color w:val="211D20"/>
           <w:sz w:val="22"/>
         </w:rPr>
-        <w:t>Bản code có năm đề nhập đủ bốn kỹ năng và hai đề tự biên soạn. Cả năm đề nhập có 375 khóa đáp án Nghe/Đọc; đề 131 thiếu đáp án và transcript nên đã được gỡ. 105 MP3 được đóng gói cùng ứng dụng. Viết và Nói lưu bài nhưng chưa được chấm tự động; bản ghi micro cần tải riêng. Bộ kiểm thử local trước khi phát hành gồm 258 unit test và 121 E2E trên Chromium, Firefox và WebKit, build 112 route và axe trên 19 màn. Migration gia cố quyền ghi cloud đã áp dụng trên Supabase production. PR #38 và smoke HTTPS đã đạt cho commit ứng dụng ff8faef; đồng bộ hai thiết bị, micro thật và thẩm định học liệu vẫn cần xác nhận; sáu đề nhập chỉ dùng học cá nhân của chủ dự án.</w:t>
+        <w:t>Bản code có năm đề nhập đủ bốn kỹ năng và hai đề tự biên soạn. Cả năm đề nhập có 375 khóa đáp án Nghe/Đọc; đề 131 thiếu đáp án và transcript nên đã được gỡ. 105 MP3 được đóng gói cùng ứng dụng. Viết và Nói lưu bài nhưng chưa được chấm tự động; bản ghi micro cần tải riêng. Bộ kiểm thử local trước khi phát hành gồm 282 unit test và 151 E2E trên Chromium, Firefox và WebKit, build 112 route và axe trên 19 màn. Migration gia cố quyền ghi cloud đã áp dụng trên Supabase production. PR #38 và smoke HTTPS đã đạt cho commit ứng dụng ff8faef; đồng bộ hai thiết bị, micro thật và thẩm định học liệu vẫn cần xác nhận; sáu đề nhập chỉ dùng học cá nhân của chủ dự án.</w:t>
       </w:r>
     </w:p>
     <w:p>
@@ -662,7 +662,7 @@
           <w:color w:val="211D20"/>
           <w:sz w:val="20"/>
         </w:rPr>
-        <w:t xml:space="preserve"> đạt 81 unit và 44 E2E. Bản làm việc hiện tại đạt 258 unit và 121 E2E trên cùng ba engine sau khi hoàn tất kiểm thử. Chưa có nghiệm thu trên iOS hoặc Android thật.</w:t>
+        <w:t xml:space="preserve"> đạt 81 unit và 44 E2E. Bản làm việc hiện tại đạt 282 unit và 151 E2E trên cùng ba engine sau khi hoàn tất kiểm thử. Chưa có nghiệm thu trên iOS hoặc Android thật.</w:t>
       </w:r>
     </w:p>
     <w:p>
@@ -2646,10 +2646,36 @@
       <w:r>
         <w:rPr>
           <w:rFonts w:ascii="Arial" w:hAnsi="Arial" w:eastAsia="Arial"/>
+          <w:b/>
           <w:color w:val="211D20"/>
           <w:sz w:val="20"/>
         </w:rPr>
-        <w:t xml:space="preserve">Trang </w:t>
+        <w:t>Hai tab cùng một ghi chú:</w:t>
+      </w:r>
+      <w:r>
+        <w:rPr>
+          <w:rFonts w:ascii="Arial" w:hAnsi="Arial" w:eastAsia="Arial"/>
+          <w:color w:val="211D20"/>
+          <w:sz w:val="20"/>
+        </w:rPr>
+        <w:t xml:space="preserve"> ô nhớ bản nó bắt đầu từ đó. Tab kia lưu mà ô này chưa gõ thì ô này theo bản mới; đã gõ thì </w:t>
+      </w:r>
+      <w:r>
+        <w:rPr>
+          <w:rFonts w:ascii="Arial" w:hAnsi="Arial" w:eastAsia="Arial"/>
+          <w:b/>
+          <w:color w:val="211D20"/>
+          <w:sz w:val="20"/>
+        </w:rPr>
+        <w:t>không ghi đè</w:t>
+      </w:r>
+      <w:r>
+        <w:rPr>
+          <w:rFonts w:ascii="Arial" w:hAnsi="Arial" w:eastAsia="Arial"/>
+          <w:color w:val="211D20"/>
+          <w:sz w:val="20"/>
+        </w:rPr>
+        <w:t xml:space="preserve"> mà hiện cả hai bản với “Giữ cả hai”, “Giữ bản của tôi”, “Dùng bản bên kia” (</w:t>
       </w:r>
       <w:r>
         <w:rPr>
@@ -2657,7 +2683,7 @@
           <w:color w:val="4A3B42"/>
           <w:sz w:val="19"/>
         </w:rPr>
-        <w:t>/notes</w:t>
+        <w:t>editNote</w:t>
       </w:r>
       <w:r>
         <w:rPr>
@@ -2665,7 +2691,193 @@
           <w:color w:val="211D20"/>
           <w:sz w:val="20"/>
         </w:rPr>
-        <w:t>: tìm mọi từ không cần gõ dấu, lọc theo kỹ năng, đề hoặc bài, ★ “Cần nhớ”, sắp xếp, sửa tại chỗ, xóa có “Hoàn tác”, mục “Đã xóa gần đây” khôi phục trong 30 ngày, mở đúng chỗ đã ghi, in danh sách đang lọc, nhắc sao lưu khi có từ 10 ghi chú mới chưa nằm trong bản sao nào; nhận xét giáo viên đã chép ở “Gói gửi giáo viên” hiện thêm ở đó (chỉ đọc).</w:t>
+        <w:t xml:space="preserve"> có tham số </w:t>
+      </w:r>
+      <w:r>
+        <w:rPr>
+          <w:rFonts w:ascii="Consolas" w:hAnsi="Consolas" w:eastAsia="Consolas"/>
+          <w:color w:val="4A3B42"/>
+          <w:sz w:val="19"/>
+        </w:rPr>
+        <w:t>ifBody</w:t>
+      </w:r>
+      <w:r>
+        <w:rPr>
+          <w:rFonts w:ascii="Arial" w:hAnsi="Arial" w:eastAsia="Arial"/>
+          <w:color w:val="211D20"/>
+          <w:sz w:val="20"/>
+        </w:rPr>
+        <w:t>). Ghi chú bị xóa ở tab khác: ô chưa gõ thì đóng, ô đã gõ thì hỏi hoặc giữ phần đang viết thành ghi chú mới.</w:t>
+      </w:r>
+    </w:p>
+    <w:p>
+      <w:pPr>
+        <w:pStyle w:val="ListBullet"/>
+      </w:pPr>
+      <w:r>
+        <w:rPr>
+          <w:rFonts w:ascii="Arial" w:hAnsi="Arial" w:eastAsia="Arial"/>
+          <w:b/>
+          <w:color w:val="211D20"/>
+          <w:sz w:val="20"/>
+        </w:rPr>
+        <w:t>Tab bản cũ:</w:t>
+      </w:r>
+      <w:r>
+        <w:rPr>
+          <w:rFonts w:ascii="Arial" w:hAnsi="Arial" w:eastAsia="Arial"/>
+          <w:color w:val="211D20"/>
+          <w:sz w:val="20"/>
+        </w:rPr>
+        <w:t xml:space="preserve"> mỗi lần lưu, bản này đóng dấu </w:t>
+      </w:r>
+      <w:r>
+        <w:rPr>
+          <w:rFonts w:ascii="Consolas" w:hAnsi="Consolas" w:eastAsia="Consolas"/>
+          <w:color w:val="4A3B42"/>
+          <w:sz w:val="19"/>
+        </w:rPr>
+        <w:t>rev</w:t>
+      </w:r>
+      <w:r>
+        <w:rPr>
+          <w:rFonts w:ascii="Arial" w:hAnsi="Arial" w:eastAsia="Arial"/>
+          <w:color w:val="211D20"/>
+          <w:sz w:val="20"/>
+        </w:rPr>
+        <w:t xml:space="preserve"> vào hồ sơ. Hồ sơ nhận từ tab khác mà không có dấu là do một bản cũ lưu (nó bỏ mọi trường nó không biết); ghi chú, nháp và câu tô được đưa về từ trí nhớ của tab (</w:t>
+      </w:r>
+      <w:r>
+        <w:rPr>
+          <w:rFonts w:ascii="Consolas" w:hAnsi="Consolas" w:eastAsia="Consolas"/>
+          <w:color w:val="4A3B42"/>
+          <w:sz w:val="19"/>
+        </w:rPr>
+        <w:t>src/lib/recovery.ts</w:t>
+      </w:r>
+      <w:r>
+        <w:rPr>
+          <w:rFonts w:ascii="Arial" w:hAnsi="Arial" w:eastAsia="Arial"/>
+          <w:color w:val="211D20"/>
+          <w:sz w:val="20"/>
+        </w:rPr>
+        <w:t>), và, khi không có tab nào của bản này đang mở, từ một bản chép trong IndexedDB (</w:t>
+      </w:r>
+      <w:r>
+        <w:rPr>
+          <w:rFonts w:ascii="Consolas" w:hAnsi="Consolas" w:eastAsia="Consolas"/>
+          <w:color w:val="4A3B42"/>
+          <w:sz w:val="19"/>
+        </w:rPr>
+        <w:t>recovery-copy.ts</w:t>
+      </w:r>
+      <w:r>
+        <w:rPr>
+          <w:rFonts w:ascii="Arial" w:hAnsi="Arial" w:eastAsia="Arial"/>
+          <w:color w:val="211D20"/>
+          <w:sz w:val="20"/>
+        </w:rPr>
+        <w:t xml:space="preserve">, </w:t>
+      </w:r>
+      <w:r>
+        <w:rPr>
+          <w:rFonts w:ascii="Consolas" w:hAnsi="Consolas" w:eastAsia="Consolas"/>
+          <w:color w:val="4A3B42"/>
+          <w:sz w:val="19"/>
+        </w:rPr>
+        <w:t>recovery-keeper.tsx</w:t>
+      </w:r>
+      <w:r>
+        <w:rPr>
+          <w:rFonts w:ascii="Arial" w:hAnsi="Arial" w:eastAsia="Arial"/>
+          <w:color w:val="211D20"/>
+          <w:sz w:val="20"/>
+        </w:rPr>
+        <w:t xml:space="preserve">). Hồ sơ được đóng dấu ngay khi mở (khi đã biết là còn nguyên). Hồ sơ không có dấu mà </w:t>
+      </w:r>
+      <w:r>
+        <w:rPr>
+          <w:rFonts w:ascii="Arial" w:hAnsi="Arial" w:eastAsia="Arial"/>
+          <w:b/>
+          <w:color w:val="211D20"/>
+          <w:sz w:val="20"/>
+        </w:rPr>
+        <w:t>có chủ ý</w:t>
+      </w:r>
+      <w:r>
+        <w:rPr>
+          <w:rFonts w:ascii="Arial" w:hAnsi="Arial" w:eastAsia="Arial"/>
+          <w:color w:val="211D20"/>
+          <w:sz w:val="20"/>
+        </w:rPr>
+        <w:t xml:space="preserve"> (nhập bản sao, xóa hết) thì không bị đưa về, vì chúng được ghi bằng bản này và mang dấu.</w:t>
+      </w:r>
+    </w:p>
+    <w:p>
+      <w:pPr>
+        <w:pStyle w:val="ListBullet"/>
+      </w:pPr>
+      <w:r>
+        <w:rPr>
+          <w:rFonts w:ascii="Arial" w:hAnsi="Arial" w:eastAsia="Arial"/>
+          <w:b/>
+          <w:color w:val="211D20"/>
+          <w:sz w:val="20"/>
+        </w:rPr>
+        <w:t>Gõ tiếng Việt:</w:t>
+      </w:r>
+      <w:r>
+        <w:rPr>
+          <w:rFonts w:ascii="Arial" w:hAnsi="Arial" w:eastAsia="Arial"/>
+          <w:color w:val="211D20"/>
+          <w:sz w:val="20"/>
+        </w:rPr>
+        <w:t xml:space="preserve"> ô nháp và ô ghi chú đã được thử với hai họ bộ gõ (gõ ghép tại chỗ; gõ rồi sửa bằng Backspace như Unikey và EVKey), xem </w:t>
+      </w:r>
+      <w:r>
+        <w:rPr>
+          <w:rFonts w:ascii="Consolas" w:hAnsi="Consolas" w:eastAsia="Consolas"/>
+          <w:color w:val="4A3B42"/>
+          <w:sz w:val="19"/>
+        </w:rPr>
+        <w:t>tests/e2e/typing.spec.ts</w:t>
+      </w:r>
+      <w:r>
+        <w:rPr>
+          <w:rFonts w:ascii="Arial" w:hAnsi="Arial" w:eastAsia="Arial"/>
+          <w:color w:val="211D20"/>
+          <w:sz w:val="20"/>
+        </w:rPr>
+        <w:t>.</w:t>
+      </w:r>
+    </w:p>
+    <w:p>
+      <w:pPr>
+        <w:pStyle w:val="ListBullet"/>
+      </w:pPr>
+      <w:r>
+        <w:rPr>
+          <w:rFonts w:ascii="Arial" w:hAnsi="Arial" w:eastAsia="Arial"/>
+          <w:color w:val="211D20"/>
+          <w:sz w:val="20"/>
+        </w:rPr>
+        <w:t xml:space="preserve">Trang </w:t>
+      </w:r>
+      <w:r>
+        <w:rPr>
+          <w:rFonts w:ascii="Consolas" w:hAnsi="Consolas" w:eastAsia="Consolas"/>
+          <w:color w:val="4A3B42"/>
+          <w:sz w:val="19"/>
+        </w:rPr>
+        <w:t>/notes</w:t>
+      </w:r>
+      <w:r>
+        <w:rPr>
+          <w:rFonts w:ascii="Arial" w:hAnsi="Arial" w:eastAsia="Arial"/>
+          <w:color w:val="211D20"/>
+          <w:sz w:val="20"/>
+        </w:rPr>
+        <w:t>: tìm mọi từ không cần gõ dấu, lọc theo kỹ năng, đề hoặc bài, ★ “Cần nhớ”, sắp xếp, sửa tại chỗ, xóa có “Hoàn tác”, mục “Đã xóa gần đây” khôi phục trong 30 ngày, mở đúng chỗ đã ghi, in danh sách đang lọc, nhắc sao lưu (nút tải ngay tại thông báo, cả ở Trang chủ) khi có từ 10 ghi chú mới chưa nằm trong bản sao nào, hoặc ít hơn nhưng bản sao cuối đã quá 14 ngày; nhận xét giáo viên đã chép ở “Gói gửi giáo viên” hiện thêm ở đó (chỉ đọc).</w:t>
       </w:r>
     </w:p>
     <w:p>
@@ -4287,7 +4499,23 @@
           <w:color w:val="211D20"/>
           <w:sz w:val="20"/>
         </w:rPr>
-        <w:t>; ứng dụng đọc lại bản mới hơn trước khi ghi để giảm nguy cơ tab cũ ghi đè.</w:t>
+        <w:t xml:space="preserve"> và đóng dấu </w:t>
+      </w:r>
+      <w:r>
+        <w:rPr>
+          <w:rFonts w:ascii="Consolas" w:hAnsi="Consolas" w:eastAsia="Consolas"/>
+          <w:color w:val="4A3B42"/>
+          <w:sz w:val="19"/>
+        </w:rPr>
+        <w:t>rev</w:t>
+      </w:r>
+      <w:r>
+        <w:rPr>
+          <w:rFonts w:ascii="Arial" w:hAnsi="Arial" w:eastAsia="Arial"/>
+          <w:color w:val="211D20"/>
+          <w:sz w:val="20"/>
+        </w:rPr>
+        <w:t>; ứng dụng đọc lại bản mới hơn trước khi ghi để giảm nguy cơ tab cũ ghi đè, và đưa về những gì một tab bản cũ vừa làm rơi mất (mục 4.6c).</w:t>
       </w:r>
     </w:p>
     <w:p>
@@ -4890,7 +5118,7 @@
           <w:color w:val="211D20"/>
           <w:sz w:val="20"/>
         </w:rPr>
-        <w:t xml:space="preserve">Bản sáu đề ngày 07/10/2026: ESLint, TypeScript, 258/258 Vitest, build 112 route và audit production dependency đều đạt. Playwright có 121 ca trên bản production local: 113 Chromium, 4 Firefox, 4 WebKit. Sau khi thêm phòng thi mô phỏng và công cụ luyện đề, lượt Chromium đầy đủ đạt 113/113; Firefox và WebKit chưa chạy lại cho thay đổi này. Axe kiểm tra 19 màn, gồm kho đề và Review 13/09. Hai lượt CI của nhánh/PR #38 đạt; Vercel phục vụ SHA </w:t>
+        <w:t xml:space="preserve">Bản sáu đề ngày 07/10/2026: ESLint, TypeScript, 282/282 Vitest, build 112 route và audit production dependency đều đạt. Playwright có 151 ca trên bản production local: 143 Chromium, 4 Firefox, 4 WebKit. Sau khi thêm phòng thi mô phỏng và công cụ luyện đề, lượt Chromium đầy đủ đạt 143/143; Firefox và WebKit chưa chạy lại cho thay đổi này. Axe kiểm tra 19 màn, gồm kho đề và Review 13/09. Hai lượt CI của nhánh/PR #38 đạt; Vercel phục vụ SHA </w:t>
       </w:r>
       <w:r>
         <w:rPr>
@@ -6894,7 +7122,7 @@
                 <w:color w:val="211D20"/>
                 <w:sz w:val="16"/>
               </w:rPr>
-              <w:t>Chưa thử</w:t>
+              <w:t>Đã mô phỏng, chưa thử phần mềm thật</w:t>
             </w:r>
           </w:p>
         </w:tc>
@@ -6919,7 +7147,7 @@
                 <w:color w:val="211D20"/>
                 <w:sz w:val="16"/>
               </w:rPr>
-              <w:t>Gõ tiếng Việt bằng bộ gõ thật trên máy tính (Unikey, EVKey) chưa được thử; điện thoại không phải trọng tâm; sửa cùng một ghi chú ở hai tab thì lần lưu sau thắng</w:t>
+              <w:t>Hai họ bộ gõ đã được mô phỏng và kiểm trong E2E (gõ ghép tại chỗ; Backspace rồi chữ có dấu); chưa chạy Unikey, EVKey hay bộ gõ macOS thật; điện thoại không phải trọng tâm</w:t>
             </w:r>
           </w:p>
         </w:tc>
@@ -9559,6 +9787,166 @@
                 <w:sz w:val="16"/>
               </w:rPr>
               <w:t>Nháp và câu tô của từng lượt; tách câu; nhắc sao lưu</w:t>
+            </w:r>
+          </w:p>
+        </w:tc>
+      </w:tr>
+      <w:tr>
+        <w:trPr>
+          <w:cantSplit/>
+        </w:trPr>
+        <w:tc>
+          <w:tcPr>
+            <w:tcW w:type="dxa" w:w="3013"/>
+            <w:vAlign w:val="center"/>
+            <w:tcMar>
+              <w:top w:w="85" w:type="dxa"/>
+              <w:start w:w="120" w:type="dxa"/>
+              <w:bottom w:w="85" w:type="dxa"/>
+              <w:end w:w="120" w:type="dxa"/>
+            </w:tcMar>
+            <w:shd w:fill="FAF7F8"/>
+          </w:tcPr>
+          <w:p>
+            <w:pPr>
+              <w:spacing w:after="0" w:line="264" w:lineRule="auto"/>
+            </w:pPr>
+            <w:r>
+              <w:rPr>
+                <w:rFonts w:ascii="Consolas" w:hAnsi="Consolas" w:eastAsia="Consolas"/>
+                <w:color w:val="4A3B42"/>
+                <w:sz w:val="15"/>
+              </w:rPr>
+              <w:t>src/lib/recovery.ts</w:t>
+            </w:r>
+            <w:r>
+              <w:rPr>
+                <w:rFonts w:ascii="Arial" w:hAnsi="Arial" w:eastAsia="Arial"/>
+                <w:color w:val="211D20"/>
+                <w:sz w:val="16"/>
+              </w:rPr>
+              <w:t xml:space="preserve">, </w:t>
+            </w:r>
+            <w:r>
+              <w:rPr>
+                <w:rFonts w:ascii="Consolas" w:hAnsi="Consolas" w:eastAsia="Consolas"/>
+                <w:color w:val="4A3B42"/>
+                <w:sz w:val="15"/>
+              </w:rPr>
+              <w:t>recovery-copy.ts</w:t>
+            </w:r>
+            <w:r>
+              <w:rPr>
+                <w:rFonts w:ascii="Arial" w:hAnsi="Arial" w:eastAsia="Arial"/>
+                <w:color w:val="211D20"/>
+                <w:sz w:val="16"/>
+              </w:rPr>
+              <w:t xml:space="preserve">, </w:t>
+            </w:r>
+            <w:r>
+              <w:rPr>
+                <w:rFonts w:ascii="Consolas" w:hAnsi="Consolas" w:eastAsia="Consolas"/>
+                <w:color w:val="4A3B42"/>
+                <w:sz w:val="15"/>
+              </w:rPr>
+              <w:t>src/components/recovery-keeper.tsx</w:t>
+            </w:r>
+          </w:p>
+        </w:tc>
+        <w:tc>
+          <w:tcPr>
+            <w:tcW w:type="dxa" w:w="6707"/>
+            <w:vAlign w:val="center"/>
+            <w:tcMar>
+              <w:top w:w="85" w:type="dxa"/>
+              <w:start w:w="120" w:type="dxa"/>
+              <w:bottom w:w="85" w:type="dxa"/>
+              <w:end w:w="120" w:type="dxa"/>
+            </w:tcMar>
+            <w:shd w:fill="FAF7F8"/>
+          </w:tcPr>
+          <w:p>
+            <w:pPr>
+              <w:spacing w:after="0" w:line="264" w:lineRule="auto"/>
+            </w:pPr>
+            <w:r>
+              <w:rPr>
+                <w:rFonts w:ascii="Arial" w:hAnsi="Arial" w:eastAsia="Arial"/>
+                <w:color w:val="211D20"/>
+                <w:sz w:val="16"/>
+              </w:rPr>
+              <w:t>Đưa ghi chú, nháp, câu tô về khi một tab bản cũ làm rơi; bản chép trong IndexedDB</w:t>
+            </w:r>
+          </w:p>
+        </w:tc>
+      </w:tr>
+      <w:tr>
+        <w:trPr>
+          <w:cantSplit/>
+        </w:trPr>
+        <w:tc>
+          <w:tcPr>
+            <w:tcW w:type="dxa" w:w="3013"/>
+            <w:vAlign w:val="center"/>
+            <w:tcMar>
+              <w:top w:w="85" w:type="dxa"/>
+              <w:start w:w="120" w:type="dxa"/>
+              <w:bottom w:w="85" w:type="dxa"/>
+              <w:end w:w="120" w:type="dxa"/>
+            </w:tcMar>
+          </w:tcPr>
+          <w:p>
+            <w:pPr>
+              <w:spacing w:after="0" w:line="264" w:lineRule="auto"/>
+            </w:pPr>
+            <w:r>
+              <w:rPr>
+                <w:rFonts w:ascii="Consolas" w:hAnsi="Consolas" w:eastAsia="Consolas"/>
+                <w:color w:val="4A3B42"/>
+                <w:sz w:val="15"/>
+              </w:rPr>
+              <w:t>src/components/backup-nudge.tsx</w:t>
+            </w:r>
+            <w:r>
+              <w:rPr>
+                <w:rFonts w:ascii="Arial" w:hAnsi="Arial" w:eastAsia="Arial"/>
+                <w:color w:val="211D20"/>
+                <w:sz w:val="16"/>
+              </w:rPr>
+              <w:t xml:space="preserve">, </w:t>
+            </w:r>
+            <w:r>
+              <w:rPr>
+                <w:rFonts w:ascii="Consolas" w:hAnsi="Consolas" w:eastAsia="Consolas"/>
+                <w:color w:val="4A3B42"/>
+                <w:sz w:val="15"/>
+              </w:rPr>
+              <w:t>src/lib/download.ts</w:t>
+            </w:r>
+          </w:p>
+        </w:tc>
+        <w:tc>
+          <w:tcPr>
+            <w:tcW w:type="dxa" w:w="6707"/>
+            <w:vAlign w:val="center"/>
+            <w:tcMar>
+              <w:top w:w="85" w:type="dxa"/>
+              <w:start w:w="120" w:type="dxa"/>
+              <w:bottom w:w="85" w:type="dxa"/>
+              <w:end w:w="120" w:type="dxa"/>
+            </w:tcMar>
+          </w:tcPr>
+          <w:p>
+            <w:pPr>
+              <w:spacing w:after="0" w:line="264" w:lineRule="auto"/>
+            </w:pPr>
+            <w:r>
+              <w:rPr>
+                <w:rFonts w:ascii="Arial" w:hAnsi="Arial" w:eastAsia="Arial"/>
+                <w:color w:val="211D20"/>
+                <w:sz w:val="16"/>
+              </w:rPr>
+              <w:t>Thông báo nhắc sao lưu có nút tải ngay; tải file sao lưu</w:t>
             </w:r>
           </w:p>
         </w:tc>

--- a/docs/Bao-cao-ban-giao-May-VSTEP.docx
+++ b/docs/Bao-cao-ban-giao-May-VSTEP.docx
@@ -443,7 +443,7 @@
           <w:color w:val="211D20"/>
           <w:sz w:val="22"/>
         </w:rPr>
-        <w:t>Bản code có năm đề nhập đủ bốn kỹ năng và hai đề tự biên soạn. Cả năm đề nhập có 375 khóa đáp án Nghe/Đọc; đề 131 thiếu đáp án và transcript nên đã được gỡ. 105 MP3 được đóng gói cùng ứng dụng. Viết và Nói lưu bài nhưng chưa được chấm tự động; bản ghi micro cần tải riêng. Bộ kiểm thử local trước khi phát hành gồm 282 unit test và 151 E2E trên Chromium, Firefox và WebKit, build 112 route và axe trên 19 màn. Migration gia cố quyền ghi cloud đã áp dụng trên Supabase production. PR #38 và smoke HTTPS đã đạt cho commit ứng dụng ff8faef; đồng bộ hai thiết bị, micro thật và thẩm định học liệu vẫn cần xác nhận; sáu đề nhập chỉ dùng học cá nhân của chủ dự án.</w:t>
+        <w:t>Bản code có năm đề nhập đủ bốn kỹ năng và hai đề tự biên soạn. Cả năm đề nhập có 375 khóa đáp án Nghe/Đọc; đề 131 thiếu đáp án và transcript nên đã được gỡ. 105 MP3 được đóng gói cùng ứng dụng. Viết và Nói lưu bài nhưng chưa được chấm tự động; bản ghi micro cần tải riêng. Bộ kiểm thử local trước khi phát hành gồm 282 unit test và 159 E2E trên Chromium, Firefox và WebKit, build 112 route và axe trên 19 màn. Migration gia cố quyền ghi cloud đã áp dụng trên Supabase production. PR #38 và smoke HTTPS đã đạt cho commit ứng dụng ff8faef; đồng bộ hai thiết bị, micro thật và thẩm định học liệu vẫn cần xác nhận; sáu đề nhập chỉ dùng học cá nhân của chủ dự án.</w:t>
       </w:r>
     </w:p>
     <w:p>
@@ -662,7 +662,7 @@
           <w:color w:val="211D20"/>
           <w:sz w:val="20"/>
         </w:rPr>
-        <w:t xml:space="preserve"> đạt 81 unit và 44 E2E. Bản làm việc hiện tại đạt 282 unit và 151 E2E trên cùng ba engine sau khi hoàn tất kiểm thử. Chưa có nghiệm thu trên iOS hoặc Android thật.</w:t>
+        <w:t xml:space="preserve"> đạt 81 unit và 44 E2E. Bản làm việc hiện tại đạt 282 unit và 159 E2E trên cùng ba engine sau khi hoàn tất kiểm thử. Chưa có nghiệm thu trên iOS hoặc Android thật.</w:t>
       </w:r>
     </w:p>
     <w:p>
@@ -3198,7 +3198,131 @@
           <w:color w:val="211D20"/>
           <w:sz w:val="20"/>
         </w:rPr>
-        <w:t>Con trỏ tùy biến dùng chấm và vòng hồng, chỉ bật với thiết bị chuột chính xác. Nó tự tắt trong ô nhập liệu, trên thiết bị cảm ứng và khi người dùng bật reduced motion.</w:t>
+        <w:t>Con trỏ tùy biến dùng chấm và vòng hồng, chỉ bật với thiết bị chuột chính xác. Nó tự tắt trong ô nhập liệu, trong phòng thi mô phỏng, trên thiết bị cảm ứng và khi người dùng bật reduced motion.</w:t>
+      </w:r>
+    </w:p>
+    <w:p>
+      <w:pPr>
+        <w:pStyle w:val="ListBullet"/>
+      </w:pPr>
+      <w:r>
+        <w:rPr>
+          <w:rFonts w:ascii="Arial" w:hAnsi="Arial" w:eastAsia="Arial"/>
+          <w:b/>
+          <w:color w:val="211D20"/>
+          <w:sz w:val="20"/>
+        </w:rPr>
+        <w:t>Ưu tiên máy tính</w:t>
+      </w:r>
+      <w:r>
+        <w:rPr>
+          <w:rFonts w:ascii="Arial" w:hAnsi="Arial" w:eastAsia="Arial"/>
+          <w:color w:val="211D20"/>
+          <w:sz w:val="20"/>
+        </w:rPr>
+        <w:t xml:space="preserve"> (CLAUDE.md): Gùa luyện đề trên máy tính, nên giao diện được thiết kế, đo và kiểm thử ở 1440×900 và 1280×720; điện thoại chỉ cần không vỡ bố cục.</w:t>
+      </w:r>
+    </w:p>
+    <w:p>
+      <w:pPr>
+        <w:pStyle w:val="ListBullet"/>
+      </w:pPr>
+      <w:r>
+        <w:rPr>
+          <w:rFonts w:ascii="Arial" w:hAnsi="Arial" w:eastAsia="Arial"/>
+          <w:b/>
+          <w:color w:val="211D20"/>
+          <w:sz w:val="20"/>
+        </w:rPr>
+        <w:t>Phòng thi mô phỏng là một khung cố định</w:t>
+      </w:r>
+      <w:r>
+        <w:rPr>
+          <w:rFonts w:ascii="Arial" w:hAnsi="Arial" w:eastAsia="Arial"/>
+          <w:color w:val="211D20"/>
+          <w:sz w:val="20"/>
+        </w:rPr>
+        <w:t xml:space="preserve"> (</w:t>
+      </w:r>
+      <w:r>
+        <w:rPr>
+          <w:rFonts w:ascii="Consolas" w:hAnsi="Consolas" w:eastAsia="Consolas"/>
+          <w:color w:val="4A3B42"/>
+          <w:sz w:val="19"/>
+        </w:rPr>
+        <w:t>paper-exam.tsx</w:t>
+      </w:r>
+      <w:r>
+        <w:rPr>
+          <w:rFonts w:ascii="Arial" w:hAnsi="Arial" w:eastAsia="Arial"/>
+          <w:color w:val="211D20"/>
+          <w:sz w:val="20"/>
+        </w:rPr>
+        <w:t xml:space="preserve">, phần CSS </w:t>
+      </w:r>
+      <w:r>
+        <w:rPr>
+          <w:rFonts w:ascii="Consolas" w:hAnsi="Consolas" w:eastAsia="Consolas"/>
+          <w:color w:val="4A3B42"/>
+          <w:sz w:val="19"/>
+        </w:rPr>
+        <w:t>.exam-*</w:t>
+      </w:r>
+      <w:r>
+        <w:rPr>
+          <w:rFonts w:ascii="Arial" w:hAnsi="Arial" w:eastAsia="Arial"/>
+          <w:color w:val="211D20"/>
+          <w:sz w:val="20"/>
+        </w:rPr>
+        <w:t>): thanh trên, vùng làm bài, thanh dưới. Đọc và Viết có hai ô cuộn riêng; Nghe và Nói nằm trong cột giữa rộng tối đa 860 px; bảng câu hỏi, các tab Task, các chặng Part và nút đi tiếp ở thanh dưới; ô Nháp là ngăn kéo trên thanh dưới (</w:t>
+      </w:r>
+      <w:r>
+        <w:rPr>
+          <w:rFonts w:ascii="Consolas" w:hAnsi="Consolas" w:eastAsia="Consolas"/>
+          <w:color w:val="4A3B42"/>
+          <w:sz w:val="19"/>
+        </w:rPr>
+        <w:t>ScratchDock</w:t>
+      </w:r>
+      <w:r>
+        <w:rPr>
+          <w:rFonts w:ascii="Arial" w:hAnsi="Arial" w:eastAsia="Arial"/>
+          <w:color w:val="211D20"/>
+          <w:sz w:val="20"/>
+        </w:rPr>
+        <w:t xml:space="preserve"> trong </w:t>
+      </w:r>
+      <w:r>
+        <w:rPr>
+          <w:rFonts w:ascii="Consolas" w:hAnsi="Consolas" w:eastAsia="Consolas"/>
+          <w:color w:val="4A3B42"/>
+          <w:sz w:val="19"/>
+        </w:rPr>
+        <w:t>scratch-pad.tsx</w:t>
+      </w:r>
+      <w:r>
+        <w:rPr>
+          <w:rFonts w:ascii="Arial" w:hAnsi="Arial" w:eastAsia="Arial"/>
+          <w:color w:val="211D20"/>
+          <w:sz w:val="20"/>
+        </w:rPr>
+        <w:t xml:space="preserve">) đẩy việc lên thay vì che. Dưới 900 px phòng thi trở lại cuộn thường. Bố cục theo cách phần mềm thi trên máy thường làm, không phải phần mềm VSTEP chính thức. Bố cục được giữ bằng </w:t>
+      </w:r>
+      <w:r>
+        <w:rPr>
+          <w:rFonts w:ascii="Consolas" w:hAnsi="Consolas" w:eastAsia="Consolas"/>
+          <w:color w:val="4A3B42"/>
+          <w:sz w:val="19"/>
+        </w:rPr>
+        <w:t>tests/e2e/exam-layout.spec.ts</w:t>
+      </w:r>
+      <w:r>
+        <w:rPr>
+          <w:rFonts w:ascii="Arial" w:hAnsi="Arial" w:eastAsia="Arial"/>
+          <w:color w:val="211D20"/>
+          <w:sz w:val="20"/>
+        </w:rPr>
+        <w:t>.</w:t>
       </w:r>
     </w:p>
     <w:p>
@@ -5118,7 +5242,7 @@
           <w:color w:val="211D20"/>
           <w:sz w:val="20"/>
         </w:rPr>
-        <w:t xml:space="preserve">Bản sáu đề ngày 07/10/2026: ESLint, TypeScript, 282/282 Vitest, build 112 route và audit production dependency đều đạt. Playwright có 151 ca trên bản production local: 143 Chromium, 4 Firefox, 4 WebKit. Sau khi thêm phòng thi mô phỏng và công cụ luyện đề, lượt Chromium đầy đủ đạt 143/143; Firefox và WebKit chưa chạy lại cho thay đổi này. Axe kiểm tra 19 màn, gồm kho đề và Review 13/09. Hai lượt CI của nhánh/PR #38 đạt; Vercel phục vụ SHA </w:t>
+        <w:t xml:space="preserve">Bản sáu đề ngày 07/10/2026: ESLint, TypeScript, 282/282 Vitest, build 112 route và audit production dependency đều đạt. Playwright có 159 ca trên bản production local: 151 Chromium, 4 Firefox, 4 WebKit. Sau khi thêm phòng thi mô phỏng và công cụ luyện đề, lượt Chromium đầy đủ đạt 151/151 (cập nhật 08/10/2026 sau khi dựng lại phòng thi; 11 ca cloud cần bản build có hai biến Supabase giả như CI đặt); Firefox và WebKit chưa chạy lại cho thay đổi này. Axe kiểm tra 19 màn, gồm kho đề và Review 13/09. Hai lượt CI của nhánh/PR #38 đạt; Vercel phục vụ SHA </w:t>
       </w:r>
       <w:r>
         <w:rPr>
@@ -9626,7 +9750,23 @@
                 <w:color w:val="211D20"/>
                 <w:sz w:val="16"/>
               </w:rPr>
-              <w:t>Trang nháp và nút Tô câu</w:t>
+              <w:t xml:space="preserve">Trang nháp (kèm ngăn kéo </w:t>
+            </w:r>
+            <w:r>
+              <w:rPr>
+                <w:rFonts w:ascii="Consolas" w:hAnsi="Consolas" w:eastAsia="Consolas"/>
+                <w:color w:val="4A3B42"/>
+                <w:sz w:val="15"/>
+              </w:rPr>
+              <w:t>ScratchDock</w:t>
+            </w:r>
+            <w:r>
+              <w:rPr>
+                <w:rFonts w:ascii="Arial" w:hAnsi="Arial" w:eastAsia="Arial"/>
+                <w:color w:val="211D20"/>
+                <w:sz w:val="16"/>
+              </w:rPr>
+              <w:t xml:space="preserve"> của phòng thi) và nút Tô câu</w:t>
             </w:r>
           </w:p>
         </w:tc>

--- a/docs/Bao-cao-ban-giao-May-VSTEP.docx
+++ b/docs/Bao-cao-ban-giao-May-VSTEP.docx
@@ -443,7 +443,7 @@
           <w:color w:val="211D20"/>
           <w:sz w:val="22"/>
         </w:rPr>
-        <w:t>Bản code có năm đề nhập đủ bốn kỹ năng và hai đề tự biên soạn. Cả năm đề nhập có 375 khóa đáp án Nghe/Đọc; đề 131 thiếu đáp án và transcript nên đã được gỡ. 105 MP3 được đóng gói cùng ứng dụng. Viết và Nói lưu bài nhưng chưa được chấm tự động; bản ghi micro cần tải riêng. Bộ kiểm thử local trước khi phát hành gồm 282 unit test và 159 E2E trên Chromium, Firefox và WebKit, build 112 route và axe trên 19 màn. Migration gia cố quyền ghi cloud đã áp dụng trên Supabase production. PR #38 và smoke HTTPS đã đạt cho commit ứng dụng ff8faef; đồng bộ hai thiết bị, micro thật và thẩm định học liệu vẫn cần xác nhận; sáu đề nhập chỉ dùng học cá nhân của chủ dự án.</w:t>
+        <w:t>Bản code có năm đề nhập đủ bốn kỹ năng và hai đề tự biên soạn. Cả năm đề nhập có 375 khóa đáp án Nghe/Đọc; đề 131 thiếu đáp án và transcript nên đã được gỡ. 105 MP3 được đóng gói cùng ứng dụng. Viết và Nói lưu bài nhưng chưa được chấm tự động; bản ghi micro cần tải riêng. Bộ kiểm thử local trước khi phát hành gồm 282 unit test và 166 E2E trên Chromium, Firefox và WebKit, build 112 route và axe trên 19 màn. Migration gia cố quyền ghi cloud đã áp dụng trên Supabase production. PR #38 và smoke HTTPS đã đạt cho commit ứng dụng ff8faef; đồng bộ hai thiết bị, micro thật và thẩm định học liệu vẫn cần xác nhận; sáu đề nhập chỉ dùng học cá nhân của chủ dự án.</w:t>
       </w:r>
     </w:p>
     <w:p>
@@ -662,7 +662,7 @@
           <w:color w:val="211D20"/>
           <w:sz w:val="20"/>
         </w:rPr>
-        <w:t xml:space="preserve"> đạt 81 unit và 44 E2E. Bản làm việc hiện tại đạt 282 unit và 159 E2E trên cùng ba engine sau khi hoàn tất kiểm thử. Chưa có nghiệm thu trên iOS hoặc Android thật.</w:t>
+        <w:t xml:space="preserve"> đạt 81 unit và 44 E2E. Bản làm việc hiện tại đạt 282 unit và 166 E2E trên cùng ba engine sau khi hoàn tất kiểm thử. Chưa có nghiệm thu trên iOS hoặc Android thật.</w:t>
       </w:r>
     </w:p>
     <w:p>
@@ -3212,6 +3212,44 @@
           <w:color w:val="211D20"/>
           <w:sz w:val="20"/>
         </w:rPr>
+        <w:t>Menu</w:t>
+      </w:r>
+      <w:r>
+        <w:rPr>
+          <w:rFonts w:ascii="Arial" w:hAnsi="Arial" w:eastAsia="Arial"/>
+          <w:color w:val="211D20"/>
+          <w:sz w:val="20"/>
+        </w:rPr>
+        <w:t xml:space="preserve"> có tám mục chính cộng “Kho đề luyện” (</w:t>
+      </w:r>
+      <w:r>
+        <w:rPr>
+          <w:rFonts w:ascii="Consolas" w:hAnsi="Consolas" w:eastAsia="Consolas"/>
+          <w:color w:val="4A3B42"/>
+          <w:sz w:val="19"/>
+        </w:rPr>
+        <w:t>/papers</w:t>
+      </w:r>
+      <w:r>
+        <w:rPr>
+          <w:rFonts w:ascii="Arial" w:hAnsi="Arial" w:eastAsia="Arial"/>
+          <w:color w:val="211D20"/>
+          <w:sz w:val="20"/>
+        </w:rPr>
+        <w:t>, năm đề nhập); thanh bên vừa trọn từ 700 px chiều cao trở lên (thẻ “Gùa cứ đi theo nhịp…” thu gọn dưới 1070 px và ẩn dưới 920 px), có ca kiểm ở sáu chiều cao.</w:t>
+      </w:r>
+    </w:p>
+    <w:p>
+      <w:pPr>
+        <w:pStyle w:val="ListBullet"/>
+      </w:pPr>
+      <w:r>
+        <w:rPr>
+          <w:rFonts w:ascii="Arial" w:hAnsi="Arial" w:eastAsia="Arial"/>
+          <w:b/>
+          <w:color w:val="211D20"/>
+          <w:sz w:val="20"/>
+        </w:rPr>
         <w:t>Ưu tiên máy tính</w:t>
       </w:r>
       <w:r>
@@ -5242,7 +5280,7 @@
           <w:color w:val="211D20"/>
           <w:sz w:val="20"/>
         </w:rPr>
-        <w:t xml:space="preserve">Bản sáu đề ngày 07/10/2026: ESLint, TypeScript, 282/282 Vitest, build 112 route và audit production dependency đều đạt. Playwright có 159 ca trên bản production local: 151 Chromium, 4 Firefox, 4 WebKit. Sau khi thêm phòng thi mô phỏng và công cụ luyện đề, lượt Chromium đầy đủ đạt 151/151 (cập nhật 08/10/2026 sau khi dựng lại phòng thi; 11 ca cloud cần bản build có hai biến Supabase giả như CI đặt); Firefox và WebKit chưa chạy lại cho thay đổi này. Axe kiểm tra 19 màn, gồm kho đề và Review 13/09. Hai lượt CI của nhánh/PR #38 đạt; Vercel phục vụ SHA </w:t>
+        <w:t xml:space="preserve">Bản sáu đề ngày 07/10/2026: ESLint, TypeScript, 282/282 Vitest, build 112 route và audit production dependency đều đạt. Playwright có 166 ca trên bản production local: 158 Chromium, 4 Firefox, 4 WebKit. Sau khi thêm phòng thi mô phỏng và công cụ luyện đề, lượt Chromium đầy đủ đạt 158/158 (cập nhật 08/10/2026 sau khi dựng lại phòng thi; 11 ca cloud cần bản build có hai biến Supabase giả như CI đặt); Firefox và WebKit chưa chạy lại cho thay đổi này. Axe kiểm tra 19 màn, gồm kho đề và Review 13/09. Hai lượt CI của nhánh/PR #38 đạt; Vercel phục vụ SHA </w:t>
       </w:r>
       <w:r>
         <w:rPr>

--- a/docs/Bao-cao-ban-giao-May-VSTEP.docx
+++ b/docs/Bao-cao-ban-giao-May-VSTEP.docx
@@ -443,7 +443,7 @@
           <w:color w:val="211D20"/>
           <w:sz w:val="22"/>
         </w:rPr>
-        <w:t>Bản code có năm đề nhập đủ bốn kỹ năng và hai đề tự biên soạn. Cả năm đề nhập có 375 khóa đáp án Nghe/Đọc; đề 131 thiếu đáp án và transcript nên đã được gỡ. 105 MP3 được đóng gói cùng ứng dụng. Viết và Nói lưu bài nhưng chưa được chấm tự động; bản ghi micro cần tải riêng. Bộ kiểm thử local trước khi phát hành gồm 282 unit test và 151 E2E trên Chromium, Firefox và WebKit, build 112 route và axe trên 19 màn. Migration gia cố quyền ghi cloud đã áp dụng trên Supabase production. PR #38 và smoke HTTPS đã đạt cho commit ứng dụng ff8faef; đồng bộ hai thiết bị, micro thật và thẩm định học liệu vẫn cần xác nhận; sáu đề nhập chỉ dùng học cá nhân của chủ dự án.</w:t>
+        <w:t>Bản code có năm đề nhập đủ bốn kỹ năng và hai đề tự biên soạn. Cả năm đề nhập có 375 khóa đáp án Nghe/Đọc; đề 131 thiếu đáp án và transcript nên đã được gỡ. 105 MP3 được đóng gói cùng ứng dụng. Viết và Nói lưu bài nhưng chưa được chấm tự động; bản ghi micro cần tải riêng. Bộ kiểm thử local trước khi phát hành gồm 282 unit test và 166 E2E trên Chromium, Firefox và WebKit, build 112 route và axe trên 19 màn. Migration gia cố quyền ghi cloud đã áp dụng trên Supabase production. PR #38 và smoke HTTPS đã đạt cho commit ứng dụng ff8faef; đồng bộ hai thiết bị, micro thật và thẩm định học liệu vẫn cần xác nhận; sáu đề nhập chỉ dùng học cá nhân của chủ dự án.</w:t>
       </w:r>
     </w:p>
     <w:p>
@@ -662,7 +662,7 @@
           <w:color w:val="211D20"/>
           <w:sz w:val="20"/>
         </w:rPr>
-        <w:t xml:space="preserve"> đạt 81 unit và 44 E2E. Bản làm việc hiện tại đạt 282 unit và 151 E2E trên cùng ba engine sau khi hoàn tất kiểm thử. Chưa có nghiệm thu trên iOS hoặc Android thật.</w:t>
+        <w:t xml:space="preserve"> đạt 81 unit và 44 E2E. Bản làm việc hiện tại đạt 282 unit và 166 E2E trên cùng ba engine sau khi hoàn tất kiểm thử. Chưa có nghiệm thu trên iOS hoặc Android thật.</w:t>
       </w:r>
     </w:p>
     <w:p>
@@ -3198,7 +3198,169 @@
           <w:color w:val="211D20"/>
           <w:sz w:val="20"/>
         </w:rPr>
-        <w:t>Con trỏ tùy biến dùng chấm và vòng hồng, chỉ bật với thiết bị chuột chính xác. Nó tự tắt trong ô nhập liệu, trên thiết bị cảm ứng và khi người dùng bật reduced motion.</w:t>
+        <w:t>Con trỏ tùy biến dùng chấm và vòng hồng, chỉ bật với thiết bị chuột chính xác. Nó tự tắt trong ô nhập liệu, trong phòng thi mô phỏng, trên thiết bị cảm ứng và khi người dùng bật reduced motion.</w:t>
+      </w:r>
+    </w:p>
+    <w:p>
+      <w:pPr>
+        <w:pStyle w:val="ListBullet"/>
+      </w:pPr>
+      <w:r>
+        <w:rPr>
+          <w:rFonts w:ascii="Arial" w:hAnsi="Arial" w:eastAsia="Arial"/>
+          <w:b/>
+          <w:color w:val="211D20"/>
+          <w:sz w:val="20"/>
+        </w:rPr>
+        <w:t>Menu</w:t>
+      </w:r>
+      <w:r>
+        <w:rPr>
+          <w:rFonts w:ascii="Arial" w:hAnsi="Arial" w:eastAsia="Arial"/>
+          <w:color w:val="211D20"/>
+          <w:sz w:val="20"/>
+        </w:rPr>
+        <w:t xml:space="preserve"> có tám mục chính cộng “Kho đề luyện” (</w:t>
+      </w:r>
+      <w:r>
+        <w:rPr>
+          <w:rFonts w:ascii="Consolas" w:hAnsi="Consolas" w:eastAsia="Consolas"/>
+          <w:color w:val="4A3B42"/>
+          <w:sz w:val="19"/>
+        </w:rPr>
+        <w:t>/papers</w:t>
+      </w:r>
+      <w:r>
+        <w:rPr>
+          <w:rFonts w:ascii="Arial" w:hAnsi="Arial" w:eastAsia="Arial"/>
+          <w:color w:val="211D20"/>
+          <w:sz w:val="20"/>
+        </w:rPr>
+        <w:t>, năm đề nhập); thanh bên vừa trọn từ 700 px chiều cao trở lên (thẻ “Gùa cứ đi theo nhịp…” thu gọn dưới 1070 px và ẩn dưới 920 px), có ca kiểm ở sáu chiều cao.</w:t>
+      </w:r>
+    </w:p>
+    <w:p>
+      <w:pPr>
+        <w:pStyle w:val="ListBullet"/>
+      </w:pPr>
+      <w:r>
+        <w:rPr>
+          <w:rFonts w:ascii="Arial" w:hAnsi="Arial" w:eastAsia="Arial"/>
+          <w:b/>
+          <w:color w:val="211D20"/>
+          <w:sz w:val="20"/>
+        </w:rPr>
+        <w:t>Ưu tiên máy tính</w:t>
+      </w:r>
+      <w:r>
+        <w:rPr>
+          <w:rFonts w:ascii="Arial" w:hAnsi="Arial" w:eastAsia="Arial"/>
+          <w:color w:val="211D20"/>
+          <w:sz w:val="20"/>
+        </w:rPr>
+        <w:t xml:space="preserve"> (CLAUDE.md): Gùa luyện đề trên máy tính, nên giao diện được thiết kế, đo và kiểm thử ở 1440×900 và 1280×720; điện thoại chỉ cần không vỡ bố cục.</w:t>
+      </w:r>
+    </w:p>
+    <w:p>
+      <w:pPr>
+        <w:pStyle w:val="ListBullet"/>
+      </w:pPr>
+      <w:r>
+        <w:rPr>
+          <w:rFonts w:ascii="Arial" w:hAnsi="Arial" w:eastAsia="Arial"/>
+          <w:b/>
+          <w:color w:val="211D20"/>
+          <w:sz w:val="20"/>
+        </w:rPr>
+        <w:t>Phòng thi mô phỏng là một khung cố định</w:t>
+      </w:r>
+      <w:r>
+        <w:rPr>
+          <w:rFonts w:ascii="Arial" w:hAnsi="Arial" w:eastAsia="Arial"/>
+          <w:color w:val="211D20"/>
+          <w:sz w:val="20"/>
+        </w:rPr>
+        <w:t xml:space="preserve"> (</w:t>
+      </w:r>
+      <w:r>
+        <w:rPr>
+          <w:rFonts w:ascii="Consolas" w:hAnsi="Consolas" w:eastAsia="Consolas"/>
+          <w:color w:val="4A3B42"/>
+          <w:sz w:val="19"/>
+        </w:rPr>
+        <w:t>paper-exam.tsx</w:t>
+      </w:r>
+      <w:r>
+        <w:rPr>
+          <w:rFonts w:ascii="Arial" w:hAnsi="Arial" w:eastAsia="Arial"/>
+          <w:color w:val="211D20"/>
+          <w:sz w:val="20"/>
+        </w:rPr>
+        <w:t xml:space="preserve">, phần CSS </w:t>
+      </w:r>
+      <w:r>
+        <w:rPr>
+          <w:rFonts w:ascii="Consolas" w:hAnsi="Consolas" w:eastAsia="Consolas"/>
+          <w:color w:val="4A3B42"/>
+          <w:sz w:val="19"/>
+        </w:rPr>
+        <w:t>.exam-*</w:t>
+      </w:r>
+      <w:r>
+        <w:rPr>
+          <w:rFonts w:ascii="Arial" w:hAnsi="Arial" w:eastAsia="Arial"/>
+          <w:color w:val="211D20"/>
+          <w:sz w:val="20"/>
+        </w:rPr>
+        <w:t>): thanh trên, vùng làm bài, thanh dưới. Đọc và Viết có hai ô cuộn riêng; Nghe và Nói nằm trong cột giữa rộng tối đa 860 px; bảng câu hỏi, các tab Task, các chặng Part và nút đi tiếp ở thanh dưới; ô Nháp là ngăn kéo trên thanh dưới (</w:t>
+      </w:r>
+      <w:r>
+        <w:rPr>
+          <w:rFonts w:ascii="Consolas" w:hAnsi="Consolas" w:eastAsia="Consolas"/>
+          <w:color w:val="4A3B42"/>
+          <w:sz w:val="19"/>
+        </w:rPr>
+        <w:t>ScratchDock</w:t>
+      </w:r>
+      <w:r>
+        <w:rPr>
+          <w:rFonts w:ascii="Arial" w:hAnsi="Arial" w:eastAsia="Arial"/>
+          <w:color w:val="211D20"/>
+          <w:sz w:val="20"/>
+        </w:rPr>
+        <w:t xml:space="preserve"> trong </w:t>
+      </w:r>
+      <w:r>
+        <w:rPr>
+          <w:rFonts w:ascii="Consolas" w:hAnsi="Consolas" w:eastAsia="Consolas"/>
+          <w:color w:val="4A3B42"/>
+          <w:sz w:val="19"/>
+        </w:rPr>
+        <w:t>scratch-pad.tsx</w:t>
+      </w:r>
+      <w:r>
+        <w:rPr>
+          <w:rFonts w:ascii="Arial" w:hAnsi="Arial" w:eastAsia="Arial"/>
+          <w:color w:val="211D20"/>
+          <w:sz w:val="20"/>
+        </w:rPr>
+        <w:t xml:space="preserve">) đẩy việc lên thay vì che. Dưới 900 px phòng thi trở lại cuộn thường. Bố cục theo cách phần mềm thi trên máy thường làm, không phải phần mềm VSTEP chính thức. Bố cục được giữ bằng </w:t>
+      </w:r>
+      <w:r>
+        <w:rPr>
+          <w:rFonts w:ascii="Consolas" w:hAnsi="Consolas" w:eastAsia="Consolas"/>
+          <w:color w:val="4A3B42"/>
+          <w:sz w:val="19"/>
+        </w:rPr>
+        <w:t>tests/e2e/exam-layout.spec.ts</w:t>
+      </w:r>
+      <w:r>
+        <w:rPr>
+          <w:rFonts w:ascii="Arial" w:hAnsi="Arial" w:eastAsia="Arial"/>
+          <w:color w:val="211D20"/>
+          <w:sz w:val="20"/>
+        </w:rPr>
+        <w:t>.</w:t>
       </w:r>
     </w:p>
     <w:p>
@@ -5118,7 +5280,7 @@
           <w:color w:val="211D20"/>
           <w:sz w:val="20"/>
         </w:rPr>
-        <w:t xml:space="preserve">Bản sáu đề ngày 07/10/2026: ESLint, TypeScript, 282/282 Vitest, build 112 route và audit production dependency đều đạt. Playwright có 151 ca trên bản production local: 143 Chromium, 4 Firefox, 4 WebKit. Sau khi thêm phòng thi mô phỏng và công cụ luyện đề, lượt Chromium đầy đủ đạt 143/143; Firefox và WebKit chưa chạy lại cho thay đổi này. Axe kiểm tra 19 màn, gồm kho đề và Review 13/09. Hai lượt CI của nhánh/PR #38 đạt; Vercel phục vụ SHA </w:t>
+        <w:t xml:space="preserve">Bản sáu đề ngày 07/10/2026: ESLint, TypeScript, 282/282 Vitest, build 112 route và audit production dependency đều đạt. Playwright có 166 ca trên bản production local: 158 Chromium, 4 Firefox, 4 WebKit. Sau khi thêm phòng thi mô phỏng và công cụ luyện đề, lượt Chromium đầy đủ đạt 158/158 (cập nhật 08/10/2026 sau khi dựng lại phòng thi; 11 ca cloud cần bản build có hai biến Supabase giả như CI đặt); Firefox và WebKit chưa chạy lại cho thay đổi này. Axe kiểm tra 19 màn, gồm kho đề và Review 13/09. Hai lượt CI của nhánh/PR #38 đạt; Vercel phục vụ SHA </w:t>
       </w:r>
       <w:r>
         <w:rPr>
@@ -9626,7 +9788,23 @@
                 <w:color w:val="211D20"/>
                 <w:sz w:val="16"/>
               </w:rPr>
-              <w:t>Trang nháp và nút Tô câu</w:t>
+              <w:t xml:space="preserve">Trang nháp (kèm ngăn kéo </w:t>
+            </w:r>
+            <w:r>
+              <w:rPr>
+                <w:rFonts w:ascii="Consolas" w:hAnsi="Consolas" w:eastAsia="Consolas"/>
+                <w:color w:val="4A3B42"/>
+                <w:sz w:val="15"/>
+              </w:rPr>
+              <w:t>ScratchDock</w:t>
+            </w:r>
+            <w:r>
+              <w:rPr>
+                <w:rFonts w:ascii="Arial" w:hAnsi="Arial" w:eastAsia="Arial"/>
+                <w:color w:val="211D20"/>
+                <w:sz w:val="16"/>
+              </w:rPr>
+              <w:t xml:space="preserve"> của phòng thi) và nút Tô câu</w:t>
             </w:r>
           </w:p>
         </w:tc>

--- a/docs/Bao-cao-ban-giao-May-VSTEP.docx
+++ b/docs/Bao-cao-ban-giao-May-VSTEP.docx
@@ -443,7 +443,7 @@
           <w:color w:val="211D20"/>
           <w:sz w:val="22"/>
         </w:rPr>
-        <w:t>Bản code có năm đề nhập đủ bốn kỹ năng và hai đề tự biên soạn. Cả năm đề nhập có 375 khóa đáp án Nghe/Đọc; đề 131 thiếu đáp án và transcript nên đã được gỡ. 105 MP3 được đóng gói cùng ứng dụng. Viết và Nói lưu bài nhưng chưa được chấm tự động; bản ghi micro cần tải riêng. Bộ kiểm thử local trước khi phát hành gồm 282 unit test và 166 E2E trên Chromium, Firefox và WebKit, build 112 route và axe trên 19 màn. Migration gia cố quyền ghi cloud đã áp dụng trên Supabase production. PR #38 và smoke HTTPS đã đạt cho commit ứng dụng ff8faef; đồng bộ hai thiết bị, micro thật và thẩm định học liệu vẫn cần xác nhận; sáu đề nhập chỉ dùng học cá nhân của chủ dự án.</w:t>
+        <w:t>Bản code có năm đề nhập đủ bốn kỹ năng và hai đề tự biên soạn. Cả năm đề nhập có 375 khóa đáp án Nghe/Đọc; đề 131 thiếu đáp án và transcript nên đã được gỡ. 105 MP3 được đóng gói cùng ứng dụng. Viết và Nói lưu bài nhưng chưa được chấm tự động; bản ghi micro cần tải riêng. Bộ kiểm thử local trước khi phát hành gồm 282 unit test và 165 E2E trên Chromium, Firefox và WebKit, build 104 route và axe trên 16 màn. Migration gia cố quyền ghi cloud đã áp dụng trên Supabase production. PR #38 và smoke HTTPS đã đạt cho commit ứng dụng ff8faef; đồng bộ hai thiết bị, micro thật và thẩm định học liệu vẫn cần xác nhận; sáu đề nhập chỉ dùng học cá nhân của chủ dự án.</w:t>
       </w:r>
     </w:p>
     <w:p>
@@ -662,7 +662,7 @@
           <w:color w:val="211D20"/>
           <w:sz w:val="20"/>
         </w:rPr>
-        <w:t xml:space="preserve"> đạt 81 unit và 44 E2E. Bản làm việc hiện tại đạt 282 unit và 166 E2E trên cùng ba engine sau khi hoàn tất kiểm thử. Chưa có nghiệm thu trên iOS hoặc Android thật.</w:t>
+        <w:t xml:space="preserve"> đạt 81 unit và 44 E2E. Bản làm việc hiện tại đạt 282 unit và 165 E2E trên cùng ba engine sau khi hoàn tất kiểm thử. Chưa có nghiệm thu trên iOS hoặc Android thật.</w:t>
       </w:r>
     </w:p>
     <w:p>
@@ -682,39 +682,7 @@
           <w:color w:val="211D20"/>
           <w:sz w:val="20"/>
         </w:rPr>
-        <w:t xml:space="preserve">Ba việc vẫn cần người quyết định nhưng nay mỗi việc chỉ còn một thao tác. </w:t>
-      </w:r>
-      <w:r>
-        <w:rPr>
-          <w:rFonts w:ascii="Consolas" w:hAnsi="Consolas" w:eastAsia="Consolas"/>
-          <w:color w:val="4A3B42"/>
-          <w:sz w:val="19"/>
-        </w:rPr>
-        <w:t>/review-pack/bank</w:t>
-      </w:r>
-      <w:r>
-        <w:rPr>
-          <w:rFonts w:ascii="Arial" w:hAnsi="Arial" w:eastAsia="Arial"/>
-          <w:color w:val="211D20"/>
-          <w:sz w:val="20"/>
-        </w:rPr>
-        <w:t xml:space="preserve"> in ra sáu tập hồ sơ học liệu để nhờ giáo viên duyệt: ngữ liệu, câu hỏi, đáp án đang dùng có đánh dấu, câu trích dẫn làm căn cứ và bảng trống cho người chấm; kết quả duyệt chỉ vào được </w:t>
-      </w:r>
-      <w:r>
-        <w:rPr>
-          <w:rFonts w:ascii="Consolas" w:hAnsi="Consolas" w:eastAsia="Consolas"/>
-          <w:color w:val="4A3B42"/>
-          <w:sz w:val="19"/>
-        </w:rPr>
-        <w:t>provenance.ts</w:t>
-      </w:r>
-      <w:r>
-        <w:rPr>
-          <w:rFonts w:ascii="Arial" w:hAnsi="Arial" w:eastAsia="Arial"/>
-          <w:color w:val="211D20"/>
-          <w:sz w:val="20"/>
-        </w:rPr>
-        <w:t xml:space="preserve"> bằng tay, với tên và ngày thật. Cài đặt có nút </w:t>
+        <w:t xml:space="preserve">Hai việc vốn cần người quyết định nay mỗi việc chỉ còn một thao tác. Cài đặt có nút </w:t>
       </w:r>
       <w:r>
         <w:rPr>
@@ -748,7 +716,41 @@
           <w:color w:val="211D20"/>
           <w:sz w:val="20"/>
         </w:rPr>
-        <w:t xml:space="preserve"> là danh sách 20 mục để nghiệm thu trên máy Gùa, chưa ai chạy.</w:t>
+        <w:t xml:space="preserve"> là danh sách 20 mục để nghiệm thu trên máy Gùa, chưa ai chạy. Ngày 08/10/2026 chủ dự án quyết định </w:t>
+      </w:r>
+      <w:r>
+        <w:rPr>
+          <w:rFonts w:ascii="Arial" w:hAnsi="Arial" w:eastAsia="Arial"/>
+          <w:b/>
+          <w:color w:val="211D20"/>
+          <w:sz w:val="20"/>
+        </w:rPr>
+        <w:t>bỏ hết phần dành cho giáo viên</w:t>
+      </w:r>
+      <w:r>
+        <w:rPr>
+          <w:rFonts w:ascii="Arial" w:hAnsi="Arial" w:eastAsia="Arial"/>
+          <w:color w:val="211D20"/>
+          <w:sz w:val="20"/>
+        </w:rPr>
+        <w:t xml:space="preserve"> (Gói gửi giáo viên, Gói duyệt học liệu): Mây chỉ dùng cho Gùa; việc chấm Viết và Nói sẽ làm bằng AI theo </w:t>
+      </w:r>
+      <w:hyperlink r:id="rId14">
+        <w:r>
+          <w:rPr>
+            <w:color w:val="C93B72"/>
+            <w:u w:val="single"/>
+          </w:rPr>
+          <w:t>PLAN-CHAM-AI.md</w:t>
+        </w:r>
+      </w:hyperlink>
+      <w:r>
+        <w:rPr>
+          <w:rFonts w:ascii="Arial" w:hAnsi="Arial" w:eastAsia="Arial"/>
+          <w:color w:val="211D20"/>
+          <w:sz w:val="20"/>
+        </w:rPr>
+        <w:t>.</w:t>
       </w:r>
     </w:p>
     <w:p>
@@ -2508,7 +2510,7 @@
         </w:rPr>
         <w:t xml:space="preserve">Ba công cụ thay giấy khi luyện; kế hoạch và cách đo nằm ở </w:t>
       </w:r>
-      <w:hyperlink r:id="rId14">
+      <w:hyperlink r:id="rId15">
         <w:r>
           <w:rPr>
             <w:color w:val="C93B72"/>
@@ -5280,7 +5282,7 @@
           <w:color w:val="211D20"/>
           <w:sz w:val="20"/>
         </w:rPr>
-        <w:t xml:space="preserve">Bản sáu đề ngày 07/10/2026: ESLint, TypeScript, 282/282 Vitest, build 112 route và audit production dependency đều đạt. Playwright có 166 ca trên bản production local: 158 Chromium, 4 Firefox, 4 WebKit. Sau khi thêm phòng thi mô phỏng và công cụ luyện đề, lượt Chromium đầy đủ đạt 158/158 (cập nhật 08/10/2026 sau khi dựng lại phòng thi; 11 ca cloud cần bản build có hai biến Supabase giả như CI đặt); Firefox và WebKit chưa chạy lại cho thay đổi này. Axe kiểm tra 19 màn, gồm kho đề và Review 13/09. Hai lượt CI của nhánh/PR #38 đạt; Vercel phục vụ SHA </w:t>
+        <w:t xml:space="preserve">Bản sáu đề ngày 07/10/2026: ESLint, TypeScript, 282/282 Vitest, build 104 route và audit production dependency đều đạt. Playwright có 165 ca trên bản production local: 157 Chromium, 4 Firefox, 4 WebKit. Sau khi thêm phòng thi mô phỏng và công cụ luyện đề, lượt Chromium đầy đủ đạt 157/157 (cập nhật 08/10/2026 sau khi dựng lại phòng thi; 11 ca cloud cần bản build có hai biến Supabase giả như CI đặt); Firefox và WebKit chưa chạy lại cho thay đổi này. Axe kiểm tra 19 màn, gồm kho đề và Review 13/09. Hai lượt CI của nhánh/PR #38 đạt; Vercel phục vụ SHA </w:t>
       </w:r>
       <w:r>
         <w:rPr>
@@ -5298,7 +5300,7 @@
         </w:rPr>
         <w:t xml:space="preserve"> và </w:t>
       </w:r>
-      <w:hyperlink r:id="rId15">
+      <w:hyperlink r:id="rId16">
         <w:r>
           <w:rPr>
             <w:color w:val="C93B72"/>
@@ -8808,7 +8810,7 @@
           <w:color w:val="211D20"/>
           <w:sz w:val="20"/>
         </w:rPr>
-        <w:t>Mời giáo viên VSTEP rà rubric, đáp án, độ khó, từ vựng, thời lượng và mức B1/B2.</w:t>
+        <w:t>Mời giáo viên VSTEP rà rubric, đáp án, độ khó, từ vựng, thời lượng và mức B1/B2. (Chủ dự án đã quyết định ngày 08/10/2026 không nhờ giáo viên; mục này chỉ còn là khuyến nghị chung.)</w:t>
       </w:r>
     </w:p>
     <w:p>

--- a/docs/Bao-cao-ban-giao-May-VSTEP.docx
+++ b/docs/Bao-cao-ban-giao-May-VSTEP.docx
@@ -443,7 +443,7 @@
           <w:color w:val="211D20"/>
           <w:sz w:val="22"/>
         </w:rPr>
-        <w:t>Bản code có năm đề nhập đủ bốn kỹ năng và hai đề tự biên soạn. Cả năm đề nhập có 375 khóa đáp án Nghe/Đọc; đề 131 thiếu đáp án và transcript nên đã được gỡ. 105 MP3 được đóng gói cùng ứng dụng. Viết và Nói lưu bài nhưng chưa được chấm tự động; bản ghi micro cần tải riêng. Bộ kiểm thử local trước khi phát hành gồm 282 unit test và 165 E2E trên Chromium, Firefox và WebKit, build 104 route và axe trên 16 màn. Migration gia cố quyền ghi cloud đã áp dụng trên Supabase production. PR #38 và smoke HTTPS đã đạt cho commit ứng dụng ff8faef; đồng bộ hai thiết bị, micro thật và thẩm định học liệu vẫn cần xác nhận; sáu đề nhập chỉ dùng học cá nhân của chủ dự án.</w:t>
+        <w:t>Bản code có năm đề nhập đủ bốn kỹ năng và hai đề tự biên soạn. Cả năm đề nhập có 375 khóa đáp án Nghe/Đọc; đề 131 thiếu đáp án và transcript nên đã được gỡ. 105 MP3 được đóng gói cùng ứng dụng. Viết và Nói lưu bài nhưng chưa được chấm tự động; bản ghi micro cần tải riêng. Bộ kiểm thử local trước khi phát hành gồm 339 unit test và 165 E2E trên Chromium, Firefox và WebKit, build 104 route và axe trên 16 màn. Migration gia cố quyền ghi cloud đã áp dụng trên Supabase production. PR #38 và smoke HTTPS đã đạt cho commit ứng dụng ff8faef; đồng bộ hai thiết bị, micro thật và thẩm định học liệu vẫn cần xác nhận; sáu đề nhập chỉ dùng học cá nhân của chủ dự án.</w:t>
       </w:r>
     </w:p>
     <w:p>
@@ -662,7 +662,7 @@
           <w:color w:val="211D20"/>
           <w:sz w:val="20"/>
         </w:rPr>
-        <w:t xml:space="preserve"> đạt 81 unit và 44 E2E. Bản làm việc hiện tại đạt 282 unit và 165 E2E trên cùng ba engine sau khi hoàn tất kiểm thử. Chưa có nghiệm thu trên iOS hoặc Android thật.</w:t>
+        <w:t xml:space="preserve"> đạt 81 unit và 44 E2E. Bản làm việc hiện tại đạt 339 unit và 165 E2E trên cùng ba engine sau khi hoàn tất kiểm thử. Chưa có nghiệm thu trên iOS hoặc Android thật.</w:t>
       </w:r>
     </w:p>
     <w:p>
@@ -5282,7 +5282,7 @@
           <w:color w:val="211D20"/>
           <w:sz w:val="20"/>
         </w:rPr>
-        <w:t xml:space="preserve">Bản sáu đề ngày 07/10/2026: ESLint, TypeScript, 282/282 Vitest, build 104 route và audit production dependency đều đạt. Playwright có 165 ca trên bản production local: 157 Chromium, 4 Firefox, 4 WebKit. Sau khi thêm phòng thi mô phỏng và công cụ luyện đề, lượt Chromium đầy đủ đạt 157/157 (cập nhật 08/10/2026 sau khi dựng lại phòng thi; 11 ca cloud cần bản build có hai biến Supabase giả như CI đặt); Firefox và WebKit chưa chạy lại cho thay đổi này. Axe kiểm tra 19 màn, gồm kho đề và Review 13/09. Hai lượt CI của nhánh/PR #38 đạt; Vercel phục vụ SHA </w:t>
+        <w:t xml:space="preserve">Bản sáu đề ngày 07/10/2026: ESLint, TypeScript, 339/339 Vitest, build 104 route và audit production dependency đều đạt. Playwright có 165 ca trên bản production local: 157 Chromium, 4 Firefox, 4 WebKit. Sau khi thêm phòng thi mô phỏng và công cụ luyện đề, lượt Chromium đầy đủ đạt 157/157 (cập nhật 08/10/2026 sau khi dựng lại phòng thi; 11 ca cloud cần bản build có hai biến Supabase giả như CI đặt); Firefox và WebKit chưa chạy lại cho thay đổi này. Axe kiểm tra 19 màn, gồm kho đề và Review 13/09. Hai lượt CI của nhánh/PR #38 đạt; Vercel phục vụ SHA </w:t>
       </w:r>
       <w:r>
         <w:rPr>

--- a/docs/Bao-cao-ban-giao-May-VSTEP.docx
+++ b/docs/Bao-cao-ban-giao-May-VSTEP.docx
@@ -443,7 +443,7 @@
           <w:color w:val="211D20"/>
           <w:sz w:val="22"/>
         </w:rPr>
-        <w:t>Bản code có năm đề nhập đủ bốn kỹ năng và hai đề tự biên soạn. Cả năm đề nhập có 375 khóa đáp án Nghe/Đọc; đề 131 thiếu đáp án và transcript nên đã được gỡ. 105 MP3 được đóng gói cùng ứng dụng. Viết và Nói lưu bài nhưng chưa được chấm tự động; bản ghi micro cần tải riêng. Bộ kiểm thử local trước khi phát hành gồm 339 unit test và 165 E2E trên Chromium, Firefox và WebKit, build 104 route và axe trên 16 màn. Migration gia cố quyền ghi cloud đã áp dụng trên Supabase production. PR #38 và smoke HTTPS đã đạt cho commit ứng dụng ff8faef; đồng bộ hai thiết bị, micro thật và thẩm định học liệu vẫn cần xác nhận; sáu đề nhập chỉ dùng học cá nhân của chủ dự án.</w:t>
+        <w:t>Bản code có năm đề nhập đủ bốn kỹ năng và hai đề tự biên soạn. Cả năm đề nhập có 375 khóa đáp án Nghe/Đọc; đề 131 thiếu đáp án và transcript nên đã được gỡ. 105 MP3 được đóng gói cùng ứng dụng. Viết và Nói lưu bài nhưng chưa được chấm tự động; bản ghi micro cần tải riêng. Bộ kiểm thử local trước khi phát hành gồm 365 unit test và 175 E2E trên Chromium, Firefox và WebKit, build 105 route và axe trên 18 màn. Migration gia cố quyền ghi cloud đã áp dụng trên Supabase production. PR #38 và smoke HTTPS đã đạt cho commit ứng dụng ff8faef; đồng bộ hai thiết bị, micro thật và thẩm định học liệu vẫn cần xác nhận; sáu đề nhập chỉ dùng học cá nhân của chủ dự án.</w:t>
       </w:r>
     </w:p>
     <w:p>
@@ -662,7 +662,7 @@
           <w:color w:val="211D20"/>
           <w:sz w:val="20"/>
         </w:rPr>
-        <w:t xml:space="preserve"> đạt 81 unit và 44 E2E. Bản làm việc hiện tại đạt 339 unit và 165 E2E trên cùng ba engine sau khi hoàn tất kiểm thử. Chưa có nghiệm thu trên iOS hoặc Android thật.</w:t>
+        <w:t xml:space="preserve"> đạt 81 unit và 44 E2E. Bản làm việc hiện tại đạt 365 unit và 175 E2E trên cùng ba engine sau khi hoàn tất kiểm thử. Chưa có nghiệm thu trên iOS hoặc Android thật.</w:t>
       </w:r>
     </w:p>
     <w:p>
@@ -5182,7 +5182,89 @@
           <w:color w:val="211D20"/>
           <w:sz w:val="20"/>
         </w:rPr>
-        <w:t>Website không có analytics, quảng cáo hoặc luồng tự gửi bài viết/bản ghi sang dịch vụ AI.</w:t>
+        <w:t xml:space="preserve">Website không có analytics, quảng cáo hoặc luồng tự gửi gì sang dịch vụ AI. Từ Đợt 2 của </w:t>
+      </w:r>
+      <w:hyperlink r:id="rId14">
+        <w:r>
+          <w:rPr>
+            <w:color w:val="C93B72"/>
+            <w:u w:val="single"/>
+          </w:rPr>
+          <w:t>PLAN-CHAM-AI.md</w:t>
+        </w:r>
+      </w:hyperlink>
+      <w:r>
+        <w:rPr>
+          <w:rFonts w:ascii="Arial" w:hAnsi="Arial" w:eastAsia="Arial"/>
+          <w:color w:val="211D20"/>
+          <w:sz w:val="20"/>
+        </w:rPr>
+        <w:t xml:space="preserve"> có một ngoại lệ do người dùng chủ động: khi Gùa bấm “Chấm bằng AI” ở một bài Viết, </w:t>
+      </w:r>
+      <w:r>
+        <w:rPr>
+          <w:rFonts w:ascii="Arial" w:hAnsi="Arial" w:eastAsia="Arial"/>
+          <w:b/>
+          <w:color w:val="211D20"/>
+          <w:sz w:val="20"/>
+        </w:rPr>
+        <w:t>đề bài và bài viết đó</w:t>
+      </w:r>
+      <w:r>
+        <w:rPr>
+          <w:rFonts w:ascii="Arial" w:hAnsi="Arial" w:eastAsia="Arial"/>
+          <w:color w:val="211D20"/>
+          <w:sz w:val="20"/>
+        </w:rPr>
+        <w:t xml:space="preserve"> đi tới máy chủ của Mây rồi tới Google (Gemini, gói trả phí, qua </w:t>
+      </w:r>
+      <w:r>
+        <w:rPr>
+          <w:rFonts w:ascii="Consolas" w:hAnsi="Consolas" w:eastAsia="Consolas"/>
+          <w:color w:val="4A3B42"/>
+          <w:sz w:val="19"/>
+        </w:rPr>
+        <w:t>generateContent</w:t>
+      </w:r>
+      <w:r>
+        <w:rPr>
+          <w:rFonts w:ascii="Arial" w:hAnsi="Arial" w:eastAsia="Arial"/>
+          <w:color w:val="211D20"/>
+          <w:sz w:val="20"/>
+        </w:rPr>
+        <w:t xml:space="preserve">; Google không dùng nội dung gửi lên để cải thiện sản phẩm). Cần đồng ý lần đầu và mã chấm bài; chỉ hiện khi máy chủ có </w:t>
+      </w:r>
+      <w:r>
+        <w:rPr>
+          <w:rFonts w:ascii="Consolas" w:hAnsi="Consolas" w:eastAsia="Consolas"/>
+          <w:color w:val="4A3B42"/>
+          <w:sz w:val="19"/>
+        </w:rPr>
+        <w:t>GEMINI_API_KEY</w:t>
+      </w:r>
+      <w:r>
+        <w:rPr>
+          <w:rFonts w:ascii="Arial" w:hAnsi="Arial" w:eastAsia="Arial"/>
+          <w:color w:val="211D20"/>
+          <w:sz w:val="20"/>
+        </w:rPr>
+        <w:t xml:space="preserve"> và </w:t>
+      </w:r>
+      <w:r>
+        <w:rPr>
+          <w:rFonts w:ascii="Consolas" w:hAnsi="Consolas" w:eastAsia="Consolas"/>
+          <w:color w:val="4A3B42"/>
+          <w:sz w:val="19"/>
+        </w:rPr>
+        <w:t>GRADER_PASSCODE</w:t>
+      </w:r>
+      <w:r>
+        <w:rPr>
+          <w:rFonts w:ascii="Arial" w:hAnsi="Arial" w:eastAsia="Arial"/>
+          <w:color w:val="211D20"/>
+          <w:sz w:val="20"/>
+        </w:rPr>
+        <w:t>. Bản ghi Nói chưa gửi đi đâu (Đợt 3). Khóa chỉ ở biến môi trường của máy chủ; mã chấm bài và sự đồng ý chỉ nằm ở máy Gùa, không vào bản sao lưu hay cloud. File báo lỗi vẫn không chứa bài viết hay kết quả chấm.</w:t>
       </w:r>
     </w:p>
     <w:p>
@@ -5282,7 +5364,7 @@
           <w:color w:val="211D20"/>
           <w:sz w:val="20"/>
         </w:rPr>
-        <w:t xml:space="preserve">Bản sáu đề ngày 07/10/2026: ESLint, TypeScript, 339/339 Vitest, build 104 route và audit production dependency đều đạt. Playwright có 165 ca trên bản production local: 157 Chromium, 4 Firefox, 4 WebKit. Sau khi thêm phòng thi mô phỏng và công cụ luyện đề, lượt Chromium đầy đủ đạt 157/157 (cập nhật 08/10/2026 sau khi dựng lại phòng thi; 11 ca cloud cần bản build có hai biến Supabase giả như CI đặt); Firefox và WebKit chưa chạy lại cho thay đổi này. Axe kiểm tra 19 màn, gồm kho đề và Review 13/09. Hai lượt CI của nhánh/PR #38 đạt; Vercel phục vụ SHA </w:t>
+        <w:t xml:space="preserve">Bản sáu đề ngày 07/10/2026: ESLint, TypeScript, 365/365 Vitest, build 105 route và audit production dependency đều đạt. Playwright có 175 ca trên bản production local: 167 Chromium, 4 Firefox, 4 WebKit. Sau khi thêm phòng thi mô phỏng và công cụ luyện đề, lượt Chromium đầy đủ đạt 167/167 (cập nhật 08/10/2026 sau khi dựng lại phòng thi; 11 ca cloud cần bản build có hai biến Supabase giả như CI đặt); Firefox và WebKit chưa chạy lại cho thay đổi này. Axe kiểm tra 19 màn, gồm kho đề và Review 13/09. Hai lượt CI của nhánh/PR #38 đạt; Vercel phục vụ SHA </w:t>
       </w:r>
       <w:r>
         <w:rPr>

--- a/docs/Bao-cao-ban-giao-May-VSTEP.docx
+++ b/docs/Bao-cao-ban-giao-May-VSTEP.docx
@@ -443,7 +443,7 @@
           <w:color w:val="211D20"/>
           <w:sz w:val="22"/>
         </w:rPr>
-        <w:t>Bản code có năm đề nhập đủ bốn kỹ năng và hai đề tự biên soạn. Cả năm đề nhập có 375 khóa đáp án Nghe/Đọc; đề 131 thiếu đáp án và transcript nên đã được gỡ. 105 MP3 được đóng gói cùng ứng dụng. Viết và Nói lưu bài nhưng chưa được chấm tự động; bản ghi micro cần tải riêng. Bộ kiểm thử local trước khi phát hành gồm 365 unit test và 175 E2E trên Chromium, Firefox và WebKit, build 105 route và axe trên 18 màn. Migration gia cố quyền ghi cloud đã áp dụng trên Supabase production. PR #38 và smoke HTTPS đã đạt cho commit ứng dụng ff8faef; đồng bộ hai thiết bị, micro thật và thẩm định học liệu vẫn cần xác nhận; sáu đề nhập chỉ dùng học cá nhân của chủ dự án.</w:t>
+        <w:t>Bản code có năm đề nhập đủ bốn kỹ năng và hai đề tự biên soạn. Cả năm đề nhập có 375 khóa đáp án Nghe/Đọc; đề 131 thiếu đáp án và transcript nên đã được gỡ. 105 MP3 được đóng gói cùng ứng dụng. Viết và Nói lưu bài nhưng chưa được chấm tự động; bản ghi micro cần tải riêng. Bộ kiểm thử local trước khi phát hành gồm 375 unit test và 184 E2E trên Chromium, Firefox và WebKit, build 106 route và axe trên 19 màn. Migration gia cố quyền ghi cloud đã áp dụng trên Supabase production. PR #38 và smoke HTTPS đã đạt cho commit ứng dụng ff8faef; đồng bộ hai thiết bị, micro thật và thẩm định học liệu vẫn cần xác nhận; sáu đề nhập chỉ dùng học cá nhân của chủ dự án.</w:t>
       </w:r>
     </w:p>
     <w:p>
@@ -662,7 +662,7 @@
           <w:color w:val="211D20"/>
           <w:sz w:val="20"/>
         </w:rPr>
-        <w:t xml:space="preserve"> đạt 81 unit và 44 E2E. Bản làm việc hiện tại đạt 365 unit và 175 E2E trên cùng ba engine sau khi hoàn tất kiểm thử. Chưa có nghiệm thu trên iOS hoặc Android thật.</w:t>
+        <w:t xml:space="preserve"> đạt 81 unit và 44 E2E. Bản làm việc hiện tại đạt 375 unit và 184 E2E trên cùng ba engine sau khi hoàn tất kiểm thử. Chưa có nghiệm thu trên iOS hoặc Android thật.</w:t>
       </w:r>
     </w:p>
     <w:p>
@@ -5264,7 +5264,7 @@
           <w:color w:val="211D20"/>
           <w:sz w:val="20"/>
         </w:rPr>
-        <w:t>. Bản ghi Nói chưa gửi đi đâu (Đợt 3). Khóa chỉ ở biến môi trường của máy chủ; mã chấm bài và sự đồng ý chỉ nằm ở máy Gùa, không vào bản sao lưu hay cloud. File báo lỗi vẫn không chứa bài viết hay kết quả chấm.</w:t>
+        <w:t>. Bản ghi âm phần Nói của một lượt thi cũng chỉ đi khi Gùa bấm “Chấm phần Nói bằng AI” (Đợt 3), cùng một nhà cung cấp và cùng điều kiện. Khóa chỉ ở biến môi trường của máy chủ; mã chấm bài và sự đồng ý chỉ nằm ở máy Gùa, không vào bản sao lưu hay cloud. File báo lỗi vẫn không chứa bài viết hay kết quả chấm.</w:t>
       </w:r>
     </w:p>
     <w:p>
@@ -5364,7 +5364,7 @@
           <w:color w:val="211D20"/>
           <w:sz w:val="20"/>
         </w:rPr>
-        <w:t xml:space="preserve">Bản sáu đề ngày 07/10/2026: ESLint, TypeScript, 365/365 Vitest, build 105 route và audit production dependency đều đạt. Playwright có 175 ca trên bản production local: 167 Chromium, 4 Firefox, 4 WebKit. Sau khi thêm phòng thi mô phỏng và công cụ luyện đề, lượt Chromium đầy đủ đạt 167/167 (cập nhật 08/10/2026 sau khi dựng lại phòng thi; 11 ca cloud cần bản build có hai biến Supabase giả như CI đặt); Firefox và WebKit chưa chạy lại cho thay đổi này. Axe kiểm tra 19 màn, gồm kho đề và Review 13/09. Hai lượt CI của nhánh/PR #38 đạt; Vercel phục vụ SHA </w:t>
+        <w:t xml:space="preserve">Bản sáu đề ngày 07/10/2026: ESLint, TypeScript, 375/375 Vitest, build 106 route và audit production dependency đều đạt. Playwright có 184 ca trên bản production local: 176 Chromium, 4 Firefox, 4 WebKit. Sau khi thêm phòng thi mô phỏng và công cụ luyện đề, lượt Chromium đầy đủ đạt 176/176 (cập nhật 09/10/2026 sau khi dựng lại phòng thi; 11 ca cloud cần bản build có hai biến Supabase giả như CI đặt); Firefox và WebKit chưa chạy lại cho thay đổi này. Axe kiểm tra 19 màn, gồm kho đề và Review 13/09. Hai lượt CI của nhánh/PR #38 đạt; Vercel phục vụ SHA </w:t>
       </w:r>
       <w:r>
         <w:rPr>

--- a/docs/Bao-cao-ban-giao-May-VSTEP.docx
+++ b/docs/Bao-cao-ban-giao-May-VSTEP.docx
@@ -443,7 +443,7 @@
           <w:color w:val="211D20"/>
           <w:sz w:val="22"/>
         </w:rPr>
-        <w:t>Bản code có năm đề nhập đủ bốn kỹ năng và hai đề tự biên soạn. Cả năm đề nhập có 375 khóa đáp án Nghe/Đọc; đề 131 thiếu đáp án và transcript nên đã được gỡ. 105 MP3 được đóng gói cùng ứng dụng. Viết và Nói lưu bài nhưng chưa được chấm tự động; bản ghi micro cần tải riêng. Bộ kiểm thử local trước khi phát hành gồm 375 unit test và 184 E2E trên Chromium, Firefox và WebKit, build 106 route và axe trên 19 màn. Migration gia cố quyền ghi cloud đã áp dụng trên Supabase production. PR #38 và smoke HTTPS đã đạt cho commit ứng dụng ff8faef; đồng bộ hai thiết bị, micro thật và thẩm định học liệu vẫn cần xác nhận; sáu đề nhập chỉ dùng học cá nhân của chủ dự án.</w:t>
+        <w:t>Bản code có năm đề nhập đủ bốn kỹ năng và hai đề tự biên soạn. Cả năm đề nhập có 375 khóa đáp án Nghe/Đọc; đề 131 thiếu đáp án và transcript nên đã được gỡ. 105 MP3 được đóng gói cùng ứng dụng. Viết và Nói lưu bài nhưng chưa được chấm tự động; bản ghi micro cần tải riêng. Bộ kiểm thử local trước khi phát hành gồm 392 unit test và 187 E2E trên Chromium, Firefox và WebKit, build 106 route và axe trên 19 màn. Migration gia cố quyền ghi cloud đã áp dụng trên Supabase production. PR #38 và smoke HTTPS đã đạt cho commit ứng dụng ff8faef; đồng bộ hai thiết bị, micro thật và thẩm định học liệu vẫn cần xác nhận; sáu đề nhập chỉ dùng học cá nhân của chủ dự án.</w:t>
       </w:r>
     </w:p>
     <w:p>
@@ -662,7 +662,7 @@
           <w:color w:val="211D20"/>
           <w:sz w:val="20"/>
         </w:rPr>
-        <w:t xml:space="preserve"> đạt 81 unit và 44 E2E. Bản làm việc hiện tại đạt 375 unit và 184 E2E trên cùng ba engine sau khi hoàn tất kiểm thử. Chưa có nghiệm thu trên iOS hoặc Android thật.</w:t>
+        <w:t xml:space="preserve"> đạt 81 unit và 44 E2E. Bản làm việc hiện tại đạt 392 unit và 187 E2E trên cùng ba engine sau khi hoàn tất kiểm thử. Chưa có nghiệm thu trên iOS hoặc Android thật.</w:t>
       </w:r>
     </w:p>
     <w:p>
@@ -5364,7 +5364,7 @@
           <w:color w:val="211D20"/>
           <w:sz w:val="20"/>
         </w:rPr>
-        <w:t xml:space="preserve">Bản sáu đề ngày 07/10/2026: ESLint, TypeScript, 375/375 Vitest, build 106 route và audit production dependency đều đạt. Playwright có 184 ca trên bản production local: 176 Chromium, 4 Firefox, 4 WebKit. Sau khi thêm phòng thi mô phỏng và công cụ luyện đề, lượt Chromium đầy đủ đạt 176/176 (cập nhật 09/10/2026 sau khi dựng lại phòng thi; 11 ca cloud cần bản build có hai biến Supabase giả như CI đặt); Firefox và WebKit chưa chạy lại cho thay đổi này. Axe kiểm tra 19 màn, gồm kho đề và Review 13/09. Hai lượt CI của nhánh/PR #38 đạt; Vercel phục vụ SHA </w:t>
+        <w:t xml:space="preserve">Bản sáu đề ngày 07/10/2026: ESLint, TypeScript, 392/392 Vitest, build 106 route và audit production dependency đều đạt. Playwright có 187 ca trên bản production local: 179 Chromium, 4 Firefox, 4 WebKit. Sau khi thêm phòng thi mô phỏng và công cụ luyện đề, lượt Chromium đầy đủ đạt 179/179 (cập nhật 09/10/2026 sau khi dựng lại phòng thi; 11 ca cloud cần bản build có hai biến Supabase giả như CI đặt); Firefox và WebKit chưa chạy lại cho thay đổi này. Axe kiểm tra 19 màn, gồm kho đề và Review 13/09. Hai lượt CI của nhánh/PR #38 đạt; Vercel phục vụ SHA </w:t>
       </w:r>
       <w:r>
         <w:rPr>

--- a/docs/Bao-cao-ban-giao-May-VSTEP.docx
+++ b/docs/Bao-cao-ban-giao-May-VSTEP.docx
@@ -443,7 +443,7 @@
           <w:color w:val="211D20"/>
           <w:sz w:val="22"/>
         </w:rPr>
-        <w:t>Bản code có năm đề nhập đủ bốn kỹ năng và hai đề tự biên soạn. Cả năm đề nhập có 375 khóa đáp án Nghe/Đọc; đề 131 thiếu đáp án và transcript nên đã được gỡ. 105 MP3 được đóng gói cùng ứng dụng. Viết và Nói lưu bài nhưng chưa được chấm tự động; bản ghi micro cần tải riêng. Bộ kiểm thử local trước khi phát hành gồm 365 unit test và 175 E2E trên Chromium, Firefox và WebKit, build 105 route và axe trên 18 màn. Migration gia cố quyền ghi cloud đã áp dụng trên Supabase production. PR #38 và smoke HTTPS đã đạt cho commit ứng dụng ff8faef; đồng bộ hai thiết bị, micro thật và thẩm định học liệu vẫn cần xác nhận; sáu đề nhập chỉ dùng học cá nhân của chủ dự án.</w:t>
+        <w:t>Bản code có năm đề nhập đủ bốn kỹ năng và hai đề tự biên soạn. Cả năm đề nhập có 375 khóa đáp án Nghe/Đọc; đề 131 thiếu đáp án và transcript nên đã được gỡ. 105 MP3 được đóng gói cùng ứng dụng. Viết và Nói lưu bài nhưng chưa được chấm tự động; bản ghi micro cần tải riêng. Bộ kiểm thử local trước khi phát hành gồm 392 unit test và 187 E2E trên Chromium, Firefox và WebKit, build 106 route và axe trên 19 màn. Migration gia cố quyền ghi cloud đã áp dụng trên Supabase production. PR #38 và smoke HTTPS đã đạt cho commit ứng dụng ff8faef; đồng bộ hai thiết bị, micro thật và thẩm định học liệu vẫn cần xác nhận; sáu đề nhập chỉ dùng học cá nhân của chủ dự án.</w:t>
       </w:r>
     </w:p>
     <w:p>
@@ -662,7 +662,7 @@
           <w:color w:val="211D20"/>
           <w:sz w:val="20"/>
         </w:rPr>
-        <w:t xml:space="preserve"> đạt 81 unit và 44 E2E. Bản làm việc hiện tại đạt 365 unit và 175 E2E trên cùng ba engine sau khi hoàn tất kiểm thử. Chưa có nghiệm thu trên iOS hoặc Android thật.</w:t>
+        <w:t xml:space="preserve"> đạt 81 unit và 44 E2E. Bản làm việc hiện tại đạt 392 unit và 187 E2E trên cùng ba engine sau khi hoàn tất kiểm thử. Chưa có nghiệm thu trên iOS hoặc Android thật.</w:t>
       </w:r>
     </w:p>
     <w:p>
@@ -5264,7 +5264,7 @@
           <w:color w:val="211D20"/>
           <w:sz w:val="20"/>
         </w:rPr>
-        <w:t>. Bản ghi Nói chưa gửi đi đâu (Đợt 3). Khóa chỉ ở biến môi trường của máy chủ; mã chấm bài và sự đồng ý chỉ nằm ở máy Gùa, không vào bản sao lưu hay cloud. File báo lỗi vẫn không chứa bài viết hay kết quả chấm.</w:t>
+        <w:t>. Bản ghi âm phần Nói của một lượt thi cũng chỉ đi khi Gùa bấm “Chấm phần Nói bằng AI” (Đợt 3), cùng một nhà cung cấp và cùng điều kiện. Khóa chỉ ở biến môi trường của máy chủ; mã chấm bài và sự đồng ý chỉ nằm ở máy Gùa, không vào bản sao lưu hay cloud. File báo lỗi vẫn không chứa bài viết hay kết quả chấm.</w:t>
       </w:r>
     </w:p>
     <w:p>
@@ -5364,7 +5364,7 @@
           <w:color w:val="211D20"/>
           <w:sz w:val="20"/>
         </w:rPr>
-        <w:t xml:space="preserve">Bản sáu đề ngày 07/10/2026: ESLint, TypeScript, 365/365 Vitest, build 105 route và audit production dependency đều đạt. Playwright có 175 ca trên bản production local: 167 Chromium, 4 Firefox, 4 WebKit. Sau khi thêm phòng thi mô phỏng và công cụ luyện đề, lượt Chromium đầy đủ đạt 167/167 (cập nhật 08/10/2026 sau khi dựng lại phòng thi; 11 ca cloud cần bản build có hai biến Supabase giả như CI đặt); Firefox và WebKit chưa chạy lại cho thay đổi này. Axe kiểm tra 19 màn, gồm kho đề và Review 13/09. Hai lượt CI của nhánh/PR #38 đạt; Vercel phục vụ SHA </w:t>
+        <w:t xml:space="preserve">Bản sáu đề ngày 07/10/2026: ESLint, TypeScript, 392/392 Vitest, build 106 route và audit production dependency đều đạt. Playwright có 187 ca trên bản production local: 179 Chromium, 4 Firefox, 4 WebKit. Sau khi thêm phòng thi mô phỏng và công cụ luyện đề, lượt Chromium đầy đủ đạt 179/179 (cập nhật 09/10/2026 sau khi dựng lại phòng thi; 11 ca cloud cần bản build có hai biến Supabase giả như CI đặt); Firefox và WebKit chưa chạy lại cho thay đổi này. Axe kiểm tra 19 màn, gồm kho đề và Review 13/09. Hai lượt CI của nhánh/PR #38 đạt; Vercel phục vụ SHA </w:t>
       </w:r>
       <w:r>
         <w:rPr>

--- a/docs/Bao-cao-ban-giao-May-VSTEP.docx
+++ b/docs/Bao-cao-ban-giao-May-VSTEP.docx
@@ -443,7 +443,7 @@
           <w:color w:val="211D20"/>
           <w:sz w:val="22"/>
         </w:rPr>
-        <w:t>Bản code có năm đề nhập đủ bốn kỹ năng và hai đề tự biên soạn. Cả năm đề nhập có 375 khóa đáp án Nghe/Đọc; đề 131 thiếu đáp án và transcript nên đã được gỡ. 105 MP3 được đóng gói cùng ứng dụng. Viết và Nói lưu bài nhưng chưa được chấm tự động; bản ghi micro cần tải riêng. Bộ kiểm thử local trước khi phát hành gồm 392 unit test và 187 E2E trên Chromium, Firefox và WebKit, build 106 route và axe trên 19 màn. Migration gia cố quyền ghi cloud đã áp dụng trên Supabase production. PR #38 và smoke HTTPS đã đạt cho commit ứng dụng ff8faef; đồng bộ hai thiết bị, micro thật và thẩm định học liệu vẫn cần xác nhận; sáu đề nhập chỉ dùng học cá nhân của chủ dự án.</w:t>
+        <w:t>Bản code có năm đề nhập đủ bốn kỹ năng và hai đề tự biên soạn. Cả năm đề nhập có 375 khóa đáp án Nghe/Đọc; đề 131 thiếu đáp án và transcript nên đã được gỡ. 105 MP3 được đóng gói cùng ứng dụng. Viết và Nói lưu bài nhưng chưa được chấm tự động; bản ghi micro cần tải riêng. Bộ kiểm thử local trước khi phát hành gồm 398 unit test và 188 E2E trên Chromium, Firefox và WebKit, build 106 route và axe trên 19 màn. Migration gia cố quyền ghi cloud đã áp dụng trên Supabase production. PR #38 và smoke HTTPS đã đạt cho commit ứng dụng ff8faef; đồng bộ hai thiết bị, micro thật và thẩm định học liệu vẫn cần xác nhận; sáu đề nhập chỉ dùng học cá nhân của chủ dự án.</w:t>
       </w:r>
     </w:p>
     <w:p>
@@ -662,7 +662,7 @@
           <w:color w:val="211D20"/>
           <w:sz w:val="20"/>
         </w:rPr>
-        <w:t xml:space="preserve"> đạt 81 unit và 44 E2E. Bản làm việc hiện tại đạt 392 unit và 187 E2E trên cùng ba engine sau khi hoàn tất kiểm thử. Chưa có nghiệm thu trên iOS hoặc Android thật.</w:t>
+        <w:t xml:space="preserve"> đạt 81 unit và 44 E2E. Bản làm việc hiện tại đạt 398 unit và 188 E2E trên cùng ba engine sau khi hoàn tất kiểm thử. Chưa có nghiệm thu trên iOS hoặc Android thật.</w:t>
       </w:r>
     </w:p>
     <w:p>
@@ -5364,7 +5364,7 @@
           <w:color w:val="211D20"/>
           <w:sz w:val="20"/>
         </w:rPr>
-        <w:t xml:space="preserve">Bản sáu đề ngày 07/10/2026: ESLint, TypeScript, 392/392 Vitest, build 106 route và audit production dependency đều đạt. Playwright có 187 ca trên bản production local: 179 Chromium, 4 Firefox, 4 WebKit. Sau khi thêm phòng thi mô phỏng và công cụ luyện đề, lượt Chromium đầy đủ đạt 179/179 (cập nhật 09/10/2026 sau khi dựng lại phòng thi; 11 ca cloud cần bản build có hai biến Supabase giả như CI đặt); Firefox và WebKit chưa chạy lại cho thay đổi này. Axe kiểm tra 19 màn, gồm kho đề và Review 13/09. Hai lượt CI của nhánh/PR #38 đạt; Vercel phục vụ SHA </w:t>
+        <w:t xml:space="preserve">Bản sáu đề ngày 07/10/2026: ESLint, TypeScript, 398/398 Vitest, build 106 route và audit production dependency đều đạt. Playwright có 188 ca trên bản production local: 180 Chromium, 4 Firefox, 4 WebKit. Sau khi thêm phòng thi mô phỏng và công cụ luyện đề, lượt Chromium đầy đủ đạt 180/180 (cập nhật 09/10/2026 sau khi dựng lại phòng thi; 11 ca cloud cần bản build có hai biến Supabase giả như CI đặt); Firefox và WebKit chưa chạy lại cho thay đổi này. Axe kiểm tra 19 màn, gồm kho đề và Review 13/09. Hai lượt CI của nhánh/PR #38 đạt; Vercel phục vụ SHA </w:t>
       </w:r>
       <w:r>
         <w:rPr>

--- a/docs/Bao-cao-ban-giao-May-VSTEP.docx
+++ b/docs/Bao-cao-ban-giao-May-VSTEP.docx
@@ -443,7 +443,7 @@
           <w:color w:val="211D20"/>
           <w:sz w:val="22"/>
         </w:rPr>
-        <w:t>Bản code có năm đề nhập đủ bốn kỹ năng và hai đề tự biên soạn. Cả năm đề nhập có 375 khóa đáp án Nghe/Đọc; đề 131 thiếu đáp án và transcript nên đã được gỡ. 105 MP3 được đóng gói cùng ứng dụng. Viết và Nói lưu bài nhưng chưa được chấm tự động; bản ghi micro cần tải riêng. Bộ kiểm thử local trước khi phát hành gồm 398 unit test và 188 E2E trên Chromium, Firefox và WebKit, build 106 route và axe trên 19 màn. Migration gia cố quyền ghi cloud đã áp dụng trên Supabase production. PR #38 và smoke HTTPS đã đạt cho commit ứng dụng ff8faef; đồng bộ hai thiết bị, micro thật và thẩm định học liệu vẫn cần xác nhận; sáu đề nhập chỉ dùng học cá nhân của chủ dự án.</w:t>
+        <w:t>Bản code có năm đề nhập đủ bốn kỹ năng và hai đề tự biên soạn. Cả năm đề nhập có 375 khóa đáp án Nghe/Đọc; đề 131 thiếu đáp án và transcript nên đã được gỡ. 105 MP3 được đóng gói cùng ứng dụng. Viết và Nói lưu bài nhưng chưa được chấm tự động; bản ghi micro cần tải riêng. Bộ kiểm thử local trước khi phát hành gồm 403 unit test và 191 E2E trên Chromium, Firefox và WebKit, build 106 route và axe trên 19 màn. Migration gia cố quyền ghi cloud đã áp dụng trên Supabase production. PR #38 và smoke HTTPS đã đạt cho commit ứng dụng ff8faef; đồng bộ hai thiết bị, micro thật và thẩm định học liệu vẫn cần xác nhận; sáu đề nhập chỉ dùng học cá nhân của chủ dự án.</w:t>
       </w:r>
     </w:p>
     <w:p>
@@ -662,7 +662,7 @@
           <w:color w:val="211D20"/>
           <w:sz w:val="20"/>
         </w:rPr>
-        <w:t xml:space="preserve"> đạt 81 unit và 44 E2E. Bản làm việc hiện tại đạt 398 unit và 188 E2E trên cùng ba engine sau khi hoàn tất kiểm thử. Chưa có nghiệm thu trên iOS hoặc Android thật.</w:t>
+        <w:t xml:space="preserve"> đạt 81 unit và 44 E2E. Bản làm việc hiện tại đạt 403 unit và 191 E2E trên cùng ba engine sau khi hoàn tất kiểm thử. Chưa có nghiệm thu trên iOS hoặc Android thật.</w:t>
       </w:r>
     </w:p>
     <w:p>
@@ -5364,7 +5364,7 @@
           <w:color w:val="211D20"/>
           <w:sz w:val="20"/>
         </w:rPr>
-        <w:t xml:space="preserve">Bản sáu đề ngày 07/10/2026: ESLint, TypeScript, 398/398 Vitest, build 106 route và audit production dependency đều đạt. Playwright có 188 ca trên bản production local: 180 Chromium, 4 Firefox, 4 WebKit. Sau khi thêm phòng thi mô phỏng và công cụ luyện đề, lượt Chromium đầy đủ đạt 180/180 (cập nhật 09/10/2026 sau khi dựng lại phòng thi; 11 ca cloud cần bản build có hai biến Supabase giả như CI đặt); Firefox và WebKit chưa chạy lại cho thay đổi này. Axe kiểm tra 19 màn, gồm kho đề và Review 13/09. Hai lượt CI của nhánh/PR #38 đạt; Vercel phục vụ SHA </w:t>
+        <w:t xml:space="preserve">Bản sáu đề ngày 07/10/2026: ESLint, TypeScript, 403/403 Vitest, build 106 route và audit production dependency đều đạt. Playwright có 191 ca trên bản production local: 183 Chromium, 4 Firefox, 4 WebKit. Sau khi thêm phòng thi mô phỏng và công cụ luyện đề, lượt Chromium đầy đủ đạt 183/183 (cập nhật 09/10/2026 sau khi dựng lại phòng thi; 11 ca cloud cần bản build có hai biến Supabase giả như CI đặt); Firefox và WebKit chưa chạy lại cho thay đổi này. Axe kiểm tra 19 màn, gồm kho đề và Review 13/09. Hai lượt CI của nhánh/PR #38 đạt; Vercel phục vụ SHA </w:t>
       </w:r>
       <w:r>
         <w:rPr>

--- a/docs/Bao-cao-ban-giao-May-VSTEP.docx
+++ b/docs/Bao-cao-ban-giao-May-VSTEP.docx
@@ -443,7 +443,7 @@
           <w:color w:val="211D20"/>
           <w:sz w:val="22"/>
         </w:rPr>
-        <w:t>Bản code có năm đề nhập đủ bốn kỹ năng và hai đề tự biên soạn. Cả năm đề nhập có 375 khóa đáp án Nghe/Đọc; đề 131 thiếu đáp án và transcript nên đã được gỡ. 105 MP3 được đóng gói cùng ứng dụng. Viết và Nói lưu bài nhưng chưa được chấm tự động; bản ghi micro cần tải riêng. Bộ kiểm thử local trước khi phát hành gồm 403 unit test và 191 E2E trên Chromium, Firefox và WebKit, build 106 route và axe trên 19 màn. Migration gia cố quyền ghi cloud đã áp dụng trên Supabase production. PR #38 và smoke HTTPS đã đạt cho commit ứng dụng ff8faef; đồng bộ hai thiết bị, micro thật và thẩm định học liệu vẫn cần xác nhận; sáu đề nhập chỉ dùng học cá nhân của chủ dự án.</w:t>
+        <w:t>Bản code có năm đề nhập đủ bốn kỹ năng và hai đề tự biên soạn. Cả năm đề nhập có 375 khóa đáp án Nghe/Đọc; đề 131 thiếu đáp án và transcript nên đã được gỡ. 105 MP3 được đóng gói cùng ứng dụng. Viết và Nói lưu bài nhưng chưa được chấm tự động; bản ghi micro cần tải riêng. Bộ kiểm thử local trước khi phát hành gồm 404 unit test và 193 E2E trên Chromium, Firefox và WebKit, build 106 route và axe trên 19 màn. Migration gia cố quyền ghi cloud đã áp dụng trên Supabase production. PR #38 và smoke HTTPS đã đạt cho commit ứng dụng ff8faef; đồng bộ hai thiết bị, micro thật và thẩm định học liệu vẫn cần xác nhận; sáu đề nhập chỉ dùng học cá nhân của chủ dự án.</w:t>
       </w:r>
     </w:p>
     <w:p>
@@ -662,7 +662,7 @@
           <w:color w:val="211D20"/>
           <w:sz w:val="20"/>
         </w:rPr>
-        <w:t xml:space="preserve"> đạt 81 unit và 44 E2E. Bản làm việc hiện tại đạt 403 unit và 191 E2E trên cùng ba engine sau khi hoàn tất kiểm thử. Chưa có nghiệm thu trên iOS hoặc Android thật.</w:t>
+        <w:t xml:space="preserve"> đạt 81 unit và 44 E2E. Bản làm việc hiện tại đạt 404 unit và 193 E2E trên cùng ba engine sau khi hoàn tất kiểm thử. Chưa có nghiệm thu trên iOS hoặc Android thật.</w:t>
       </w:r>
     </w:p>
     <w:p>
@@ -5364,7 +5364,7 @@
           <w:color w:val="211D20"/>
           <w:sz w:val="20"/>
         </w:rPr>
-        <w:t xml:space="preserve">Bản sáu đề ngày 07/10/2026: ESLint, TypeScript, 403/403 Vitest, build 106 route và audit production dependency đều đạt. Playwright có 191 ca trên bản production local: 183 Chromium, 4 Firefox, 4 WebKit. Sau khi thêm phòng thi mô phỏng và công cụ luyện đề, lượt Chromium đầy đủ đạt 183/183 (cập nhật 09/10/2026 sau khi dựng lại phòng thi; 11 ca cloud cần bản build có hai biến Supabase giả như CI đặt); Firefox và WebKit chưa chạy lại cho thay đổi này. Axe kiểm tra 19 màn, gồm kho đề và Review 13/09. Hai lượt CI của nhánh/PR #38 đạt; Vercel phục vụ SHA </w:t>
+        <w:t xml:space="preserve">Bản sáu đề ngày 07/10/2026: ESLint, TypeScript, 404/404 Vitest, build 106 route và audit production dependency đều đạt. Playwright có 193 ca trên bản production local: 185 Chromium, 4 Firefox, 4 WebKit. Sau khi thêm phòng thi mô phỏng và công cụ luyện đề, lượt Chromium đầy đủ đạt 185/185 (cập nhật 09/10/2026 sau khi dựng lại phòng thi; 11 ca cloud cần bản build có hai biến Supabase giả như CI đặt); Firefox và WebKit chưa chạy lại cho thay đổi này. Axe kiểm tra 19 màn, gồm kho đề và Review 13/09. Hai lượt CI của nhánh/PR #38 đạt; Vercel phục vụ SHA </w:t>
       </w:r>
       <w:r>
         <w:rPr>

--- a/docs/Bao-cao-ban-giao-May-VSTEP.docx
+++ b/docs/Bao-cao-ban-giao-May-VSTEP.docx
@@ -443,7 +443,7 @@
           <w:color w:val="211D20"/>
           <w:sz w:val="22"/>
         </w:rPr>
-        <w:t>Bản code có năm đề nhập đủ bốn kỹ năng và hai đề tự biên soạn. Cả năm đề nhập có 375 khóa đáp án Nghe/Đọc; đề 131 thiếu đáp án và transcript nên đã được gỡ. 105 MP3 được đóng gói cùng ứng dụng. Viết và Nói lưu bài nhưng chưa được chấm tự động; bản ghi micro cần tải riêng. Bộ kiểm thử local trước khi phát hành gồm 404 unit test và 193 E2E trên Chromium, Firefox và WebKit, build 106 route và axe trên 19 màn. Migration gia cố quyền ghi cloud đã áp dụng trên Supabase production. PR #38 và smoke HTTPS đã đạt cho commit ứng dụng ff8faef; đồng bộ hai thiết bị, micro thật và thẩm định học liệu vẫn cần xác nhận; sáu đề nhập chỉ dùng học cá nhân của chủ dự án.</w:t>
+        <w:t>Bản code có năm đề nhập đủ bốn kỹ năng và hai đề tự biên soạn. Cả năm đề nhập có 375 khóa đáp án Nghe/Đọc; đề 131 thiếu đáp án và transcript nên đã được gỡ. 105 MP3 được đóng gói cùng ứng dụng. Viết và Nói lưu bài nhưng chưa được chấm tự động; bản ghi micro cần tải riêng. Bộ kiểm thử local trước khi phát hành gồm 404 unit test và 194 E2E trên Chromium, Firefox và WebKit, build 106 route và axe trên 19 màn. Migration gia cố quyền ghi cloud đã áp dụng trên Supabase production. PR #38 và smoke HTTPS đã đạt cho commit ứng dụng ff8faef; đồng bộ hai thiết bị, micro thật và thẩm định học liệu vẫn cần xác nhận; sáu đề nhập chỉ dùng học cá nhân của chủ dự án.</w:t>
       </w:r>
     </w:p>
     <w:p>
@@ -662,7 +662,7 @@
           <w:color w:val="211D20"/>
           <w:sz w:val="20"/>
         </w:rPr>
-        <w:t xml:space="preserve"> đạt 81 unit và 44 E2E. Bản làm việc hiện tại đạt 404 unit và 193 E2E trên cùng ba engine sau khi hoàn tất kiểm thử. Chưa có nghiệm thu trên iOS hoặc Android thật.</w:t>
+        <w:t xml:space="preserve"> đạt 81 unit và 44 E2E. Bản làm việc hiện tại đạt 404 unit và 194 E2E trên cùng ba engine sau khi hoàn tất kiểm thử. Chưa có nghiệm thu trên iOS hoặc Android thật.</w:t>
       </w:r>
     </w:p>
     <w:p>
@@ -5364,7 +5364,7 @@
           <w:color w:val="211D20"/>
           <w:sz w:val="20"/>
         </w:rPr>
-        <w:t xml:space="preserve">Bản sáu đề ngày 07/10/2026: ESLint, TypeScript, 404/404 Vitest, build 106 route và audit production dependency đều đạt. Playwright có 193 ca trên bản production local: 185 Chromium, 4 Firefox, 4 WebKit. Sau khi thêm phòng thi mô phỏng và công cụ luyện đề, lượt Chromium đầy đủ đạt 185/185 (cập nhật 09/10/2026 sau khi dựng lại phòng thi; 11 ca cloud cần bản build có hai biến Supabase giả như CI đặt); Firefox và WebKit chưa chạy lại cho thay đổi này. Axe kiểm tra 19 màn, gồm kho đề và Review 13/09. Hai lượt CI của nhánh/PR #38 đạt; Vercel phục vụ SHA </w:t>
+        <w:t xml:space="preserve">Bản sáu đề ngày 07/10/2026: ESLint, TypeScript, 404/404 Vitest, build 106 route và audit production dependency đều đạt. Playwright có 194 ca trên bản production local: 186 Chromium, 4 Firefox, 4 WebKit. Sau khi thêm phòng thi mô phỏng và công cụ luyện đề, lượt Chromium đầy đủ đạt 186/186 (cập nhật 09/10/2026 sau khi dựng lại phòng thi; 11 ca cloud cần bản build có hai biến Supabase giả như CI đặt); Firefox và WebKit chưa chạy lại cho thay đổi này. Axe kiểm tra 19 màn, gồm kho đề và Review 13/09. Hai lượt CI của nhánh/PR #38 đạt; Vercel phục vụ SHA </w:t>
       </w:r>
       <w:r>
         <w:rPr>

--- a/docs/Bao-cao-ban-giao-May-VSTEP.docx
+++ b/docs/Bao-cao-ban-giao-May-VSTEP.docx
@@ -7042,7 +7042,7 @@
                 <w:color w:val="211D20"/>
                 <w:sz w:val="16"/>
               </w:rPr>
-              <w:t>Chưa làm</w:t>
+              <w:t>Có, bằng AI (Gemini), điểm là ước lượng</w:t>
             </w:r>
           </w:p>
         </w:tc>
@@ -7067,8 +7067,34 @@
                 <w:color w:val="211D20"/>
                 <w:sz w:val="16"/>
               </w:rPr>
-              <w:t>Người học chỉ tự kiểm tra; không có điểm hoặc phản hồi cá nhân sâu</w:t>
+              <w:t xml:space="preserve">Chấm theo bốn/năm tiêu chí kèm lỗi trích từ bài; chưa có người chấm để so, lần đo đầu không tiêu chí nào qua ngưỡng nên cổng điểm giữ đóng; chi tiết ở </w:t>
             </w:r>
+            <w:hyperlink r:id="rId17">
+              <w:r>
+                <w:rPr>
+                  <w:color w:val="C93B72"/>
+                  <w:u w:val="single"/>
+                </w:rPr>
+                <w:t>BAN-GIAO-CHO-AGENT.md</w:t>
+              </w:r>
+            </w:hyperlink>
+            <w:r>
+              <w:rPr>
+                <w:rFonts w:ascii="Arial" w:hAnsi="Arial" w:eastAsia="Arial"/>
+                <w:color w:val="211D20"/>
+                <w:sz w:val="16"/>
+              </w:rPr>
+              <w:t xml:space="preserve"> và </w:t>
+            </w:r>
+            <w:hyperlink r:id="rId14">
+              <w:r>
+                <w:rPr>
+                  <w:color w:val="C93B72"/>
+                  <w:u w:val="single"/>
+                </w:rPr>
+                <w:t>PLAN-CHAM-AI.md</w:t>
+              </w:r>
+            </w:hyperlink>
           </w:p>
         </w:tc>
       </w:tr>

--- a/docs/Bao-cao-ban-giao-May-VSTEP.docx
+++ b/docs/Bao-cao-ban-giao-May-VSTEP.docx
@@ -443,7 +443,7 @@
           <w:color w:val="211D20"/>
           <w:sz w:val="22"/>
         </w:rPr>
-        <w:t>Bản code có năm đề nhập đủ bốn kỹ năng và hai đề tự biên soạn. Cả năm đề nhập có 375 khóa đáp án Nghe/Đọc; đề 131 thiếu đáp án và transcript nên đã được gỡ. 105 MP3 được đóng gói cùng ứng dụng. Viết và Nói lưu bài nhưng chưa được chấm tự động; bản ghi micro cần tải riêng. Bộ kiểm thử local trước khi phát hành gồm 404 unit test và 194 E2E trên Chromium, Firefox và WebKit, build 106 route và axe trên 19 màn. Migration gia cố quyền ghi cloud đã áp dụng trên Supabase production. PR #38 và smoke HTTPS đã đạt cho commit ứng dụng ff8faef; đồng bộ hai thiết bị, micro thật và thẩm định học liệu vẫn cần xác nhận; sáu đề nhập chỉ dùng học cá nhân của chủ dự án.</w:t>
+        <w:t>Bản code có năm đề nhập đủ bốn kỹ năng và hai đề tự biên soạn. Cả năm đề nhập có 375 khóa đáp án Nghe/Đọc; đề 131 thiếu đáp án và transcript nên đã được gỡ. 105 MP3 được đóng gói cùng ứng dụng. Viết và Nói lưu bài nhưng chưa được chấm tự động; bản ghi micro cần tải riêng. Bộ kiểm thử local trước khi phát hành gồm 404 unit test và 197 E2E trên Chromium, Firefox và WebKit, build 106 route và axe trên 19 màn. Migration gia cố quyền ghi cloud đã áp dụng trên Supabase production. PR #38 và smoke HTTPS đã đạt cho commit ứng dụng ff8faef; đồng bộ hai thiết bị, micro thật và thẩm định học liệu vẫn cần xác nhận; sáu đề nhập chỉ dùng học cá nhân của chủ dự án.</w:t>
       </w:r>
     </w:p>
     <w:p>
@@ -662,7 +662,7 @@
           <w:color w:val="211D20"/>
           <w:sz w:val="20"/>
         </w:rPr>
-        <w:t xml:space="preserve"> đạt 81 unit và 44 E2E. Bản làm việc hiện tại đạt 404 unit và 194 E2E trên cùng ba engine sau khi hoàn tất kiểm thử. Chưa có nghiệm thu trên iOS hoặc Android thật.</w:t>
+        <w:t xml:space="preserve"> đạt 81 unit và 44 E2E. Bản làm việc hiện tại đạt 404 unit và 197 E2E trên cùng ba engine sau khi hoàn tất kiểm thử. Chưa có nghiệm thu trên iOS hoặc Android thật.</w:t>
       </w:r>
     </w:p>
     <w:p>
@@ -5364,7 +5364,7 @@
           <w:color w:val="211D20"/>
           <w:sz w:val="20"/>
         </w:rPr>
-        <w:t xml:space="preserve">Bản sáu đề ngày 07/10/2026: ESLint, TypeScript, 404/404 Vitest, build 106 route và audit production dependency đều đạt. Playwright có 194 ca trên bản production local: 186 Chromium, 4 Firefox, 4 WebKit. Sau khi thêm phòng thi mô phỏng và công cụ luyện đề, lượt Chromium đầy đủ đạt 186/186 (cập nhật 09/10/2026 sau khi dựng lại phòng thi; 11 ca cloud cần bản build có hai biến Supabase giả như CI đặt); Firefox và WebKit chưa chạy lại cho thay đổi này. Axe kiểm tra 19 màn, gồm kho đề và Review 13/09. Hai lượt CI của nhánh/PR #38 đạt; Vercel phục vụ SHA </w:t>
+        <w:t xml:space="preserve">Bản sáu đề ngày 07/10/2026: ESLint, TypeScript, 404/404 Vitest, build 106 route và audit production dependency đều đạt. Playwright có 197 ca trên bản production local: 189 Chromium, 4 Firefox, 4 WebKit. Sau khi thêm phòng thi mô phỏng và công cụ luyện đề, lượt Chromium đầy đủ đạt 189/189 (cập nhật 09/10/2026 sau khi dựng lại phòng thi; 11 ca cloud cần bản build có hai biến Supabase giả như CI đặt); Firefox và WebKit chưa chạy lại cho thay đổi này. Axe kiểm tra 19 màn, gồm kho đề và Review 13/09. Hai lượt CI của nhánh/PR #38 đạt; Vercel phục vụ SHA </w:t>
       </w:r>
       <w:r>
         <w:rPr>

--- a/docs/Bao-cao-ban-giao-May-VSTEP.docx
+++ b/docs/Bao-cao-ban-giao-May-VSTEP.docx
@@ -443,7 +443,7 @@
           <w:color w:val="211D20"/>
           <w:sz w:val="22"/>
         </w:rPr>
-        <w:t>Bản code có năm đề nhập đủ bốn kỹ năng và hai đề tự biên soạn. Cả năm đề nhập có 375 khóa đáp án Nghe/Đọc; đề 131 thiếu đáp án và transcript nên đã được gỡ. 105 MP3 được đóng gói cùng ứng dụng. Viết và Nói lưu bài nhưng chưa được chấm tự động; bản ghi micro cần tải riêng. Bộ kiểm thử local trước khi phát hành gồm 404 unit test và 197 E2E trên Chromium, Firefox và WebKit, build 106 route và axe trên 19 màn. Migration gia cố quyền ghi cloud đã áp dụng trên Supabase production. PR #38 và smoke HTTPS đã đạt cho commit ứng dụng ff8faef; đồng bộ hai thiết bị, micro thật và thẩm định học liệu vẫn cần xác nhận; sáu đề nhập chỉ dùng học cá nhân của chủ dự án.</w:t>
+        <w:t>Bản code có năm đề nhập đủ bốn kỹ năng và hai đề tự biên soạn. Cả năm đề nhập có 375 khóa đáp án Nghe/Đọc; đề 131 thiếu đáp án và transcript nên đã được gỡ. 105 MP3 được đóng gói cùng ứng dụng. Viết và Nói lưu bài nhưng chưa được chấm tự động; bản ghi micro cần tải riêng. Bộ kiểm thử local trước khi phát hành gồm 410 unit test và 204 E2E trên Chromium, Firefox và WebKit, build 107 route và axe trên 19 màn. Migration gia cố quyền ghi cloud đã áp dụng trên Supabase production. PR #38 và smoke HTTPS đã đạt cho commit ứng dụng ff8faef; đồng bộ hai thiết bị, micro thật và thẩm định học liệu vẫn cần xác nhận; sáu đề nhập chỉ dùng học cá nhân của chủ dự án.</w:t>
       </w:r>
     </w:p>
     <w:p>
@@ -662,7 +662,7 @@
           <w:color w:val="211D20"/>
           <w:sz w:val="20"/>
         </w:rPr>
-        <w:t xml:space="preserve"> đạt 81 unit và 44 E2E. Bản làm việc hiện tại đạt 404 unit và 197 E2E trên cùng ba engine sau khi hoàn tất kiểm thử. Chưa có nghiệm thu trên iOS hoặc Android thật.</w:t>
+        <w:t xml:space="preserve"> đạt 81 unit và 44 E2E. Bản làm việc hiện tại đạt 410 unit và 204 E2E trên cùng ba engine sau khi hoàn tất kiểm thử. Chưa có nghiệm thu trên iOS hoặc Android thật.</w:t>
       </w:r>
     </w:p>
     <w:p>
@@ -5364,7 +5364,7 @@
           <w:color w:val="211D20"/>
           <w:sz w:val="20"/>
         </w:rPr>
-        <w:t xml:space="preserve">Bản sáu đề ngày 07/10/2026: ESLint, TypeScript, 404/404 Vitest, build 106 route và audit production dependency đều đạt. Playwright có 197 ca trên bản production local: 189 Chromium, 4 Firefox, 4 WebKit. Sau khi thêm phòng thi mô phỏng và công cụ luyện đề, lượt Chromium đầy đủ đạt 189/189 (cập nhật 09/10/2026 sau khi dựng lại phòng thi; 11 ca cloud cần bản build có hai biến Supabase giả như CI đặt); Firefox và WebKit chưa chạy lại cho thay đổi này. Axe kiểm tra 19 màn, gồm kho đề và Review 13/09. Hai lượt CI của nhánh/PR #38 đạt; Vercel phục vụ SHA </w:t>
+        <w:t xml:space="preserve">Bản sáu đề ngày 07/10/2026: ESLint, TypeScript, 410/410 Vitest, build 107 route và audit production dependency đều đạt. Playwright có 204 ca trên bản production local: 196 Chromium, 4 Firefox, 4 WebKit. Sau khi thêm phòng thi mô phỏng và công cụ luyện đề, lượt Chromium đầy đủ đạt 196/196 (cập nhật 09/10/2026 sau khi dựng lại phòng thi; 11 ca cloud cần bản build có hai biến Supabase giả như CI đặt); Firefox và WebKit chưa chạy lại cho thay đổi này. Axe kiểm tra 19 màn, gồm kho đề và Review 13/09. Hai lượt CI của nhánh/PR #38 đạt; Vercel phục vụ SHA </w:t>
       </w:r>
       <w:r>
         <w:rPr>

--- a/docs/Bao-cao-ban-giao-May-VSTEP.docx
+++ b/docs/Bao-cao-ban-giao-May-VSTEP.docx
@@ -443,7 +443,7 @@
           <w:color w:val="211D20"/>
           <w:sz w:val="22"/>
         </w:rPr>
-        <w:t>Bản code có năm đề nhập đủ bốn kỹ năng và hai đề tự biên soạn. Cả năm đề nhập có 375 khóa đáp án Nghe/Đọc; đề 131 thiếu đáp án và transcript nên đã được gỡ. 105 MP3 được đóng gói cùng ứng dụng. Viết và Nói lưu bài nhưng chưa được chấm tự động; bản ghi micro cần tải riêng. Bộ kiểm thử local trước khi phát hành gồm 410 unit test và 204 E2E trên Chromium, Firefox và WebKit, build 107 route và axe trên 19 màn. Migration gia cố quyền ghi cloud đã áp dụng trên Supabase production. PR #38 và smoke HTTPS đã đạt cho commit ứng dụng ff8faef; đồng bộ hai thiết bị, micro thật và thẩm định học liệu vẫn cần xác nhận; sáu đề nhập chỉ dùng học cá nhân của chủ dự án.</w:t>
+        <w:t>Bản code có năm đề nhập đủ bốn kỹ năng và hai đề tự biên soạn. Cả năm đề nhập có 375 khóa đáp án Nghe/Đọc; đề 131 thiếu đáp án và transcript nên đã được gỡ. 105 MP3 được đóng gói cùng ứng dụng. Viết và Nói lưu bài nhưng chưa được chấm tự động; bản ghi micro cần tải riêng. Bộ kiểm thử local trước khi phát hành gồm 415 unit test và 210 E2E trên Chromium, Firefox và WebKit, build 107 route và axe trên 19 màn. Migration gia cố quyền ghi cloud đã áp dụng trên Supabase production. PR #38 và smoke HTTPS đã đạt cho commit ứng dụng ff8faef; đồng bộ hai thiết bị, micro thật và thẩm định học liệu vẫn cần xác nhận; sáu đề nhập chỉ dùng học cá nhân của chủ dự án.</w:t>
       </w:r>
     </w:p>
     <w:p>
@@ -662,7 +662,7 @@
           <w:color w:val="211D20"/>
           <w:sz w:val="20"/>
         </w:rPr>
-        <w:t xml:space="preserve"> đạt 81 unit và 44 E2E. Bản làm việc hiện tại đạt 410 unit và 204 E2E trên cùng ba engine sau khi hoàn tất kiểm thử. Chưa có nghiệm thu trên iOS hoặc Android thật.</w:t>
+        <w:t xml:space="preserve"> đạt 81 unit và 44 E2E. Bản làm việc hiện tại đạt 415 unit và 210 E2E trên cùng ba engine sau khi hoàn tất kiểm thử. Chưa nghiệm thu trên máy thật của Gùa (Chrome hoặc Brave trên laptop); Safari/iOS ngoài phạm vi theo chủ dự án (12/10/2026).</w:t>
       </w:r>
     </w:p>
     <w:p>
@@ -5364,7 +5364,7 @@
           <w:color w:val="211D20"/>
           <w:sz w:val="20"/>
         </w:rPr>
-        <w:t xml:space="preserve">Bản sáu đề ngày 07/10/2026: ESLint, TypeScript, 410/410 Vitest, build 107 route và audit production dependency đều đạt. Playwright có 204 ca trên bản production local: 196 Chromium, 4 Firefox, 4 WebKit. Sau khi thêm phòng thi mô phỏng và công cụ luyện đề, lượt Chromium đầy đủ đạt 196/196 (cập nhật 09/10/2026 sau khi dựng lại phòng thi; 11 ca cloud cần bản build có hai biến Supabase giả như CI đặt); Firefox và WebKit chưa chạy lại cho thay đổi này. Axe kiểm tra 19 màn, gồm kho đề và Review 13/09. Hai lượt CI của nhánh/PR #38 đạt; Vercel phục vụ SHA </w:t>
+        <w:t xml:space="preserve">Bản sáu đề ngày 07/10/2026: ESLint, TypeScript, 415/415 Vitest, build 107 route và audit production dependency đều đạt. Playwright có 210 ca trên bản production local: 202 Chromium, 4 Firefox, 4 WebKit. Sau khi thêm phòng thi mô phỏng và công cụ luyện đề, lượt Chromium đầy đủ đạt 196/196 (09/10/2026); lượt mới nhất (12/10/2026, có thanh cuộn thật) đạt 200 và bỏ qua 2 ca chấm AI vì máy thử có khóa, CI không có khóa nên chạy đủ 202 (11 ca cloud cần bản build có hai biến Supabase giả như CI đặt); Firefox và WebKit chưa chạy lại cho thay đổi này. Axe kiểm tra 19 màn, gồm kho đề và Review 13/09. Hai lượt CI của nhánh/PR #38 đạt; Vercel phục vụ SHA </w:t>
       </w:r>
       <w:r>
         <w:rPr>
@@ -6372,7 +6372,7 @@
           <w:color w:val="211D20"/>
           <w:sz w:val="20"/>
         </w:rPr>
-        <w:t>Kiểm thử tự động không thay thế nghiệm thu trên iPhone/Safari, Android/Chrome, micro thật, loa/tai nghe thật hoặc đánh giá chuyên môn của giáo viên.</w:t>
+        <w:t>Kiểm thử tự động không thay thế nghiệm thu trên máy thật của Gùa (Chrome hoặc Brave trên laptop), micro thật, loa/tai nghe thật hoặc đánh giá chuyên môn của giáo viên. Safari/iOS ngoài phạm vi.</w:t>
       </w:r>
     </w:p>
     <w:p>
@@ -6741,7 +6741,7 @@
                 <w:color w:val="211D20"/>
                 <w:sz w:val="16"/>
               </w:rPr>
-              <w:t>Chưa xác nhận micro, giọng đọc, Safari/iOS và hành vi khi màn hình tắt</w:t>
+              <w:t>Chưa xác nhận micro, giọng đọc và hành vi khi màn hình tắt trên Chrome/Brave của Gùa; Safari/iOS ngoài phạm vi</w:t>
             </w:r>
           </w:p>
         </w:tc>
@@ -8821,7 +8821,7 @@
           <w:color w:val="211D20"/>
           <w:sz w:val="20"/>
         </w:rPr>
-        <w:t xml:space="preserve"> Thử iPhone hoặc Safari hay Android hoặc Chrome thực tế, máy tính chính, tai nghe, micro, speech synthesis, reload giữa bài và màn hình tắt. Tiêu chí đạt là hoàn thành một bài Nói, một bài Nghe, một mini exam và tải lại không mất dữ liệu.</w:t>
+        <w:t xml:space="preserve"> Thử Chrome hoặc Brave trên máy tính chính, tai nghe, micro, giọng đọc, reload giữa bài và màn hình tắt. Tiêu chí đạt là hoàn thành một bài Nói, một bài Nghe, một mini exam và tải lại không mất dữ liệu.</w:t>
       </w:r>
     </w:p>
     <w:p>
